--- a/docs/draft/roadmap.docx
+++ b/docs/draft/roadmap.docx
@@ -1,6 +1,6 @@
 
 <file path=word/document.xml><?xml version="1.0" encoding="utf-8"?>
-<w:document xmlns:wpc="http://schemas.microsoft.com/office/word/2010/wordprocessingCanvas" xmlns:cx="http://schemas.microsoft.com/office/drawing/2014/chartex" xmlns:cx1="http://schemas.microsoft.com/office/drawing/2015/9/8/chartex" xmlns:cx2="http://schemas.microsoft.com/office/drawing/2015/10/21/chartex" xmlns:cx3="http://schemas.microsoft.com/office/drawing/2016/5/9/chartex" xmlns:cx4="http://schemas.microsoft.com/office/drawing/2016/5/10/chartex" xmlns:cx5="http://schemas.microsoft.com/office/drawing/2016/5/11/chartex" xmlns:cx6="http://schemas.microsoft.com/office/drawing/2016/5/12/chartex" xmlns:cx7="http://schemas.microsoft.com/office/drawing/2016/5/13/chartex" xmlns:cx8="http://schemas.microsoft.com/office/drawing/2016/5/14/chartex" xmlns:mc="http://schemas.openxmlformats.org/markup-compatibility/2006" xmlns:aink="http://schemas.microsoft.com/office/drawing/2016/ink" xmlns:am3d="http://schemas.microsoft.com/office/drawing/2017/model3d" xmlns:o="urn:schemas-microsoft-com:office:office" xmlns:oel="http://schemas.microsoft.com/office/2019/extlst" xmlns:r="http://schemas.openxmlformats.org/officeDocument/2006/relationships" xmlns:m="http://schemas.openxmlformats.org/officeDocument/2006/math" xmlns:v="urn:schemas-microsoft-com:vml" xmlns:wp14="http://schemas.microsoft.com/office/word/2010/wordprocessingDrawing" xmlns:wp="http://schemas.openxmlformats.org/drawingml/2006/wordprocessingDrawing" xmlns:w10="urn:schemas-microsoft-com:office:word" xmlns:w="http://schemas.openxmlformats.org/wordprocessingml/2006/main" xmlns:w14="http://schemas.microsoft.com/office/word/2010/wordml" xmlns:w15="http://schemas.microsoft.com/office/word/2012/wordml" xmlns:w16cei="http://schemas.microsoft.com/office/word/2026/wordml/cei" xmlns:w16cex="http://schemas.microsoft.com/office/word/2018/wordml/cex" xmlns:w16cid="http://schemas.microsoft.com/office/word/2016/wordml/cid" xmlns:w16="http://schemas.microsoft.com/office/word/2018/wordml" xmlns:w16du="http://schemas.microsoft.com/office/word/2023/wordml/word16du" xmlns:w16sdtdh="http://schemas.microsoft.com/office/word/2020/wordml/sdtdatahash" xmlns:w16sdtfl="http://schemas.microsoft.com/office/word/2024/wordml/sdtformatlock" xmlns:w16se="http://schemas.microsoft.com/office/word/2015/wordml/symex" xmlns:wpg="http://schemas.microsoft.com/office/word/2010/wordprocessingGroup" xmlns:wpi="http://schemas.microsoft.com/office/word/2010/wordprocessingInk" xmlns:wne="http://schemas.microsoft.com/office/word/2006/wordml" xmlns:wps="http://schemas.microsoft.com/office/word/2010/wordprocessingShape" mc:Ignorable="w14 w15 w16se w16cid w16 w16cex w16sdtdh w16sdtfl w16du wp14">
+<w:document xmlns:wpc="http://schemas.microsoft.com/office/word/2010/wordprocessingCanvas" xmlns:cx="http://schemas.microsoft.com/office/drawing/2014/chartex" xmlns:cx1="http://schemas.microsoft.com/office/drawing/2015/9/8/chartex" xmlns:cx2="http://schemas.microsoft.com/office/drawing/2015/10/21/chartex" xmlns:cx3="http://schemas.microsoft.com/office/drawing/2016/5/9/chartex" xmlns:cx4="http://schemas.microsoft.com/office/drawing/2016/5/10/chartex" xmlns:cx5="http://schemas.microsoft.com/office/drawing/2016/5/11/chartex" xmlns:cx6="http://schemas.microsoft.com/office/drawing/2016/5/12/chartex" xmlns:cx7="http://schemas.microsoft.com/office/drawing/2016/5/13/chartex" xmlns:cx8="http://schemas.microsoft.com/office/drawing/2016/5/14/chartex" xmlns:mc="http://schemas.openxmlformats.org/markup-compatibility/2006" xmlns:aink="http://schemas.microsoft.com/office/drawing/2016/ink" xmlns:am3d="http://schemas.microsoft.com/office/drawing/2017/model3d" xmlns:o="urn:schemas-microsoft-com:office:office" xmlns:oel="http://schemas.microsoft.com/office/2019/extlst" xmlns:r="http://schemas.openxmlformats.org/officeDocument/2006/relationships" xmlns:m="http://schemas.openxmlformats.org/officeDocument/2006/math" xmlns:v="urn:schemas-microsoft-com:vml" xmlns:wp14="http://schemas.microsoft.com/office/word/2010/wordprocessingDrawing" xmlns:wp="http://schemas.openxmlformats.org/drawingml/2006/wordprocessingDrawing" xmlns:w10="urn:schemas-microsoft-com:office:word" xmlns:w="http://schemas.openxmlformats.org/wordprocessingml/2006/main" xmlns:w14="http://schemas.microsoft.com/office/word/2010/wordml" xmlns:w15="http://schemas.microsoft.com/office/word/2012/wordml" xmlns:w16cex="http://schemas.microsoft.com/office/word/2018/wordml/cex" xmlns:w16cid="http://schemas.microsoft.com/office/word/2016/wordml/cid" xmlns:w16="http://schemas.microsoft.com/office/word/2018/wordml" xmlns:w16du="http://schemas.microsoft.com/office/word/2023/wordml/word16du" xmlns:w16sdtdh="http://schemas.microsoft.com/office/word/2020/wordml/sdtdatahash" xmlns:w16sdtfl="http://schemas.microsoft.com/office/word/2024/wordml/sdtformatlock" xmlns:w16se="http://schemas.microsoft.com/office/word/2015/wordml/symex" xmlns:wpg="http://schemas.microsoft.com/office/word/2010/wordprocessingGroup" xmlns:wpi="http://schemas.microsoft.com/office/word/2010/wordprocessingInk" xmlns:wne="http://schemas.microsoft.com/office/word/2006/wordml" xmlns:wps="http://schemas.microsoft.com/office/word/2010/wordprocessingShape" mc:Ignorable="w14 w15 w16se w16cid w16 w16cex w16sdtdh w16sdtfl w16du wp14">
   <w:body>
     <w:p>
       <w:pPr>
@@ -23223,8 +23223,8 @@
           <w:b/>
           <w:bCs/>
           <w:noProof/>
-          <w:sz w:val="24"/>
-          <w:szCs w:val="24"/>
+          <w:sz w:val="32"/>
+          <w:szCs w:val="32"/>
           <w:u w:val="single"/>
           <w:lang w:val="tr-TR"/>
         </w:rPr>
@@ -23234,8 +23234,8 @@
           <w:b/>
           <w:bCs/>
           <w:noProof/>
-          <w:sz w:val="24"/>
-          <w:szCs w:val="24"/>
+          <w:sz w:val="32"/>
+          <w:szCs w:val="32"/>
           <w:u w:val="single"/>
           <w:lang w:val="tr-TR"/>
         </w:rPr>
@@ -23246,13 +23246,27 @@
           <w:b/>
           <w:bCs/>
           <w:noProof/>
-          <w:sz w:val="24"/>
-          <w:szCs w:val="24"/>
+          <w:sz w:val="32"/>
+          <w:szCs w:val="32"/>
           <w:u w:val="single"/>
           <w:lang w:val="tr-TR"/>
         </w:rPr>
         <w:t>:</w:t>
       </w:r>
+    </w:p>
+    <w:p>
+      <w:pPr>
+        <w:spacing w:after="0" w:line="240" w:lineRule="auto"/>
+        <w:rPr>
+          <w:b/>
+          <w:bCs/>
+          <w:noProof/>
+          <w:sz w:val="32"/>
+          <w:szCs w:val="32"/>
+          <w:u w:val="single"/>
+          <w:lang w:val="tr-TR"/>
+        </w:rPr>
+      </w:pPr>
     </w:p>
     <w:p>
       <w:pPr>
@@ -23519,33 +23533,11 @@
       <w:pPr>
         <w:spacing w:after="0" w:line="240" w:lineRule="auto"/>
         <w:rPr>
-          <w:noProof/>
-          <w:sz w:val="24"/>
-          <w:szCs w:val="24"/>
-          <w:lang w:val="tr-TR"/>
-        </w:rPr>
-      </w:pPr>
-    </w:p>
-    <w:p>
-      <w:pPr>
-        <w:spacing w:after="0" w:line="240" w:lineRule="auto"/>
-        <w:rPr>
-          <w:noProof/>
-          <w:sz w:val="24"/>
-          <w:szCs w:val="24"/>
-          <w:lang w:val="tr-TR"/>
-        </w:rPr>
-      </w:pPr>
-    </w:p>
-    <w:p>
-      <w:pPr>
-        <w:spacing w:after="0" w:line="240" w:lineRule="auto"/>
-        <w:rPr>
-          <w:b/>
-          <w:bCs/>
-          <w:noProof/>
-          <w:sz w:val="24"/>
-          <w:szCs w:val="24"/>
+          <w:b/>
+          <w:bCs/>
+          <w:noProof/>
+          <w:sz w:val="32"/>
+          <w:szCs w:val="32"/>
           <w:u w:val="single"/>
           <w:lang w:val="tr-TR"/>
         </w:rPr>
@@ -23555,8 +23547,8 @@
           <w:b/>
           <w:bCs/>
           <w:noProof/>
-          <w:sz w:val="24"/>
-          <w:szCs w:val="24"/>
+          <w:sz w:val="32"/>
+          <w:szCs w:val="32"/>
           <w:u w:val="single"/>
           <w:lang w:val="tr-TR"/>
         </w:rPr>
@@ -23689,8 +23681,8 @@
           <w:b/>
           <w:bCs/>
           <w:noProof/>
-          <w:sz w:val="24"/>
-          <w:szCs w:val="24"/>
+          <w:sz w:val="32"/>
+          <w:szCs w:val="32"/>
           <w:u w:val="single"/>
           <w:lang w:val="tr-TR"/>
         </w:rPr>
@@ -23700,8 +23692,8 @@
           <w:b/>
           <w:bCs/>
           <w:noProof/>
-          <w:sz w:val="24"/>
-          <w:szCs w:val="24"/>
+          <w:sz w:val="32"/>
+          <w:szCs w:val="32"/>
           <w:u w:val="single"/>
           <w:lang w:val="tr-TR"/>
         </w:rPr>
@@ -24759,54 +24751,5581 @@
     <w:p>
       <w:pPr>
         <w:spacing w:after="0" w:line="240" w:lineRule="auto"/>
-        <w:ind w:left="720"/>
-        <w:rPr>
-          <w:noProof/>
-          <w:sz w:val="24"/>
-          <w:szCs w:val="24"/>
-          <w:lang w:val="tr-TR"/>
-        </w:rPr>
-      </w:pPr>
-    </w:p>
-    <w:p>
-      <w:pPr>
-        <w:spacing w:after="0" w:line="240" w:lineRule="auto"/>
-        <w:rPr>
-          <w:noProof/>
-          <w:sz w:val="24"/>
-          <w:szCs w:val="24"/>
-        </w:rPr>
-      </w:pPr>
-    </w:p>
-    <w:p>
-      <w:pPr>
-        <w:spacing w:after="0" w:line="240" w:lineRule="auto"/>
-        <w:rPr>
-          <w:noProof/>
-          <w:sz w:val="24"/>
-          <w:szCs w:val="24"/>
-        </w:rPr>
-      </w:pPr>
-    </w:p>
-    <w:p>
-      <w:pPr>
-        <w:spacing w:after="0" w:line="240" w:lineRule="auto"/>
-        <w:rPr>
-          <w:noProof/>
-          <w:sz w:val="24"/>
-          <w:szCs w:val="24"/>
-        </w:rPr>
-      </w:pPr>
-    </w:p>
-    <w:p>
-      <w:pPr>
-        <w:spacing w:after="0" w:line="240" w:lineRule="auto"/>
-        <w:rPr>
-          <w:noProof/>
-          <w:sz w:val="24"/>
-          <w:szCs w:val="24"/>
-        </w:rPr>
-      </w:pPr>
+        <w:rPr>
+          <w:noProof/>
+          <w:sz w:val="24"/>
+          <w:szCs w:val="24"/>
+        </w:rPr>
+      </w:pPr>
+    </w:p>
+    <w:p>
+      <w:pPr>
+        <w:spacing w:after="0" w:line="240" w:lineRule="auto"/>
+        <w:rPr>
+          <w:noProof/>
+          <w:sz w:val="24"/>
+          <w:szCs w:val="24"/>
+        </w:rPr>
+      </w:pPr>
+    </w:p>
+    <w:p>
+      <w:pPr>
+        <w:spacing w:after="0" w:line="240" w:lineRule="auto"/>
+        <w:rPr>
+          <w:noProof/>
+          <w:sz w:val="24"/>
+          <w:szCs w:val="24"/>
+        </w:rPr>
+      </w:pPr>
+    </w:p>
+    <w:p>
+      <w:pPr>
+        <w:spacing w:after="0" w:line="240" w:lineRule="auto"/>
+        <w:rPr>
+          <w:noProof/>
+          <w:sz w:val="24"/>
+          <w:szCs w:val="24"/>
+        </w:rPr>
+      </w:pPr>
+    </w:p>
+    <w:p>
+      <w:pPr>
+        <w:spacing w:after="0" w:line="240" w:lineRule="auto"/>
+        <w:rPr>
+          <w:noProof/>
+          <w:sz w:val="24"/>
+          <w:szCs w:val="24"/>
+        </w:rPr>
+      </w:pPr>
+    </w:p>
+    <w:p>
+      <w:pPr>
+        <w:spacing w:after="0" w:line="240" w:lineRule="auto"/>
+        <w:rPr>
+          <w:b/>
+          <w:bCs/>
+          <w:noProof/>
+          <w:sz w:val="32"/>
+          <w:szCs w:val="32"/>
+          <w:u w:val="single"/>
+        </w:rPr>
+      </w:pPr>
+      <w:r>
+        <w:rPr>
+          <w:b/>
+          <w:bCs/>
+          <w:noProof/>
+          <w:sz w:val="32"/>
+          <w:szCs w:val="32"/>
+          <w:u w:val="single"/>
+        </w:rPr>
+        <w:t>Standard Demo Contract:</w:t>
+      </w:r>
+    </w:p>
+    <w:p>
+      <w:pPr>
+        <w:spacing w:after="0" w:line="240" w:lineRule="auto"/>
+        <w:rPr>
+          <w:noProof/>
+          <w:sz w:val="24"/>
+          <w:szCs w:val="24"/>
+        </w:rPr>
+      </w:pPr>
+    </w:p>
+    <w:p>
+      <w:pPr>
+        <w:spacing w:after="0" w:line="240" w:lineRule="auto"/>
+        <w:rPr>
+          <w:noProof/>
+          <w:sz w:val="24"/>
+          <w:szCs w:val="24"/>
+        </w:rPr>
+      </w:pPr>
+      <w:r>
+        <w:rPr>
+          <w:noProof/>
+          <w:sz w:val="24"/>
+          <w:szCs w:val="24"/>
+        </w:rPr>
+        <w:t>1. Configuration</w:t>
+      </w:r>
+    </w:p>
+    <w:p>
+      <w:pPr>
+        <w:spacing w:after="0" w:line="240" w:lineRule="auto"/>
+        <w:rPr>
+          <w:noProof/>
+          <w:sz w:val="24"/>
+          <w:szCs w:val="24"/>
+        </w:rPr>
+      </w:pPr>
+      <w:r>
+        <w:rPr>
+          <w:noProof/>
+          <w:sz w:val="24"/>
+          <w:szCs w:val="24"/>
+        </w:rPr>
+        <w:t xml:space="preserve">       ↓</w:t>
+      </w:r>
+    </w:p>
+    <w:p>
+      <w:pPr>
+        <w:spacing w:after="0" w:line="240" w:lineRule="auto"/>
+        <w:rPr>
+          <w:noProof/>
+          <w:sz w:val="24"/>
+          <w:szCs w:val="24"/>
+        </w:rPr>
+      </w:pPr>
+      <w:r>
+        <w:rPr>
+          <w:noProof/>
+          <w:sz w:val="24"/>
+          <w:szCs w:val="24"/>
+        </w:rPr>
+        <w:t>2. Load dataset</w:t>
+      </w:r>
+    </w:p>
+    <w:p>
+      <w:pPr>
+        <w:spacing w:after="0" w:line="240" w:lineRule="auto"/>
+        <w:rPr>
+          <w:noProof/>
+          <w:sz w:val="24"/>
+          <w:szCs w:val="24"/>
+        </w:rPr>
+      </w:pPr>
+      <w:r>
+        <w:rPr>
+          <w:noProof/>
+          <w:sz w:val="24"/>
+          <w:szCs w:val="24"/>
+        </w:rPr>
+        <w:t xml:space="preserve">       ↓</w:t>
+      </w:r>
+    </w:p>
+    <w:p>
+      <w:pPr>
+        <w:spacing w:after="0" w:line="240" w:lineRule="auto"/>
+        <w:rPr>
+          <w:noProof/>
+          <w:sz w:val="24"/>
+          <w:szCs w:val="24"/>
+        </w:rPr>
+      </w:pPr>
+      <w:r>
+        <w:rPr>
+          <w:noProof/>
+          <w:sz w:val="24"/>
+          <w:szCs w:val="24"/>
+        </w:rPr>
+        <w:t>3. Select model</w:t>
+      </w:r>
+    </w:p>
+    <w:p>
+      <w:pPr>
+        <w:spacing w:after="0" w:line="240" w:lineRule="auto"/>
+        <w:rPr>
+          <w:noProof/>
+          <w:sz w:val="24"/>
+          <w:szCs w:val="24"/>
+        </w:rPr>
+      </w:pPr>
+      <w:r>
+        <w:rPr>
+          <w:noProof/>
+          <w:sz w:val="24"/>
+          <w:szCs w:val="24"/>
+        </w:rPr>
+        <w:t xml:space="preserve">       ↓</w:t>
+      </w:r>
+    </w:p>
+    <w:p>
+      <w:pPr>
+        <w:spacing w:after="0" w:line="240" w:lineRule="auto"/>
+        <w:rPr>
+          <w:noProof/>
+          <w:sz w:val="24"/>
+          <w:szCs w:val="24"/>
+        </w:rPr>
+      </w:pPr>
+      <w:r>
+        <w:rPr>
+          <w:noProof/>
+          <w:sz w:val="24"/>
+          <w:szCs w:val="24"/>
+        </w:rPr>
+        <w:t>4. Fit / forecast</w:t>
+      </w:r>
+    </w:p>
+    <w:p>
+      <w:pPr>
+        <w:spacing w:after="0" w:line="240" w:lineRule="auto"/>
+        <w:rPr>
+          <w:noProof/>
+          <w:sz w:val="24"/>
+          <w:szCs w:val="24"/>
+        </w:rPr>
+      </w:pPr>
+      <w:r>
+        <w:rPr>
+          <w:noProof/>
+          <w:sz w:val="24"/>
+          <w:szCs w:val="24"/>
+        </w:rPr>
+        <w:t xml:space="preserve">       ↓</w:t>
+      </w:r>
+    </w:p>
+    <w:p>
+      <w:pPr>
+        <w:spacing w:after="0" w:line="240" w:lineRule="auto"/>
+        <w:rPr>
+          <w:noProof/>
+          <w:sz w:val="24"/>
+          <w:szCs w:val="24"/>
+        </w:rPr>
+      </w:pPr>
+      <w:r>
+        <w:rPr>
+          <w:noProof/>
+          <w:sz w:val="24"/>
+          <w:szCs w:val="24"/>
+        </w:rPr>
+        <w:t>5. Create result directory</w:t>
+      </w:r>
+    </w:p>
+    <w:p>
+      <w:pPr>
+        <w:spacing w:after="0" w:line="240" w:lineRule="auto"/>
+        <w:rPr>
+          <w:noProof/>
+          <w:sz w:val="24"/>
+          <w:szCs w:val="24"/>
+        </w:rPr>
+      </w:pPr>
+      <w:r>
+        <w:rPr>
+          <w:noProof/>
+          <w:sz w:val="24"/>
+          <w:szCs w:val="24"/>
+        </w:rPr>
+        <w:t xml:space="preserve">       ↓</w:t>
+      </w:r>
+    </w:p>
+    <w:p>
+      <w:pPr>
+        <w:spacing w:after="0" w:line="240" w:lineRule="auto"/>
+        <w:rPr>
+          <w:noProof/>
+          <w:sz w:val="24"/>
+          <w:szCs w:val="24"/>
+        </w:rPr>
+      </w:pPr>
+      <w:r>
+        <w:rPr>
+          <w:noProof/>
+          <w:sz w:val="24"/>
+          <w:szCs w:val="24"/>
+        </w:rPr>
+        <w:t>6. Create Experiment</w:t>
+      </w:r>
+    </w:p>
+    <w:p>
+      <w:pPr>
+        <w:spacing w:after="0" w:line="240" w:lineRule="auto"/>
+        <w:rPr>
+          <w:noProof/>
+          <w:sz w:val="24"/>
+          <w:szCs w:val="24"/>
+        </w:rPr>
+      </w:pPr>
+      <w:r>
+        <w:rPr>
+          <w:noProof/>
+          <w:sz w:val="24"/>
+          <w:szCs w:val="24"/>
+        </w:rPr>
+        <w:t xml:space="preserve">       ↓</w:t>
+      </w:r>
+    </w:p>
+    <w:p>
+      <w:pPr>
+        <w:spacing w:after="0" w:line="240" w:lineRule="auto"/>
+        <w:rPr>
+          <w:noProof/>
+          <w:sz w:val="24"/>
+          <w:szCs w:val="24"/>
+        </w:rPr>
+      </w:pPr>
+      <w:r>
+        <w:rPr>
+          <w:noProof/>
+          <w:sz w:val="24"/>
+          <w:szCs w:val="24"/>
+        </w:rPr>
+        <w:t>7. Register Experiment</w:t>
+      </w:r>
+    </w:p>
+    <w:p>
+      <w:pPr>
+        <w:spacing w:after="0" w:line="240" w:lineRule="auto"/>
+        <w:rPr>
+          <w:noProof/>
+          <w:sz w:val="24"/>
+          <w:szCs w:val="24"/>
+        </w:rPr>
+      </w:pPr>
+      <w:r>
+        <w:rPr>
+          <w:noProof/>
+          <w:sz w:val="24"/>
+          <w:szCs w:val="24"/>
+        </w:rPr>
+        <w:t xml:space="preserve">       ↓</w:t>
+      </w:r>
+    </w:p>
+    <w:p>
+      <w:pPr>
+        <w:spacing w:after="0" w:line="240" w:lineRule="auto"/>
+        <w:rPr>
+          <w:noProof/>
+          <w:sz w:val="24"/>
+          <w:szCs w:val="24"/>
+        </w:rPr>
+      </w:pPr>
+      <w:r>
+        <w:rPr>
+          <w:noProof/>
+          <w:sz w:val="24"/>
+          <w:szCs w:val="24"/>
+        </w:rPr>
+        <w:t>8. Create ForecastPlot</w:t>
+      </w:r>
+    </w:p>
+    <w:p>
+      <w:pPr>
+        <w:spacing w:after="0" w:line="240" w:lineRule="auto"/>
+        <w:rPr>
+          <w:noProof/>
+          <w:sz w:val="24"/>
+          <w:szCs w:val="24"/>
+        </w:rPr>
+      </w:pPr>
+      <w:r>
+        <w:rPr>
+          <w:noProof/>
+          <w:sz w:val="24"/>
+          <w:szCs w:val="24"/>
+        </w:rPr>
+        <w:t xml:space="preserve">       ↓</w:t>
+      </w:r>
+    </w:p>
+    <w:p>
+      <w:pPr>
+        <w:spacing w:after="0" w:line="240" w:lineRule="auto"/>
+        <w:rPr>
+          <w:noProof/>
+          <w:sz w:val="24"/>
+          <w:szCs w:val="24"/>
+        </w:rPr>
+      </w:pPr>
+      <w:r>
+        <w:rPr>
+          <w:noProof/>
+          <w:sz w:val="24"/>
+          <w:szCs w:val="24"/>
+        </w:rPr>
+        <w:t>9. Save forecast.png</w:t>
+      </w:r>
+    </w:p>
+    <w:p>
+      <w:pPr>
+        <w:spacing w:after="0" w:line="240" w:lineRule="auto"/>
+        <w:rPr>
+          <w:noProof/>
+          <w:sz w:val="24"/>
+          <w:szCs w:val="24"/>
+        </w:rPr>
+      </w:pPr>
+      <w:r>
+        <w:rPr>
+          <w:noProof/>
+          <w:sz w:val="24"/>
+          <w:szCs w:val="24"/>
+        </w:rPr>
+        <w:t xml:space="preserve">       ↓</w:t>
+      </w:r>
+    </w:p>
+    <w:p>
+      <w:pPr>
+        <w:spacing w:after="0" w:line="240" w:lineRule="auto"/>
+        <w:rPr>
+          <w:noProof/>
+          <w:sz w:val="24"/>
+          <w:szCs w:val="24"/>
+        </w:rPr>
+      </w:pPr>
+      <w:r>
+        <w:rPr>
+          <w:noProof/>
+          <w:sz w:val="24"/>
+          <w:szCs w:val="24"/>
+        </w:rPr>
+        <w:t>10. Save forecast.json</w:t>
+      </w:r>
+    </w:p>
+    <w:p>
+      <w:pPr>
+        <w:spacing w:after="0" w:line="240" w:lineRule="auto"/>
+        <w:rPr>
+          <w:noProof/>
+          <w:sz w:val="24"/>
+          <w:szCs w:val="24"/>
+        </w:rPr>
+      </w:pPr>
+      <w:r>
+        <w:rPr>
+          <w:noProof/>
+          <w:sz w:val="24"/>
+          <w:szCs w:val="24"/>
+        </w:rPr>
+        <w:t xml:space="preserve">       ↓</w:t>
+      </w:r>
+    </w:p>
+    <w:p>
+      <w:pPr>
+        <w:spacing w:after="0" w:line="240" w:lineRule="auto"/>
+        <w:rPr>
+          <w:noProof/>
+          <w:sz w:val="24"/>
+          <w:szCs w:val="24"/>
+        </w:rPr>
+      </w:pPr>
+      <w:r>
+        <w:rPr>
+          <w:noProof/>
+          <w:sz w:val="24"/>
+          <w:szCs w:val="24"/>
+        </w:rPr>
+        <w:t>11. Save evaluation.json</w:t>
+      </w:r>
+    </w:p>
+    <w:p>
+      <w:pPr>
+        <w:spacing w:after="0" w:line="240" w:lineRule="auto"/>
+        <w:rPr>
+          <w:noProof/>
+          <w:sz w:val="24"/>
+          <w:szCs w:val="24"/>
+        </w:rPr>
+      </w:pPr>
+      <w:r>
+        <w:rPr>
+          <w:noProof/>
+          <w:sz w:val="24"/>
+          <w:szCs w:val="24"/>
+        </w:rPr>
+        <w:t xml:space="preserve">       ↓</w:t>
+      </w:r>
+    </w:p>
+    <w:p>
+      <w:pPr>
+        <w:spacing w:after="0" w:line="240" w:lineRule="auto"/>
+        <w:rPr>
+          <w:noProof/>
+          <w:sz w:val="24"/>
+          <w:szCs w:val="24"/>
+        </w:rPr>
+      </w:pPr>
+      <w:r>
+        <w:rPr>
+          <w:noProof/>
+          <w:sz w:val="24"/>
+          <w:szCs w:val="24"/>
+        </w:rPr>
+        <w:t>12. Save experiment.json</w:t>
+      </w:r>
+    </w:p>
+    <w:p>
+      <w:pPr>
+        <w:spacing w:after="0" w:line="240" w:lineRule="auto"/>
+        <w:rPr>
+          <w:noProof/>
+          <w:sz w:val="24"/>
+          <w:szCs w:val="24"/>
+        </w:rPr>
+      </w:pPr>
+      <w:r>
+        <w:rPr>
+          <w:noProof/>
+          <w:sz w:val="24"/>
+          <w:szCs w:val="24"/>
+        </w:rPr>
+        <w:t xml:space="preserve">       ↓</w:t>
+      </w:r>
+    </w:p>
+    <w:p>
+      <w:pPr>
+        <w:spacing w:after="0" w:line="240" w:lineRule="auto"/>
+        <w:rPr>
+          <w:noProof/>
+          <w:sz w:val="24"/>
+          <w:szCs w:val="24"/>
+        </w:rPr>
+      </w:pPr>
+      <w:r>
+        <w:rPr>
+          <w:noProof/>
+          <w:sz w:val="24"/>
+          <w:szCs w:val="24"/>
+        </w:rPr>
+        <w:t>13. Save report.txt</w:t>
+      </w:r>
+    </w:p>
+    <w:p>
+      <w:pPr>
+        <w:spacing w:after="0" w:line="240" w:lineRule="auto"/>
+        <w:rPr>
+          <w:noProof/>
+          <w:sz w:val="24"/>
+          <w:szCs w:val="24"/>
+        </w:rPr>
+      </w:pPr>
+      <w:r>
+        <w:rPr>
+          <w:noProof/>
+          <w:sz w:val="24"/>
+          <w:szCs w:val="24"/>
+        </w:rPr>
+        <w:t xml:space="preserve">       ↓</w:t>
+      </w:r>
+    </w:p>
+    <w:p>
+      <w:pPr>
+        <w:spacing w:after="0" w:line="240" w:lineRule="auto"/>
+        <w:rPr>
+          <w:noProof/>
+          <w:sz w:val="24"/>
+          <w:szCs w:val="24"/>
+        </w:rPr>
+      </w:pPr>
+      <w:r>
+        <w:rPr>
+          <w:noProof/>
+          <w:sz w:val="24"/>
+          <w:szCs w:val="24"/>
+        </w:rPr>
+        <w:t>14. Console summary</w:t>
+      </w:r>
+    </w:p>
+    <w:p>
+      <w:pPr>
+        <w:spacing w:after="0" w:line="240" w:lineRule="auto"/>
+        <w:rPr>
+          <w:noProof/>
+          <w:sz w:val="24"/>
+          <w:szCs w:val="24"/>
+        </w:rPr>
+      </w:pPr>
+    </w:p>
+    <w:p>
+      <w:pPr>
+        <w:spacing w:after="0" w:line="240" w:lineRule="auto"/>
+        <w:rPr>
+          <w:noProof/>
+          <w:sz w:val="24"/>
+          <w:szCs w:val="24"/>
+        </w:rPr>
+      </w:pPr>
+    </w:p>
+    <w:p>
+      <w:pPr>
+        <w:spacing w:after="0" w:line="240" w:lineRule="auto"/>
+        <w:rPr>
+          <w:noProof/>
+          <w:sz w:val="24"/>
+          <w:szCs w:val="24"/>
+        </w:rPr>
+      </w:pPr>
+    </w:p>
+    <w:p>
+      <w:pPr>
+        <w:spacing w:after="0" w:line="240" w:lineRule="auto"/>
+        <w:rPr>
+          <w:noProof/>
+          <w:sz w:val="24"/>
+          <w:szCs w:val="24"/>
+        </w:rPr>
+      </w:pPr>
+    </w:p>
+    <w:p>
+      <w:pPr>
+        <w:spacing w:after="0" w:line="240" w:lineRule="auto"/>
+        <w:rPr>
+          <w:noProof/>
+          <w:sz w:val="24"/>
+          <w:szCs w:val="24"/>
+        </w:rPr>
+      </w:pPr>
+    </w:p>
+    <w:p>
+      <w:pPr>
+        <w:spacing w:after="0" w:line="240" w:lineRule="auto"/>
+        <w:rPr>
+          <w:noProof/>
+          <w:sz w:val="24"/>
+          <w:szCs w:val="24"/>
+        </w:rPr>
+      </w:pPr>
+    </w:p>
+    <w:p>
+      <w:pPr>
+        <w:spacing w:after="0" w:line="240" w:lineRule="auto"/>
+        <w:rPr>
+          <w:noProof/>
+          <w:sz w:val="24"/>
+          <w:szCs w:val="24"/>
+        </w:rPr>
+      </w:pPr>
+    </w:p>
+    <w:p>
+      <w:pPr>
+        <w:spacing w:after="0" w:line="240" w:lineRule="auto"/>
+        <w:rPr>
+          <w:noProof/>
+          <w:sz w:val="24"/>
+          <w:szCs w:val="24"/>
+        </w:rPr>
+      </w:pPr>
+    </w:p>
+    <w:p>
+      <w:pPr>
+        <w:spacing w:after="0" w:line="240" w:lineRule="auto"/>
+        <w:rPr>
+          <w:noProof/>
+          <w:sz w:val="24"/>
+          <w:szCs w:val="24"/>
+        </w:rPr>
+      </w:pPr>
+    </w:p>
+    <w:p>
+      <w:pPr>
+        <w:spacing w:after="0" w:line="240" w:lineRule="auto"/>
+        <w:rPr>
+          <w:noProof/>
+          <w:sz w:val="24"/>
+          <w:szCs w:val="24"/>
+        </w:rPr>
+      </w:pPr>
+    </w:p>
+    <w:p>
+      <w:pPr>
+        <w:spacing w:after="0" w:line="240" w:lineRule="auto"/>
+        <w:rPr>
+          <w:noProof/>
+          <w:sz w:val="24"/>
+          <w:szCs w:val="24"/>
+        </w:rPr>
+      </w:pPr>
+    </w:p>
+    <w:p>
+      <w:pPr>
+        <w:spacing w:after="0" w:line="240" w:lineRule="auto"/>
+        <w:rPr>
+          <w:noProof/>
+          <w:sz w:val="24"/>
+          <w:szCs w:val="24"/>
+        </w:rPr>
+      </w:pPr>
+    </w:p>
+    <w:p>
+      <w:pPr>
+        <w:spacing w:after="0" w:line="240" w:lineRule="auto"/>
+        <w:rPr>
+          <w:noProof/>
+          <w:sz w:val="24"/>
+          <w:szCs w:val="24"/>
+        </w:rPr>
+      </w:pPr>
+    </w:p>
+    <w:p>
+      <w:pPr>
+        <w:spacing w:after="0" w:line="240" w:lineRule="auto"/>
+        <w:rPr>
+          <w:noProof/>
+          <w:sz w:val="24"/>
+          <w:szCs w:val="24"/>
+        </w:rPr>
+      </w:pPr>
+    </w:p>
+    <w:p>
+      <w:pPr>
+        <w:spacing w:after="0" w:line="240" w:lineRule="auto"/>
+        <w:rPr>
+          <w:noProof/>
+          <w:sz w:val="24"/>
+          <w:szCs w:val="24"/>
+        </w:rPr>
+      </w:pPr>
+    </w:p>
+    <w:p>
+      <w:pPr>
+        <w:spacing w:after="0" w:line="240" w:lineRule="auto"/>
+        <w:rPr>
+          <w:noProof/>
+          <w:sz w:val="24"/>
+          <w:szCs w:val="24"/>
+        </w:rPr>
+      </w:pPr>
+    </w:p>
+    <w:p>
+      <w:pPr>
+        <w:spacing w:after="0" w:line="240" w:lineRule="auto"/>
+        <w:rPr>
+          <w:noProof/>
+          <w:sz w:val="24"/>
+          <w:szCs w:val="24"/>
+        </w:rPr>
+      </w:pPr>
+    </w:p>
+    <w:p>
+      <w:pPr>
+        <w:spacing w:after="0" w:line="240" w:lineRule="auto"/>
+        <w:rPr>
+          <w:noProof/>
+          <w:sz w:val="24"/>
+          <w:szCs w:val="24"/>
+        </w:rPr>
+      </w:pPr>
+    </w:p>
+    <w:p>
+      <w:pPr>
+        <w:spacing w:after="0" w:line="240" w:lineRule="auto"/>
+        <w:rPr>
+          <w:noProof/>
+          <w:sz w:val="24"/>
+          <w:szCs w:val="24"/>
+        </w:rPr>
+      </w:pPr>
+      <w:r>
+        <w:rPr>
+          <w:b/>
+          <w:bCs/>
+          <w:noProof/>
+          <w:sz w:val="32"/>
+          <w:szCs w:val="32"/>
+          <w:u w:val="single"/>
+        </w:rPr>
+        <w:t>Current Workflow Demo</w:t>
+      </w:r>
+      <w:r>
+        <w:rPr>
+          <w:b/>
+          <w:bCs/>
+          <w:noProof/>
+          <w:sz w:val="32"/>
+          <w:szCs w:val="32"/>
+          <w:u w:val="single"/>
+        </w:rPr>
+        <w:t>:</w:t>
+      </w:r>
+    </w:p>
+    <w:p>
+      <w:pPr>
+        <w:spacing w:after="0" w:line="240" w:lineRule="auto"/>
+        <w:rPr>
+          <w:noProof/>
+          <w:sz w:val="24"/>
+          <w:szCs w:val="24"/>
+        </w:rPr>
+      </w:pPr>
+    </w:p>
+    <w:p>
+      <w:pPr>
+        <w:spacing w:after="0" w:line="240" w:lineRule="auto"/>
+        <w:rPr>
+          <w:noProof/>
+          <w:sz w:val="24"/>
+          <w:szCs w:val="24"/>
+        </w:rPr>
+      </w:pPr>
+      <w:r>
+        <w:rPr>
+          <w:noProof/>
+          <w:sz w:val="24"/>
+          <w:szCs w:val="24"/>
+        </w:rPr>
+        <w:t>Load Dataset</w:t>
+      </w:r>
+    </w:p>
+    <w:p>
+      <w:pPr>
+        <w:spacing w:after="0" w:line="240" w:lineRule="auto"/>
+        <w:rPr>
+          <w:noProof/>
+          <w:sz w:val="24"/>
+          <w:szCs w:val="24"/>
+        </w:rPr>
+      </w:pPr>
+      <w:r>
+        <w:rPr>
+          <w:noProof/>
+          <w:sz w:val="24"/>
+          <w:szCs w:val="24"/>
+        </w:rPr>
+        <w:t xml:space="preserve">     ↓</w:t>
+      </w:r>
+    </w:p>
+    <w:p>
+      <w:pPr>
+        <w:spacing w:after="0" w:line="240" w:lineRule="auto"/>
+        <w:rPr>
+          <w:noProof/>
+          <w:sz w:val="24"/>
+          <w:szCs w:val="24"/>
+        </w:rPr>
+      </w:pPr>
+      <w:r>
+        <w:rPr>
+          <w:noProof/>
+          <w:sz w:val="24"/>
+          <w:szCs w:val="24"/>
+        </w:rPr>
+        <w:t>Train Model</w:t>
+      </w:r>
+    </w:p>
+    <w:p>
+      <w:pPr>
+        <w:spacing w:after="0" w:line="240" w:lineRule="auto"/>
+        <w:rPr>
+          <w:noProof/>
+          <w:sz w:val="24"/>
+          <w:szCs w:val="24"/>
+        </w:rPr>
+      </w:pPr>
+      <w:r>
+        <w:rPr>
+          <w:noProof/>
+          <w:sz w:val="24"/>
+          <w:szCs w:val="24"/>
+        </w:rPr>
+        <w:t xml:space="preserve">     ↓</w:t>
+      </w:r>
+    </w:p>
+    <w:p>
+      <w:pPr>
+        <w:spacing w:after="0" w:line="240" w:lineRule="auto"/>
+        <w:rPr>
+          <w:noProof/>
+          <w:sz w:val="24"/>
+          <w:szCs w:val="24"/>
+        </w:rPr>
+      </w:pPr>
+      <w:r>
+        <w:rPr>
+          <w:noProof/>
+          <w:sz w:val="24"/>
+          <w:szCs w:val="24"/>
+        </w:rPr>
+        <w:t>Forecast</w:t>
+      </w:r>
+    </w:p>
+    <w:p>
+      <w:pPr>
+        <w:spacing w:after="0" w:line="240" w:lineRule="auto"/>
+        <w:rPr>
+          <w:noProof/>
+          <w:sz w:val="24"/>
+          <w:szCs w:val="24"/>
+        </w:rPr>
+      </w:pPr>
+      <w:r>
+        <w:rPr>
+          <w:noProof/>
+          <w:sz w:val="24"/>
+          <w:szCs w:val="24"/>
+        </w:rPr>
+        <w:t xml:space="preserve">     ↓</w:t>
+      </w:r>
+    </w:p>
+    <w:p>
+      <w:pPr>
+        <w:spacing w:after="0" w:line="240" w:lineRule="auto"/>
+        <w:rPr>
+          <w:noProof/>
+          <w:sz w:val="24"/>
+          <w:szCs w:val="24"/>
+        </w:rPr>
+      </w:pPr>
+      <w:r>
+        <w:rPr>
+          <w:noProof/>
+          <w:sz w:val="24"/>
+          <w:szCs w:val="24"/>
+        </w:rPr>
+        <w:t>Diagnostics</w:t>
+      </w:r>
+    </w:p>
+    <w:p>
+      <w:pPr>
+        <w:spacing w:after="0" w:line="240" w:lineRule="auto"/>
+        <w:rPr>
+          <w:noProof/>
+          <w:sz w:val="24"/>
+          <w:szCs w:val="24"/>
+        </w:rPr>
+      </w:pPr>
+      <w:r>
+        <w:rPr>
+          <w:noProof/>
+          <w:sz w:val="24"/>
+          <w:szCs w:val="24"/>
+        </w:rPr>
+        <w:t xml:space="preserve">     ↓</w:t>
+      </w:r>
+    </w:p>
+    <w:p>
+      <w:pPr>
+        <w:spacing w:after="0" w:line="240" w:lineRule="auto"/>
+        <w:rPr>
+          <w:noProof/>
+          <w:sz w:val="24"/>
+          <w:szCs w:val="24"/>
+        </w:rPr>
+      </w:pPr>
+      <w:r>
+        <w:rPr>
+          <w:noProof/>
+          <w:sz w:val="24"/>
+          <w:szCs w:val="24"/>
+        </w:rPr>
+        <w:t>Create Experiment</w:t>
+      </w:r>
+    </w:p>
+    <w:p>
+      <w:pPr>
+        <w:spacing w:after="0" w:line="240" w:lineRule="auto"/>
+        <w:rPr>
+          <w:noProof/>
+          <w:sz w:val="24"/>
+          <w:szCs w:val="24"/>
+        </w:rPr>
+      </w:pPr>
+      <w:r>
+        <w:rPr>
+          <w:noProof/>
+          <w:sz w:val="24"/>
+          <w:szCs w:val="24"/>
+        </w:rPr>
+        <w:t xml:space="preserve">     ↓</w:t>
+      </w:r>
+    </w:p>
+    <w:p>
+      <w:pPr>
+        <w:spacing w:after="0" w:line="240" w:lineRule="auto"/>
+        <w:rPr>
+          <w:noProof/>
+          <w:sz w:val="24"/>
+          <w:szCs w:val="24"/>
+        </w:rPr>
+      </w:pPr>
+      <w:r>
+        <w:rPr>
+          <w:noProof/>
+          <w:sz w:val="24"/>
+          <w:szCs w:val="24"/>
+        </w:rPr>
+        <w:t>Register Experiment</w:t>
+      </w:r>
+    </w:p>
+    <w:p>
+      <w:pPr>
+        <w:spacing w:after="0" w:line="240" w:lineRule="auto"/>
+        <w:rPr>
+          <w:noProof/>
+          <w:sz w:val="24"/>
+          <w:szCs w:val="24"/>
+        </w:rPr>
+      </w:pPr>
+      <w:r>
+        <w:rPr>
+          <w:noProof/>
+          <w:sz w:val="24"/>
+          <w:szCs w:val="24"/>
+        </w:rPr>
+        <w:t xml:space="preserve">     ↓</w:t>
+      </w:r>
+    </w:p>
+    <w:p>
+      <w:pPr>
+        <w:spacing w:after="0" w:line="240" w:lineRule="auto"/>
+        <w:rPr>
+          <w:noProof/>
+          <w:sz w:val="24"/>
+          <w:szCs w:val="24"/>
+        </w:rPr>
+      </w:pPr>
+      <w:r>
+        <w:rPr>
+          <w:noProof/>
+          <w:sz w:val="24"/>
+          <w:szCs w:val="24"/>
+        </w:rPr>
+        <w:t>Plot</w:t>
+      </w:r>
+    </w:p>
+    <w:p>
+      <w:pPr>
+        <w:spacing w:after="0" w:line="240" w:lineRule="auto"/>
+        <w:rPr>
+          <w:noProof/>
+          <w:sz w:val="24"/>
+          <w:szCs w:val="24"/>
+        </w:rPr>
+      </w:pPr>
+      <w:r>
+        <w:rPr>
+          <w:noProof/>
+          <w:sz w:val="24"/>
+          <w:szCs w:val="24"/>
+        </w:rPr>
+        <w:t xml:space="preserve">     ↓</w:t>
+      </w:r>
+    </w:p>
+    <w:p>
+      <w:pPr>
+        <w:spacing w:after="0" w:line="240" w:lineRule="auto"/>
+        <w:rPr>
+          <w:noProof/>
+          <w:sz w:val="24"/>
+          <w:szCs w:val="24"/>
+        </w:rPr>
+      </w:pPr>
+      <w:r>
+        <w:rPr>
+          <w:noProof/>
+          <w:sz w:val="24"/>
+          <w:szCs w:val="24"/>
+        </w:rPr>
+        <w:t>Save Metadata</w:t>
+      </w:r>
+    </w:p>
+    <w:p>
+      <w:pPr>
+        <w:spacing w:after="0" w:line="240" w:lineRule="auto"/>
+        <w:rPr>
+          <w:noProof/>
+          <w:sz w:val="24"/>
+          <w:szCs w:val="24"/>
+        </w:rPr>
+      </w:pPr>
+      <w:r>
+        <w:rPr>
+          <w:noProof/>
+          <w:sz w:val="24"/>
+          <w:szCs w:val="24"/>
+        </w:rPr>
+        <w:t xml:space="preserve">     ↓</w:t>
+      </w:r>
+    </w:p>
+    <w:p>
+      <w:pPr>
+        <w:spacing w:after="0" w:line="240" w:lineRule="auto"/>
+        <w:rPr>
+          <w:noProof/>
+          <w:sz w:val="24"/>
+          <w:szCs w:val="24"/>
+        </w:rPr>
+      </w:pPr>
+      <w:r>
+        <w:rPr>
+          <w:noProof/>
+          <w:sz w:val="24"/>
+          <w:szCs w:val="24"/>
+        </w:rPr>
+        <w:t>Save Report</w:t>
+      </w:r>
+    </w:p>
+    <w:p>
+      <w:pPr>
+        <w:spacing w:after="0" w:line="240" w:lineRule="auto"/>
+        <w:rPr>
+          <w:noProof/>
+          <w:sz w:val="24"/>
+          <w:szCs w:val="24"/>
+        </w:rPr>
+      </w:pPr>
+    </w:p>
+    <w:p>
+      <w:pPr>
+        <w:spacing w:after="0" w:line="240" w:lineRule="auto"/>
+        <w:rPr>
+          <w:noProof/>
+          <w:sz w:val="24"/>
+          <w:szCs w:val="24"/>
+        </w:rPr>
+      </w:pPr>
+    </w:p>
+    <w:p>
+      <w:pPr>
+        <w:spacing w:after="0" w:line="240" w:lineRule="auto"/>
+        <w:rPr>
+          <w:noProof/>
+          <w:sz w:val="24"/>
+          <w:szCs w:val="24"/>
+        </w:rPr>
+      </w:pPr>
+      <w:r>
+        <w:rPr>
+          <w:b/>
+          <w:bCs/>
+          <w:noProof/>
+          <w:sz w:val="32"/>
+          <w:szCs w:val="32"/>
+          <w:u w:val="single"/>
+        </w:rPr>
+        <w:t>Ideal Lifecycle</w:t>
+      </w:r>
+      <w:r>
+        <w:rPr>
+          <w:b/>
+          <w:bCs/>
+          <w:noProof/>
+          <w:sz w:val="32"/>
+          <w:szCs w:val="32"/>
+          <w:u w:val="single"/>
+        </w:rPr>
+        <w:t>:</w:t>
+      </w:r>
+    </w:p>
+    <w:p>
+      <w:pPr>
+        <w:spacing w:after="0" w:line="240" w:lineRule="auto"/>
+        <w:rPr>
+          <w:noProof/>
+          <w:sz w:val="24"/>
+          <w:szCs w:val="24"/>
+        </w:rPr>
+      </w:pPr>
+    </w:p>
+    <w:p>
+      <w:pPr>
+        <w:spacing w:after="0" w:line="240" w:lineRule="auto"/>
+        <w:rPr>
+          <w:noProof/>
+          <w:sz w:val="24"/>
+          <w:szCs w:val="24"/>
+        </w:rPr>
+      </w:pPr>
+      <w:r>
+        <w:rPr>
+          <w:noProof/>
+          <w:sz w:val="24"/>
+          <w:szCs w:val="24"/>
+        </w:rPr>
+        <w:t>Configuration</w:t>
+      </w:r>
+    </w:p>
+    <w:p>
+      <w:pPr>
+        <w:spacing w:after="0" w:line="240" w:lineRule="auto"/>
+        <w:rPr>
+          <w:noProof/>
+          <w:sz w:val="24"/>
+          <w:szCs w:val="24"/>
+        </w:rPr>
+      </w:pPr>
+      <w:r>
+        <w:rPr>
+          <w:noProof/>
+          <w:sz w:val="24"/>
+          <w:szCs w:val="24"/>
+        </w:rPr>
+        <w:t xml:space="preserve">      ↓</w:t>
+      </w:r>
+    </w:p>
+    <w:p>
+      <w:pPr>
+        <w:spacing w:after="0" w:line="240" w:lineRule="auto"/>
+        <w:rPr>
+          <w:noProof/>
+          <w:sz w:val="24"/>
+          <w:szCs w:val="24"/>
+        </w:rPr>
+      </w:pPr>
+      <w:r>
+        <w:rPr>
+          <w:noProof/>
+          <w:sz w:val="24"/>
+          <w:szCs w:val="24"/>
+        </w:rPr>
+        <w:t>Create experiment run directory</w:t>
+      </w:r>
+    </w:p>
+    <w:p>
+      <w:pPr>
+        <w:spacing w:after="0" w:line="240" w:lineRule="auto"/>
+        <w:rPr>
+          <w:noProof/>
+          <w:sz w:val="24"/>
+          <w:szCs w:val="24"/>
+        </w:rPr>
+      </w:pPr>
+      <w:r>
+        <w:rPr>
+          <w:noProof/>
+          <w:sz w:val="24"/>
+          <w:szCs w:val="24"/>
+        </w:rPr>
+        <w:t xml:space="preserve">      ↓</w:t>
+      </w:r>
+    </w:p>
+    <w:p>
+      <w:pPr>
+        <w:spacing w:after="0" w:line="240" w:lineRule="auto"/>
+        <w:rPr>
+          <w:noProof/>
+          <w:sz w:val="24"/>
+          <w:szCs w:val="24"/>
+        </w:rPr>
+      </w:pPr>
+      <w:r>
+        <w:rPr>
+          <w:noProof/>
+          <w:sz w:val="24"/>
+          <w:szCs w:val="24"/>
+        </w:rPr>
+        <w:t>Load dataset</w:t>
+      </w:r>
+    </w:p>
+    <w:p>
+      <w:pPr>
+        <w:spacing w:after="0" w:line="240" w:lineRule="auto"/>
+        <w:rPr>
+          <w:noProof/>
+          <w:sz w:val="24"/>
+          <w:szCs w:val="24"/>
+        </w:rPr>
+      </w:pPr>
+      <w:r>
+        <w:rPr>
+          <w:noProof/>
+          <w:sz w:val="24"/>
+          <w:szCs w:val="24"/>
+        </w:rPr>
+        <w:t xml:space="preserve">      ↓</w:t>
+      </w:r>
+    </w:p>
+    <w:p>
+      <w:pPr>
+        <w:spacing w:after="0" w:line="240" w:lineRule="auto"/>
+        <w:rPr>
+          <w:noProof/>
+          <w:sz w:val="24"/>
+          <w:szCs w:val="24"/>
+        </w:rPr>
+      </w:pPr>
+      <w:r>
+        <w:rPr>
+          <w:noProof/>
+          <w:sz w:val="24"/>
+          <w:szCs w:val="24"/>
+        </w:rPr>
+        <w:t>Train</w:t>
+      </w:r>
+    </w:p>
+    <w:p>
+      <w:pPr>
+        <w:spacing w:after="0" w:line="240" w:lineRule="auto"/>
+        <w:rPr>
+          <w:noProof/>
+          <w:sz w:val="24"/>
+          <w:szCs w:val="24"/>
+        </w:rPr>
+      </w:pPr>
+      <w:r>
+        <w:rPr>
+          <w:noProof/>
+          <w:sz w:val="24"/>
+          <w:szCs w:val="24"/>
+        </w:rPr>
+        <w:t xml:space="preserve">      ↓</w:t>
+      </w:r>
+    </w:p>
+    <w:p>
+      <w:pPr>
+        <w:spacing w:after="0" w:line="240" w:lineRule="auto"/>
+        <w:rPr>
+          <w:noProof/>
+          <w:sz w:val="24"/>
+          <w:szCs w:val="24"/>
+        </w:rPr>
+      </w:pPr>
+      <w:r>
+        <w:rPr>
+          <w:noProof/>
+          <w:sz w:val="24"/>
+          <w:szCs w:val="24"/>
+        </w:rPr>
+        <w:t>Forecast</w:t>
+      </w:r>
+    </w:p>
+    <w:p>
+      <w:pPr>
+        <w:spacing w:after="0" w:line="240" w:lineRule="auto"/>
+        <w:rPr>
+          <w:noProof/>
+          <w:sz w:val="24"/>
+          <w:szCs w:val="24"/>
+        </w:rPr>
+      </w:pPr>
+      <w:r>
+        <w:rPr>
+          <w:noProof/>
+          <w:sz w:val="24"/>
+          <w:szCs w:val="24"/>
+        </w:rPr>
+        <w:t xml:space="preserve">      ↓</w:t>
+      </w:r>
+    </w:p>
+    <w:p>
+      <w:pPr>
+        <w:spacing w:after="0" w:line="240" w:lineRule="auto"/>
+        <w:rPr>
+          <w:noProof/>
+          <w:sz w:val="24"/>
+          <w:szCs w:val="24"/>
+        </w:rPr>
+      </w:pPr>
+      <w:r>
+        <w:rPr>
+          <w:noProof/>
+          <w:sz w:val="24"/>
+          <w:szCs w:val="24"/>
+        </w:rPr>
+        <w:t>Diagnostics</w:t>
+      </w:r>
+    </w:p>
+    <w:p>
+      <w:pPr>
+        <w:spacing w:after="0" w:line="240" w:lineRule="auto"/>
+        <w:rPr>
+          <w:noProof/>
+          <w:sz w:val="24"/>
+          <w:szCs w:val="24"/>
+        </w:rPr>
+      </w:pPr>
+      <w:r>
+        <w:rPr>
+          <w:noProof/>
+          <w:sz w:val="24"/>
+          <w:szCs w:val="24"/>
+        </w:rPr>
+        <w:t xml:space="preserve">      ↓</w:t>
+      </w:r>
+    </w:p>
+    <w:p>
+      <w:pPr>
+        <w:spacing w:after="0" w:line="240" w:lineRule="auto"/>
+        <w:rPr>
+          <w:noProof/>
+          <w:sz w:val="24"/>
+          <w:szCs w:val="24"/>
+        </w:rPr>
+      </w:pPr>
+      <w:r>
+        <w:rPr>
+          <w:noProof/>
+          <w:sz w:val="24"/>
+          <w:szCs w:val="24"/>
+        </w:rPr>
+        <w:t>Evaluation</w:t>
+      </w:r>
+    </w:p>
+    <w:p>
+      <w:pPr>
+        <w:spacing w:after="0" w:line="240" w:lineRule="auto"/>
+        <w:rPr>
+          <w:noProof/>
+          <w:sz w:val="24"/>
+          <w:szCs w:val="24"/>
+        </w:rPr>
+      </w:pPr>
+      <w:r>
+        <w:rPr>
+          <w:noProof/>
+          <w:sz w:val="24"/>
+          <w:szCs w:val="24"/>
+        </w:rPr>
+        <w:t xml:space="preserve">      ↓</w:t>
+      </w:r>
+    </w:p>
+    <w:p>
+      <w:pPr>
+        <w:spacing w:after="0" w:line="240" w:lineRule="auto"/>
+        <w:rPr>
+          <w:noProof/>
+          <w:sz w:val="24"/>
+          <w:szCs w:val="24"/>
+        </w:rPr>
+      </w:pPr>
+      <w:r>
+        <w:rPr>
+          <w:noProof/>
+          <w:sz w:val="24"/>
+          <w:szCs w:val="24"/>
+        </w:rPr>
+        <w:t>Visualization</w:t>
+      </w:r>
+    </w:p>
+    <w:p>
+      <w:pPr>
+        <w:spacing w:after="0" w:line="240" w:lineRule="auto"/>
+        <w:rPr>
+          <w:noProof/>
+          <w:sz w:val="24"/>
+          <w:szCs w:val="24"/>
+        </w:rPr>
+      </w:pPr>
+      <w:r>
+        <w:rPr>
+          <w:noProof/>
+          <w:sz w:val="24"/>
+          <w:szCs w:val="24"/>
+        </w:rPr>
+        <w:t xml:space="preserve">      ↓</w:t>
+      </w:r>
+    </w:p>
+    <w:p>
+      <w:pPr>
+        <w:spacing w:after="0" w:line="240" w:lineRule="auto"/>
+        <w:rPr>
+          <w:noProof/>
+          <w:sz w:val="24"/>
+          <w:szCs w:val="24"/>
+        </w:rPr>
+      </w:pPr>
+      <w:r>
+        <w:rPr>
+          <w:noProof/>
+          <w:sz w:val="24"/>
+          <w:szCs w:val="24"/>
+        </w:rPr>
+        <w:t>Reports</w:t>
+      </w:r>
+    </w:p>
+    <w:p>
+      <w:pPr>
+        <w:spacing w:after="0" w:line="240" w:lineRule="auto"/>
+        <w:rPr>
+          <w:noProof/>
+          <w:sz w:val="24"/>
+          <w:szCs w:val="24"/>
+        </w:rPr>
+      </w:pPr>
+    </w:p>
+    <w:p>
+      <w:pPr>
+        <w:spacing w:after="0" w:line="240" w:lineRule="auto"/>
+        <w:rPr>
+          <w:noProof/>
+          <w:sz w:val="24"/>
+          <w:szCs w:val="24"/>
+        </w:rPr>
+      </w:pPr>
+    </w:p>
+    <w:p>
+      <w:pPr>
+        <w:spacing w:after="0" w:line="240" w:lineRule="auto"/>
+        <w:rPr>
+          <w:noProof/>
+          <w:sz w:val="24"/>
+          <w:szCs w:val="24"/>
+        </w:rPr>
+      </w:pPr>
+    </w:p>
+    <w:p>
+      <w:pPr>
+        <w:spacing w:after="0" w:line="240" w:lineRule="auto"/>
+        <w:rPr>
+          <w:noProof/>
+          <w:sz w:val="24"/>
+          <w:szCs w:val="24"/>
+        </w:rPr>
+      </w:pPr>
+    </w:p>
+    <w:p>
+      <w:pPr>
+        <w:spacing w:after="0" w:line="240" w:lineRule="auto"/>
+        <w:rPr>
+          <w:noProof/>
+          <w:sz w:val="24"/>
+          <w:szCs w:val="24"/>
+        </w:rPr>
+      </w:pPr>
+    </w:p>
+    <w:p>
+      <w:pPr>
+        <w:spacing w:after="0" w:line="240" w:lineRule="auto"/>
+        <w:rPr>
+          <w:noProof/>
+          <w:sz w:val="24"/>
+          <w:szCs w:val="24"/>
+        </w:rPr>
+      </w:pPr>
+    </w:p>
+    <w:p>
+      <w:pPr>
+        <w:spacing w:after="0" w:line="240" w:lineRule="auto"/>
+        <w:rPr>
+          <w:noProof/>
+          <w:sz w:val="24"/>
+          <w:szCs w:val="24"/>
+        </w:rPr>
+      </w:pPr>
+    </w:p>
+    <w:p>
+      <w:pPr>
+        <w:spacing w:after="0" w:line="240" w:lineRule="auto"/>
+        <w:rPr>
+          <w:noProof/>
+          <w:sz w:val="24"/>
+          <w:szCs w:val="24"/>
+        </w:rPr>
+      </w:pPr>
+      <w:r>
+        <w:rPr>
+          <w:b/>
+          <w:bCs/>
+          <w:noProof/>
+          <w:sz w:val="32"/>
+          <w:szCs w:val="32"/>
+          <w:u w:val="single"/>
+        </w:rPr>
+        <w:t>Milestone 3 – Forecast Comparison</w:t>
+      </w:r>
+      <w:r>
+        <w:rPr>
+          <w:b/>
+          <w:bCs/>
+          <w:noProof/>
+          <w:sz w:val="32"/>
+          <w:szCs w:val="32"/>
+          <w:u w:val="single"/>
+        </w:rPr>
+        <w:t>:</w:t>
+      </w:r>
+    </w:p>
+    <w:p>
+      <w:pPr>
+        <w:spacing w:after="0" w:line="240" w:lineRule="auto"/>
+        <w:rPr>
+          <w:noProof/>
+          <w:sz w:val="24"/>
+          <w:szCs w:val="24"/>
+        </w:rPr>
+      </w:pPr>
+    </w:p>
+    <w:p>
+      <w:pPr>
+        <w:spacing w:after="0" w:line="240" w:lineRule="auto"/>
+        <w:rPr>
+          <w:noProof/>
+          <w:sz w:val="24"/>
+          <w:szCs w:val="24"/>
+        </w:rPr>
+      </w:pPr>
+      <w:r>
+        <w:rPr>
+          <w:noProof/>
+          <w:sz w:val="24"/>
+          <w:szCs w:val="24"/>
+        </w:rPr>
+        <w:t>Stored experiments</w:t>
+      </w:r>
+    </w:p>
+    <w:p>
+      <w:pPr>
+        <w:spacing w:after="0" w:line="240" w:lineRule="auto"/>
+        <w:rPr>
+          <w:noProof/>
+          <w:sz w:val="24"/>
+          <w:szCs w:val="24"/>
+        </w:rPr>
+      </w:pPr>
+      <w:r>
+        <w:rPr>
+          <w:noProof/>
+          <w:sz w:val="24"/>
+          <w:szCs w:val="24"/>
+        </w:rPr>
+        <w:t xml:space="preserve">        │</w:t>
+      </w:r>
+    </w:p>
+    <w:p>
+      <w:pPr>
+        <w:spacing w:after="0" w:line="240" w:lineRule="auto"/>
+        <w:rPr>
+          <w:noProof/>
+          <w:sz w:val="24"/>
+          <w:szCs w:val="24"/>
+        </w:rPr>
+      </w:pPr>
+      <w:r>
+        <w:rPr>
+          <w:noProof/>
+          <w:sz w:val="24"/>
+          <w:szCs w:val="24"/>
+        </w:rPr>
+        <w:t xml:space="preserve">        </w:t>
+      </w:r>
+      <w:r>
+        <w:rPr>
+          <w:rFonts w:ascii="Arial" w:hAnsi="Arial" w:cs="Arial"/>
+          <w:noProof/>
+          <w:sz w:val="24"/>
+          <w:szCs w:val="24"/>
+        </w:rPr>
+        <w:t>▼</w:t>
+      </w:r>
+    </w:p>
+    <w:p>
+      <w:pPr>
+        <w:spacing w:after="0" w:line="240" w:lineRule="auto"/>
+        <w:rPr>
+          <w:noProof/>
+          <w:sz w:val="24"/>
+          <w:szCs w:val="24"/>
+        </w:rPr>
+      </w:pPr>
+      <w:r>
+        <w:rPr>
+          <w:noProof/>
+          <w:sz w:val="24"/>
+          <w:szCs w:val="24"/>
+        </w:rPr>
+        <w:t>Forecast Comparison</w:t>
+      </w:r>
+    </w:p>
+    <w:p>
+      <w:pPr>
+        <w:spacing w:after="0" w:line="240" w:lineRule="auto"/>
+        <w:rPr>
+          <w:noProof/>
+          <w:sz w:val="24"/>
+          <w:szCs w:val="24"/>
+        </w:rPr>
+      </w:pPr>
+      <w:r>
+        <w:rPr>
+          <w:noProof/>
+          <w:sz w:val="24"/>
+          <w:szCs w:val="24"/>
+        </w:rPr>
+        <w:t xml:space="preserve">        │</w:t>
+      </w:r>
+    </w:p>
+    <w:p>
+      <w:pPr>
+        <w:spacing w:after="0" w:line="240" w:lineRule="auto"/>
+        <w:rPr>
+          <w:noProof/>
+          <w:sz w:val="24"/>
+          <w:szCs w:val="24"/>
+        </w:rPr>
+      </w:pPr>
+      <w:r>
+        <w:rPr>
+          <w:noProof/>
+          <w:sz w:val="24"/>
+          <w:szCs w:val="24"/>
+        </w:rPr>
+        <w:t xml:space="preserve">        </w:t>
+      </w:r>
+      <w:r>
+        <w:rPr>
+          <w:rFonts w:ascii="MS Gothic" w:eastAsia="MS Gothic" w:hAnsi="MS Gothic" w:cs="MS Gothic" w:hint="eastAsia"/>
+          <w:noProof/>
+          <w:sz w:val="24"/>
+          <w:szCs w:val="24"/>
+        </w:rPr>
+        <w:t>├</w:t>
+      </w:r>
+      <w:r>
+        <w:rPr>
+          <w:rFonts w:ascii="Calibri" w:hAnsi="Calibri" w:cs="Calibri"/>
+          <w:noProof/>
+          <w:sz w:val="24"/>
+          <w:szCs w:val="24"/>
+        </w:rPr>
+        <w:t>──</w:t>
+      </w:r>
+      <w:r>
+        <w:rPr>
+          <w:noProof/>
+          <w:sz w:val="24"/>
+          <w:szCs w:val="24"/>
+        </w:rPr>
+        <w:t xml:space="preserve"> RMSE</w:t>
+      </w:r>
+    </w:p>
+    <w:p>
+      <w:pPr>
+        <w:spacing w:after="0" w:line="240" w:lineRule="auto"/>
+        <w:rPr>
+          <w:noProof/>
+          <w:sz w:val="24"/>
+          <w:szCs w:val="24"/>
+        </w:rPr>
+      </w:pPr>
+      <w:r>
+        <w:rPr>
+          <w:noProof/>
+          <w:sz w:val="24"/>
+          <w:szCs w:val="24"/>
+        </w:rPr>
+        <w:t xml:space="preserve">        </w:t>
+      </w:r>
+      <w:r>
+        <w:rPr>
+          <w:rFonts w:ascii="MS Gothic" w:eastAsia="MS Gothic" w:hAnsi="MS Gothic" w:cs="MS Gothic" w:hint="eastAsia"/>
+          <w:noProof/>
+          <w:sz w:val="24"/>
+          <w:szCs w:val="24"/>
+        </w:rPr>
+        <w:t>├</w:t>
+      </w:r>
+      <w:r>
+        <w:rPr>
+          <w:rFonts w:ascii="Calibri" w:hAnsi="Calibri" w:cs="Calibri"/>
+          <w:noProof/>
+          <w:sz w:val="24"/>
+          <w:szCs w:val="24"/>
+        </w:rPr>
+        <w:t>──</w:t>
+      </w:r>
+      <w:r>
+        <w:rPr>
+          <w:noProof/>
+          <w:sz w:val="24"/>
+          <w:szCs w:val="24"/>
+        </w:rPr>
+        <w:t xml:space="preserve"> MAE</w:t>
+      </w:r>
+    </w:p>
+    <w:p>
+      <w:pPr>
+        <w:spacing w:after="0" w:line="240" w:lineRule="auto"/>
+        <w:rPr>
+          <w:noProof/>
+          <w:sz w:val="24"/>
+          <w:szCs w:val="24"/>
+        </w:rPr>
+      </w:pPr>
+      <w:r>
+        <w:rPr>
+          <w:noProof/>
+          <w:sz w:val="24"/>
+          <w:szCs w:val="24"/>
+        </w:rPr>
+        <w:t xml:space="preserve">        </w:t>
+      </w:r>
+      <w:r>
+        <w:rPr>
+          <w:rFonts w:ascii="MS Gothic" w:eastAsia="MS Gothic" w:hAnsi="MS Gothic" w:cs="MS Gothic" w:hint="eastAsia"/>
+          <w:noProof/>
+          <w:sz w:val="24"/>
+          <w:szCs w:val="24"/>
+        </w:rPr>
+        <w:t>├</w:t>
+      </w:r>
+      <w:r>
+        <w:rPr>
+          <w:rFonts w:ascii="Calibri" w:hAnsi="Calibri" w:cs="Calibri"/>
+          <w:noProof/>
+          <w:sz w:val="24"/>
+          <w:szCs w:val="24"/>
+        </w:rPr>
+        <w:t>──</w:t>
+      </w:r>
+      <w:r>
+        <w:rPr>
+          <w:noProof/>
+          <w:sz w:val="24"/>
+          <w:szCs w:val="24"/>
+        </w:rPr>
+        <w:t xml:space="preserve"> MAPE</w:t>
+      </w:r>
+    </w:p>
+    <w:p>
+      <w:pPr>
+        <w:spacing w:after="0" w:line="240" w:lineRule="auto"/>
+        <w:rPr>
+          <w:noProof/>
+          <w:sz w:val="24"/>
+          <w:szCs w:val="24"/>
+        </w:rPr>
+      </w:pPr>
+      <w:r>
+        <w:rPr>
+          <w:noProof/>
+          <w:sz w:val="24"/>
+          <w:szCs w:val="24"/>
+        </w:rPr>
+        <w:t xml:space="preserve">        </w:t>
+      </w:r>
+      <w:r>
+        <w:rPr>
+          <w:rFonts w:ascii="MS Gothic" w:eastAsia="MS Gothic" w:hAnsi="MS Gothic" w:cs="MS Gothic" w:hint="eastAsia"/>
+          <w:noProof/>
+          <w:sz w:val="24"/>
+          <w:szCs w:val="24"/>
+        </w:rPr>
+        <w:t>├</w:t>
+      </w:r>
+      <w:r>
+        <w:rPr>
+          <w:rFonts w:ascii="Calibri" w:hAnsi="Calibri" w:cs="Calibri"/>
+          <w:noProof/>
+          <w:sz w:val="24"/>
+          <w:szCs w:val="24"/>
+        </w:rPr>
+        <w:t>──</w:t>
+      </w:r>
+      <w:r>
+        <w:rPr>
+          <w:noProof/>
+          <w:sz w:val="24"/>
+          <w:szCs w:val="24"/>
+        </w:rPr>
+        <w:t xml:space="preserve"> Stability</w:t>
+      </w:r>
+    </w:p>
+    <w:p>
+      <w:pPr>
+        <w:spacing w:after="0" w:line="240" w:lineRule="auto"/>
+        <w:rPr>
+          <w:noProof/>
+          <w:sz w:val="24"/>
+          <w:szCs w:val="24"/>
+        </w:rPr>
+      </w:pPr>
+      <w:r>
+        <w:rPr>
+          <w:noProof/>
+          <w:sz w:val="24"/>
+          <w:szCs w:val="24"/>
+        </w:rPr>
+        <w:t xml:space="preserve">        </w:t>
+      </w:r>
+      <w:r>
+        <w:rPr>
+          <w:rFonts w:ascii="MS Gothic" w:eastAsia="MS Gothic" w:hAnsi="MS Gothic" w:cs="MS Gothic" w:hint="eastAsia"/>
+          <w:noProof/>
+          <w:sz w:val="24"/>
+          <w:szCs w:val="24"/>
+        </w:rPr>
+        <w:t>├</w:t>
+      </w:r>
+      <w:r>
+        <w:rPr>
+          <w:rFonts w:ascii="Calibri" w:hAnsi="Calibri" w:cs="Calibri"/>
+          <w:noProof/>
+          <w:sz w:val="24"/>
+          <w:szCs w:val="24"/>
+        </w:rPr>
+        <w:t>──</w:t>
+      </w:r>
+      <w:r>
+        <w:rPr>
+          <w:noProof/>
+          <w:sz w:val="24"/>
+          <w:szCs w:val="24"/>
+        </w:rPr>
+        <w:t xml:space="preserve"> Model Ranking</w:t>
+      </w:r>
+    </w:p>
+    <w:p>
+      <w:pPr>
+        <w:spacing w:after="0" w:line="240" w:lineRule="auto"/>
+        <w:rPr>
+          <w:noProof/>
+          <w:sz w:val="24"/>
+          <w:szCs w:val="24"/>
+        </w:rPr>
+      </w:pPr>
+      <w:r>
+        <w:rPr>
+          <w:noProof/>
+          <w:sz w:val="24"/>
+          <w:szCs w:val="24"/>
+        </w:rPr>
+        <w:t xml:space="preserve">        </w:t>
+      </w:r>
+      <w:r>
+        <w:rPr>
+          <w:rFonts w:ascii="MS Gothic" w:eastAsia="MS Gothic" w:hAnsi="MS Gothic" w:cs="MS Gothic" w:hint="eastAsia"/>
+          <w:noProof/>
+          <w:sz w:val="24"/>
+          <w:szCs w:val="24"/>
+        </w:rPr>
+        <w:t>├</w:t>
+      </w:r>
+      <w:r>
+        <w:rPr>
+          <w:rFonts w:ascii="Calibri" w:hAnsi="Calibri" w:cs="Calibri"/>
+          <w:noProof/>
+          <w:sz w:val="24"/>
+          <w:szCs w:val="24"/>
+        </w:rPr>
+        <w:t>──</w:t>
+      </w:r>
+      <w:r>
+        <w:rPr>
+          <w:noProof/>
+          <w:sz w:val="24"/>
+          <w:szCs w:val="24"/>
+        </w:rPr>
+        <w:t xml:space="preserve"> Hybrid vs Individual</w:t>
+      </w:r>
+    </w:p>
+    <w:p>
+      <w:pPr>
+        <w:spacing w:after="0" w:line="240" w:lineRule="auto"/>
+        <w:rPr>
+          <w:noProof/>
+          <w:sz w:val="24"/>
+          <w:szCs w:val="24"/>
+        </w:rPr>
+      </w:pPr>
+      <w:r>
+        <w:rPr>
+          <w:noProof/>
+          <w:sz w:val="24"/>
+          <w:szCs w:val="24"/>
+        </w:rPr>
+        <w:t xml:space="preserve">        │</w:t>
+      </w:r>
+    </w:p>
+    <w:p>
+      <w:pPr>
+        <w:spacing w:after="0" w:line="240" w:lineRule="auto"/>
+        <w:rPr>
+          <w:noProof/>
+          <w:sz w:val="24"/>
+          <w:szCs w:val="24"/>
+        </w:rPr>
+      </w:pPr>
+      <w:r>
+        <w:rPr>
+          <w:noProof/>
+          <w:sz w:val="24"/>
+          <w:szCs w:val="24"/>
+        </w:rPr>
+        <w:t xml:space="preserve">        </w:t>
+      </w:r>
+      <w:r>
+        <w:rPr>
+          <w:rFonts w:ascii="Arial" w:hAnsi="Arial" w:cs="Arial"/>
+          <w:noProof/>
+          <w:sz w:val="24"/>
+          <w:szCs w:val="24"/>
+        </w:rPr>
+        <w:t>▼</w:t>
+      </w:r>
+    </w:p>
+    <w:p>
+      <w:pPr>
+        <w:spacing w:after="0" w:line="240" w:lineRule="auto"/>
+        <w:rPr>
+          <w:noProof/>
+          <w:sz w:val="24"/>
+          <w:szCs w:val="24"/>
+        </w:rPr>
+      </w:pPr>
+      <w:r>
+        <w:rPr>
+          <w:noProof/>
+          <w:sz w:val="24"/>
+          <w:szCs w:val="24"/>
+        </w:rPr>
+        <w:t>Comparison Report</w:t>
+      </w:r>
+    </w:p>
+    <w:p>
+      <w:pPr>
+        <w:spacing w:after="0" w:line="240" w:lineRule="auto"/>
+        <w:rPr>
+          <w:noProof/>
+          <w:sz w:val="24"/>
+          <w:szCs w:val="24"/>
+        </w:rPr>
+      </w:pPr>
+      <w:r>
+        <w:rPr>
+          <w:noProof/>
+          <w:sz w:val="24"/>
+          <w:szCs w:val="24"/>
+        </w:rPr>
+        <w:t xml:space="preserve">        │</w:t>
+      </w:r>
+    </w:p>
+    <w:p>
+      <w:pPr>
+        <w:spacing w:after="0" w:line="240" w:lineRule="auto"/>
+        <w:rPr>
+          <w:noProof/>
+          <w:sz w:val="24"/>
+          <w:szCs w:val="24"/>
+        </w:rPr>
+      </w:pPr>
+      <w:r>
+        <w:rPr>
+          <w:noProof/>
+          <w:sz w:val="24"/>
+          <w:szCs w:val="24"/>
+        </w:rPr>
+        <w:t xml:space="preserve">        </w:t>
+      </w:r>
+      <w:r>
+        <w:rPr>
+          <w:rFonts w:ascii="Arial" w:hAnsi="Arial" w:cs="Arial"/>
+          <w:noProof/>
+          <w:sz w:val="24"/>
+          <w:szCs w:val="24"/>
+        </w:rPr>
+        <w:t>▼</w:t>
+      </w:r>
+    </w:p>
+    <w:p>
+      <w:pPr>
+        <w:spacing w:after="0" w:line="240" w:lineRule="auto"/>
+        <w:rPr>
+          <w:noProof/>
+          <w:sz w:val="24"/>
+          <w:szCs w:val="24"/>
+        </w:rPr>
+      </w:pPr>
+      <w:r>
+        <w:rPr>
+          <w:noProof/>
+          <w:sz w:val="24"/>
+          <w:szCs w:val="24"/>
+        </w:rPr>
+        <w:t>Comparison Visualization</w:t>
+      </w:r>
+    </w:p>
+    <w:p>
+      <w:pPr>
+        <w:spacing w:after="0" w:line="240" w:lineRule="auto"/>
+        <w:rPr>
+          <w:noProof/>
+          <w:sz w:val="24"/>
+          <w:szCs w:val="24"/>
+        </w:rPr>
+      </w:pPr>
+    </w:p>
+    <w:p>
+      <w:pPr>
+        <w:spacing w:after="0" w:line="240" w:lineRule="auto"/>
+        <w:rPr>
+          <w:noProof/>
+          <w:sz w:val="24"/>
+          <w:szCs w:val="24"/>
+        </w:rPr>
+      </w:pPr>
+    </w:p>
+    <w:p>
+      <w:pPr>
+        <w:spacing w:after="0" w:line="240" w:lineRule="auto"/>
+        <w:rPr>
+          <w:b/>
+          <w:bCs/>
+          <w:noProof/>
+          <w:sz w:val="32"/>
+          <w:szCs w:val="32"/>
+          <w:u w:val="single"/>
+        </w:rPr>
+      </w:pPr>
+      <w:r>
+        <w:rPr>
+          <w:b/>
+          <w:bCs/>
+          <w:noProof/>
+          <w:sz w:val="32"/>
+          <w:szCs w:val="32"/>
+          <w:u w:val="single"/>
+        </w:rPr>
+        <w:t>Sprint 11A – Milestone 2:</w:t>
+      </w:r>
+    </w:p>
+    <w:p>
+      <w:pPr>
+        <w:spacing w:after="0" w:line="240" w:lineRule="auto"/>
+        <w:rPr>
+          <w:noProof/>
+          <w:sz w:val="24"/>
+          <w:szCs w:val="24"/>
+        </w:rPr>
+      </w:pPr>
+    </w:p>
+    <w:p>
+      <w:pPr>
+        <w:spacing w:after="0" w:line="240" w:lineRule="auto"/>
+        <w:rPr>
+          <w:noProof/>
+          <w:sz w:val="24"/>
+          <w:szCs w:val="24"/>
+        </w:rPr>
+      </w:pPr>
+      <w:r>
+        <w:rPr>
+          <w:noProof/>
+          <w:sz w:val="24"/>
+          <w:szCs w:val="24"/>
+        </w:rPr>
+        <w:t>ResultLoader</w:t>
+      </w:r>
+    </w:p>
+    <w:p>
+      <w:pPr>
+        <w:spacing w:after="0" w:line="240" w:lineRule="auto"/>
+        <w:rPr>
+          <w:noProof/>
+          <w:sz w:val="24"/>
+          <w:szCs w:val="24"/>
+        </w:rPr>
+      </w:pPr>
+      <w:r>
+        <w:rPr>
+          <w:noProof/>
+          <w:sz w:val="24"/>
+          <w:szCs w:val="24"/>
+        </w:rPr>
+        <w:t xml:space="preserve">     </w:t>
+      </w:r>
+      <w:r>
+        <w:rPr>
+          <w:noProof/>
+          <w:sz w:val="24"/>
+          <w:szCs w:val="24"/>
+        </w:rPr>
+        <w:t xml:space="preserve"> </w:t>
+      </w:r>
+      <w:r>
+        <w:rPr>
+          <w:noProof/>
+          <w:sz w:val="24"/>
+          <w:szCs w:val="24"/>
+        </w:rPr>
+        <w:t>│</w:t>
+      </w:r>
+    </w:p>
+    <w:p>
+      <w:pPr>
+        <w:spacing w:after="0" w:line="240" w:lineRule="auto"/>
+        <w:rPr>
+          <w:noProof/>
+          <w:sz w:val="24"/>
+          <w:szCs w:val="24"/>
+        </w:rPr>
+      </w:pPr>
+      <w:r>
+        <w:rPr>
+          <w:noProof/>
+          <w:sz w:val="24"/>
+          <w:szCs w:val="24"/>
+        </w:rPr>
+        <w:t xml:space="preserve">     </w:t>
+      </w:r>
+      <w:r>
+        <w:rPr>
+          <w:rFonts w:ascii="MS Gothic" w:eastAsia="MS Gothic" w:hAnsi="MS Gothic" w:cs="MS Gothic" w:hint="eastAsia"/>
+          <w:noProof/>
+          <w:sz w:val="24"/>
+          <w:szCs w:val="24"/>
+        </w:rPr>
+        <w:t>├</w:t>
+      </w:r>
+      <w:r>
+        <w:rPr>
+          <w:rFonts w:ascii="Calibri" w:hAnsi="Calibri" w:cs="Calibri"/>
+          <w:noProof/>
+          <w:sz w:val="24"/>
+          <w:szCs w:val="24"/>
+        </w:rPr>
+        <w:t>──</w:t>
+      </w:r>
+      <w:r>
+        <w:rPr>
+          <w:noProof/>
+          <w:sz w:val="24"/>
+          <w:szCs w:val="24"/>
+        </w:rPr>
+        <w:t xml:space="preserve"> discover()</w:t>
+      </w:r>
+    </w:p>
+    <w:p>
+      <w:pPr>
+        <w:spacing w:after="0" w:line="240" w:lineRule="auto"/>
+        <w:rPr>
+          <w:noProof/>
+          <w:sz w:val="24"/>
+          <w:szCs w:val="24"/>
+        </w:rPr>
+      </w:pPr>
+      <w:r>
+        <w:rPr>
+          <w:noProof/>
+          <w:sz w:val="24"/>
+          <w:szCs w:val="24"/>
+        </w:rPr>
+        <w:t xml:space="preserve">    </w:t>
+      </w:r>
+      <w:r>
+        <w:rPr>
+          <w:noProof/>
+          <w:sz w:val="24"/>
+          <w:szCs w:val="24"/>
+        </w:rPr>
+        <w:t xml:space="preserve"> </w:t>
+      </w:r>
+      <w:r>
+        <w:rPr>
+          <w:noProof/>
+          <w:sz w:val="24"/>
+          <w:szCs w:val="24"/>
+        </w:rPr>
+        <w:t xml:space="preserve"> │</w:t>
+      </w:r>
+    </w:p>
+    <w:p>
+      <w:pPr>
+        <w:spacing w:after="0" w:line="240" w:lineRule="auto"/>
+        <w:rPr>
+          <w:noProof/>
+          <w:sz w:val="24"/>
+          <w:szCs w:val="24"/>
+        </w:rPr>
+      </w:pPr>
+      <w:r>
+        <w:rPr>
+          <w:noProof/>
+          <w:sz w:val="24"/>
+          <w:szCs w:val="24"/>
+        </w:rPr>
+        <w:t xml:space="preserve">     </w:t>
+      </w:r>
+      <w:r>
+        <w:rPr>
+          <w:rFonts w:ascii="MS Gothic" w:eastAsia="MS Gothic" w:hAnsi="MS Gothic" w:cs="MS Gothic" w:hint="eastAsia"/>
+          <w:noProof/>
+          <w:sz w:val="24"/>
+          <w:szCs w:val="24"/>
+        </w:rPr>
+        <w:t>├</w:t>
+      </w:r>
+      <w:r>
+        <w:rPr>
+          <w:rFonts w:ascii="Calibri" w:hAnsi="Calibri" w:cs="Calibri"/>
+          <w:noProof/>
+          <w:sz w:val="24"/>
+          <w:szCs w:val="24"/>
+        </w:rPr>
+        <w:t>──</w:t>
+      </w:r>
+      <w:r>
+        <w:rPr>
+          <w:noProof/>
+          <w:sz w:val="24"/>
+          <w:szCs w:val="24"/>
+        </w:rPr>
+        <w:t xml:space="preserve"> load()</w:t>
+      </w:r>
+    </w:p>
+    <w:p>
+      <w:pPr>
+        <w:spacing w:after="0" w:line="240" w:lineRule="auto"/>
+        <w:rPr>
+          <w:noProof/>
+          <w:sz w:val="24"/>
+          <w:szCs w:val="24"/>
+        </w:rPr>
+      </w:pPr>
+      <w:r>
+        <w:rPr>
+          <w:noProof/>
+          <w:sz w:val="24"/>
+          <w:szCs w:val="24"/>
+        </w:rPr>
+        <w:t xml:space="preserve">     </w:t>
+      </w:r>
+      <w:r>
+        <w:rPr>
+          <w:noProof/>
+          <w:sz w:val="24"/>
+          <w:szCs w:val="24"/>
+        </w:rPr>
+        <w:t xml:space="preserve"> </w:t>
+      </w:r>
+      <w:r>
+        <w:rPr>
+          <w:noProof/>
+          <w:sz w:val="24"/>
+          <w:szCs w:val="24"/>
+        </w:rPr>
+        <w:t>│</w:t>
+      </w:r>
+    </w:p>
+    <w:p>
+      <w:pPr>
+        <w:spacing w:after="0" w:line="240" w:lineRule="auto"/>
+        <w:rPr>
+          <w:noProof/>
+          <w:sz w:val="24"/>
+          <w:szCs w:val="24"/>
+        </w:rPr>
+      </w:pPr>
+      <w:r>
+        <w:rPr>
+          <w:noProof/>
+          <w:sz w:val="24"/>
+          <w:szCs w:val="24"/>
+        </w:rPr>
+        <w:t xml:space="preserve">     </w:t>
+      </w:r>
+      <w:r>
+        <w:rPr>
+          <w:rFonts w:ascii="MS Gothic" w:eastAsia="MS Gothic" w:hAnsi="MS Gothic" w:cs="MS Gothic" w:hint="eastAsia"/>
+          <w:noProof/>
+          <w:sz w:val="24"/>
+          <w:szCs w:val="24"/>
+        </w:rPr>
+        <w:t>├</w:t>
+      </w:r>
+      <w:r>
+        <w:rPr>
+          <w:rFonts w:ascii="Calibri" w:hAnsi="Calibri" w:cs="Calibri"/>
+          <w:noProof/>
+          <w:sz w:val="24"/>
+          <w:szCs w:val="24"/>
+        </w:rPr>
+        <w:t>──</w:t>
+      </w:r>
+      <w:r>
+        <w:rPr>
+          <w:noProof/>
+          <w:sz w:val="24"/>
+          <w:szCs w:val="24"/>
+        </w:rPr>
+        <w:t xml:space="preserve"> load_battery()</w:t>
+      </w:r>
+    </w:p>
+    <w:p>
+      <w:pPr>
+        <w:spacing w:after="0" w:line="240" w:lineRule="auto"/>
+        <w:rPr>
+          <w:noProof/>
+          <w:sz w:val="24"/>
+          <w:szCs w:val="24"/>
+        </w:rPr>
+      </w:pPr>
+      <w:r>
+        <w:rPr>
+          <w:noProof/>
+          <w:sz w:val="24"/>
+          <w:szCs w:val="24"/>
+        </w:rPr>
+        <w:t xml:space="preserve">     </w:t>
+      </w:r>
+      <w:r>
+        <w:rPr>
+          <w:noProof/>
+          <w:sz w:val="24"/>
+          <w:szCs w:val="24"/>
+        </w:rPr>
+        <w:t xml:space="preserve"> </w:t>
+      </w:r>
+      <w:r>
+        <w:rPr>
+          <w:noProof/>
+          <w:sz w:val="24"/>
+          <w:szCs w:val="24"/>
+        </w:rPr>
+        <w:t>│</w:t>
+      </w:r>
+    </w:p>
+    <w:p>
+      <w:pPr>
+        <w:spacing w:after="0" w:line="240" w:lineRule="auto"/>
+        <w:rPr>
+          <w:noProof/>
+          <w:sz w:val="24"/>
+          <w:szCs w:val="24"/>
+        </w:rPr>
+      </w:pPr>
+      <w:r>
+        <w:rPr>
+          <w:noProof/>
+          <w:sz w:val="24"/>
+          <w:szCs w:val="24"/>
+        </w:rPr>
+        <w:t xml:space="preserve">     </w:t>
+      </w:r>
+      <w:r>
+        <w:rPr>
+          <w:rFonts w:ascii="MS Gothic" w:eastAsia="MS Gothic" w:hAnsi="MS Gothic" w:cs="MS Gothic" w:hint="eastAsia"/>
+          <w:noProof/>
+          <w:sz w:val="24"/>
+          <w:szCs w:val="24"/>
+        </w:rPr>
+        <w:t>├</w:t>
+      </w:r>
+      <w:r>
+        <w:rPr>
+          <w:rFonts w:ascii="Calibri" w:hAnsi="Calibri" w:cs="Calibri"/>
+          <w:noProof/>
+          <w:sz w:val="24"/>
+          <w:szCs w:val="24"/>
+        </w:rPr>
+        <w:t>──</w:t>
+      </w:r>
+      <w:r>
+        <w:rPr>
+          <w:noProof/>
+          <w:sz w:val="24"/>
+          <w:szCs w:val="24"/>
+        </w:rPr>
+        <w:t xml:space="preserve"> load_model()</w:t>
+      </w:r>
+    </w:p>
+    <w:p>
+      <w:pPr>
+        <w:spacing w:after="0" w:line="240" w:lineRule="auto"/>
+        <w:rPr>
+          <w:noProof/>
+          <w:sz w:val="24"/>
+          <w:szCs w:val="24"/>
+        </w:rPr>
+      </w:pPr>
+      <w:r>
+        <w:rPr>
+          <w:noProof/>
+          <w:sz w:val="24"/>
+          <w:szCs w:val="24"/>
+        </w:rPr>
+        <w:t xml:space="preserve">     </w:t>
+      </w:r>
+      <w:r>
+        <w:rPr>
+          <w:noProof/>
+          <w:sz w:val="24"/>
+          <w:szCs w:val="24"/>
+        </w:rPr>
+        <w:t xml:space="preserve"> </w:t>
+      </w:r>
+      <w:r>
+        <w:rPr>
+          <w:noProof/>
+          <w:sz w:val="24"/>
+          <w:szCs w:val="24"/>
+        </w:rPr>
+        <w:t>│</w:t>
+      </w:r>
+    </w:p>
+    <w:p>
+      <w:pPr>
+        <w:spacing w:after="0" w:line="240" w:lineRule="auto"/>
+        <w:rPr>
+          <w:noProof/>
+          <w:sz w:val="24"/>
+          <w:szCs w:val="24"/>
+        </w:rPr>
+      </w:pPr>
+      <w:r>
+        <w:rPr>
+          <w:noProof/>
+          <w:sz w:val="24"/>
+          <w:szCs w:val="24"/>
+        </w:rPr>
+        <w:t xml:space="preserve">     </w:t>
+      </w:r>
+      <w:r>
+        <w:rPr>
+          <w:noProof/>
+          <w:sz w:val="24"/>
+          <w:szCs w:val="24"/>
+        </w:rPr>
+        <w:t xml:space="preserve"> </w:t>
+      </w:r>
+      <w:r>
+        <w:rPr>
+          <w:noProof/>
+          <w:sz w:val="24"/>
+          <w:szCs w:val="24"/>
+        </w:rPr>
+        <w:t>└── latest()</w:t>
+      </w:r>
+    </w:p>
+    <w:p>
+      <w:pPr>
+        <w:spacing w:after="0" w:line="240" w:lineRule="auto"/>
+        <w:rPr>
+          <w:noProof/>
+          <w:sz w:val="24"/>
+          <w:szCs w:val="24"/>
+        </w:rPr>
+      </w:pPr>
+      <w:r>
+        <w:rPr>
+          <w:noProof/>
+          <w:sz w:val="24"/>
+          <w:szCs w:val="24"/>
+        </w:rPr>
+        <w:t xml:space="preserve">              </w:t>
+      </w:r>
+      <w:r>
+        <w:rPr>
+          <w:noProof/>
+          <w:sz w:val="24"/>
+          <w:szCs w:val="24"/>
+        </w:rPr>
+        <w:t xml:space="preserve"> </w:t>
+      </w:r>
+      <w:r>
+        <w:rPr>
+          <w:noProof/>
+          <w:sz w:val="24"/>
+          <w:szCs w:val="24"/>
+        </w:rPr>
+        <w:t>│</w:t>
+      </w:r>
+    </w:p>
+    <w:p>
+      <w:pPr>
+        <w:spacing w:after="0" w:line="240" w:lineRule="auto"/>
+        <w:rPr>
+          <w:noProof/>
+          <w:sz w:val="24"/>
+          <w:szCs w:val="24"/>
+        </w:rPr>
+      </w:pPr>
+      <w:r>
+        <w:rPr>
+          <w:noProof/>
+          <w:sz w:val="24"/>
+          <w:szCs w:val="24"/>
+        </w:rPr>
+        <w:t xml:space="preserve">              </w:t>
+      </w:r>
+      <w:r>
+        <w:rPr>
+          <w:rFonts w:ascii="Arial" w:hAnsi="Arial" w:cs="Arial"/>
+          <w:noProof/>
+          <w:sz w:val="24"/>
+          <w:szCs w:val="24"/>
+        </w:rPr>
+        <w:t>▼</w:t>
+      </w:r>
+    </w:p>
+    <w:p>
+      <w:pPr>
+        <w:spacing w:after="0" w:line="240" w:lineRule="auto"/>
+        <w:rPr>
+          <w:noProof/>
+          <w:sz w:val="24"/>
+          <w:szCs w:val="24"/>
+        </w:rPr>
+      </w:pPr>
+      <w:r>
+        <w:rPr>
+          <w:noProof/>
+          <w:sz w:val="24"/>
+          <w:szCs w:val="24"/>
+        </w:rPr>
+        <w:t xml:space="preserve">       ResultPackage</w:t>
+      </w:r>
+    </w:p>
+    <w:p>
+      <w:pPr>
+        <w:spacing w:after="0" w:line="240" w:lineRule="auto"/>
+        <w:rPr>
+          <w:noProof/>
+          <w:sz w:val="24"/>
+          <w:szCs w:val="24"/>
+        </w:rPr>
+      </w:pPr>
+    </w:p>
+    <w:p>
+      <w:pPr>
+        <w:spacing w:after="0" w:line="240" w:lineRule="auto"/>
+        <w:rPr>
+          <w:noProof/>
+          <w:sz w:val="24"/>
+          <w:szCs w:val="24"/>
+        </w:rPr>
+      </w:pPr>
+    </w:p>
+    <w:p>
+      <w:pPr>
+        <w:spacing w:after="0" w:line="240" w:lineRule="auto"/>
+        <w:rPr>
+          <w:noProof/>
+          <w:sz w:val="24"/>
+          <w:szCs w:val="24"/>
+        </w:rPr>
+      </w:pPr>
+    </w:p>
+    <w:p>
+      <w:pPr>
+        <w:spacing w:after="0" w:line="240" w:lineRule="auto"/>
+        <w:rPr>
+          <w:noProof/>
+          <w:sz w:val="24"/>
+          <w:szCs w:val="24"/>
+        </w:rPr>
+      </w:pPr>
+    </w:p>
+    <w:p>
+      <w:pPr>
+        <w:spacing w:after="0" w:line="240" w:lineRule="auto"/>
+        <w:rPr>
+          <w:noProof/>
+          <w:sz w:val="24"/>
+          <w:szCs w:val="24"/>
+        </w:rPr>
+      </w:pPr>
+    </w:p>
+    <w:p>
+      <w:pPr>
+        <w:spacing w:after="0" w:line="240" w:lineRule="auto"/>
+        <w:rPr>
+          <w:noProof/>
+          <w:sz w:val="24"/>
+          <w:szCs w:val="24"/>
+        </w:rPr>
+      </w:pPr>
+    </w:p>
+    <w:p>
+      <w:pPr>
+        <w:spacing w:after="0" w:line="240" w:lineRule="auto"/>
+        <w:rPr>
+          <w:noProof/>
+          <w:sz w:val="24"/>
+          <w:szCs w:val="24"/>
+        </w:rPr>
+      </w:pPr>
+    </w:p>
+    <w:p>
+      <w:pPr>
+        <w:spacing w:after="0" w:line="240" w:lineRule="auto"/>
+        <w:rPr>
+          <w:noProof/>
+          <w:sz w:val="24"/>
+          <w:szCs w:val="24"/>
+        </w:rPr>
+      </w:pPr>
+    </w:p>
+    <w:p>
+      <w:pPr>
+        <w:spacing w:after="0" w:line="240" w:lineRule="auto"/>
+        <w:rPr>
+          <w:noProof/>
+          <w:sz w:val="24"/>
+          <w:szCs w:val="24"/>
+        </w:rPr>
+      </w:pPr>
+    </w:p>
+    <w:p>
+      <w:pPr>
+        <w:spacing w:after="0" w:line="240" w:lineRule="auto"/>
+        <w:rPr>
+          <w:noProof/>
+          <w:sz w:val="24"/>
+          <w:szCs w:val="24"/>
+        </w:rPr>
+      </w:pPr>
+    </w:p>
+    <w:p>
+      <w:pPr>
+        <w:spacing w:after="0" w:line="240" w:lineRule="auto"/>
+        <w:rPr>
+          <w:noProof/>
+          <w:sz w:val="24"/>
+          <w:szCs w:val="24"/>
+        </w:rPr>
+      </w:pPr>
+      <w:r>
+        <w:rPr>
+          <w:noProof/>
+          <w:sz w:val="24"/>
+          <w:szCs w:val="24"/>
+        </w:rPr>
+        <w:t xml:space="preserve">                 </w:t>
+      </w:r>
+      <w:r>
+        <w:rPr>
+          <w:noProof/>
+          <w:sz w:val="24"/>
+          <w:szCs w:val="24"/>
+        </w:rPr>
+        <w:t xml:space="preserve">      </w:t>
+      </w:r>
+      <w:r>
+        <w:rPr>
+          <w:noProof/>
+          <w:sz w:val="24"/>
+          <w:szCs w:val="24"/>
+        </w:rPr>
+        <w:t>results/</w:t>
+      </w:r>
+    </w:p>
+    <w:p>
+      <w:pPr>
+        <w:spacing w:after="0" w:line="240" w:lineRule="auto"/>
+        <w:rPr>
+          <w:noProof/>
+          <w:sz w:val="24"/>
+          <w:szCs w:val="24"/>
+        </w:rPr>
+      </w:pPr>
+      <w:r>
+        <w:rPr>
+          <w:noProof/>
+          <w:sz w:val="24"/>
+          <w:szCs w:val="24"/>
+        </w:rPr>
+        <w:t xml:space="preserve">                    </w:t>
+      </w:r>
+      <w:r>
+        <w:rPr>
+          <w:noProof/>
+          <w:sz w:val="24"/>
+          <w:szCs w:val="24"/>
+        </w:rPr>
+        <w:t xml:space="preserve"> </w:t>
+      </w:r>
+      <w:r>
+        <w:rPr>
+          <w:noProof/>
+          <w:sz w:val="24"/>
+          <w:szCs w:val="24"/>
+        </w:rPr>
+        <w:t xml:space="preserve">       </w:t>
+      </w:r>
+      <w:r>
+        <w:rPr>
+          <w:noProof/>
+          <w:sz w:val="24"/>
+          <w:szCs w:val="24"/>
+        </w:rPr>
+        <w:t>│</w:t>
+      </w:r>
+    </w:p>
+    <w:p>
+      <w:pPr>
+        <w:spacing w:after="0" w:line="240" w:lineRule="auto"/>
+        <w:rPr>
+          <w:noProof/>
+          <w:sz w:val="24"/>
+          <w:szCs w:val="24"/>
+        </w:rPr>
+      </w:pPr>
+      <w:r>
+        <w:rPr>
+          <w:noProof/>
+          <w:sz w:val="24"/>
+          <w:szCs w:val="24"/>
+        </w:rPr>
+        <w:t xml:space="preserve">                    </w:t>
+      </w:r>
+      <w:r>
+        <w:rPr>
+          <w:noProof/>
+          <w:sz w:val="24"/>
+          <w:szCs w:val="24"/>
+        </w:rPr>
+        <w:t xml:space="preserve">       </w:t>
+      </w:r>
+      <w:r>
+        <w:rPr>
+          <w:rFonts w:ascii="Arial" w:hAnsi="Arial" w:cs="Arial"/>
+          <w:noProof/>
+          <w:sz w:val="24"/>
+          <w:szCs w:val="24"/>
+        </w:rPr>
+        <w:t>▼</w:t>
+      </w:r>
+    </w:p>
+    <w:p>
+      <w:pPr>
+        <w:spacing w:after="0" w:line="240" w:lineRule="auto"/>
+        <w:rPr>
+          <w:noProof/>
+          <w:sz w:val="24"/>
+          <w:szCs w:val="24"/>
+        </w:rPr>
+      </w:pPr>
+      <w:r>
+        <w:rPr>
+          <w:noProof/>
+          <w:sz w:val="24"/>
+          <w:szCs w:val="24"/>
+        </w:rPr>
+        <w:t xml:space="preserve">             ┌─────────────┐</w:t>
+      </w:r>
+    </w:p>
+    <w:p>
+      <w:pPr>
+        <w:spacing w:after="0" w:line="240" w:lineRule="auto"/>
+        <w:rPr>
+          <w:noProof/>
+          <w:sz w:val="24"/>
+          <w:szCs w:val="24"/>
+        </w:rPr>
+      </w:pPr>
+      <w:r>
+        <w:rPr>
+          <w:noProof/>
+          <w:sz w:val="24"/>
+          <w:szCs w:val="24"/>
+        </w:rPr>
+        <w:t xml:space="preserve">             │ ResultLoader</w:t>
+      </w:r>
+      <w:r>
+        <w:rPr>
+          <w:noProof/>
+          <w:sz w:val="24"/>
+          <w:szCs w:val="24"/>
+        </w:rPr>
+        <w:t xml:space="preserve">    </w:t>
+      </w:r>
+      <w:r>
+        <w:rPr>
+          <w:noProof/>
+          <w:sz w:val="24"/>
+          <w:szCs w:val="24"/>
+        </w:rPr>
+        <w:t>│</w:t>
+      </w:r>
+    </w:p>
+    <w:p>
+      <w:pPr>
+        <w:spacing w:after="0" w:line="240" w:lineRule="auto"/>
+        <w:rPr>
+          <w:noProof/>
+          <w:sz w:val="24"/>
+          <w:szCs w:val="24"/>
+        </w:rPr>
+      </w:pPr>
+      <w:r>
+        <w:rPr>
+          <w:noProof/>
+          <w:sz w:val="24"/>
+          <w:szCs w:val="24"/>
+        </w:rPr>
+        <w:t xml:space="preserve">             └──────</w:t>
+      </w:r>
+      <w:r>
+        <w:rPr>
+          <w:rFonts w:ascii="MS Gothic" w:eastAsia="MS Gothic" w:hAnsi="MS Gothic" w:cs="MS Gothic" w:hint="eastAsia"/>
+          <w:noProof/>
+          <w:sz w:val="24"/>
+          <w:szCs w:val="24"/>
+        </w:rPr>
+        <w:t>┬</w:t>
+      </w:r>
+      <w:r>
+        <w:rPr>
+          <w:rFonts w:ascii="Calibri" w:hAnsi="Calibri" w:cs="Calibri"/>
+          <w:noProof/>
+          <w:sz w:val="24"/>
+          <w:szCs w:val="24"/>
+        </w:rPr>
+        <w:t>──────┘</w:t>
+      </w:r>
+    </w:p>
+    <w:p>
+      <w:pPr>
+        <w:spacing w:after="0" w:line="240" w:lineRule="auto"/>
+        <w:rPr>
+          <w:noProof/>
+          <w:sz w:val="24"/>
+          <w:szCs w:val="24"/>
+        </w:rPr>
+      </w:pPr>
+      <w:r>
+        <w:rPr>
+          <w:noProof/>
+          <w:sz w:val="24"/>
+          <w:szCs w:val="24"/>
+        </w:rPr>
+        <w:t xml:space="preserve">                    </w:t>
+      </w:r>
+      <w:r>
+        <w:rPr>
+          <w:noProof/>
+          <w:sz w:val="24"/>
+          <w:szCs w:val="24"/>
+        </w:rPr>
+        <w:t xml:space="preserve">          </w:t>
+      </w:r>
+      <w:r>
+        <w:rPr>
+          <w:noProof/>
+          <w:sz w:val="24"/>
+          <w:szCs w:val="24"/>
+        </w:rPr>
+        <w:t>│</w:t>
+      </w:r>
+    </w:p>
+    <w:p>
+      <w:pPr>
+        <w:spacing w:after="0" w:line="240" w:lineRule="auto"/>
+        <w:rPr>
+          <w:noProof/>
+          <w:sz w:val="24"/>
+          <w:szCs w:val="24"/>
+        </w:rPr>
+      </w:pPr>
+      <w:r>
+        <w:rPr>
+          <w:noProof/>
+          <w:sz w:val="24"/>
+          <w:szCs w:val="24"/>
+        </w:rPr>
+        <w:t xml:space="preserve">             </w:t>
+      </w:r>
+      <w:r>
+        <w:rPr>
+          <w:noProof/>
+          <w:sz w:val="24"/>
+          <w:szCs w:val="24"/>
+        </w:rPr>
+        <w:t xml:space="preserve">      </w:t>
+      </w:r>
+      <w:r>
+        <w:rPr>
+          <w:noProof/>
+          <w:sz w:val="24"/>
+          <w:szCs w:val="24"/>
+        </w:rPr>
+        <w:t>ResultPackage</w:t>
+      </w:r>
+    </w:p>
+    <w:p>
+      <w:pPr>
+        <w:spacing w:after="0" w:line="240" w:lineRule="auto"/>
+        <w:rPr>
+          <w:noProof/>
+          <w:sz w:val="24"/>
+          <w:szCs w:val="24"/>
+        </w:rPr>
+      </w:pPr>
+      <w:r>
+        <w:rPr>
+          <w:noProof/>
+          <w:sz w:val="24"/>
+          <w:szCs w:val="24"/>
+        </w:rPr>
+        <w:t xml:space="preserve">                   </w:t>
+      </w:r>
+      <w:r>
+        <w:rPr>
+          <w:noProof/>
+          <w:sz w:val="24"/>
+          <w:szCs w:val="24"/>
+        </w:rPr>
+        <w:t xml:space="preserve">              </w:t>
+      </w:r>
+      <w:r>
+        <w:rPr>
+          <w:noProof/>
+          <w:sz w:val="24"/>
+          <w:szCs w:val="24"/>
+        </w:rPr>
+        <w:t xml:space="preserve"> │</w:t>
+      </w:r>
+    </w:p>
+    <w:p>
+      <w:pPr>
+        <w:spacing w:after="0" w:line="240" w:lineRule="auto"/>
+        <w:rPr>
+          <w:noProof/>
+          <w:sz w:val="24"/>
+          <w:szCs w:val="24"/>
+        </w:rPr>
+      </w:pPr>
+      <w:r>
+        <w:rPr>
+          <w:noProof/>
+          <w:sz w:val="24"/>
+          <w:szCs w:val="24"/>
+        </w:rPr>
+        <w:t xml:space="preserve">          ┌─────────</w:t>
+      </w:r>
+      <w:r>
+        <w:rPr>
+          <w:rFonts w:ascii="MS Gothic" w:eastAsia="MS Gothic" w:hAnsi="MS Gothic" w:cs="MS Gothic" w:hint="eastAsia"/>
+          <w:noProof/>
+          <w:sz w:val="24"/>
+          <w:szCs w:val="24"/>
+        </w:rPr>
+        <w:t>┴</w:t>
+      </w:r>
+      <w:r>
+        <w:rPr>
+          <w:rFonts w:ascii="Calibri" w:hAnsi="Calibri" w:cs="Calibri"/>
+          <w:noProof/>
+          <w:sz w:val="24"/>
+          <w:szCs w:val="24"/>
+        </w:rPr>
+        <w:t>─────────┐</w:t>
+      </w:r>
+    </w:p>
+    <w:p>
+      <w:pPr>
+        <w:spacing w:after="0" w:line="240" w:lineRule="auto"/>
+        <w:rPr>
+          <w:noProof/>
+          <w:sz w:val="24"/>
+          <w:szCs w:val="24"/>
+        </w:rPr>
+      </w:pPr>
+      <w:r>
+        <w:rPr>
+          <w:noProof/>
+          <w:sz w:val="24"/>
+          <w:szCs w:val="24"/>
+        </w:rPr>
+        <w:t xml:space="preserve">          </w:t>
+      </w:r>
+      <w:r>
+        <w:rPr>
+          <w:rFonts w:ascii="Arial" w:hAnsi="Arial" w:cs="Arial"/>
+          <w:noProof/>
+          <w:sz w:val="24"/>
+          <w:szCs w:val="24"/>
+        </w:rPr>
+        <w:t>▼</w:t>
+      </w:r>
+      <w:r>
+        <w:rPr>
+          <w:noProof/>
+          <w:sz w:val="24"/>
+          <w:szCs w:val="24"/>
+        </w:rPr>
+        <w:t xml:space="preserve">                   </w:t>
+      </w:r>
+      <w:r>
+        <w:rPr>
+          <w:noProof/>
+          <w:sz w:val="24"/>
+          <w:szCs w:val="24"/>
+        </w:rPr>
+        <w:t xml:space="preserve">                      </w:t>
+      </w:r>
+      <w:r>
+        <w:rPr>
+          <w:rFonts w:ascii="Arial" w:hAnsi="Arial" w:cs="Arial"/>
+          <w:noProof/>
+          <w:sz w:val="24"/>
+          <w:szCs w:val="24"/>
+        </w:rPr>
+        <w:t>▼</w:t>
+      </w:r>
+    </w:p>
+    <w:p>
+      <w:pPr>
+        <w:spacing w:after="0" w:line="240" w:lineRule="auto"/>
+        <w:rPr>
+          <w:noProof/>
+          <w:sz w:val="24"/>
+          <w:szCs w:val="24"/>
+        </w:rPr>
+      </w:pPr>
+      <w:r>
+        <w:rPr>
+          <w:noProof/>
+          <w:sz w:val="24"/>
+          <w:szCs w:val="24"/>
+        </w:rPr>
+        <w:t xml:space="preserve">    Single Model        </w:t>
+      </w:r>
+      <w:r>
+        <w:rPr>
+          <w:noProof/>
+          <w:sz w:val="24"/>
+          <w:szCs w:val="24"/>
+        </w:rPr>
+        <w:t xml:space="preserve">      </w:t>
+      </w:r>
+      <w:r>
+        <w:rPr>
+          <w:noProof/>
+          <w:sz w:val="24"/>
+          <w:szCs w:val="24"/>
+        </w:rPr>
+        <w:t xml:space="preserve"> Multiple Models</w:t>
+      </w:r>
+    </w:p>
+    <w:p>
+      <w:pPr>
+        <w:spacing w:after="0" w:line="240" w:lineRule="auto"/>
+        <w:rPr>
+          <w:noProof/>
+          <w:sz w:val="24"/>
+          <w:szCs w:val="24"/>
+        </w:rPr>
+      </w:pPr>
+      <w:r>
+        <w:rPr>
+          <w:noProof/>
+          <w:sz w:val="24"/>
+          <w:szCs w:val="24"/>
+        </w:rPr>
+        <w:t xml:space="preserve">          │                   </w:t>
+      </w:r>
+      <w:r>
+        <w:rPr>
+          <w:noProof/>
+          <w:sz w:val="24"/>
+          <w:szCs w:val="24"/>
+        </w:rPr>
+        <w:t xml:space="preserve">                          </w:t>
+      </w:r>
+      <w:r>
+        <w:rPr>
+          <w:noProof/>
+          <w:sz w:val="24"/>
+          <w:szCs w:val="24"/>
+        </w:rPr>
+        <w:t>│</w:t>
+      </w:r>
+    </w:p>
+    <w:p>
+      <w:pPr>
+        <w:spacing w:after="0" w:line="240" w:lineRule="auto"/>
+        <w:rPr>
+          <w:noProof/>
+          <w:sz w:val="24"/>
+          <w:szCs w:val="24"/>
+        </w:rPr>
+      </w:pPr>
+      <w:r>
+        <w:rPr>
+          <w:noProof/>
+          <w:sz w:val="24"/>
+          <w:szCs w:val="24"/>
+        </w:rPr>
+        <w:t xml:space="preserve">          └─────────</w:t>
+      </w:r>
+      <w:r>
+        <w:rPr>
+          <w:rFonts w:ascii="MS Gothic" w:eastAsia="MS Gothic" w:hAnsi="MS Gothic" w:cs="MS Gothic" w:hint="eastAsia"/>
+          <w:noProof/>
+          <w:sz w:val="24"/>
+          <w:szCs w:val="24"/>
+        </w:rPr>
+        <w:t>┬</w:t>
+      </w:r>
+      <w:r>
+        <w:rPr>
+          <w:rFonts w:ascii="Calibri" w:hAnsi="Calibri" w:cs="Calibri"/>
+          <w:noProof/>
+          <w:sz w:val="24"/>
+          <w:szCs w:val="24"/>
+        </w:rPr>
+        <w:t>─────────┘</w:t>
+      </w:r>
+    </w:p>
+    <w:p>
+      <w:pPr>
+        <w:spacing w:after="0" w:line="240" w:lineRule="auto"/>
+        <w:rPr>
+          <w:noProof/>
+          <w:sz w:val="24"/>
+          <w:szCs w:val="24"/>
+        </w:rPr>
+      </w:pPr>
+      <w:r>
+        <w:rPr>
+          <w:noProof/>
+          <w:sz w:val="24"/>
+          <w:szCs w:val="24"/>
+        </w:rPr>
+        <w:t xml:space="preserve">                    </w:t>
+      </w:r>
+      <w:r>
+        <w:rPr>
+          <w:noProof/>
+          <w:sz w:val="24"/>
+          <w:szCs w:val="24"/>
+        </w:rPr>
+        <w:t xml:space="preserve">            </w:t>
+      </w:r>
+      <w:r>
+        <w:rPr>
+          <w:rFonts w:ascii="Arial" w:hAnsi="Arial" w:cs="Arial"/>
+          <w:noProof/>
+          <w:sz w:val="24"/>
+          <w:szCs w:val="24"/>
+        </w:rPr>
+        <w:t>▼</w:t>
+      </w:r>
+    </w:p>
+    <w:p>
+      <w:pPr>
+        <w:spacing w:after="0" w:line="240" w:lineRule="auto"/>
+        <w:rPr>
+          <w:noProof/>
+          <w:sz w:val="24"/>
+          <w:szCs w:val="24"/>
+        </w:rPr>
+      </w:pPr>
+      <w:r>
+        <w:rPr>
+          <w:noProof/>
+          <w:sz w:val="24"/>
+          <w:szCs w:val="24"/>
+        </w:rPr>
+        <w:t xml:space="preserve">          </w:t>
+      </w:r>
+      <w:r>
+        <w:rPr>
+          <w:noProof/>
+          <w:sz w:val="24"/>
+          <w:szCs w:val="24"/>
+        </w:rPr>
+        <w:t xml:space="preserve">   </w:t>
+      </w:r>
+      <w:r>
+        <w:rPr>
+          <w:noProof/>
+          <w:sz w:val="24"/>
+          <w:szCs w:val="24"/>
+        </w:rPr>
+        <w:t>Comparison Engine</w:t>
+      </w:r>
+    </w:p>
+    <w:p>
+      <w:pPr>
+        <w:spacing w:after="0" w:line="240" w:lineRule="auto"/>
+        <w:rPr>
+          <w:noProof/>
+          <w:sz w:val="24"/>
+          <w:szCs w:val="24"/>
+        </w:rPr>
+      </w:pPr>
+      <w:r>
+        <w:rPr>
+          <w:noProof/>
+          <w:sz w:val="24"/>
+          <w:szCs w:val="24"/>
+        </w:rPr>
+        <w:t xml:space="preserve">                    </w:t>
+      </w:r>
+      <w:r>
+        <w:rPr>
+          <w:noProof/>
+          <w:sz w:val="24"/>
+          <w:szCs w:val="24"/>
+        </w:rPr>
+        <w:t xml:space="preserve">             </w:t>
+      </w:r>
+      <w:r>
+        <w:rPr>
+          <w:noProof/>
+          <w:sz w:val="24"/>
+          <w:szCs w:val="24"/>
+        </w:rPr>
+        <w:t>│</w:t>
+      </w:r>
+    </w:p>
+    <w:p>
+      <w:pPr>
+        <w:spacing w:after="0" w:line="240" w:lineRule="auto"/>
+        <w:rPr>
+          <w:noProof/>
+          <w:sz w:val="24"/>
+          <w:szCs w:val="24"/>
+        </w:rPr>
+      </w:pPr>
+      <w:r>
+        <w:rPr>
+          <w:noProof/>
+          <w:sz w:val="24"/>
+          <w:szCs w:val="24"/>
+        </w:rPr>
+        <w:t xml:space="preserve">          ┌─────────</w:t>
+      </w:r>
+      <w:r>
+        <w:rPr>
+          <w:rFonts w:ascii="MS Gothic" w:eastAsia="MS Gothic" w:hAnsi="MS Gothic" w:cs="MS Gothic" w:hint="eastAsia"/>
+          <w:noProof/>
+          <w:sz w:val="24"/>
+          <w:szCs w:val="24"/>
+        </w:rPr>
+        <w:t>┼</w:t>
+      </w:r>
+      <w:r>
+        <w:rPr>
+          <w:rFonts w:ascii="Calibri" w:hAnsi="Calibri" w:cs="Calibri"/>
+          <w:noProof/>
+          <w:sz w:val="24"/>
+          <w:szCs w:val="24"/>
+        </w:rPr>
+        <w:t>─────────┐</w:t>
+      </w:r>
+    </w:p>
+    <w:p>
+      <w:pPr>
+        <w:spacing w:after="0" w:line="240" w:lineRule="auto"/>
+        <w:rPr>
+          <w:noProof/>
+          <w:sz w:val="24"/>
+          <w:szCs w:val="24"/>
+        </w:rPr>
+      </w:pPr>
+      <w:r>
+        <w:rPr>
+          <w:noProof/>
+          <w:sz w:val="24"/>
+          <w:szCs w:val="24"/>
+        </w:rPr>
+        <w:t xml:space="preserve">          </w:t>
+      </w:r>
+      <w:r>
+        <w:rPr>
+          <w:rFonts w:ascii="Arial" w:hAnsi="Arial" w:cs="Arial"/>
+          <w:noProof/>
+          <w:sz w:val="24"/>
+          <w:szCs w:val="24"/>
+        </w:rPr>
+        <w:t>▼</w:t>
+      </w:r>
+      <w:r>
+        <w:rPr>
+          <w:noProof/>
+          <w:sz w:val="24"/>
+          <w:szCs w:val="24"/>
+        </w:rPr>
+        <w:t xml:space="preserve">         </w:t>
+      </w:r>
+      <w:r>
+        <w:rPr>
+          <w:noProof/>
+          <w:sz w:val="24"/>
+          <w:szCs w:val="24"/>
+        </w:rPr>
+        <w:t xml:space="preserve">         </w:t>
+      </w:r>
+      <w:r>
+        <w:rPr>
+          <w:rFonts w:ascii="Arial" w:hAnsi="Arial" w:cs="Arial"/>
+          <w:noProof/>
+          <w:sz w:val="24"/>
+          <w:szCs w:val="24"/>
+        </w:rPr>
+        <w:t>▼</w:t>
+      </w:r>
+      <w:r>
+        <w:rPr>
+          <w:noProof/>
+          <w:sz w:val="24"/>
+          <w:szCs w:val="24"/>
+        </w:rPr>
+        <w:t xml:space="preserve">         </w:t>
+      </w:r>
+      <w:r>
+        <w:rPr>
+          <w:noProof/>
+          <w:sz w:val="24"/>
+          <w:szCs w:val="24"/>
+        </w:rPr>
+        <w:t xml:space="preserve">          </w:t>
+      </w:r>
+      <w:r>
+        <w:rPr>
+          <w:rFonts w:ascii="Arial" w:hAnsi="Arial" w:cs="Arial"/>
+          <w:noProof/>
+          <w:sz w:val="24"/>
+          <w:szCs w:val="24"/>
+        </w:rPr>
+        <w:t>▼</w:t>
+      </w:r>
+    </w:p>
+    <w:p>
+      <w:pPr>
+        <w:spacing w:after="0" w:line="240" w:lineRule="auto"/>
+        <w:rPr>
+          <w:noProof/>
+          <w:sz w:val="24"/>
+          <w:szCs w:val="24"/>
+        </w:rPr>
+      </w:pPr>
+      <w:r>
+        <w:rPr>
+          <w:noProof/>
+          <w:sz w:val="24"/>
+          <w:szCs w:val="24"/>
+        </w:rPr>
+        <w:t xml:space="preserve">         RMSE     </w:t>
+      </w:r>
+      <w:r>
+        <w:rPr>
+          <w:noProof/>
+          <w:sz w:val="24"/>
+          <w:szCs w:val="24"/>
+        </w:rPr>
+        <w:t xml:space="preserve">     </w:t>
+      </w:r>
+      <w:r>
+        <w:rPr>
+          <w:noProof/>
+          <w:sz w:val="24"/>
+          <w:szCs w:val="24"/>
+        </w:rPr>
+        <w:t xml:space="preserve"> MAE       </w:t>
+      </w:r>
+      <w:r>
+        <w:rPr>
+          <w:noProof/>
+          <w:sz w:val="24"/>
+          <w:szCs w:val="24"/>
+        </w:rPr>
+        <w:t xml:space="preserve">     </w:t>
+      </w:r>
+      <w:r>
+        <w:rPr>
+          <w:noProof/>
+          <w:sz w:val="24"/>
+          <w:szCs w:val="24"/>
+        </w:rPr>
+        <w:t>MAPE</w:t>
+      </w:r>
+    </w:p>
+    <w:p>
+      <w:pPr>
+        <w:spacing w:after="0" w:line="240" w:lineRule="auto"/>
+        <w:rPr>
+          <w:noProof/>
+          <w:sz w:val="24"/>
+          <w:szCs w:val="24"/>
+        </w:rPr>
+      </w:pPr>
+      <w:r>
+        <w:rPr>
+          <w:noProof/>
+          <w:sz w:val="24"/>
+          <w:szCs w:val="24"/>
+        </w:rPr>
+        <w:t xml:space="preserve">                    </w:t>
+      </w:r>
+      <w:r>
+        <w:rPr>
+          <w:noProof/>
+          <w:sz w:val="24"/>
+          <w:szCs w:val="24"/>
+        </w:rPr>
+        <w:t xml:space="preserve">             </w:t>
+      </w:r>
+      <w:r>
+        <w:rPr>
+          <w:noProof/>
+          <w:sz w:val="24"/>
+          <w:szCs w:val="24"/>
+        </w:rPr>
+        <w:t>│</w:t>
+      </w:r>
+    </w:p>
+    <w:p>
+      <w:pPr>
+        <w:spacing w:after="0" w:line="240" w:lineRule="auto"/>
+        <w:rPr>
+          <w:noProof/>
+          <w:sz w:val="24"/>
+          <w:szCs w:val="24"/>
+        </w:rPr>
+      </w:pPr>
+      <w:r>
+        <w:rPr>
+          <w:noProof/>
+          <w:sz w:val="24"/>
+          <w:szCs w:val="24"/>
+        </w:rPr>
+        <w:t xml:space="preserve">                    </w:t>
+      </w:r>
+      <w:r>
+        <w:rPr>
+          <w:noProof/>
+          <w:sz w:val="24"/>
+          <w:szCs w:val="24"/>
+        </w:rPr>
+        <w:t xml:space="preserve">            </w:t>
+      </w:r>
+      <w:r>
+        <w:rPr>
+          <w:rFonts w:ascii="Arial" w:hAnsi="Arial" w:cs="Arial"/>
+          <w:noProof/>
+          <w:sz w:val="24"/>
+          <w:szCs w:val="24"/>
+        </w:rPr>
+        <w:t>▼</w:t>
+      </w:r>
+    </w:p>
+    <w:p>
+      <w:pPr>
+        <w:spacing w:after="0" w:line="240" w:lineRule="auto"/>
+        <w:rPr>
+          <w:noProof/>
+          <w:sz w:val="24"/>
+          <w:szCs w:val="24"/>
+        </w:rPr>
+      </w:pPr>
+      <w:r>
+        <w:rPr>
+          <w:noProof/>
+          <w:sz w:val="24"/>
+          <w:szCs w:val="24"/>
+        </w:rPr>
+        <w:t xml:space="preserve">             </w:t>
+      </w:r>
+      <w:r>
+        <w:rPr>
+          <w:noProof/>
+          <w:sz w:val="24"/>
+          <w:szCs w:val="24"/>
+        </w:rPr>
+        <w:t xml:space="preserve">      </w:t>
+      </w:r>
+      <w:r>
+        <w:rPr>
+          <w:noProof/>
+          <w:sz w:val="24"/>
+          <w:szCs w:val="24"/>
+        </w:rPr>
+        <w:t>Stability Analysis</w:t>
+      </w:r>
+    </w:p>
+    <w:p>
+      <w:pPr>
+        <w:spacing w:after="0" w:line="240" w:lineRule="auto"/>
+        <w:rPr>
+          <w:noProof/>
+          <w:sz w:val="24"/>
+          <w:szCs w:val="24"/>
+        </w:rPr>
+      </w:pPr>
+      <w:r>
+        <w:rPr>
+          <w:noProof/>
+          <w:sz w:val="24"/>
+          <w:szCs w:val="24"/>
+        </w:rPr>
+        <w:t xml:space="preserve">                    </w:t>
+      </w:r>
+      <w:r>
+        <w:rPr>
+          <w:noProof/>
+          <w:sz w:val="24"/>
+          <w:szCs w:val="24"/>
+        </w:rPr>
+        <w:t xml:space="preserve">             </w:t>
+      </w:r>
+      <w:r>
+        <w:rPr>
+          <w:noProof/>
+          <w:sz w:val="24"/>
+          <w:szCs w:val="24"/>
+        </w:rPr>
+        <w:t>│</w:t>
+      </w:r>
+    </w:p>
+    <w:p>
+      <w:pPr>
+        <w:spacing w:after="0" w:line="240" w:lineRule="auto"/>
+        <w:rPr>
+          <w:noProof/>
+          <w:sz w:val="24"/>
+          <w:szCs w:val="24"/>
+        </w:rPr>
+      </w:pPr>
+      <w:r>
+        <w:rPr>
+          <w:noProof/>
+          <w:sz w:val="24"/>
+          <w:szCs w:val="24"/>
+        </w:rPr>
+        <w:t xml:space="preserve">                    </w:t>
+      </w:r>
+      <w:r>
+        <w:rPr>
+          <w:noProof/>
+          <w:sz w:val="24"/>
+          <w:szCs w:val="24"/>
+        </w:rPr>
+        <w:t xml:space="preserve">            </w:t>
+      </w:r>
+      <w:r>
+        <w:rPr>
+          <w:rFonts w:ascii="Arial" w:hAnsi="Arial" w:cs="Arial"/>
+          <w:noProof/>
+          <w:sz w:val="24"/>
+          <w:szCs w:val="24"/>
+        </w:rPr>
+        <w:t>▼</w:t>
+      </w:r>
+    </w:p>
+    <w:p>
+      <w:pPr>
+        <w:spacing w:after="0" w:line="240" w:lineRule="auto"/>
+        <w:rPr>
+          <w:noProof/>
+          <w:sz w:val="24"/>
+          <w:szCs w:val="24"/>
+        </w:rPr>
+      </w:pPr>
+      <w:r>
+        <w:rPr>
+          <w:noProof/>
+          <w:sz w:val="24"/>
+          <w:szCs w:val="24"/>
+        </w:rPr>
+        <w:t xml:space="preserve">              </w:t>
+      </w:r>
+      <w:r>
+        <w:rPr>
+          <w:noProof/>
+          <w:sz w:val="24"/>
+          <w:szCs w:val="24"/>
+        </w:rPr>
+        <w:t xml:space="preserve">        </w:t>
+      </w:r>
+      <w:r>
+        <w:rPr>
+          <w:noProof/>
+          <w:sz w:val="24"/>
+          <w:szCs w:val="24"/>
+        </w:rPr>
+        <w:t>Model Ranking</w:t>
+      </w:r>
+    </w:p>
+    <w:p>
+      <w:pPr>
+        <w:spacing w:after="0" w:line="240" w:lineRule="auto"/>
+        <w:rPr>
+          <w:noProof/>
+          <w:sz w:val="24"/>
+          <w:szCs w:val="24"/>
+        </w:rPr>
+      </w:pPr>
+    </w:p>
+    <w:p>
+      <w:pPr>
+        <w:spacing w:after="0" w:line="240" w:lineRule="auto"/>
+        <w:rPr>
+          <w:noProof/>
+          <w:sz w:val="24"/>
+          <w:szCs w:val="24"/>
+        </w:rPr>
+      </w:pPr>
+    </w:p>
+    <w:p>
+      <w:pPr>
+        <w:spacing w:after="0" w:line="240" w:lineRule="auto"/>
+        <w:rPr>
+          <w:noProof/>
+          <w:sz w:val="24"/>
+          <w:szCs w:val="24"/>
+        </w:rPr>
+      </w:pPr>
+      <w:r>
+        <w:rPr>
+          <w:b/>
+          <w:bCs/>
+          <w:noProof/>
+          <w:sz w:val="32"/>
+          <w:szCs w:val="32"/>
+          <w:u w:val="single"/>
+        </w:rPr>
+        <w:t xml:space="preserve">Sprint 11A – Milestone </w:t>
+      </w:r>
+      <w:r>
+        <w:rPr>
+          <w:b/>
+          <w:bCs/>
+          <w:noProof/>
+          <w:sz w:val="32"/>
+          <w:szCs w:val="32"/>
+          <w:u w:val="single"/>
+        </w:rPr>
+        <w:t>3</w:t>
+      </w:r>
+      <w:r>
+        <w:rPr>
+          <w:b/>
+          <w:bCs/>
+          <w:noProof/>
+          <w:sz w:val="32"/>
+          <w:szCs w:val="32"/>
+          <w:u w:val="single"/>
+        </w:rPr>
+        <w:t>:</w:t>
+      </w:r>
+    </w:p>
+    <w:p>
+      <w:pPr>
+        <w:spacing w:after="0" w:line="240" w:lineRule="auto"/>
+        <w:rPr>
+          <w:noProof/>
+          <w:sz w:val="24"/>
+          <w:szCs w:val="24"/>
+        </w:rPr>
+      </w:pPr>
+    </w:p>
+    <w:p>
+      <w:pPr>
+        <w:spacing w:after="0" w:line="240" w:lineRule="auto"/>
+        <w:rPr>
+          <w:noProof/>
+          <w:sz w:val="24"/>
+          <w:szCs w:val="24"/>
+        </w:rPr>
+      </w:pPr>
+      <w:r>
+        <w:rPr>
+          <w:noProof/>
+          <w:sz w:val="24"/>
+          <w:szCs w:val="24"/>
+        </w:rPr>
+        <w:t>ResultLoader</w:t>
+      </w:r>
+    </w:p>
+    <w:p>
+      <w:pPr>
+        <w:spacing w:after="0" w:line="240" w:lineRule="auto"/>
+        <w:rPr>
+          <w:noProof/>
+          <w:sz w:val="24"/>
+          <w:szCs w:val="24"/>
+        </w:rPr>
+      </w:pPr>
+      <w:r>
+        <w:rPr>
+          <w:noProof/>
+          <w:sz w:val="24"/>
+          <w:szCs w:val="24"/>
+        </w:rPr>
+        <w:t xml:space="preserve">    ↓</w:t>
+      </w:r>
+    </w:p>
+    <w:p>
+      <w:pPr>
+        <w:spacing w:after="0" w:line="240" w:lineRule="auto"/>
+        <w:rPr>
+          <w:noProof/>
+          <w:sz w:val="24"/>
+          <w:szCs w:val="24"/>
+        </w:rPr>
+      </w:pPr>
+      <w:r>
+        <w:rPr>
+          <w:noProof/>
+          <w:sz w:val="24"/>
+          <w:szCs w:val="24"/>
+        </w:rPr>
+        <w:t>ResultPackage[]</w:t>
+      </w:r>
+    </w:p>
+    <w:p>
+      <w:pPr>
+        <w:spacing w:after="0" w:line="240" w:lineRule="auto"/>
+        <w:rPr>
+          <w:noProof/>
+          <w:sz w:val="24"/>
+          <w:szCs w:val="24"/>
+        </w:rPr>
+      </w:pPr>
+      <w:r>
+        <w:rPr>
+          <w:noProof/>
+          <w:sz w:val="24"/>
+          <w:szCs w:val="24"/>
+        </w:rPr>
+        <w:t xml:space="preserve">    ↓</w:t>
+      </w:r>
+    </w:p>
+    <w:p>
+      <w:pPr>
+        <w:spacing w:after="0" w:line="240" w:lineRule="auto"/>
+        <w:rPr>
+          <w:noProof/>
+          <w:sz w:val="24"/>
+          <w:szCs w:val="24"/>
+        </w:rPr>
+      </w:pPr>
+      <w:r>
+        <w:rPr>
+          <w:noProof/>
+          <w:sz w:val="24"/>
+          <w:szCs w:val="24"/>
+        </w:rPr>
+        <w:t>ForecastComparison</w:t>
+      </w:r>
+    </w:p>
+    <w:p>
+      <w:pPr>
+        <w:spacing w:after="0" w:line="240" w:lineRule="auto"/>
+        <w:rPr>
+          <w:noProof/>
+          <w:sz w:val="24"/>
+          <w:szCs w:val="24"/>
+        </w:rPr>
+      </w:pPr>
+      <w:r>
+        <w:rPr>
+          <w:noProof/>
+          <w:sz w:val="24"/>
+          <w:szCs w:val="24"/>
+        </w:rPr>
+        <w:t xml:space="preserve">    ↓</w:t>
+      </w:r>
+    </w:p>
+    <w:p>
+      <w:pPr>
+        <w:spacing w:after="0" w:line="240" w:lineRule="auto"/>
+        <w:rPr>
+          <w:noProof/>
+          <w:sz w:val="24"/>
+          <w:szCs w:val="24"/>
+        </w:rPr>
+      </w:pPr>
+      <w:r>
+        <w:rPr>
+          <w:noProof/>
+          <w:sz w:val="24"/>
+          <w:szCs w:val="24"/>
+        </w:rPr>
+        <w:t>ComparisonResult</w:t>
+      </w:r>
+    </w:p>
+    <w:p>
+      <w:pPr>
+        <w:spacing w:after="0" w:line="240" w:lineRule="auto"/>
+        <w:rPr>
+          <w:noProof/>
+          <w:sz w:val="24"/>
+          <w:szCs w:val="24"/>
+        </w:rPr>
+      </w:pPr>
+    </w:p>
+    <w:p>
+      <w:pPr>
+        <w:spacing w:after="0" w:line="240" w:lineRule="auto"/>
+        <w:rPr>
+          <w:noProof/>
+          <w:sz w:val="24"/>
+          <w:szCs w:val="24"/>
+        </w:rPr>
+      </w:pPr>
+    </w:p>
+    <w:p>
+      <w:pPr>
+        <w:spacing w:after="0" w:line="240" w:lineRule="auto"/>
+        <w:rPr>
+          <w:noProof/>
+          <w:sz w:val="24"/>
+          <w:szCs w:val="24"/>
+        </w:rPr>
+      </w:pPr>
+    </w:p>
+    <w:p>
+      <w:pPr>
+        <w:spacing w:after="0" w:line="240" w:lineRule="auto"/>
+        <w:rPr>
+          <w:noProof/>
+          <w:sz w:val="24"/>
+          <w:szCs w:val="24"/>
+        </w:rPr>
+      </w:pPr>
+    </w:p>
+    <w:p>
+      <w:pPr>
+        <w:spacing w:after="0" w:line="240" w:lineRule="auto"/>
+        <w:rPr>
+          <w:noProof/>
+          <w:sz w:val="24"/>
+          <w:szCs w:val="24"/>
+        </w:rPr>
+      </w:pPr>
+    </w:p>
+    <w:p>
+      <w:pPr>
+        <w:spacing w:after="0" w:line="240" w:lineRule="auto"/>
+        <w:rPr>
+          <w:noProof/>
+          <w:sz w:val="24"/>
+          <w:szCs w:val="24"/>
+        </w:rPr>
+      </w:pPr>
+    </w:p>
+    <w:p>
+      <w:pPr>
+        <w:spacing w:after="0" w:line="240" w:lineRule="auto"/>
+        <w:rPr>
+          <w:noProof/>
+          <w:sz w:val="24"/>
+          <w:szCs w:val="24"/>
+        </w:rPr>
+      </w:pPr>
+    </w:p>
+    <w:p>
+      <w:pPr>
+        <w:spacing w:after="0" w:line="240" w:lineRule="auto"/>
+        <w:rPr>
+          <w:noProof/>
+          <w:sz w:val="24"/>
+          <w:szCs w:val="24"/>
+        </w:rPr>
+      </w:pPr>
+    </w:p>
+    <w:p>
+      <w:pPr>
+        <w:spacing w:after="0" w:line="240" w:lineRule="auto"/>
+        <w:rPr>
+          <w:b/>
+          <w:bCs/>
+          <w:noProof/>
+          <w:sz w:val="32"/>
+          <w:szCs w:val="32"/>
+          <w:u w:val="single"/>
+        </w:rPr>
+      </w:pPr>
+      <w:r>
+        <w:rPr>
+          <w:b/>
+          <w:bCs/>
+          <w:noProof/>
+          <w:sz w:val="32"/>
+          <w:szCs w:val="32"/>
+          <w:u w:val="single"/>
+        </w:rPr>
+        <w:t>Sprint 11:</w:t>
+      </w:r>
+    </w:p>
+    <w:p>
+      <w:pPr>
+        <w:spacing w:after="0" w:line="240" w:lineRule="auto"/>
+        <w:rPr>
+          <w:noProof/>
+          <w:sz w:val="24"/>
+          <w:szCs w:val="24"/>
+        </w:rPr>
+      </w:pPr>
+    </w:p>
+    <w:p>
+      <w:pPr>
+        <w:spacing w:after="0" w:line="240" w:lineRule="auto"/>
+        <w:rPr>
+          <w:noProof/>
+          <w:sz w:val="24"/>
+          <w:szCs w:val="24"/>
+        </w:rPr>
+      </w:pPr>
+      <w:r>
+        <w:rPr>
+          <w:noProof/>
+          <w:sz w:val="24"/>
+          <w:szCs w:val="24"/>
+        </w:rPr>
+        <w:t xml:space="preserve">              ┌───────────────┐</w:t>
+      </w:r>
+    </w:p>
+    <w:p>
+      <w:pPr>
+        <w:spacing w:after="0" w:line="240" w:lineRule="auto"/>
+        <w:rPr>
+          <w:noProof/>
+          <w:sz w:val="24"/>
+          <w:szCs w:val="24"/>
+        </w:rPr>
+      </w:pPr>
+      <w:r>
+        <w:rPr>
+          <w:noProof/>
+          <w:sz w:val="24"/>
+          <w:szCs w:val="24"/>
+        </w:rPr>
+        <w:t xml:space="preserve">              │  Demo / Model </w:t>
+      </w:r>
+      <w:r>
+        <w:rPr>
+          <w:noProof/>
+          <w:sz w:val="24"/>
+          <w:szCs w:val="24"/>
+        </w:rPr>
+        <w:t xml:space="preserve">    </w:t>
+      </w:r>
+      <w:r>
+        <w:rPr>
+          <w:noProof/>
+          <w:sz w:val="24"/>
+          <w:szCs w:val="24"/>
+        </w:rPr>
+        <w:t>│</w:t>
+      </w:r>
+    </w:p>
+    <w:p>
+      <w:pPr>
+        <w:spacing w:after="0" w:line="240" w:lineRule="auto"/>
+        <w:rPr>
+          <w:noProof/>
+          <w:sz w:val="24"/>
+          <w:szCs w:val="24"/>
+        </w:rPr>
+      </w:pPr>
+      <w:r>
+        <w:rPr>
+          <w:noProof/>
+          <w:sz w:val="24"/>
+          <w:szCs w:val="24"/>
+        </w:rPr>
+        <w:t xml:space="preserve">              └───────</w:t>
+      </w:r>
+      <w:r>
+        <w:rPr>
+          <w:rFonts w:ascii="MS Gothic" w:eastAsia="MS Gothic" w:hAnsi="MS Gothic" w:cs="MS Gothic" w:hint="eastAsia"/>
+          <w:noProof/>
+          <w:sz w:val="24"/>
+          <w:szCs w:val="24"/>
+        </w:rPr>
+        <w:t>┬</w:t>
+      </w:r>
+      <w:r>
+        <w:rPr>
+          <w:rFonts w:ascii="Calibri" w:hAnsi="Calibri" w:cs="Calibri"/>
+          <w:noProof/>
+          <w:sz w:val="24"/>
+          <w:szCs w:val="24"/>
+        </w:rPr>
+        <w:t>──────┘</w:t>
+      </w:r>
+    </w:p>
+    <w:p>
+      <w:pPr>
+        <w:spacing w:after="0" w:line="240" w:lineRule="auto"/>
+        <w:rPr>
+          <w:noProof/>
+          <w:sz w:val="24"/>
+          <w:szCs w:val="24"/>
+        </w:rPr>
+      </w:pPr>
+      <w:r>
+        <w:rPr>
+          <w:noProof/>
+          <w:sz w:val="24"/>
+          <w:szCs w:val="24"/>
+        </w:rPr>
+        <w:t xml:space="preserve">                      </w:t>
+      </w:r>
+      <w:r>
+        <w:rPr>
+          <w:noProof/>
+          <w:sz w:val="24"/>
+          <w:szCs w:val="24"/>
+        </w:rPr>
+        <w:t xml:space="preserve">           </w:t>
+      </w:r>
+      <w:r>
+        <w:rPr>
+          <w:noProof/>
+          <w:sz w:val="24"/>
+          <w:szCs w:val="24"/>
+        </w:rPr>
+        <w:t>│</w:t>
+      </w:r>
+    </w:p>
+    <w:p>
+      <w:pPr>
+        <w:spacing w:after="0" w:line="240" w:lineRule="auto"/>
+        <w:rPr>
+          <w:noProof/>
+          <w:sz w:val="24"/>
+          <w:szCs w:val="24"/>
+        </w:rPr>
+      </w:pPr>
+      <w:r>
+        <w:rPr>
+          <w:noProof/>
+          <w:sz w:val="24"/>
+          <w:szCs w:val="24"/>
+        </w:rPr>
+        <w:t xml:space="preserve">                      </w:t>
+      </w:r>
+      <w:r>
+        <w:rPr>
+          <w:noProof/>
+          <w:sz w:val="24"/>
+          <w:szCs w:val="24"/>
+        </w:rPr>
+        <w:t xml:space="preserve">          </w:t>
+      </w:r>
+      <w:r>
+        <w:rPr>
+          <w:rFonts w:ascii="Arial" w:hAnsi="Arial" w:cs="Arial"/>
+          <w:noProof/>
+          <w:sz w:val="24"/>
+          <w:szCs w:val="24"/>
+        </w:rPr>
+        <w:t>▼</w:t>
+      </w:r>
+    </w:p>
+    <w:p>
+      <w:pPr>
+        <w:spacing w:after="0" w:line="240" w:lineRule="auto"/>
+        <w:rPr>
+          <w:noProof/>
+          <w:sz w:val="24"/>
+          <w:szCs w:val="24"/>
+        </w:rPr>
+      </w:pPr>
+      <w:r>
+        <w:rPr>
+          <w:noProof/>
+          <w:sz w:val="24"/>
+          <w:szCs w:val="24"/>
+        </w:rPr>
+        <w:t xml:space="preserve">             </w:t>
+      </w:r>
+      <w:r>
+        <w:rPr>
+          <w:noProof/>
+          <w:sz w:val="24"/>
+          <w:szCs w:val="24"/>
+        </w:rPr>
+        <w:t xml:space="preserve">     </w:t>
+      </w:r>
+      <w:r>
+        <w:rPr>
+          <w:noProof/>
+          <w:sz w:val="24"/>
+          <w:szCs w:val="24"/>
+        </w:rPr>
+        <w:t xml:space="preserve"> Standard Experiment</w:t>
+      </w:r>
+    </w:p>
+    <w:p>
+      <w:pPr>
+        <w:spacing w:after="0" w:line="240" w:lineRule="auto"/>
+        <w:rPr>
+          <w:noProof/>
+          <w:sz w:val="24"/>
+          <w:szCs w:val="24"/>
+        </w:rPr>
+      </w:pPr>
+      <w:r>
+        <w:rPr>
+          <w:noProof/>
+          <w:sz w:val="24"/>
+          <w:szCs w:val="24"/>
+        </w:rPr>
+        <w:t xml:space="preserve">                      </w:t>
+      </w:r>
+      <w:r>
+        <w:rPr>
+          <w:noProof/>
+          <w:sz w:val="24"/>
+          <w:szCs w:val="24"/>
+        </w:rPr>
+        <w:t xml:space="preserve">               </w:t>
+      </w:r>
+      <w:r>
+        <w:rPr>
+          <w:noProof/>
+          <w:sz w:val="24"/>
+          <w:szCs w:val="24"/>
+        </w:rPr>
+        <w:t>│</w:t>
+      </w:r>
+    </w:p>
+    <w:p>
+      <w:pPr>
+        <w:spacing w:after="0" w:line="240" w:lineRule="auto"/>
+        <w:rPr>
+          <w:noProof/>
+          <w:sz w:val="24"/>
+          <w:szCs w:val="24"/>
+        </w:rPr>
+      </w:pPr>
+      <w:r>
+        <w:rPr>
+          <w:noProof/>
+          <w:sz w:val="24"/>
+          <w:szCs w:val="24"/>
+        </w:rPr>
+        <w:t xml:space="preserve">          ┌───────────</w:t>
+      </w:r>
+      <w:r>
+        <w:rPr>
+          <w:rFonts w:ascii="MS Gothic" w:eastAsia="MS Gothic" w:hAnsi="MS Gothic" w:cs="MS Gothic" w:hint="eastAsia"/>
+          <w:noProof/>
+          <w:sz w:val="24"/>
+          <w:szCs w:val="24"/>
+        </w:rPr>
+        <w:t>┼</w:t>
+      </w:r>
+      <w:r>
+        <w:rPr>
+          <w:rFonts w:ascii="Calibri" w:hAnsi="Calibri" w:cs="Calibri"/>
+          <w:noProof/>
+          <w:sz w:val="24"/>
+          <w:szCs w:val="24"/>
+        </w:rPr>
+        <w:t>───────────┐</w:t>
+      </w:r>
+    </w:p>
+    <w:p>
+      <w:pPr>
+        <w:spacing w:after="0" w:line="240" w:lineRule="auto"/>
+        <w:rPr>
+          <w:noProof/>
+          <w:sz w:val="24"/>
+          <w:szCs w:val="24"/>
+        </w:rPr>
+      </w:pPr>
+      <w:r>
+        <w:rPr>
+          <w:noProof/>
+          <w:sz w:val="24"/>
+          <w:szCs w:val="24"/>
+        </w:rPr>
+        <w:t xml:space="preserve">          </w:t>
+      </w:r>
+      <w:r>
+        <w:rPr>
+          <w:rFonts w:ascii="Arial" w:hAnsi="Arial" w:cs="Arial"/>
+          <w:noProof/>
+          <w:sz w:val="24"/>
+          <w:szCs w:val="24"/>
+        </w:rPr>
+        <w:t>▼</w:t>
+      </w:r>
+      <w:r>
+        <w:rPr>
+          <w:noProof/>
+          <w:sz w:val="24"/>
+          <w:szCs w:val="24"/>
+        </w:rPr>
+        <w:t xml:space="preserve">           </w:t>
+      </w:r>
+      <w:r>
+        <w:rPr>
+          <w:noProof/>
+          <w:sz w:val="24"/>
+          <w:szCs w:val="24"/>
+        </w:rPr>
+        <w:t xml:space="preserve">           </w:t>
+      </w:r>
+      <w:r>
+        <w:rPr>
+          <w:rFonts w:ascii="Arial" w:hAnsi="Arial" w:cs="Arial"/>
+          <w:noProof/>
+          <w:sz w:val="24"/>
+          <w:szCs w:val="24"/>
+        </w:rPr>
+        <w:t>▼</w:t>
+      </w:r>
+      <w:r>
+        <w:rPr>
+          <w:noProof/>
+          <w:sz w:val="24"/>
+          <w:szCs w:val="24"/>
+        </w:rPr>
+        <w:t xml:space="preserve">           </w:t>
+      </w:r>
+      <w:r>
+        <w:rPr>
+          <w:noProof/>
+          <w:sz w:val="24"/>
+          <w:szCs w:val="24"/>
+        </w:rPr>
+        <w:t xml:space="preserve">             </w:t>
+      </w:r>
+      <w:r>
+        <w:rPr>
+          <w:rFonts w:ascii="Arial" w:hAnsi="Arial" w:cs="Arial"/>
+          <w:noProof/>
+          <w:sz w:val="24"/>
+          <w:szCs w:val="24"/>
+        </w:rPr>
+        <w:t>▼</w:t>
+      </w:r>
+    </w:p>
+    <w:p>
+      <w:pPr>
+        <w:spacing w:after="0" w:line="240" w:lineRule="auto"/>
+        <w:rPr>
+          <w:noProof/>
+          <w:sz w:val="24"/>
+          <w:szCs w:val="24"/>
+        </w:rPr>
+      </w:pPr>
+      <w:r>
+        <w:rPr>
+          <w:noProof/>
+          <w:sz w:val="24"/>
+          <w:szCs w:val="24"/>
+        </w:rPr>
+        <w:t xml:space="preserve">     forecast.json </w:t>
+      </w:r>
+      <w:r>
+        <w:rPr>
+          <w:noProof/>
+          <w:sz w:val="24"/>
+          <w:szCs w:val="24"/>
+        </w:rPr>
+        <w:t xml:space="preserve">    </w:t>
+      </w:r>
+      <w:r>
+        <w:rPr>
+          <w:noProof/>
+          <w:sz w:val="24"/>
+          <w:szCs w:val="24"/>
+        </w:rPr>
+        <w:t xml:space="preserve">evaluation  </w:t>
+      </w:r>
+      <w:r>
+        <w:rPr>
+          <w:noProof/>
+          <w:sz w:val="24"/>
+          <w:szCs w:val="24"/>
+        </w:rPr>
+        <w:t xml:space="preserve">  </w:t>
+      </w:r>
+      <w:r>
+        <w:rPr>
+          <w:noProof/>
+          <w:sz w:val="24"/>
+          <w:szCs w:val="24"/>
+        </w:rPr>
+        <w:t>diagnostics</w:t>
+      </w:r>
+    </w:p>
+    <w:p>
+      <w:pPr>
+        <w:spacing w:after="0" w:line="240" w:lineRule="auto"/>
+        <w:rPr>
+          <w:noProof/>
+          <w:sz w:val="24"/>
+          <w:szCs w:val="24"/>
+        </w:rPr>
+      </w:pPr>
+      <w:r>
+        <w:rPr>
+          <w:noProof/>
+          <w:sz w:val="24"/>
+          <w:szCs w:val="24"/>
+        </w:rPr>
+        <w:t xml:space="preserve">          │          </w:t>
+      </w:r>
+      <w:r>
+        <w:rPr>
+          <w:noProof/>
+          <w:sz w:val="24"/>
+          <w:szCs w:val="24"/>
+        </w:rPr>
+        <w:t xml:space="preserve">               </w:t>
+      </w:r>
+      <w:r>
+        <w:rPr>
+          <w:noProof/>
+          <w:sz w:val="24"/>
+          <w:szCs w:val="24"/>
+        </w:rPr>
+        <w:t xml:space="preserve"> │           </w:t>
+      </w:r>
+      <w:r>
+        <w:rPr>
+          <w:noProof/>
+          <w:sz w:val="24"/>
+          <w:szCs w:val="24"/>
+        </w:rPr>
+        <w:t xml:space="preserve">              </w:t>
+      </w:r>
+      <w:r>
+        <w:rPr>
+          <w:noProof/>
+          <w:sz w:val="24"/>
+          <w:szCs w:val="24"/>
+        </w:rPr>
+        <w:t>│</w:t>
+      </w:r>
+    </w:p>
+    <w:p>
+      <w:pPr>
+        <w:spacing w:after="0" w:line="240" w:lineRule="auto"/>
+        <w:rPr>
+          <w:noProof/>
+          <w:sz w:val="24"/>
+          <w:szCs w:val="24"/>
+        </w:rPr>
+      </w:pPr>
+      <w:r>
+        <w:rPr>
+          <w:noProof/>
+          <w:sz w:val="24"/>
+          <w:szCs w:val="24"/>
+        </w:rPr>
+        <w:t xml:space="preserve">          └───────────</w:t>
+      </w:r>
+      <w:r>
+        <w:rPr>
+          <w:rFonts w:ascii="MS Gothic" w:eastAsia="MS Gothic" w:hAnsi="MS Gothic" w:cs="MS Gothic" w:hint="eastAsia"/>
+          <w:noProof/>
+          <w:sz w:val="24"/>
+          <w:szCs w:val="24"/>
+        </w:rPr>
+        <w:t>┼</w:t>
+      </w:r>
+      <w:r>
+        <w:rPr>
+          <w:rFonts w:ascii="Calibri" w:hAnsi="Calibri" w:cs="Calibri"/>
+          <w:noProof/>
+          <w:sz w:val="24"/>
+          <w:szCs w:val="24"/>
+        </w:rPr>
+        <w:t>───────────┘</w:t>
+      </w:r>
+    </w:p>
+    <w:p>
+      <w:pPr>
+        <w:spacing w:after="0" w:line="240" w:lineRule="auto"/>
+        <w:rPr>
+          <w:noProof/>
+          <w:sz w:val="24"/>
+          <w:szCs w:val="24"/>
+        </w:rPr>
+      </w:pPr>
+      <w:r>
+        <w:rPr>
+          <w:noProof/>
+          <w:sz w:val="24"/>
+          <w:szCs w:val="24"/>
+        </w:rPr>
+        <w:t xml:space="preserve">                      </w:t>
+      </w:r>
+      <w:r>
+        <w:rPr>
+          <w:noProof/>
+          <w:sz w:val="24"/>
+          <w:szCs w:val="24"/>
+        </w:rPr>
+        <w:t xml:space="preserve">               </w:t>
+      </w:r>
+      <w:r>
+        <w:rPr>
+          <w:rFonts w:ascii="Arial" w:hAnsi="Arial" w:cs="Arial"/>
+          <w:noProof/>
+          <w:sz w:val="24"/>
+          <w:szCs w:val="24"/>
+        </w:rPr>
+        <w:t>▼</w:t>
+      </w:r>
+    </w:p>
+    <w:p>
+      <w:pPr>
+        <w:spacing w:after="0" w:line="240" w:lineRule="auto"/>
+        <w:rPr>
+          <w:noProof/>
+          <w:sz w:val="24"/>
+          <w:szCs w:val="24"/>
+        </w:rPr>
+      </w:pPr>
+      <w:r>
+        <w:rPr>
+          <w:noProof/>
+          <w:sz w:val="24"/>
+          <w:szCs w:val="24"/>
+        </w:rPr>
+        <w:t xml:space="preserve">             </w:t>
+      </w:r>
+      <w:r>
+        <w:rPr>
+          <w:noProof/>
+          <w:sz w:val="24"/>
+          <w:szCs w:val="24"/>
+        </w:rPr>
+        <w:t xml:space="preserve">          </w:t>
+      </w:r>
+      <w:r>
+        <w:rPr>
+          <w:noProof/>
+          <w:sz w:val="24"/>
+          <w:szCs w:val="24"/>
+        </w:rPr>
+        <w:t>ForecastComparison</w:t>
+      </w:r>
+    </w:p>
+    <w:p>
+      <w:pPr>
+        <w:spacing w:after="0" w:line="240" w:lineRule="auto"/>
+        <w:rPr>
+          <w:noProof/>
+          <w:sz w:val="24"/>
+          <w:szCs w:val="24"/>
+        </w:rPr>
+      </w:pPr>
+      <w:r>
+        <w:rPr>
+          <w:noProof/>
+          <w:sz w:val="24"/>
+          <w:szCs w:val="24"/>
+        </w:rPr>
+        <w:t xml:space="preserve">                      </w:t>
+      </w:r>
+      <w:r>
+        <w:rPr>
+          <w:noProof/>
+          <w:sz w:val="24"/>
+          <w:szCs w:val="24"/>
+        </w:rPr>
+        <w:t xml:space="preserve">               </w:t>
+      </w:r>
+      <w:r>
+        <w:rPr>
+          <w:noProof/>
+          <w:sz w:val="24"/>
+          <w:szCs w:val="24"/>
+        </w:rPr>
+        <w:t>│</w:t>
+      </w:r>
+    </w:p>
+    <w:p>
+      <w:pPr>
+        <w:spacing w:after="0" w:line="240" w:lineRule="auto"/>
+        <w:rPr>
+          <w:noProof/>
+          <w:sz w:val="24"/>
+          <w:szCs w:val="24"/>
+        </w:rPr>
+      </w:pPr>
+      <w:r>
+        <w:rPr>
+          <w:noProof/>
+          <w:sz w:val="24"/>
+          <w:szCs w:val="24"/>
+        </w:rPr>
+        <w:t xml:space="preserve">          ┌───────────</w:t>
+      </w:r>
+      <w:r>
+        <w:rPr>
+          <w:rFonts w:ascii="MS Gothic" w:eastAsia="MS Gothic" w:hAnsi="MS Gothic" w:cs="MS Gothic" w:hint="eastAsia"/>
+          <w:noProof/>
+          <w:sz w:val="24"/>
+          <w:szCs w:val="24"/>
+        </w:rPr>
+        <w:t>┼</w:t>
+      </w:r>
+      <w:r>
+        <w:rPr>
+          <w:rFonts w:ascii="Calibri" w:hAnsi="Calibri" w:cs="Calibri"/>
+          <w:noProof/>
+          <w:sz w:val="24"/>
+          <w:szCs w:val="24"/>
+        </w:rPr>
+        <w:t>───────────┐</w:t>
+      </w:r>
+    </w:p>
+    <w:p>
+      <w:pPr>
+        <w:spacing w:after="0" w:line="240" w:lineRule="auto"/>
+        <w:rPr>
+          <w:noProof/>
+          <w:sz w:val="24"/>
+          <w:szCs w:val="24"/>
+        </w:rPr>
+      </w:pPr>
+      <w:r>
+        <w:rPr>
+          <w:noProof/>
+          <w:sz w:val="24"/>
+          <w:szCs w:val="24"/>
+        </w:rPr>
+        <w:t xml:space="preserve">          </w:t>
+      </w:r>
+      <w:r>
+        <w:rPr>
+          <w:rFonts w:ascii="Arial" w:hAnsi="Arial" w:cs="Arial"/>
+          <w:noProof/>
+          <w:sz w:val="24"/>
+          <w:szCs w:val="24"/>
+        </w:rPr>
+        <w:t>▼</w:t>
+      </w:r>
+      <w:r>
+        <w:rPr>
+          <w:noProof/>
+          <w:sz w:val="24"/>
+          <w:szCs w:val="24"/>
+        </w:rPr>
+        <w:t xml:space="preserve">           </w:t>
+      </w:r>
+      <w:r>
+        <w:rPr>
+          <w:noProof/>
+          <w:sz w:val="24"/>
+          <w:szCs w:val="24"/>
+        </w:rPr>
+        <w:t xml:space="preserve">            </w:t>
+      </w:r>
+      <w:r>
+        <w:rPr>
+          <w:rFonts w:ascii="Arial" w:hAnsi="Arial" w:cs="Arial"/>
+          <w:noProof/>
+          <w:sz w:val="24"/>
+          <w:szCs w:val="24"/>
+        </w:rPr>
+        <w:t>▼</w:t>
+      </w:r>
+      <w:r>
+        <w:rPr>
+          <w:noProof/>
+          <w:sz w:val="24"/>
+          <w:szCs w:val="24"/>
+        </w:rPr>
+        <w:t xml:space="preserve">           </w:t>
+      </w:r>
+      <w:r>
+        <w:rPr>
+          <w:noProof/>
+          <w:sz w:val="24"/>
+          <w:szCs w:val="24"/>
+        </w:rPr>
+        <w:t xml:space="preserve">            </w:t>
+      </w:r>
+      <w:r>
+        <w:rPr>
+          <w:rFonts w:ascii="Arial" w:hAnsi="Arial" w:cs="Arial"/>
+          <w:noProof/>
+          <w:sz w:val="24"/>
+          <w:szCs w:val="24"/>
+        </w:rPr>
+        <w:t>▼</w:t>
+      </w:r>
+    </w:p>
+    <w:p>
+      <w:pPr>
+        <w:spacing w:after="0" w:line="240" w:lineRule="auto"/>
+        <w:rPr>
+          <w:noProof/>
+          <w:sz w:val="24"/>
+          <w:szCs w:val="24"/>
+        </w:rPr>
+      </w:pPr>
+      <w:r>
+        <w:rPr>
+          <w:noProof/>
+          <w:sz w:val="24"/>
+          <w:szCs w:val="24"/>
+        </w:rPr>
+        <w:t xml:space="preserve">       Ranking     </w:t>
+      </w:r>
+      <w:r>
+        <w:rPr>
+          <w:noProof/>
+          <w:sz w:val="24"/>
+          <w:szCs w:val="24"/>
+        </w:rPr>
+        <w:t xml:space="preserve">      </w:t>
+      </w:r>
+      <w:r>
+        <w:rPr>
+          <w:noProof/>
+          <w:sz w:val="24"/>
+          <w:szCs w:val="24"/>
+        </w:rPr>
+        <w:t xml:space="preserve">Stability  </w:t>
+      </w:r>
+      <w:r>
+        <w:rPr>
+          <w:noProof/>
+          <w:sz w:val="24"/>
+          <w:szCs w:val="24"/>
+        </w:rPr>
+        <w:t xml:space="preserve">       </w:t>
+      </w:r>
+      <w:r>
+        <w:rPr>
+          <w:noProof/>
+          <w:sz w:val="24"/>
+          <w:szCs w:val="24"/>
+        </w:rPr>
+        <w:t xml:space="preserve"> Hybrid vs</w:t>
+      </w:r>
+    </w:p>
+    <w:p>
+      <w:pPr>
+        <w:spacing w:after="0" w:line="240" w:lineRule="auto"/>
+        <w:rPr>
+          <w:noProof/>
+          <w:sz w:val="24"/>
+          <w:szCs w:val="24"/>
+        </w:rPr>
+      </w:pPr>
+      <w:r>
+        <w:rPr>
+          <w:noProof/>
+          <w:sz w:val="24"/>
+          <w:szCs w:val="24"/>
+        </w:rPr>
+        <w:t xml:space="preserve">                              </w:t>
+      </w:r>
+      <w:r>
+        <w:rPr>
+          <w:noProof/>
+          <w:sz w:val="24"/>
+          <w:szCs w:val="24"/>
+        </w:rPr>
+        <w:t xml:space="preserve">                           </w:t>
+      </w:r>
+      <w:r>
+        <w:rPr>
+          <w:noProof/>
+          <w:sz w:val="24"/>
+          <w:szCs w:val="24"/>
+        </w:rPr>
+        <w:t>Individual</w:t>
+      </w:r>
+    </w:p>
+    <w:p>
+      <w:pPr>
+        <w:spacing w:after="0" w:line="240" w:lineRule="auto"/>
+        <w:rPr>
+          <w:noProof/>
+          <w:sz w:val="24"/>
+          <w:szCs w:val="24"/>
+        </w:rPr>
+      </w:pPr>
+      <w:r>
+        <w:rPr>
+          <w:noProof/>
+          <w:sz w:val="24"/>
+          <w:szCs w:val="24"/>
+        </w:rPr>
+        <w:t xml:space="preserve">                      </w:t>
+      </w:r>
+      <w:r>
+        <w:rPr>
+          <w:noProof/>
+          <w:sz w:val="24"/>
+          <w:szCs w:val="24"/>
+        </w:rPr>
+        <w:t xml:space="preserve">                 </w:t>
+      </w:r>
+      <w:r>
+        <w:rPr>
+          <w:noProof/>
+          <w:sz w:val="24"/>
+          <w:szCs w:val="24"/>
+        </w:rPr>
+        <w:t>│</w:t>
+      </w:r>
+    </w:p>
+    <w:p>
+      <w:pPr>
+        <w:spacing w:after="0" w:line="240" w:lineRule="auto"/>
+        <w:rPr>
+          <w:noProof/>
+          <w:sz w:val="24"/>
+          <w:szCs w:val="24"/>
+        </w:rPr>
+      </w:pPr>
+      <w:r>
+        <w:rPr>
+          <w:noProof/>
+          <w:sz w:val="24"/>
+          <w:szCs w:val="24"/>
+        </w:rPr>
+        <w:t xml:space="preserve">                      </w:t>
+      </w:r>
+      <w:r>
+        <w:rPr>
+          <w:noProof/>
+          <w:sz w:val="24"/>
+          <w:szCs w:val="24"/>
+        </w:rPr>
+        <w:t xml:space="preserve">                </w:t>
+      </w:r>
+      <w:r>
+        <w:rPr>
+          <w:rFonts w:ascii="Arial" w:hAnsi="Arial" w:cs="Arial"/>
+          <w:noProof/>
+          <w:sz w:val="24"/>
+          <w:szCs w:val="24"/>
+        </w:rPr>
+        <w:t>▼</w:t>
+      </w:r>
+    </w:p>
+    <w:p>
+      <w:pPr>
+        <w:spacing w:after="0" w:line="240" w:lineRule="auto"/>
+        <w:rPr>
+          <w:noProof/>
+          <w:sz w:val="24"/>
+          <w:szCs w:val="24"/>
+        </w:rPr>
+      </w:pPr>
+      <w:r>
+        <w:rPr>
+          <w:noProof/>
+          <w:sz w:val="24"/>
+          <w:szCs w:val="24"/>
+        </w:rPr>
+        <w:t xml:space="preserve">             </w:t>
+      </w:r>
+      <w:r>
+        <w:rPr>
+          <w:noProof/>
+          <w:sz w:val="24"/>
+          <w:szCs w:val="24"/>
+        </w:rPr>
+        <w:t xml:space="preserve">            </w:t>
+      </w:r>
+      <w:r>
+        <w:rPr>
+          <w:noProof/>
+          <w:sz w:val="24"/>
+          <w:szCs w:val="24"/>
+        </w:rPr>
+        <w:t>Comparative Report</w:t>
+      </w:r>
+    </w:p>
+    <w:p>
+      <w:pPr>
+        <w:spacing w:after="0" w:line="240" w:lineRule="auto"/>
+        <w:rPr>
+          <w:noProof/>
+          <w:sz w:val="24"/>
+          <w:szCs w:val="24"/>
+        </w:rPr>
+      </w:pPr>
+      <w:r>
+        <w:rPr>
+          <w:noProof/>
+          <w:sz w:val="24"/>
+          <w:szCs w:val="24"/>
+        </w:rPr>
+        <w:t xml:space="preserve">                      </w:t>
+      </w:r>
+      <w:r>
+        <w:rPr>
+          <w:noProof/>
+          <w:sz w:val="24"/>
+          <w:szCs w:val="24"/>
+        </w:rPr>
+        <w:t xml:space="preserve">                 </w:t>
+      </w:r>
+      <w:r>
+        <w:rPr>
+          <w:noProof/>
+          <w:sz w:val="24"/>
+          <w:szCs w:val="24"/>
+        </w:rPr>
+        <w:t>│</w:t>
+      </w:r>
+    </w:p>
+    <w:p>
+      <w:pPr>
+        <w:spacing w:after="0" w:line="240" w:lineRule="auto"/>
+        <w:rPr>
+          <w:noProof/>
+          <w:sz w:val="24"/>
+          <w:szCs w:val="24"/>
+        </w:rPr>
+      </w:pPr>
+      <w:r>
+        <w:rPr>
+          <w:noProof/>
+          <w:sz w:val="24"/>
+          <w:szCs w:val="24"/>
+        </w:rPr>
+        <w:t xml:space="preserve">                      </w:t>
+      </w:r>
+      <w:r>
+        <w:rPr>
+          <w:noProof/>
+          <w:sz w:val="24"/>
+          <w:szCs w:val="24"/>
+        </w:rPr>
+        <w:t xml:space="preserve">                </w:t>
+      </w:r>
+      <w:r>
+        <w:rPr>
+          <w:rFonts w:ascii="Arial" w:hAnsi="Arial" w:cs="Arial"/>
+          <w:noProof/>
+          <w:sz w:val="24"/>
+          <w:szCs w:val="24"/>
+        </w:rPr>
+        <w:t>▼</w:t>
+      </w:r>
+    </w:p>
+    <w:p>
+      <w:pPr>
+        <w:spacing w:after="0" w:line="240" w:lineRule="auto"/>
+        <w:rPr>
+          <w:noProof/>
+          <w:sz w:val="24"/>
+          <w:szCs w:val="24"/>
+        </w:rPr>
+      </w:pPr>
+      <w:r>
+        <w:rPr>
+          <w:noProof/>
+          <w:sz w:val="24"/>
+          <w:szCs w:val="24"/>
+        </w:rPr>
+        <w:t xml:space="preserve">             </w:t>
+      </w:r>
+      <w:r>
+        <w:rPr>
+          <w:noProof/>
+          <w:sz w:val="24"/>
+          <w:szCs w:val="24"/>
+        </w:rPr>
+        <w:t xml:space="preserve">          </w:t>
+      </w:r>
+      <w:r>
+        <w:rPr>
+          <w:noProof/>
+          <w:sz w:val="24"/>
+          <w:szCs w:val="24"/>
+        </w:rPr>
+        <w:t>Comparative Plot</w:t>
+      </w:r>
+    </w:p>
+    <w:p>
+      <w:pPr>
+        <w:spacing w:after="0" w:line="240" w:lineRule="auto"/>
+        <w:rPr>
+          <w:noProof/>
+          <w:sz w:val="24"/>
+          <w:szCs w:val="24"/>
+        </w:rPr>
+      </w:pPr>
+    </w:p>
+    <w:p>
+      <w:pPr>
+        <w:spacing w:after="0" w:line="240" w:lineRule="auto"/>
+        <w:rPr>
+          <w:noProof/>
+          <w:sz w:val="24"/>
+          <w:szCs w:val="24"/>
+        </w:rPr>
+      </w:pPr>
+    </w:p>
+    <w:p>
+      <w:pPr>
+        <w:spacing w:after="0" w:line="240" w:lineRule="auto"/>
+        <w:rPr>
+          <w:b/>
+          <w:bCs/>
+          <w:noProof/>
+          <w:sz w:val="32"/>
+          <w:szCs w:val="32"/>
+          <w:u w:val="single"/>
+        </w:rPr>
+      </w:pPr>
+      <w:r>
+        <w:rPr>
+          <w:b/>
+          <w:bCs/>
+          <w:noProof/>
+          <w:sz w:val="32"/>
+          <w:szCs w:val="32"/>
+          <w:u w:val="single"/>
+        </w:rPr>
+        <w:t>Holdout Evaluation</w:t>
+      </w:r>
+      <w:r>
+        <w:rPr>
+          <w:b/>
+          <w:bCs/>
+          <w:noProof/>
+          <w:sz w:val="32"/>
+          <w:szCs w:val="32"/>
+          <w:u w:val="single"/>
+        </w:rPr>
+        <w:t>:</w:t>
+      </w:r>
+    </w:p>
+    <w:p>
+      <w:pPr>
+        <w:spacing w:after="0" w:line="240" w:lineRule="auto"/>
+        <w:rPr>
+          <w:noProof/>
+          <w:sz w:val="24"/>
+          <w:szCs w:val="24"/>
+        </w:rPr>
+      </w:pPr>
+    </w:p>
+    <w:p>
+      <w:pPr>
+        <w:spacing w:after="0" w:line="240" w:lineRule="auto"/>
+        <w:rPr>
+          <w:noProof/>
+          <w:sz w:val="24"/>
+          <w:szCs w:val="24"/>
+        </w:rPr>
+      </w:pPr>
+      <w:r>
+        <w:rPr>
+          <w:noProof/>
+          <w:sz w:val="24"/>
+          <w:szCs w:val="24"/>
+        </w:rPr>
+        <w:t>full dataset</w:t>
+      </w:r>
+    </w:p>
+    <w:p>
+      <w:pPr>
+        <w:spacing w:after="0" w:line="240" w:lineRule="auto"/>
+        <w:rPr>
+          <w:noProof/>
+          <w:sz w:val="24"/>
+          <w:szCs w:val="24"/>
+        </w:rPr>
+      </w:pPr>
+      <w:r>
+        <w:rPr>
+          <w:noProof/>
+          <w:sz w:val="24"/>
+          <w:szCs w:val="24"/>
+        </w:rPr>
+        <w:t xml:space="preserve">   ↓</w:t>
+      </w:r>
+    </w:p>
+    <w:p>
+      <w:pPr>
+        <w:spacing w:after="0" w:line="240" w:lineRule="auto"/>
+        <w:rPr>
+          <w:noProof/>
+          <w:sz w:val="24"/>
+          <w:szCs w:val="24"/>
+        </w:rPr>
+      </w:pPr>
+      <w:r>
+        <w:rPr>
+          <w:noProof/>
+          <w:sz w:val="24"/>
+          <w:szCs w:val="24"/>
+        </w:rPr>
+        <w:t>split last N observations</w:t>
+      </w:r>
+    </w:p>
+    <w:p>
+      <w:pPr>
+        <w:spacing w:after="0" w:line="240" w:lineRule="auto"/>
+        <w:rPr>
+          <w:noProof/>
+          <w:sz w:val="24"/>
+          <w:szCs w:val="24"/>
+        </w:rPr>
+      </w:pPr>
+      <w:r>
+        <w:rPr>
+          <w:noProof/>
+          <w:sz w:val="24"/>
+          <w:szCs w:val="24"/>
+        </w:rPr>
+        <w:t xml:space="preserve">   ↓</w:t>
+      </w:r>
+    </w:p>
+    <w:p>
+      <w:pPr>
+        <w:spacing w:after="0" w:line="240" w:lineRule="auto"/>
+        <w:rPr>
+          <w:noProof/>
+          <w:sz w:val="24"/>
+          <w:szCs w:val="24"/>
+        </w:rPr>
+      </w:pPr>
+      <w:r>
+        <w:rPr>
+          <w:noProof/>
+          <w:sz w:val="24"/>
+          <w:szCs w:val="24"/>
+        </w:rPr>
+        <w:t>train on earlier observations</w:t>
+      </w:r>
+    </w:p>
+    <w:p>
+      <w:pPr>
+        <w:spacing w:after="0" w:line="240" w:lineRule="auto"/>
+        <w:rPr>
+          <w:noProof/>
+          <w:sz w:val="24"/>
+          <w:szCs w:val="24"/>
+        </w:rPr>
+      </w:pPr>
+      <w:r>
+        <w:rPr>
+          <w:noProof/>
+          <w:sz w:val="24"/>
+          <w:szCs w:val="24"/>
+        </w:rPr>
+        <w:t xml:space="preserve">   ↓</w:t>
+      </w:r>
+    </w:p>
+    <w:p>
+      <w:pPr>
+        <w:spacing w:after="0" w:line="240" w:lineRule="auto"/>
+        <w:rPr>
+          <w:noProof/>
+          <w:sz w:val="24"/>
+          <w:szCs w:val="24"/>
+        </w:rPr>
+      </w:pPr>
+      <w:r>
+        <w:rPr>
+          <w:noProof/>
+          <w:sz w:val="24"/>
+          <w:szCs w:val="24"/>
+        </w:rPr>
+        <w:t>forecast N steps</w:t>
+      </w:r>
+    </w:p>
+    <w:p>
+      <w:pPr>
+        <w:spacing w:after="0" w:line="240" w:lineRule="auto"/>
+        <w:rPr>
+          <w:noProof/>
+          <w:sz w:val="24"/>
+          <w:szCs w:val="24"/>
+        </w:rPr>
+      </w:pPr>
+      <w:r>
+        <w:rPr>
+          <w:noProof/>
+          <w:sz w:val="24"/>
+          <w:szCs w:val="24"/>
+        </w:rPr>
+        <w:t xml:space="preserve">   ↓</w:t>
+      </w:r>
+    </w:p>
+    <w:p>
+      <w:pPr>
+        <w:spacing w:after="0" w:line="240" w:lineRule="auto"/>
+        <w:rPr>
+          <w:noProof/>
+          <w:sz w:val="24"/>
+          <w:szCs w:val="24"/>
+        </w:rPr>
+      </w:pPr>
+      <w:r>
+        <w:rPr>
+          <w:noProof/>
+          <w:sz w:val="24"/>
+          <w:szCs w:val="24"/>
+        </w:rPr>
+        <w:t>compare forecast vs held-out actual values</w:t>
+      </w:r>
+    </w:p>
+    <w:p>
+      <w:pPr>
+        <w:spacing w:after="0" w:line="240" w:lineRule="auto"/>
+        <w:rPr>
+          <w:noProof/>
+          <w:sz w:val="24"/>
+          <w:szCs w:val="24"/>
+        </w:rPr>
+      </w:pPr>
+      <w:r>
+        <w:rPr>
+          <w:noProof/>
+          <w:sz w:val="24"/>
+          <w:szCs w:val="24"/>
+        </w:rPr>
+        <w:t xml:space="preserve">   ↓</w:t>
+      </w:r>
+    </w:p>
+    <w:p>
+      <w:pPr>
+        <w:spacing w:after="0" w:line="240" w:lineRule="auto"/>
+        <w:rPr>
+          <w:noProof/>
+          <w:sz w:val="24"/>
+          <w:szCs w:val="24"/>
+        </w:rPr>
+      </w:pPr>
+      <w:r>
+        <w:rPr>
+          <w:noProof/>
+          <w:sz w:val="24"/>
+          <w:szCs w:val="24"/>
+        </w:rPr>
+        <w:t>RMSE / MAE / MAPE</w:t>
+      </w:r>
+    </w:p>
+    <w:p>
+      <w:pPr>
+        <w:spacing w:after="0" w:line="240" w:lineRule="auto"/>
+        <w:rPr>
+          <w:noProof/>
+          <w:sz w:val="24"/>
+          <w:szCs w:val="24"/>
+        </w:rPr>
+      </w:pPr>
+    </w:p>
+    <w:p>
+      <w:pPr>
+        <w:spacing w:after="0" w:line="240" w:lineRule="auto"/>
+        <w:rPr>
+          <w:noProof/>
+          <w:sz w:val="24"/>
+          <w:szCs w:val="24"/>
+        </w:rPr>
+      </w:pPr>
+    </w:p>
+    <w:p>
+      <w:pPr>
+        <w:spacing w:after="0" w:line="240" w:lineRule="auto"/>
+        <w:rPr>
+          <w:noProof/>
+          <w:sz w:val="24"/>
+          <w:szCs w:val="24"/>
+        </w:rPr>
+      </w:pPr>
+    </w:p>
+    <w:p>
+      <w:pPr>
+        <w:spacing w:after="0" w:line="240" w:lineRule="auto"/>
+        <w:rPr>
+          <w:noProof/>
+          <w:sz w:val="24"/>
+          <w:szCs w:val="24"/>
+        </w:rPr>
+      </w:pPr>
+    </w:p>
+    <w:p>
+      <w:pPr>
+        <w:spacing w:after="0" w:line="240" w:lineRule="auto"/>
+        <w:rPr>
+          <w:noProof/>
+          <w:sz w:val="24"/>
+          <w:szCs w:val="24"/>
+        </w:rPr>
+      </w:pPr>
+    </w:p>
+    <w:p>
+      <w:pPr>
+        <w:spacing w:after="0" w:line="240" w:lineRule="auto"/>
+        <w:rPr>
+          <w:b/>
+          <w:bCs/>
+          <w:noProof/>
+          <w:sz w:val="32"/>
+          <w:szCs w:val="32"/>
+          <w:u w:val="single"/>
+        </w:rPr>
+      </w:pPr>
+      <w:r>
+        <w:rPr>
+          <w:b/>
+          <w:bCs/>
+          <w:noProof/>
+          <w:sz w:val="32"/>
+          <w:szCs w:val="32"/>
+          <w:u w:val="single"/>
+        </w:rPr>
+        <w:t>Sprint 11</w:t>
+      </w:r>
+      <w:r>
+        <w:rPr>
+          <w:b/>
+          <w:bCs/>
+          <w:noProof/>
+          <w:sz w:val="32"/>
+          <w:szCs w:val="32"/>
+          <w:u w:val="single"/>
+        </w:rPr>
+        <w:t>B</w:t>
+      </w:r>
+      <w:r>
+        <w:rPr>
+          <w:b/>
+          <w:bCs/>
+          <w:noProof/>
+          <w:sz w:val="32"/>
+          <w:szCs w:val="32"/>
+          <w:u w:val="single"/>
+        </w:rPr>
+        <w:t>:</w:t>
+      </w:r>
+    </w:p>
+    <w:p>
+      <w:pPr>
+        <w:spacing w:after="0" w:line="240" w:lineRule="auto"/>
+        <w:rPr>
+          <w:noProof/>
+          <w:sz w:val="24"/>
+          <w:szCs w:val="24"/>
+        </w:rPr>
+      </w:pPr>
+    </w:p>
+    <w:p>
+      <w:pPr>
+        <w:spacing w:after="0" w:line="240" w:lineRule="auto"/>
+        <w:rPr>
+          <w:noProof/>
+          <w:sz w:val="24"/>
+          <w:szCs w:val="24"/>
+        </w:rPr>
+      </w:pPr>
+      <w:r>
+        <w:rPr>
+          <w:noProof/>
+          <w:sz w:val="24"/>
+          <w:szCs w:val="24"/>
+        </w:rPr>
+        <w:t xml:space="preserve">forecast.json    </w:t>
+      </w:r>
+      <w:r>
+        <w:rPr>
+          <w:noProof/>
+          <w:sz w:val="24"/>
+          <w:szCs w:val="24"/>
+        </w:rPr>
+        <w:t xml:space="preserve">    </w:t>
+      </w:r>
+      <w:r>
+        <w:rPr>
+          <w:noProof/>
+          <w:sz w:val="24"/>
+          <w:szCs w:val="24"/>
+        </w:rPr>
+        <w:t>→ final future prediction</w:t>
+      </w:r>
+    </w:p>
+    <w:p>
+      <w:pPr>
+        <w:spacing w:after="0" w:line="240" w:lineRule="auto"/>
+        <w:rPr>
+          <w:noProof/>
+          <w:sz w:val="24"/>
+          <w:szCs w:val="24"/>
+        </w:rPr>
+      </w:pPr>
+    </w:p>
+    <w:p>
+      <w:pPr>
+        <w:spacing w:after="0" w:line="240" w:lineRule="auto"/>
+        <w:rPr>
+          <w:noProof/>
+          <w:sz w:val="24"/>
+          <w:szCs w:val="24"/>
+        </w:rPr>
+      </w:pPr>
+      <w:r>
+        <w:rPr>
+          <w:noProof/>
+          <w:sz w:val="24"/>
+          <w:szCs w:val="24"/>
+        </w:rPr>
+        <w:t xml:space="preserve">evaluation.json  </w:t>
+      </w:r>
+      <w:r>
+        <w:rPr>
+          <w:noProof/>
+          <w:sz w:val="24"/>
+          <w:szCs w:val="24"/>
+        </w:rPr>
+        <w:t xml:space="preserve">  </w:t>
+      </w:r>
+      <w:r>
+        <w:rPr>
+          <w:noProof/>
+          <w:sz w:val="24"/>
+          <w:szCs w:val="24"/>
+        </w:rPr>
+        <w:t xml:space="preserve">→ </w:t>
+      </w:r>
+      <w:r>
+        <w:rPr>
+          <w:noProof/>
+          <w:sz w:val="24"/>
+          <w:szCs w:val="24"/>
+        </w:rPr>
+        <w:t xml:space="preserve">                             </w:t>
+      </w:r>
+      <w:r>
+        <w:rPr>
+          <w:noProof/>
+          <w:sz w:val="24"/>
+          <w:szCs w:val="24"/>
+        </w:rPr>
+        <w:t>holdout metrics + actual/predicted</w:t>
+      </w:r>
+    </w:p>
+    <w:p>
+      <w:pPr>
+        <w:spacing w:after="0" w:line="240" w:lineRule="auto"/>
+        <w:rPr>
+          <w:noProof/>
+          <w:sz w:val="24"/>
+          <w:szCs w:val="24"/>
+        </w:rPr>
+      </w:pPr>
+    </w:p>
+    <w:p>
+      <w:pPr>
+        <w:spacing w:after="0" w:line="240" w:lineRule="auto"/>
+        <w:rPr>
+          <w:noProof/>
+          <w:sz w:val="24"/>
+          <w:szCs w:val="24"/>
+        </w:rPr>
+      </w:pPr>
+      <w:r>
+        <w:rPr>
+          <w:noProof/>
+          <w:sz w:val="24"/>
+          <w:szCs w:val="24"/>
+        </w:rPr>
+        <w:t xml:space="preserve">experiment.json  → </w:t>
+      </w:r>
+      <w:r>
+        <w:rPr>
+          <w:noProof/>
+          <w:sz w:val="24"/>
+          <w:szCs w:val="24"/>
+        </w:rPr>
+        <w:t xml:space="preserve">      </w:t>
+      </w:r>
+      <w:r>
+        <w:rPr>
+          <w:noProof/>
+          <w:sz w:val="24"/>
+          <w:szCs w:val="24"/>
+        </w:rPr>
+        <w:t>experiment/dataset metadata</w:t>
+      </w:r>
+    </w:p>
+    <w:p>
+      <w:pPr>
+        <w:spacing w:after="0" w:line="240" w:lineRule="auto"/>
+        <w:rPr>
+          <w:noProof/>
+          <w:sz w:val="24"/>
+          <w:szCs w:val="24"/>
+        </w:rPr>
+      </w:pPr>
+    </w:p>
+    <w:p>
+      <w:pPr>
+        <w:spacing w:after="0" w:line="240" w:lineRule="auto"/>
+        <w:rPr>
+          <w:noProof/>
+          <w:sz w:val="24"/>
+          <w:szCs w:val="24"/>
+        </w:rPr>
+      </w:pPr>
+      <w:r>
+        <w:rPr>
+          <w:noProof/>
+          <w:sz w:val="24"/>
+          <w:szCs w:val="24"/>
+        </w:rPr>
+        <w:t xml:space="preserve">forecast.png     </w:t>
+      </w:r>
+      <w:r>
+        <w:rPr>
+          <w:noProof/>
+          <w:sz w:val="24"/>
+          <w:szCs w:val="24"/>
+        </w:rPr>
+        <w:t xml:space="preserve">  </w:t>
+      </w:r>
+      <w:r>
+        <w:rPr>
+          <w:noProof/>
+          <w:sz w:val="24"/>
+          <w:szCs w:val="24"/>
+        </w:rPr>
+        <w:t>→ plot</w:t>
+      </w:r>
+    </w:p>
+    <w:p>
+      <w:pPr>
+        <w:spacing w:after="0" w:line="240" w:lineRule="auto"/>
+        <w:rPr>
+          <w:noProof/>
+          <w:sz w:val="24"/>
+          <w:szCs w:val="24"/>
+        </w:rPr>
+      </w:pPr>
+    </w:p>
+    <w:p>
+      <w:pPr>
+        <w:spacing w:after="0" w:line="240" w:lineRule="auto"/>
+        <w:rPr>
+          <w:noProof/>
+          <w:sz w:val="24"/>
+          <w:szCs w:val="24"/>
+        </w:rPr>
+      </w:pPr>
+      <w:r>
+        <w:rPr>
+          <w:noProof/>
+          <w:sz w:val="24"/>
+          <w:szCs w:val="24"/>
+        </w:rPr>
+        <w:t xml:space="preserve">report.txt       </w:t>
+      </w:r>
+      <w:r>
+        <w:rPr>
+          <w:noProof/>
+          <w:sz w:val="24"/>
+          <w:szCs w:val="24"/>
+        </w:rPr>
+        <w:t xml:space="preserve">     </w:t>
+      </w:r>
+      <w:r>
+        <w:rPr>
+          <w:noProof/>
+          <w:sz w:val="24"/>
+          <w:szCs w:val="24"/>
+        </w:rPr>
+        <w:t>→ human-readable report</w:t>
+      </w:r>
+    </w:p>
+    <w:p>
+      <w:pPr>
+        <w:spacing w:after="0" w:line="240" w:lineRule="auto"/>
+        <w:rPr>
+          <w:noProof/>
+          <w:sz w:val="24"/>
+          <w:szCs w:val="24"/>
+        </w:rPr>
+      </w:pPr>
+    </w:p>
+    <w:p>
+      <w:pPr>
+        <w:spacing w:after="0" w:line="240" w:lineRule="auto"/>
+        <w:rPr>
+          <w:noProof/>
+          <w:sz w:val="24"/>
+          <w:szCs w:val="24"/>
+        </w:rPr>
+      </w:pPr>
+      <w:r>
+        <w:rPr>
+          <w:noProof/>
+          <w:sz w:val="24"/>
+          <w:szCs w:val="24"/>
+        </w:rPr>
+        <w:t>experiment.log  → execution record</w:t>
+      </w:r>
     </w:p>
     <w:sectPr>
       <w:pgSz w:w="11906" w:h="16838"/>
@@ -24819,7 +30338,7 @@
 </file>
 
 <file path=word/numbering.xml><?xml version="1.0" encoding="utf-8"?>
-<w:numbering xmlns:wpc="http://schemas.microsoft.com/office/word/2010/wordprocessingCanvas" xmlns:cx="http://schemas.microsoft.com/office/drawing/2014/chartex" xmlns:cx1="http://schemas.microsoft.com/office/drawing/2015/9/8/chartex" xmlns:cx2="http://schemas.microsoft.com/office/drawing/2015/10/21/chartex" xmlns:cx3="http://schemas.microsoft.com/office/drawing/2016/5/9/chartex" xmlns:cx4="http://schemas.microsoft.com/office/drawing/2016/5/10/chartex" xmlns:cx5="http://schemas.microsoft.com/office/drawing/2016/5/11/chartex" xmlns:cx6="http://schemas.microsoft.com/office/drawing/2016/5/12/chartex" xmlns:cx7="http://schemas.microsoft.com/office/drawing/2016/5/13/chartex" xmlns:cx8="http://schemas.microsoft.com/office/drawing/2016/5/14/chartex" xmlns:mc="http://schemas.openxmlformats.org/markup-compatibility/2006" xmlns:aink="http://schemas.microsoft.com/office/drawing/2016/ink" xmlns:am3d="http://schemas.microsoft.com/office/drawing/2017/model3d" xmlns:o="urn:schemas-microsoft-com:office:office" xmlns:oel="http://schemas.microsoft.com/office/2019/extlst" xmlns:r="http://schemas.openxmlformats.org/officeDocument/2006/relationships" xmlns:m="http://schemas.openxmlformats.org/officeDocument/2006/math" xmlns:v="urn:schemas-microsoft-com:vml" xmlns:wp14="http://schemas.microsoft.com/office/word/2010/wordprocessingDrawing" xmlns:wp="http://schemas.openxmlformats.org/drawingml/2006/wordprocessingDrawing" xmlns:w10="urn:schemas-microsoft-com:office:word" xmlns:w="http://schemas.openxmlformats.org/wordprocessingml/2006/main" xmlns:w14="http://schemas.microsoft.com/office/word/2010/wordml" xmlns:w15="http://schemas.microsoft.com/office/word/2012/wordml" xmlns:w16cei="http://schemas.microsoft.com/office/word/2026/wordml/cei" xmlns:w16cex="http://schemas.microsoft.com/office/word/2018/wordml/cex" xmlns:w16cid="http://schemas.microsoft.com/office/word/2016/wordml/cid" xmlns:w16="http://schemas.microsoft.com/office/word/2018/wordml" xmlns:w16du="http://schemas.microsoft.com/office/word/2023/wordml/word16du" xmlns:w16sdtdh="http://schemas.microsoft.com/office/word/2020/wordml/sdtdatahash" xmlns:w16sdtfl="http://schemas.microsoft.com/office/word/2024/wordml/sdtformatlock" xmlns:w16se="http://schemas.microsoft.com/office/word/2015/wordml/symex" xmlns:wpg="http://schemas.microsoft.com/office/word/2010/wordprocessingGroup" xmlns:wpi="http://schemas.microsoft.com/office/word/2010/wordprocessingInk" xmlns:wne="http://schemas.microsoft.com/office/word/2006/wordml" xmlns:wps="http://schemas.microsoft.com/office/word/2010/wordprocessingShape" mc:Ignorable="w14 w15 w16se w16cid w16 w16cex w16sdtdh w16sdtfl w16du wp14">
+<w:numbering xmlns:wpc="http://schemas.microsoft.com/office/word/2010/wordprocessingCanvas" xmlns:cx="http://schemas.microsoft.com/office/drawing/2014/chartex" xmlns:cx1="http://schemas.microsoft.com/office/drawing/2015/9/8/chartex" xmlns:cx2="http://schemas.microsoft.com/office/drawing/2015/10/21/chartex" xmlns:cx3="http://schemas.microsoft.com/office/drawing/2016/5/9/chartex" xmlns:cx4="http://schemas.microsoft.com/office/drawing/2016/5/10/chartex" xmlns:cx5="http://schemas.microsoft.com/office/drawing/2016/5/11/chartex" xmlns:cx6="http://schemas.microsoft.com/office/drawing/2016/5/12/chartex" xmlns:cx7="http://schemas.microsoft.com/office/drawing/2016/5/13/chartex" xmlns:cx8="http://schemas.microsoft.com/office/drawing/2016/5/14/chartex" xmlns:mc="http://schemas.openxmlformats.org/markup-compatibility/2006" xmlns:aink="http://schemas.microsoft.com/office/drawing/2016/ink" xmlns:am3d="http://schemas.microsoft.com/office/drawing/2017/model3d" xmlns:o="urn:schemas-microsoft-com:office:office" xmlns:oel="http://schemas.microsoft.com/office/2019/extlst" xmlns:r="http://schemas.openxmlformats.org/officeDocument/2006/relationships" xmlns:m="http://schemas.openxmlformats.org/officeDocument/2006/math" xmlns:v="urn:schemas-microsoft-com:vml" xmlns:wp14="http://schemas.microsoft.com/office/word/2010/wordprocessingDrawing" xmlns:wp="http://schemas.openxmlformats.org/drawingml/2006/wordprocessingDrawing" xmlns:w10="urn:schemas-microsoft-com:office:word" xmlns:w="http://schemas.openxmlformats.org/wordprocessingml/2006/main" xmlns:w14="http://schemas.microsoft.com/office/word/2010/wordml" xmlns:w15="http://schemas.microsoft.com/office/word/2012/wordml" xmlns:w16cex="http://schemas.microsoft.com/office/word/2018/wordml/cex" xmlns:w16cid="http://schemas.microsoft.com/office/word/2016/wordml/cid" xmlns:w16="http://schemas.microsoft.com/office/word/2018/wordml" xmlns:w16du="http://schemas.microsoft.com/office/word/2023/wordml/word16du" xmlns:w16sdtdh="http://schemas.microsoft.com/office/word/2020/wordml/sdtdatahash" xmlns:w16sdtfl="http://schemas.microsoft.com/office/word/2024/wordml/sdtformatlock" xmlns:w16se="http://schemas.microsoft.com/office/word/2015/wordml/symex" xmlns:wpg="http://schemas.microsoft.com/office/word/2010/wordprocessingGroup" xmlns:wpi="http://schemas.microsoft.com/office/word/2010/wordprocessingInk" xmlns:wne="http://schemas.microsoft.com/office/word/2006/wordml" xmlns:wps="http://schemas.microsoft.com/office/word/2010/wordprocessingShape" mc:Ignorable="w14 w15 w16se w16cid w16 w16cex w16sdtdh w16sdtfl w16du wp14">
   <w:abstractNum w:abstractNumId="0" w15:restartNumberingAfterBreak="0">
     <w:nsid w:val="000E40F9"/>
     <w:multiLevelType w:val="multilevel"/>
@@ -29583,6 +35102,7 @@
   <w:style w:type="character" w:default="1" w:styleId="VarsaylanParagrafYazTipi">
     <w:name w:val="Default Paragraph Font"/>
     <w:uiPriority w:val="1"/>
+    <w:semiHidden/>
     <w:unhideWhenUsed/>
   </w:style>
   <w:style w:type="table" w:default="1" w:styleId="NormalTablo">

--- a/docs/draft/roadmap.docx
+++ b/docs/draft/roadmap.docx
@@ -30325,6 +30325,2175 @@
           <w:szCs w:val="24"/>
         </w:rPr>
         <w:t>experiment.log  → execution record</w:t>
+      </w:r>
+    </w:p>
+    <w:p>
+      <w:pPr>
+        <w:spacing w:after="0" w:line="240" w:lineRule="auto"/>
+        <w:rPr>
+          <w:noProof/>
+          <w:sz w:val="24"/>
+          <w:szCs w:val="24"/>
+        </w:rPr>
+      </w:pPr>
+    </w:p>
+    <w:p>
+      <w:pPr>
+        <w:spacing w:after="0" w:line="240" w:lineRule="auto"/>
+        <w:rPr>
+          <w:noProof/>
+          <w:sz w:val="24"/>
+          <w:szCs w:val="24"/>
+        </w:rPr>
+      </w:pPr>
+    </w:p>
+    <w:p>
+      <w:pPr>
+        <w:spacing w:after="0" w:line="240" w:lineRule="auto"/>
+        <w:rPr>
+          <w:noProof/>
+          <w:sz w:val="24"/>
+          <w:szCs w:val="24"/>
+        </w:rPr>
+      </w:pPr>
+    </w:p>
+    <w:p>
+      <w:pPr>
+        <w:spacing w:after="0" w:line="240" w:lineRule="auto"/>
+        <w:rPr>
+          <w:b/>
+          <w:bCs/>
+          <w:noProof/>
+          <w:sz w:val="24"/>
+          <w:szCs w:val="24"/>
+        </w:rPr>
+      </w:pPr>
+      <w:r>
+        <w:rPr>
+          <w:b/>
+          <w:bCs/>
+          <w:noProof/>
+          <w:sz w:val="24"/>
+          <w:szCs w:val="24"/>
+        </w:rPr>
+        <w:t>ForecastEvaluator</w:t>
+      </w:r>
+    </w:p>
+    <w:p>
+      <w:pPr>
+        <w:spacing w:after="0" w:line="240" w:lineRule="auto"/>
+        <w:rPr>
+          <w:noProof/>
+          <w:sz w:val="24"/>
+          <w:szCs w:val="24"/>
+        </w:rPr>
+      </w:pPr>
+      <w:r>
+        <w:rPr>
+          <w:noProof/>
+          <w:sz w:val="24"/>
+          <w:szCs w:val="24"/>
+        </w:rPr>
+        <w:t xml:space="preserve">       │</w:t>
+      </w:r>
+    </w:p>
+    <w:p>
+      <w:pPr>
+        <w:spacing w:after="0" w:line="240" w:lineRule="auto"/>
+        <w:rPr>
+          <w:noProof/>
+          <w:sz w:val="24"/>
+          <w:szCs w:val="24"/>
+        </w:rPr>
+      </w:pPr>
+      <w:r>
+        <w:rPr>
+          <w:noProof/>
+          <w:sz w:val="24"/>
+          <w:szCs w:val="24"/>
+        </w:rPr>
+        <w:t xml:space="preserve">       └── knows only:</w:t>
+      </w:r>
+    </w:p>
+    <w:p>
+      <w:pPr>
+        <w:spacing w:after="0" w:line="240" w:lineRule="auto"/>
+        <w:rPr>
+          <w:noProof/>
+          <w:sz w:val="24"/>
+          <w:szCs w:val="24"/>
+        </w:rPr>
+      </w:pPr>
+      <w:r>
+        <w:rPr>
+          <w:noProof/>
+          <w:sz w:val="24"/>
+          <w:szCs w:val="24"/>
+        </w:rPr>
+        <w:t xml:space="preserve">             fit(dataset)</w:t>
+      </w:r>
+    </w:p>
+    <w:p>
+      <w:pPr>
+        <w:spacing w:after="0" w:line="240" w:lineRule="auto"/>
+        <w:rPr>
+          <w:noProof/>
+          <w:sz w:val="24"/>
+          <w:szCs w:val="24"/>
+        </w:rPr>
+      </w:pPr>
+      <w:r>
+        <w:rPr>
+          <w:noProof/>
+          <w:sz w:val="24"/>
+          <w:szCs w:val="24"/>
+        </w:rPr>
+        <w:t xml:space="preserve">             predict(steps)</w:t>
+      </w:r>
+    </w:p>
+    <w:p>
+      <w:pPr>
+        <w:spacing w:after="0" w:line="240" w:lineRule="auto"/>
+        <w:rPr>
+          <w:noProof/>
+          <w:sz w:val="24"/>
+          <w:szCs w:val="24"/>
+        </w:rPr>
+      </w:pPr>
+    </w:p>
+    <w:p>
+      <w:pPr>
+        <w:spacing w:after="0" w:line="240" w:lineRule="auto"/>
+        <w:rPr>
+          <w:noProof/>
+          <w:sz w:val="24"/>
+          <w:szCs w:val="24"/>
+        </w:rPr>
+      </w:pPr>
+    </w:p>
+    <w:p>
+      <w:pPr>
+        <w:rPr>
+          <w:noProof/>
+          <w:sz w:val="24"/>
+          <w:szCs w:val="24"/>
+        </w:rPr>
+      </w:pPr>
+      <w:r>
+        <w:rPr>
+          <w:noProof/>
+          <w:sz w:val="24"/>
+          <w:szCs w:val="24"/>
+        </w:rPr>
+        <w:br w:type="page"/>
+      </w:r>
+    </w:p>
+    <w:p>
+      <w:pPr>
+        <w:spacing w:after="0" w:line="240" w:lineRule="auto"/>
+        <w:rPr>
+          <w:b/>
+          <w:bCs/>
+          <w:noProof/>
+          <w:sz w:val="32"/>
+          <w:szCs w:val="32"/>
+        </w:rPr>
+      </w:pPr>
+      <w:r>
+        <w:rPr>
+          <w:b/>
+          <w:bCs/>
+          <w:noProof/>
+          <w:sz w:val="32"/>
+          <w:szCs w:val="32"/>
+        </w:rPr>
+        <w:lastRenderedPageBreak/>
+        <w:t>Sprint 12</w:t>
+      </w:r>
+    </w:p>
+    <w:p>
+      <w:pPr>
+        <w:spacing w:after="0" w:line="240" w:lineRule="auto"/>
+        <w:rPr>
+          <w:b/>
+          <w:bCs/>
+          <w:noProof/>
+          <w:sz w:val="32"/>
+          <w:szCs w:val="32"/>
+        </w:rPr>
+      </w:pPr>
+    </w:p>
+    <w:p>
+      <w:pPr>
+        <w:spacing w:after="0" w:line="240" w:lineRule="auto"/>
+        <w:rPr>
+          <w:b/>
+          <w:bCs/>
+          <w:noProof/>
+          <w:sz w:val="24"/>
+          <w:szCs w:val="24"/>
+        </w:rPr>
+      </w:pPr>
+      <w:r>
+        <w:rPr>
+          <w:b/>
+          <w:bCs/>
+          <w:noProof/>
+          <w:sz w:val="24"/>
+          <w:szCs w:val="24"/>
+        </w:rPr>
+        <w:t>Multi-Model Evaluation Standardization</w:t>
+      </w:r>
+    </w:p>
+    <w:p>
+      <w:pPr>
+        <w:spacing w:after="0" w:line="240" w:lineRule="auto"/>
+        <w:rPr>
+          <w:noProof/>
+          <w:sz w:val="24"/>
+          <w:szCs w:val="24"/>
+        </w:rPr>
+      </w:pPr>
+    </w:p>
+    <w:p>
+      <w:pPr>
+        <w:spacing w:after="0" w:line="240" w:lineRule="auto"/>
+        <w:rPr>
+          <w:b/>
+          <w:bCs/>
+          <w:noProof/>
+          <w:sz w:val="24"/>
+          <w:szCs w:val="24"/>
+        </w:rPr>
+      </w:pPr>
+      <w:r>
+        <w:rPr>
+          <w:b/>
+          <w:bCs/>
+          <w:noProof/>
+          <w:sz w:val="24"/>
+          <w:szCs w:val="24"/>
+        </w:rPr>
+        <w:t>Milestone 1</w:t>
+      </w:r>
+    </w:p>
+    <w:p>
+      <w:pPr>
+        <w:spacing w:after="0" w:line="240" w:lineRule="auto"/>
+        <w:rPr>
+          <w:noProof/>
+          <w:sz w:val="24"/>
+          <w:szCs w:val="24"/>
+        </w:rPr>
+      </w:pPr>
+      <w:r>
+        <w:rPr>
+          <w:rFonts w:ascii="Segoe UI Symbol" w:hAnsi="Segoe UI Symbol" w:cs="Segoe UI Symbol"/>
+          <w:noProof/>
+          <w:sz w:val="24"/>
+          <w:szCs w:val="24"/>
+        </w:rPr>
+        <w:t>✓</w:t>
+      </w:r>
+      <w:r>
+        <w:rPr>
+          <w:noProof/>
+          <w:sz w:val="24"/>
+          <w:szCs w:val="24"/>
+        </w:rPr>
+        <w:t xml:space="preserve"> EvaluationResult</w:t>
+      </w:r>
+    </w:p>
+    <w:p>
+      <w:pPr>
+        <w:spacing w:after="0" w:line="240" w:lineRule="auto"/>
+        <w:rPr>
+          <w:noProof/>
+          <w:sz w:val="24"/>
+          <w:szCs w:val="24"/>
+        </w:rPr>
+      </w:pPr>
+      <w:r>
+        <w:rPr>
+          <w:rFonts w:ascii="Segoe UI Symbol" w:hAnsi="Segoe UI Symbol" w:cs="Segoe UI Symbol"/>
+          <w:noProof/>
+          <w:sz w:val="24"/>
+          <w:szCs w:val="24"/>
+        </w:rPr>
+        <w:t>✓</w:t>
+      </w:r>
+      <w:r>
+        <w:rPr>
+          <w:noProof/>
+          <w:sz w:val="24"/>
+          <w:szCs w:val="24"/>
+        </w:rPr>
+        <w:t xml:space="preserve"> ForecastEvaluator</w:t>
+      </w:r>
+    </w:p>
+    <w:p>
+      <w:pPr>
+        <w:spacing w:after="0" w:line="240" w:lineRule="auto"/>
+        <w:rPr>
+          <w:noProof/>
+          <w:sz w:val="24"/>
+          <w:szCs w:val="24"/>
+        </w:rPr>
+      </w:pPr>
+      <w:r>
+        <w:rPr>
+          <w:rFonts w:ascii="Segoe UI Symbol" w:hAnsi="Segoe UI Symbol" w:cs="Segoe UI Symbol"/>
+          <w:noProof/>
+          <w:sz w:val="24"/>
+          <w:szCs w:val="24"/>
+        </w:rPr>
+        <w:t>✓</w:t>
+      </w:r>
+      <w:r>
+        <w:rPr>
+          <w:noProof/>
+          <w:sz w:val="24"/>
+          <w:szCs w:val="24"/>
+        </w:rPr>
+        <w:t xml:space="preserve"> ARIMA integration</w:t>
+      </w:r>
+    </w:p>
+    <w:p>
+      <w:pPr>
+        <w:spacing w:after="0" w:line="240" w:lineRule="auto"/>
+        <w:rPr>
+          <w:noProof/>
+          <w:sz w:val="24"/>
+          <w:szCs w:val="24"/>
+        </w:rPr>
+      </w:pPr>
+      <w:r>
+        <w:rPr>
+          <w:rFonts w:ascii="Segoe UI Symbol" w:hAnsi="Segoe UI Symbol" w:cs="Segoe UI Symbol"/>
+          <w:noProof/>
+          <w:sz w:val="24"/>
+          <w:szCs w:val="24"/>
+        </w:rPr>
+        <w:t>✓</w:t>
+      </w:r>
+      <w:r>
+        <w:rPr>
+          <w:noProof/>
+          <w:sz w:val="24"/>
+          <w:szCs w:val="24"/>
+        </w:rPr>
+        <w:t xml:space="preserve"> ARIMA migration</w:t>
+      </w:r>
+    </w:p>
+    <w:p>
+      <w:pPr>
+        <w:spacing w:after="0" w:line="240" w:lineRule="auto"/>
+        <w:rPr>
+          <w:noProof/>
+          <w:sz w:val="24"/>
+          <w:szCs w:val="24"/>
+        </w:rPr>
+      </w:pPr>
+      <w:r>
+        <w:rPr>
+          <w:rFonts w:ascii="Segoe UI Symbol" w:hAnsi="Segoe UI Symbol" w:cs="Segoe UI Symbol"/>
+          <w:noProof/>
+          <w:sz w:val="24"/>
+          <w:szCs w:val="24"/>
+        </w:rPr>
+        <w:t>✓</w:t>
+      </w:r>
+      <w:r>
+        <w:rPr>
+          <w:noProof/>
+          <w:sz w:val="24"/>
+          <w:szCs w:val="24"/>
+        </w:rPr>
+        <w:t xml:space="preserve"> standardized evaluation/report/plot artifacts</w:t>
+      </w:r>
+    </w:p>
+    <w:p>
+      <w:pPr>
+        <w:spacing w:after="0" w:line="240" w:lineRule="auto"/>
+        <w:rPr>
+          <w:noProof/>
+          <w:sz w:val="24"/>
+          <w:szCs w:val="24"/>
+        </w:rPr>
+      </w:pPr>
+    </w:p>
+    <w:p>
+      <w:pPr>
+        <w:spacing w:after="0" w:line="240" w:lineRule="auto"/>
+        <w:rPr>
+          <w:b/>
+          <w:bCs/>
+          <w:noProof/>
+          <w:sz w:val="24"/>
+          <w:szCs w:val="24"/>
+        </w:rPr>
+      </w:pPr>
+      <w:r>
+        <w:rPr>
+          <w:b/>
+          <w:bCs/>
+          <w:noProof/>
+          <w:sz w:val="24"/>
+          <w:szCs w:val="24"/>
+        </w:rPr>
+        <w:t>Milestone 2A</w:t>
+      </w:r>
+    </w:p>
+    <w:p>
+      <w:pPr>
+        <w:spacing w:after="0" w:line="240" w:lineRule="auto"/>
+        <w:rPr>
+          <w:noProof/>
+          <w:sz w:val="24"/>
+          <w:szCs w:val="24"/>
+        </w:rPr>
+      </w:pPr>
+      <w:r>
+        <w:rPr>
+          <w:noProof/>
+          <w:sz w:val="24"/>
+          <w:szCs w:val="24"/>
+        </w:rPr>
+        <w:t>Dataset Processing Standardization</w:t>
+      </w:r>
+    </w:p>
+    <w:p>
+      <w:pPr>
+        <w:spacing w:after="0" w:line="240" w:lineRule="auto"/>
+        <w:rPr>
+          <w:noProof/>
+          <w:sz w:val="24"/>
+          <w:szCs w:val="24"/>
+        </w:rPr>
+      </w:pPr>
+      <w:r>
+        <w:rPr>
+          <w:noProof/>
+          <w:sz w:val="24"/>
+          <w:szCs w:val="24"/>
+        </w:rPr>
+        <w:t xml:space="preserve">    - raw remains immutable</w:t>
+      </w:r>
+    </w:p>
+    <w:p>
+      <w:pPr>
+        <w:spacing w:after="0" w:line="240" w:lineRule="auto"/>
+        <w:rPr>
+          <w:noProof/>
+          <w:sz w:val="24"/>
+          <w:szCs w:val="24"/>
+        </w:rPr>
+      </w:pPr>
+      <w:r>
+        <w:rPr>
+          <w:noProof/>
+          <w:sz w:val="24"/>
+          <w:szCs w:val="24"/>
+        </w:rPr>
+        <w:t xml:space="preserve">    - canonical processed representation</w:t>
+      </w:r>
+    </w:p>
+    <w:p>
+      <w:pPr>
+        <w:spacing w:after="0" w:line="240" w:lineRule="auto"/>
+        <w:rPr>
+          <w:noProof/>
+          <w:sz w:val="24"/>
+          <w:szCs w:val="24"/>
+        </w:rPr>
+      </w:pPr>
+      <w:r>
+        <w:rPr>
+          <w:noProof/>
+          <w:sz w:val="24"/>
+          <w:szCs w:val="24"/>
+        </w:rPr>
+        <w:t xml:space="preserve">    - provenance</w:t>
+      </w:r>
+    </w:p>
+    <w:p>
+      <w:pPr>
+        <w:spacing w:after="0" w:line="240" w:lineRule="auto"/>
+        <w:rPr>
+          <w:noProof/>
+          <w:sz w:val="24"/>
+          <w:szCs w:val="24"/>
+        </w:rPr>
+      </w:pPr>
+      <w:r>
+        <w:rPr>
+          <w:noProof/>
+          <w:sz w:val="24"/>
+          <w:szCs w:val="24"/>
+        </w:rPr>
+        <w:t xml:space="preserve">    - missing-period flags</w:t>
+      </w:r>
+    </w:p>
+    <w:p>
+      <w:pPr>
+        <w:spacing w:after="0" w:line="240" w:lineRule="auto"/>
+        <w:rPr>
+          <w:noProof/>
+          <w:sz w:val="24"/>
+          <w:szCs w:val="24"/>
+        </w:rPr>
+      </w:pPr>
+      <w:r>
+        <w:rPr>
+          <w:noProof/>
+          <w:sz w:val="24"/>
+          <w:szCs w:val="24"/>
+        </w:rPr>
+        <w:t xml:space="preserve">    - processing tests</w:t>
+      </w:r>
+    </w:p>
+    <w:p>
+      <w:pPr>
+        <w:spacing w:after="0" w:line="240" w:lineRule="auto"/>
+        <w:rPr>
+          <w:noProof/>
+          <w:sz w:val="24"/>
+          <w:szCs w:val="24"/>
+        </w:rPr>
+      </w:pPr>
+    </w:p>
+    <w:p>
+      <w:pPr>
+        <w:spacing w:after="0" w:line="240" w:lineRule="auto"/>
+        <w:rPr>
+          <w:b/>
+          <w:bCs/>
+          <w:noProof/>
+          <w:sz w:val="24"/>
+          <w:szCs w:val="24"/>
+        </w:rPr>
+      </w:pPr>
+      <w:r>
+        <w:rPr>
+          <w:b/>
+          <w:bCs/>
+          <w:noProof/>
+          <w:sz w:val="24"/>
+          <w:szCs w:val="24"/>
+        </w:rPr>
+        <w:t>datasets/</w:t>
+      </w:r>
+    </w:p>
+    <w:p>
+      <w:pPr>
+        <w:spacing w:after="0" w:line="240" w:lineRule="auto"/>
+        <w:rPr>
+          <w:noProof/>
+          <w:sz w:val="24"/>
+          <w:szCs w:val="24"/>
+        </w:rPr>
+      </w:pPr>
+      <w:r>
+        <w:rPr>
+          <w:rFonts w:ascii="MS Gothic" w:eastAsia="MS Gothic" w:hAnsi="MS Gothic" w:cs="MS Gothic" w:hint="eastAsia"/>
+          <w:noProof/>
+          <w:sz w:val="24"/>
+          <w:szCs w:val="24"/>
+        </w:rPr>
+        <w:t>├</w:t>
+      </w:r>
+      <w:r>
+        <w:rPr>
+          <w:rFonts w:ascii="Calibri" w:hAnsi="Calibri" w:cs="Calibri"/>
+          <w:noProof/>
+          <w:sz w:val="24"/>
+          <w:szCs w:val="24"/>
+        </w:rPr>
+        <w:t>──</w:t>
+      </w:r>
+      <w:r>
+        <w:rPr>
+          <w:noProof/>
+          <w:sz w:val="24"/>
+          <w:szCs w:val="24"/>
+        </w:rPr>
+        <w:t xml:space="preserve"> </w:t>
+      </w:r>
+      <w:r>
+        <w:rPr>
+          <w:b/>
+          <w:bCs/>
+          <w:noProof/>
+          <w:sz w:val="24"/>
+          <w:szCs w:val="24"/>
+        </w:rPr>
+        <w:t>raw/</w:t>
+      </w:r>
+    </w:p>
+    <w:p>
+      <w:pPr>
+        <w:spacing w:after="0" w:line="240" w:lineRule="auto"/>
+        <w:rPr>
+          <w:noProof/>
+          <w:sz w:val="24"/>
+          <w:szCs w:val="24"/>
+        </w:rPr>
+      </w:pPr>
+      <w:r>
+        <w:rPr>
+          <w:noProof/>
+          <w:sz w:val="24"/>
+          <w:szCs w:val="24"/>
+        </w:rPr>
+        <w:t xml:space="preserve"> </w:t>
+      </w:r>
+      <w:r>
+        <w:rPr>
+          <w:noProof/>
+          <w:sz w:val="24"/>
+          <w:szCs w:val="24"/>
+        </w:rPr>
+        <w:t>│   └── 732B-5610410.csv</w:t>
+      </w:r>
+    </w:p>
+    <w:p>
+      <w:pPr>
+        <w:spacing w:after="0" w:line="240" w:lineRule="auto"/>
+        <w:rPr>
+          <w:noProof/>
+          <w:sz w:val="24"/>
+          <w:szCs w:val="24"/>
+        </w:rPr>
+      </w:pPr>
+      <w:r>
+        <w:rPr>
+          <w:noProof/>
+          <w:sz w:val="24"/>
+          <w:szCs w:val="24"/>
+        </w:rPr>
+        <w:t xml:space="preserve"> </w:t>
+      </w:r>
+      <w:r>
+        <w:rPr>
+          <w:noProof/>
+          <w:sz w:val="24"/>
+          <w:szCs w:val="24"/>
+        </w:rPr>
+        <w:t>│</w:t>
+      </w:r>
+    </w:p>
+    <w:p>
+      <w:pPr>
+        <w:spacing w:after="0" w:line="240" w:lineRule="auto"/>
+        <w:rPr>
+          <w:b/>
+          <w:bCs/>
+          <w:noProof/>
+          <w:sz w:val="24"/>
+          <w:szCs w:val="24"/>
+        </w:rPr>
+      </w:pPr>
+      <w:r>
+        <w:rPr>
+          <w:noProof/>
+          <w:sz w:val="24"/>
+          <w:szCs w:val="24"/>
+        </w:rPr>
+        <w:t xml:space="preserve"> </w:t>
+      </w:r>
+      <w:r>
+        <w:rPr>
+          <w:noProof/>
+          <w:sz w:val="24"/>
+          <w:szCs w:val="24"/>
+        </w:rPr>
+        <w:t xml:space="preserve">└── </w:t>
+      </w:r>
+      <w:r>
+        <w:rPr>
+          <w:b/>
+          <w:bCs/>
+          <w:noProof/>
+          <w:sz w:val="24"/>
+          <w:szCs w:val="24"/>
+        </w:rPr>
+        <w:t>processed/</w:t>
+      </w:r>
+    </w:p>
+    <w:p>
+      <w:pPr>
+        <w:spacing w:after="0" w:line="240" w:lineRule="auto"/>
+        <w:rPr>
+          <w:noProof/>
+          <w:sz w:val="24"/>
+          <w:szCs w:val="24"/>
+        </w:rPr>
+      </w:pPr>
+      <w:r>
+        <w:rPr>
+          <w:noProof/>
+          <w:sz w:val="24"/>
+          <w:szCs w:val="24"/>
+        </w:rPr>
+        <w:t xml:space="preserve">    </w:t>
+      </w:r>
+      <w:r>
+        <w:rPr>
+          <w:rFonts w:ascii="MS Gothic" w:eastAsia="MS Gothic" w:hAnsi="MS Gothic" w:cs="MS Gothic" w:hint="eastAsia"/>
+          <w:noProof/>
+          <w:sz w:val="24"/>
+          <w:szCs w:val="24"/>
+        </w:rPr>
+        <w:t>├</w:t>
+      </w:r>
+      <w:r>
+        <w:rPr>
+          <w:rFonts w:ascii="Calibri" w:hAnsi="Calibri" w:cs="Calibri"/>
+          <w:noProof/>
+          <w:sz w:val="24"/>
+          <w:szCs w:val="24"/>
+        </w:rPr>
+        <w:t>──</w:t>
+      </w:r>
+      <w:r>
+        <w:rPr>
+          <w:noProof/>
+          <w:sz w:val="24"/>
+          <w:szCs w:val="24"/>
+        </w:rPr>
+        <w:t xml:space="preserve"> 732B-5610410.csv</w:t>
+      </w:r>
+    </w:p>
+    <w:p>
+      <w:pPr>
+        <w:spacing w:after="0" w:line="240" w:lineRule="auto"/>
+        <w:rPr>
+          <w:noProof/>
+          <w:sz w:val="24"/>
+          <w:szCs w:val="24"/>
+        </w:rPr>
+      </w:pPr>
+      <w:r>
+        <w:rPr>
+          <w:noProof/>
+          <w:sz w:val="24"/>
+          <w:szCs w:val="24"/>
+        </w:rPr>
+        <w:t xml:space="preserve">    </w:t>
+      </w:r>
+      <w:r>
+        <w:rPr>
+          <w:noProof/>
+          <w:sz w:val="24"/>
+          <w:szCs w:val="24"/>
+        </w:rPr>
+        <w:t xml:space="preserve"> </w:t>
+      </w:r>
+      <w:r>
+        <w:rPr>
+          <w:noProof/>
+          <w:sz w:val="24"/>
+          <w:szCs w:val="24"/>
+        </w:rPr>
+        <w:t>└── 732B-5610410.metadata.json</w:t>
+      </w:r>
+    </w:p>
+    <w:p>
+      <w:pPr>
+        <w:spacing w:after="0" w:line="240" w:lineRule="auto"/>
+        <w:rPr>
+          <w:noProof/>
+          <w:sz w:val="24"/>
+          <w:szCs w:val="24"/>
+        </w:rPr>
+      </w:pPr>
+    </w:p>
+    <w:p>
+      <w:pPr>
+        <w:spacing w:after="0" w:line="240" w:lineRule="auto"/>
+        <w:rPr>
+          <w:b/>
+          <w:bCs/>
+          <w:noProof/>
+          <w:sz w:val="24"/>
+          <w:szCs w:val="24"/>
+        </w:rPr>
+      </w:pPr>
+      <w:r>
+        <w:rPr>
+          <w:b/>
+          <w:bCs/>
+          <w:noProof/>
+          <w:sz w:val="24"/>
+          <w:szCs w:val="24"/>
+        </w:rPr>
+        <w:t>Milestone 2B</w:t>
+      </w:r>
+    </w:p>
+    <w:p>
+      <w:pPr>
+        <w:spacing w:after="0" w:line="240" w:lineRule="auto"/>
+        <w:rPr>
+          <w:noProof/>
+          <w:sz w:val="24"/>
+          <w:szCs w:val="24"/>
+        </w:rPr>
+      </w:pPr>
+      <w:r>
+        <w:rPr>
+          <w:noProof/>
+          <w:sz w:val="24"/>
+          <w:szCs w:val="24"/>
+        </w:rPr>
+        <w:t>Kalman evaluation migration</w:t>
+      </w:r>
+    </w:p>
+    <w:p>
+      <w:pPr>
+        <w:spacing w:after="0" w:line="240" w:lineRule="auto"/>
+        <w:rPr>
+          <w:noProof/>
+          <w:sz w:val="24"/>
+          <w:szCs w:val="24"/>
+        </w:rPr>
+      </w:pPr>
+    </w:p>
+    <w:p>
+      <w:pPr>
+        <w:spacing w:after="0" w:line="240" w:lineRule="auto"/>
+        <w:rPr>
+          <w:b/>
+          <w:bCs/>
+          <w:noProof/>
+          <w:sz w:val="24"/>
+          <w:szCs w:val="24"/>
+        </w:rPr>
+      </w:pPr>
+      <w:r>
+        <w:rPr>
+          <w:b/>
+          <w:bCs/>
+          <w:noProof/>
+          <w:sz w:val="24"/>
+          <w:szCs w:val="24"/>
+        </w:rPr>
+        <w:t>Milestone 3</w:t>
+      </w:r>
+    </w:p>
+    <w:p>
+      <w:pPr>
+        <w:spacing w:after="0" w:line="240" w:lineRule="auto"/>
+        <w:rPr>
+          <w:noProof/>
+          <w:sz w:val="24"/>
+          <w:szCs w:val="24"/>
+        </w:rPr>
+      </w:pPr>
+      <w:r>
+        <w:rPr>
+          <w:noProof/>
+          <w:sz w:val="24"/>
+          <w:szCs w:val="24"/>
+        </w:rPr>
+        <w:t>LSTM / GRU evaluation migration</w:t>
+      </w:r>
+    </w:p>
+    <w:p>
+      <w:pPr>
+        <w:spacing w:after="0" w:line="240" w:lineRule="auto"/>
+        <w:rPr>
+          <w:noProof/>
+          <w:sz w:val="24"/>
+          <w:szCs w:val="24"/>
+        </w:rPr>
+      </w:pPr>
+    </w:p>
+    <w:p>
+      <w:pPr>
+        <w:spacing w:after="0" w:line="240" w:lineRule="auto"/>
+        <w:rPr>
+          <w:b/>
+          <w:bCs/>
+          <w:noProof/>
+          <w:sz w:val="24"/>
+          <w:szCs w:val="24"/>
+        </w:rPr>
+      </w:pPr>
+      <w:r>
+        <w:rPr>
+          <w:b/>
+          <w:bCs/>
+          <w:noProof/>
+          <w:sz w:val="24"/>
+          <w:szCs w:val="24"/>
+        </w:rPr>
+        <w:t>Milestone 4</w:t>
+      </w:r>
+    </w:p>
+    <w:p>
+      <w:pPr>
+        <w:spacing w:after="0" w:line="240" w:lineRule="auto"/>
+        <w:rPr>
+          <w:noProof/>
+          <w:sz w:val="24"/>
+          <w:szCs w:val="24"/>
+        </w:rPr>
+      </w:pPr>
+      <w:r>
+        <w:rPr>
+          <w:noProof/>
+          <w:sz w:val="24"/>
+          <w:szCs w:val="24"/>
+        </w:rPr>
+        <w:t>Kalman-LSTM evaluation migration</w:t>
+      </w:r>
+    </w:p>
+    <w:p>
+      <w:pPr>
+        <w:spacing w:after="0" w:line="240" w:lineRule="auto"/>
+        <w:rPr>
+          <w:noProof/>
+          <w:sz w:val="24"/>
+          <w:szCs w:val="24"/>
+        </w:rPr>
+      </w:pPr>
+    </w:p>
+    <w:p>
+      <w:pPr>
+        <w:spacing w:after="0" w:line="240" w:lineRule="auto"/>
+        <w:rPr>
+          <w:b/>
+          <w:bCs/>
+          <w:noProof/>
+          <w:sz w:val="24"/>
+          <w:szCs w:val="24"/>
+        </w:rPr>
+      </w:pPr>
+      <w:r>
+        <w:rPr>
+          <w:b/>
+          <w:bCs/>
+          <w:noProof/>
+          <w:sz w:val="24"/>
+          <w:szCs w:val="24"/>
+        </w:rPr>
+        <w:t>Milestone 5</w:t>
+      </w:r>
+    </w:p>
+    <w:p>
+      <w:pPr>
+        <w:spacing w:after="0" w:line="240" w:lineRule="auto"/>
+        <w:rPr>
+          <w:noProof/>
+          <w:sz w:val="24"/>
+          <w:szCs w:val="24"/>
+        </w:rPr>
+      </w:pPr>
+      <w:r>
+        <w:rPr>
+          <w:noProof/>
+          <w:sz w:val="24"/>
+          <w:szCs w:val="24"/>
+        </w:rPr>
+        <w:t>True multi-model comparison</w:t>
+      </w:r>
+    </w:p>
+    <w:p>
+      <w:pPr>
+        <w:spacing w:after="0" w:line="240" w:lineRule="auto"/>
+        <w:rPr>
+          <w:noProof/>
+          <w:sz w:val="24"/>
+          <w:szCs w:val="24"/>
+        </w:rPr>
+      </w:pPr>
+    </w:p>
+    <w:p>
+      <w:pPr>
+        <w:spacing w:after="0" w:line="240" w:lineRule="auto"/>
+        <w:rPr>
+          <w:noProof/>
+          <w:sz w:val="24"/>
+          <w:szCs w:val="24"/>
+        </w:rPr>
+      </w:pPr>
+    </w:p>
+    <w:p>
+      <w:pPr>
+        <w:spacing w:after="0" w:line="240" w:lineRule="auto"/>
+        <w:rPr>
+          <w:noProof/>
+          <w:sz w:val="24"/>
+          <w:szCs w:val="24"/>
+        </w:rPr>
+      </w:pPr>
+    </w:p>
+    <w:p>
+      <w:pPr>
+        <w:spacing w:after="0" w:line="240" w:lineRule="auto"/>
+        <w:rPr>
+          <w:noProof/>
+          <w:sz w:val="24"/>
+          <w:szCs w:val="24"/>
+        </w:rPr>
+      </w:pPr>
+    </w:p>
+    <w:p>
+      <w:pPr>
+        <w:spacing w:after="0" w:line="240" w:lineRule="auto"/>
+        <w:rPr>
+          <w:noProof/>
+          <w:sz w:val="24"/>
+          <w:szCs w:val="24"/>
+        </w:rPr>
+      </w:pPr>
+    </w:p>
+    <w:p>
+      <w:pPr>
+        <w:spacing w:after="0" w:line="240" w:lineRule="auto"/>
+        <w:rPr>
+          <w:noProof/>
+          <w:sz w:val="24"/>
+          <w:szCs w:val="24"/>
+        </w:rPr>
+      </w:pPr>
+    </w:p>
+    <w:p>
+      <w:pPr>
+        <w:spacing w:after="0" w:line="240" w:lineRule="auto"/>
+        <w:rPr>
+          <w:noProof/>
+          <w:sz w:val="24"/>
+          <w:szCs w:val="24"/>
+        </w:rPr>
+      </w:pPr>
+    </w:p>
+    <w:p>
+      <w:pPr>
+        <w:spacing w:after="0" w:line="240" w:lineRule="auto"/>
+        <w:rPr>
+          <w:noProof/>
+          <w:sz w:val="24"/>
+          <w:szCs w:val="24"/>
+        </w:rPr>
+      </w:pPr>
+    </w:p>
+    <w:p>
+      <w:pPr>
+        <w:spacing w:after="0" w:line="240" w:lineRule="auto"/>
+        <w:rPr>
+          <w:noProof/>
+          <w:sz w:val="24"/>
+          <w:szCs w:val="24"/>
+        </w:rPr>
+      </w:pPr>
+    </w:p>
+    <w:p>
+      <w:pPr>
+        <w:spacing w:after="0" w:line="240" w:lineRule="auto"/>
+        <w:rPr>
+          <w:noProof/>
+          <w:sz w:val="24"/>
+          <w:szCs w:val="24"/>
+        </w:rPr>
+      </w:pPr>
+    </w:p>
+    <w:p>
+      <w:pPr>
+        <w:spacing w:after="0" w:line="240" w:lineRule="auto"/>
+        <w:rPr>
+          <w:noProof/>
+          <w:sz w:val="24"/>
+          <w:szCs w:val="24"/>
+        </w:rPr>
+      </w:pPr>
+    </w:p>
+    <w:p>
+      <w:pPr>
+        <w:spacing w:after="0" w:line="240" w:lineRule="auto"/>
+        <w:rPr>
+          <w:noProof/>
+          <w:sz w:val="24"/>
+          <w:szCs w:val="24"/>
+        </w:rPr>
+      </w:pPr>
+    </w:p>
+    <w:p>
+      <w:pPr>
+        <w:spacing w:after="0" w:line="240" w:lineRule="auto"/>
+        <w:rPr>
+          <w:noProof/>
+          <w:sz w:val="24"/>
+          <w:szCs w:val="24"/>
+        </w:rPr>
+      </w:pPr>
+    </w:p>
+    <w:p>
+      <w:pPr>
+        <w:spacing w:after="0" w:line="240" w:lineRule="auto"/>
+        <w:rPr>
+          <w:noProof/>
+          <w:sz w:val="24"/>
+          <w:szCs w:val="24"/>
+        </w:rPr>
+      </w:pPr>
+    </w:p>
+    <w:p>
+      <w:pPr>
+        <w:spacing w:after="0" w:line="240" w:lineRule="auto"/>
+        <w:rPr>
+          <w:noProof/>
+          <w:sz w:val="24"/>
+          <w:szCs w:val="24"/>
+        </w:rPr>
+      </w:pPr>
+    </w:p>
+    <w:p>
+      <w:pPr>
+        <w:spacing w:after="0" w:line="240" w:lineRule="auto"/>
+        <w:rPr>
+          <w:b/>
+          <w:bCs/>
+          <w:noProof/>
+          <w:sz w:val="32"/>
+          <w:szCs w:val="32"/>
+        </w:rPr>
+      </w:pPr>
+      <w:r>
+        <w:rPr>
+          <w:b/>
+          <w:bCs/>
+          <w:noProof/>
+          <w:sz w:val="32"/>
+          <w:szCs w:val="32"/>
+        </w:rPr>
+        <w:t>Sprint 13</w:t>
+      </w:r>
+    </w:p>
+    <w:p>
+      <w:pPr>
+        <w:spacing w:after="0" w:line="240" w:lineRule="auto"/>
+        <w:rPr>
+          <w:b/>
+          <w:bCs/>
+          <w:noProof/>
+          <w:sz w:val="32"/>
+          <w:szCs w:val="32"/>
+        </w:rPr>
+      </w:pPr>
+    </w:p>
+    <w:p>
+      <w:pPr>
+        <w:spacing w:after="0" w:line="240" w:lineRule="auto"/>
+        <w:rPr>
+          <w:b/>
+          <w:bCs/>
+          <w:noProof/>
+          <w:sz w:val="24"/>
+          <w:szCs w:val="24"/>
+        </w:rPr>
+      </w:pPr>
+      <w:r>
+        <w:rPr>
+          <w:b/>
+          <w:bCs/>
+          <w:noProof/>
+          <w:sz w:val="24"/>
+          <w:szCs w:val="24"/>
+        </w:rPr>
+        <w:t>Model Optimization &amp; Validation</w:t>
+      </w:r>
+    </w:p>
+    <w:p>
+      <w:pPr>
+        <w:spacing w:after="0" w:line="240" w:lineRule="auto"/>
+        <w:rPr>
+          <w:b/>
+          <w:bCs/>
+          <w:noProof/>
+          <w:sz w:val="24"/>
+          <w:szCs w:val="24"/>
+        </w:rPr>
+      </w:pPr>
+    </w:p>
+    <w:p>
+      <w:pPr>
+        <w:spacing w:after="0" w:line="240" w:lineRule="auto"/>
+        <w:rPr>
+          <w:noProof/>
+          <w:sz w:val="24"/>
+          <w:szCs w:val="24"/>
+          <w:lang w:val="tr-TR"/>
+        </w:rPr>
+      </w:pPr>
+      <w:r>
+        <w:rPr>
+          <w:noProof/>
+          <w:sz w:val="24"/>
+          <w:szCs w:val="24"/>
+          <w:lang w:val="tr-TR"/>
+        </w:rPr>
+        <w:t xml:space="preserve">  hyperparameter searches </w:t>
+      </w:r>
+    </w:p>
+    <w:p>
+      <w:pPr>
+        <w:spacing w:after="0" w:line="240" w:lineRule="auto"/>
+        <w:rPr>
+          <w:noProof/>
+          <w:sz w:val="24"/>
+          <w:szCs w:val="24"/>
+          <w:lang w:val="tr-TR"/>
+        </w:rPr>
+      </w:pPr>
+      <w:r>
+        <w:rPr>
+          <w:noProof/>
+          <w:sz w:val="24"/>
+          <w:szCs w:val="24"/>
+          <w:lang w:val="tr-TR"/>
+        </w:rPr>
+        <w:t xml:space="preserve">  neural scaling strategies </w:t>
+      </w:r>
+    </w:p>
+    <w:p>
+      <w:pPr>
+        <w:spacing w:after="0" w:line="240" w:lineRule="auto"/>
+        <w:rPr>
+          <w:noProof/>
+          <w:sz w:val="24"/>
+          <w:szCs w:val="24"/>
+          <w:lang w:val="tr-TR"/>
+        </w:rPr>
+      </w:pPr>
+      <w:r>
+        <w:rPr>
+          <w:noProof/>
+          <w:sz w:val="24"/>
+          <w:szCs w:val="24"/>
+          <w:lang w:val="tr-TR"/>
+        </w:rPr>
+        <w:t xml:space="preserve">  window optimization </w:t>
+      </w:r>
+    </w:p>
+    <w:p>
+      <w:pPr>
+        <w:spacing w:after="0" w:line="240" w:lineRule="auto"/>
+        <w:rPr>
+          <w:noProof/>
+          <w:sz w:val="24"/>
+          <w:szCs w:val="24"/>
+          <w:lang w:val="tr-TR"/>
+        </w:rPr>
+      </w:pPr>
+      <w:r>
+        <w:rPr>
+          <w:noProof/>
+          <w:sz w:val="24"/>
+          <w:szCs w:val="24"/>
+          <w:lang w:val="tr-TR"/>
+        </w:rPr>
+        <w:t xml:space="preserve">  GRU/LSTM units </w:t>
+      </w:r>
+    </w:p>
+    <w:p>
+      <w:pPr>
+        <w:spacing w:after="0" w:line="240" w:lineRule="auto"/>
+        <w:rPr>
+          <w:noProof/>
+          <w:sz w:val="24"/>
+          <w:szCs w:val="24"/>
+          <w:lang w:val="tr-TR"/>
+        </w:rPr>
+      </w:pPr>
+      <w:r>
+        <w:rPr>
+          <w:noProof/>
+          <w:sz w:val="24"/>
+          <w:szCs w:val="24"/>
+          <w:lang w:val="tr-TR"/>
+        </w:rPr>
+        <w:t xml:space="preserve">  ARIMA order optimization </w:t>
+      </w:r>
+    </w:p>
+    <w:p>
+      <w:pPr>
+        <w:spacing w:after="0" w:line="240" w:lineRule="auto"/>
+        <w:rPr>
+          <w:noProof/>
+          <w:sz w:val="24"/>
+          <w:szCs w:val="24"/>
+          <w:lang w:val="tr-TR"/>
+        </w:rPr>
+      </w:pPr>
+      <w:r>
+        <w:rPr>
+          <w:noProof/>
+          <w:sz w:val="24"/>
+          <w:szCs w:val="24"/>
+          <w:lang w:val="tr-TR"/>
+        </w:rPr>
+        <w:t xml:space="preserve">  Kalman Q/R tuning </w:t>
+      </w:r>
+    </w:p>
+    <w:p>
+      <w:pPr>
+        <w:spacing w:after="0" w:line="240" w:lineRule="auto"/>
+        <w:rPr>
+          <w:noProof/>
+          <w:sz w:val="24"/>
+          <w:szCs w:val="24"/>
+          <w:lang w:val="tr-TR"/>
+        </w:rPr>
+      </w:pPr>
+      <w:r>
+        <w:rPr>
+          <w:noProof/>
+          <w:sz w:val="24"/>
+          <w:szCs w:val="24"/>
+          <w:lang w:val="tr-TR"/>
+        </w:rPr>
+        <w:t xml:space="preserve">  repeated runs / stability </w:t>
+      </w:r>
+    </w:p>
+    <w:p>
+      <w:pPr>
+        <w:spacing w:after="0" w:line="240" w:lineRule="auto"/>
+        <w:rPr>
+          <w:noProof/>
+          <w:sz w:val="24"/>
+          <w:szCs w:val="24"/>
+          <w:lang w:val="tr-TR"/>
+        </w:rPr>
+      </w:pPr>
+      <w:r>
+        <w:rPr>
+          <w:noProof/>
+          <w:sz w:val="24"/>
+          <w:szCs w:val="24"/>
+          <w:lang w:val="tr-TR"/>
+        </w:rPr>
+        <w:t xml:space="preserve">  potentially rolling-origin validation </w:t>
+      </w:r>
+    </w:p>
+    <w:p>
+      <w:pPr>
+        <w:spacing w:after="0" w:line="240" w:lineRule="auto"/>
+        <w:rPr>
+          <w:noProof/>
+          <w:sz w:val="24"/>
+          <w:szCs w:val="24"/>
+          <w:lang w:val="tr-TR"/>
+        </w:rPr>
+      </w:pPr>
+      <w:r>
+        <w:rPr>
+          <w:noProof/>
+          <w:sz w:val="24"/>
+          <w:szCs w:val="24"/>
+          <w:lang w:val="tr-TR"/>
+        </w:rPr>
+        <w:t>  optimization result ranking</w:t>
+      </w:r>
+    </w:p>
+    <w:p>
+      <w:pPr>
+        <w:spacing w:after="0" w:line="240" w:lineRule="auto"/>
+        <w:rPr>
+          <w:noProof/>
+          <w:sz w:val="24"/>
+          <w:szCs w:val="24"/>
+          <w:lang w:val="tr-TR"/>
+        </w:rPr>
+      </w:pPr>
+    </w:p>
+    <w:p>
+      <w:pPr>
+        <w:spacing w:after="0" w:line="240" w:lineRule="auto"/>
+        <w:rPr>
+          <w:b/>
+          <w:bCs/>
+          <w:noProof/>
+          <w:sz w:val="24"/>
+          <w:szCs w:val="24"/>
+        </w:rPr>
+      </w:pPr>
+    </w:p>
+    <w:p>
+      <w:pPr>
+        <w:spacing w:after="0" w:line="240" w:lineRule="auto"/>
+        <w:rPr>
+          <w:b/>
+          <w:bCs/>
+          <w:noProof/>
+          <w:sz w:val="24"/>
+          <w:szCs w:val="24"/>
+        </w:rPr>
+      </w:pPr>
+    </w:p>
+    <w:p>
+      <w:pPr>
+        <w:spacing w:after="0" w:line="240" w:lineRule="auto"/>
+        <w:rPr>
+          <w:b/>
+          <w:bCs/>
+          <w:noProof/>
+          <w:sz w:val="24"/>
+          <w:szCs w:val="24"/>
+        </w:rPr>
+      </w:pPr>
+      <w:r>
+        <w:rPr>
+          <w:b/>
+          <w:bCs/>
+          <w:noProof/>
+          <w:sz w:val="24"/>
+          <w:szCs w:val="24"/>
+        </w:rPr>
+        <w:t>RAW</w:t>
+      </w:r>
+    </w:p>
+    <w:p>
+      <w:pPr>
+        <w:spacing w:after="0" w:line="240" w:lineRule="auto"/>
+        <w:rPr>
+          <w:noProof/>
+          <w:sz w:val="24"/>
+          <w:szCs w:val="24"/>
+        </w:rPr>
+      </w:pPr>
+      <w:r>
+        <w:rPr>
+          <w:noProof/>
+          <w:sz w:val="24"/>
+          <w:szCs w:val="24"/>
+        </w:rPr>
+        <w:t>original measurements</w:t>
+      </w:r>
+    </w:p>
+    <w:p>
+      <w:pPr>
+        <w:spacing w:after="0" w:line="240" w:lineRule="auto"/>
+        <w:rPr>
+          <w:noProof/>
+          <w:sz w:val="24"/>
+          <w:szCs w:val="24"/>
+        </w:rPr>
+      </w:pPr>
+      <w:r>
+        <w:rPr>
+          <w:noProof/>
+          <w:sz w:val="24"/>
+          <w:szCs w:val="24"/>
+        </w:rPr>
+        <w:t xml:space="preserve">    ↓</w:t>
+      </w:r>
+    </w:p>
+    <w:p>
+      <w:pPr>
+        <w:spacing w:after="0" w:line="240" w:lineRule="auto"/>
+        <w:rPr>
+          <w:noProof/>
+          <w:sz w:val="24"/>
+          <w:szCs w:val="24"/>
+        </w:rPr>
+      </w:pPr>
+    </w:p>
+    <w:p>
+      <w:pPr>
+        <w:spacing w:after="0" w:line="240" w:lineRule="auto"/>
+        <w:rPr>
+          <w:b/>
+          <w:bCs/>
+          <w:noProof/>
+          <w:sz w:val="24"/>
+          <w:szCs w:val="24"/>
+        </w:rPr>
+      </w:pPr>
+      <w:r>
+        <w:rPr>
+          <w:b/>
+          <w:bCs/>
+          <w:noProof/>
+          <w:sz w:val="24"/>
+          <w:szCs w:val="24"/>
+        </w:rPr>
+        <w:t>PROCESSED</w:t>
+      </w:r>
+    </w:p>
+    <w:p>
+      <w:pPr>
+        <w:spacing w:after="0" w:line="240" w:lineRule="auto"/>
+        <w:rPr>
+          <w:noProof/>
+          <w:sz w:val="24"/>
+          <w:szCs w:val="24"/>
+        </w:rPr>
+      </w:pPr>
+      <w:r>
+        <w:rPr>
+          <w:noProof/>
+          <w:sz w:val="24"/>
+          <w:szCs w:val="24"/>
+        </w:rPr>
+        <w:t>canonical timeline + provenance</w:t>
+      </w:r>
+    </w:p>
+    <w:p>
+      <w:pPr>
+        <w:spacing w:after="0" w:line="240" w:lineRule="auto"/>
+        <w:rPr>
+          <w:noProof/>
+          <w:sz w:val="24"/>
+          <w:szCs w:val="24"/>
+        </w:rPr>
+      </w:pPr>
+      <w:r>
+        <w:rPr>
+          <w:noProof/>
+          <w:sz w:val="24"/>
+          <w:szCs w:val="24"/>
+        </w:rPr>
+        <w:t>no learned/model-dependent transformation</w:t>
+      </w:r>
+    </w:p>
+    <w:p>
+      <w:pPr>
+        <w:spacing w:after="0" w:line="240" w:lineRule="auto"/>
+        <w:rPr>
+          <w:noProof/>
+          <w:sz w:val="24"/>
+          <w:szCs w:val="24"/>
+        </w:rPr>
+      </w:pPr>
+      <w:r>
+        <w:rPr>
+          <w:noProof/>
+          <w:sz w:val="24"/>
+          <w:szCs w:val="24"/>
+        </w:rPr>
+        <w:t xml:space="preserve">    ↓</w:t>
+      </w:r>
+    </w:p>
+    <w:p>
+      <w:pPr>
+        <w:spacing w:after="0" w:line="240" w:lineRule="auto"/>
+        <w:rPr>
+          <w:noProof/>
+          <w:sz w:val="24"/>
+          <w:szCs w:val="24"/>
+        </w:rPr>
+      </w:pPr>
+    </w:p>
+    <w:p>
+      <w:pPr>
+        <w:spacing w:after="0" w:line="240" w:lineRule="auto"/>
+        <w:rPr>
+          <w:b/>
+          <w:bCs/>
+          <w:noProof/>
+          <w:sz w:val="24"/>
+          <w:szCs w:val="24"/>
+        </w:rPr>
+      </w:pPr>
+      <w:r>
+        <w:rPr>
+          <w:b/>
+          <w:bCs/>
+          <w:noProof/>
+          <w:sz w:val="24"/>
+          <w:szCs w:val="24"/>
+        </w:rPr>
+        <w:t>MODEL-READY</w:t>
+      </w:r>
+    </w:p>
+    <w:p>
+      <w:pPr>
+        <w:spacing w:after="0" w:line="240" w:lineRule="auto"/>
+        <w:rPr>
+          <w:noProof/>
+          <w:sz w:val="24"/>
+          <w:szCs w:val="24"/>
+        </w:rPr>
+      </w:pPr>
+      <w:r>
+        <w:rPr>
+          <w:noProof/>
+          <w:sz w:val="24"/>
+          <w:szCs w:val="24"/>
+        </w:rPr>
+        <w:t>train-safe interpolation</w:t>
+      </w:r>
+    </w:p>
+    <w:p>
+      <w:pPr>
+        <w:spacing w:after="0" w:line="240" w:lineRule="auto"/>
+        <w:rPr>
+          <w:noProof/>
+          <w:sz w:val="24"/>
+          <w:szCs w:val="24"/>
+        </w:rPr>
+      </w:pPr>
+      <w:r>
+        <w:rPr>
+          <w:noProof/>
+          <w:sz w:val="24"/>
+          <w:szCs w:val="24"/>
+        </w:rPr>
+        <w:t>scaling</w:t>
+      </w:r>
+    </w:p>
+    <w:p>
+      <w:pPr>
+        <w:spacing w:after="0" w:line="240" w:lineRule="auto"/>
+        <w:rPr>
+          <w:noProof/>
+          <w:sz w:val="24"/>
+          <w:szCs w:val="24"/>
+        </w:rPr>
+      </w:pPr>
+      <w:r>
+        <w:rPr>
+          <w:noProof/>
+          <w:sz w:val="24"/>
+          <w:szCs w:val="24"/>
+        </w:rPr>
+        <w:t>window construction</w:t>
+      </w:r>
+    </w:p>
+    <w:p>
+      <w:pPr>
+        <w:spacing w:after="0" w:line="240" w:lineRule="auto"/>
+        <w:rPr>
+          <w:noProof/>
+          <w:sz w:val="24"/>
+          <w:szCs w:val="24"/>
+        </w:rPr>
+      </w:pPr>
+      <w:r>
+        <w:rPr>
+          <w:noProof/>
+          <w:sz w:val="24"/>
+          <w:szCs w:val="24"/>
+        </w:rPr>
+        <w:t>differencing</w:t>
+      </w:r>
+    </w:p>
+    <w:p>
+      <w:pPr>
+        <w:spacing w:after="0" w:line="240" w:lineRule="auto"/>
+        <w:rPr>
+          <w:noProof/>
+          <w:sz w:val="24"/>
+          <w:szCs w:val="24"/>
+        </w:rPr>
+      </w:pPr>
+      <w:r>
+        <w:rPr>
+          <w:noProof/>
+          <w:sz w:val="24"/>
+          <w:szCs w:val="24"/>
+        </w:rPr>
+        <w:t>etc.</w:t>
+      </w:r>
+    </w:p>
+    <w:p>
+      <w:pPr>
+        <w:spacing w:after="0" w:line="240" w:lineRule="auto"/>
+        <w:rPr>
+          <w:noProof/>
+          <w:sz w:val="24"/>
+          <w:szCs w:val="24"/>
+        </w:rPr>
+      </w:pPr>
+    </w:p>
+    <w:p>
+      <w:pPr>
+        <w:spacing w:after="0" w:line="240" w:lineRule="auto"/>
+        <w:rPr>
+          <w:noProof/>
+          <w:sz w:val="24"/>
+          <w:szCs w:val="24"/>
+        </w:rPr>
+      </w:pPr>
+    </w:p>
+    <w:p>
+      <w:pPr>
+        <w:spacing w:after="0" w:line="240" w:lineRule="auto"/>
+        <w:rPr>
+          <w:noProof/>
+          <w:sz w:val="24"/>
+          <w:szCs w:val="24"/>
+        </w:rPr>
+      </w:pPr>
+    </w:p>
+    <w:p>
+      <w:pPr>
+        <w:spacing w:after="0" w:line="240" w:lineRule="auto"/>
+        <w:rPr>
+          <w:noProof/>
+          <w:sz w:val="24"/>
+          <w:szCs w:val="24"/>
+        </w:rPr>
+      </w:pPr>
+    </w:p>
+    <w:p>
+      <w:pPr>
+        <w:spacing w:after="0" w:line="240" w:lineRule="auto"/>
+        <w:rPr>
+          <w:noProof/>
+          <w:sz w:val="24"/>
+          <w:szCs w:val="24"/>
+        </w:rPr>
+      </w:pPr>
+    </w:p>
+    <w:p>
+      <w:pPr>
+        <w:spacing w:after="0" w:line="240" w:lineRule="auto"/>
+        <w:rPr>
+          <w:noProof/>
+          <w:sz w:val="24"/>
+          <w:szCs w:val="24"/>
+        </w:rPr>
+      </w:pPr>
+    </w:p>
+    <w:p>
+      <w:pPr>
+        <w:spacing w:after="0" w:line="240" w:lineRule="auto"/>
+        <w:rPr>
+          <w:noProof/>
+          <w:sz w:val="24"/>
+          <w:szCs w:val="24"/>
+        </w:rPr>
+      </w:pPr>
+    </w:p>
+    <w:p>
+      <w:pPr>
+        <w:spacing w:after="0" w:line="240" w:lineRule="auto"/>
+        <w:rPr>
+          <w:b/>
+          <w:bCs/>
+          <w:noProof/>
+          <w:sz w:val="32"/>
+          <w:szCs w:val="32"/>
+        </w:rPr>
+      </w:pPr>
+      <w:r>
+        <w:rPr>
+          <w:b/>
+          <w:bCs/>
+          <w:noProof/>
+          <w:sz w:val="32"/>
+          <w:szCs w:val="32"/>
+        </w:rPr>
+        <w:lastRenderedPageBreak/>
+        <w:t>Processed-Dataset Consumption Design</w:t>
+      </w:r>
+    </w:p>
+    <w:p>
+      <w:pPr>
+        <w:spacing w:after="0" w:line="240" w:lineRule="auto"/>
+        <w:rPr>
+          <w:noProof/>
+          <w:sz w:val="24"/>
+          <w:szCs w:val="24"/>
+        </w:rPr>
+      </w:pPr>
+    </w:p>
+    <w:p>
+      <w:pPr>
+        <w:spacing w:after="0" w:line="240" w:lineRule="auto"/>
+        <w:rPr>
+          <w:noProof/>
+          <w:sz w:val="24"/>
+          <w:szCs w:val="24"/>
+        </w:rPr>
+      </w:pPr>
+      <w:r>
+        <w:rPr>
+          <w:noProof/>
+          <w:sz w:val="24"/>
+          <w:szCs w:val="24"/>
+        </w:rPr>
+        <w:t>processed CSV</w:t>
+      </w:r>
+    </w:p>
+    <w:p>
+      <w:pPr>
+        <w:spacing w:after="0" w:line="240" w:lineRule="auto"/>
+        <w:rPr>
+          <w:noProof/>
+          <w:sz w:val="24"/>
+          <w:szCs w:val="24"/>
+        </w:rPr>
+      </w:pPr>
+      <w:r>
+        <w:rPr>
+          <w:noProof/>
+          <w:sz w:val="24"/>
+          <w:szCs w:val="24"/>
+        </w:rPr>
+        <w:t xml:space="preserve">    ↓</w:t>
+      </w:r>
+    </w:p>
+    <w:p>
+      <w:pPr>
+        <w:spacing w:after="0" w:line="240" w:lineRule="auto"/>
+        <w:rPr>
+          <w:noProof/>
+          <w:sz w:val="24"/>
+          <w:szCs w:val="24"/>
+        </w:rPr>
+      </w:pPr>
+      <w:r>
+        <w:rPr>
+          <w:noProof/>
+          <w:sz w:val="24"/>
+          <w:szCs w:val="24"/>
+        </w:rPr>
+        <w:t>BatteryDataset</w:t>
+      </w:r>
+    </w:p>
+    <w:p>
+      <w:pPr>
+        <w:spacing w:after="0" w:line="240" w:lineRule="auto"/>
+        <w:rPr>
+          <w:noProof/>
+          <w:sz w:val="24"/>
+          <w:szCs w:val="24"/>
+        </w:rPr>
+      </w:pPr>
+      <w:r>
+        <w:rPr>
+          <w:noProof/>
+          <w:sz w:val="24"/>
+          <w:szCs w:val="24"/>
+        </w:rPr>
+        <w:t xml:space="preserve">    ↓</w:t>
+      </w:r>
+    </w:p>
+    <w:p>
+      <w:pPr>
+        <w:spacing w:after="0" w:line="240" w:lineRule="auto"/>
+        <w:rPr>
+          <w:noProof/>
+          <w:sz w:val="24"/>
+          <w:szCs w:val="24"/>
+        </w:rPr>
+      </w:pPr>
+      <w:r>
+        <w:rPr>
+          <w:noProof/>
+          <w:sz w:val="24"/>
+          <w:szCs w:val="24"/>
+        </w:rPr>
+        <w:t>holdout split</w:t>
+      </w:r>
+    </w:p>
+    <w:p>
+      <w:pPr>
+        <w:spacing w:after="0" w:line="240" w:lineRule="auto"/>
+        <w:rPr>
+          <w:noProof/>
+          <w:sz w:val="24"/>
+          <w:szCs w:val="24"/>
+        </w:rPr>
+      </w:pPr>
+      <w:r>
+        <w:rPr>
+          <w:noProof/>
+          <w:sz w:val="24"/>
+          <w:szCs w:val="24"/>
+        </w:rPr>
+        <w:t xml:space="preserve">    ↓</w:t>
+      </w:r>
+    </w:p>
+    <w:p>
+      <w:pPr>
+        <w:spacing w:after="0" w:line="240" w:lineRule="auto"/>
+        <w:rPr>
+          <w:noProof/>
+          <w:sz w:val="24"/>
+          <w:szCs w:val="24"/>
+        </w:rPr>
+      </w:pPr>
+      <w:r>
+        <w:rPr>
+          <w:noProof/>
+          <w:sz w:val="24"/>
+          <w:szCs w:val="24"/>
+        </w:rPr>
+        <w:t>train-only missing-value preparation</w:t>
+      </w:r>
+    </w:p>
+    <w:p>
+      <w:pPr>
+        <w:spacing w:after="0" w:line="240" w:lineRule="auto"/>
+        <w:rPr>
+          <w:noProof/>
+          <w:sz w:val="24"/>
+          <w:szCs w:val="24"/>
+        </w:rPr>
+      </w:pPr>
+      <w:r>
+        <w:rPr>
+          <w:noProof/>
+          <w:sz w:val="24"/>
+          <w:szCs w:val="24"/>
+        </w:rPr>
+        <w:t xml:space="preserve">    ↓</w:t>
+      </w:r>
+    </w:p>
+    <w:p>
+      <w:pPr>
+        <w:spacing w:after="0" w:line="240" w:lineRule="auto"/>
+        <w:rPr>
+          <w:noProof/>
+          <w:sz w:val="24"/>
+          <w:szCs w:val="24"/>
+        </w:rPr>
+      </w:pPr>
+      <w:r>
+        <w:rPr>
+          <w:noProof/>
+          <w:sz w:val="24"/>
+          <w:szCs w:val="24"/>
+        </w:rPr>
+        <w:t>model fit</w:t>
+      </w:r>
+    </w:p>
+    <w:p>
+      <w:pPr>
+        <w:spacing w:after="0" w:line="240" w:lineRule="auto"/>
+        <w:rPr>
+          <w:noProof/>
+          <w:sz w:val="24"/>
+          <w:szCs w:val="24"/>
+        </w:rPr>
+      </w:pPr>
+    </w:p>
+    <w:p>
+      <w:pPr>
+        <w:spacing w:after="0" w:line="240" w:lineRule="auto"/>
+        <w:rPr>
+          <w:noProof/>
+          <w:sz w:val="24"/>
+          <w:szCs w:val="24"/>
+        </w:rPr>
+      </w:pPr>
+    </w:p>
+    <w:p>
+      <w:pPr>
+        <w:spacing w:after="0" w:line="240" w:lineRule="auto"/>
+        <w:rPr>
+          <w:b/>
+          <w:bCs/>
+          <w:noProof/>
+          <w:sz w:val="32"/>
+          <w:szCs w:val="32"/>
+        </w:rPr>
+      </w:pPr>
+      <w:r>
+        <w:rPr>
+          <w:b/>
+          <w:bCs/>
+          <w:noProof/>
+          <w:sz w:val="32"/>
+          <w:szCs w:val="32"/>
+        </w:rPr>
+        <w:t>Sprint 12 — Milestone 2A.4</w:t>
+      </w:r>
+    </w:p>
+    <w:p>
+      <w:pPr>
+        <w:spacing w:after="0" w:line="240" w:lineRule="auto"/>
+        <w:rPr>
+          <w:noProof/>
+          <w:sz w:val="24"/>
+          <w:szCs w:val="24"/>
+        </w:rPr>
+      </w:pPr>
+      <w:r>
+        <w:rPr>
+          <w:b/>
+          <w:bCs/>
+          <w:noProof/>
+          <w:sz w:val="32"/>
+          <w:szCs w:val="32"/>
+        </w:rPr>
+        <w:t>Processed Dataset Consumption</w:t>
+      </w:r>
+    </w:p>
+    <w:p>
+      <w:pPr>
+        <w:spacing w:after="0" w:line="240" w:lineRule="auto"/>
+        <w:rPr>
+          <w:noProof/>
+          <w:sz w:val="24"/>
+          <w:szCs w:val="24"/>
+        </w:rPr>
+      </w:pPr>
+    </w:p>
+    <w:p>
+      <w:pPr>
+        <w:spacing w:after="0" w:line="240" w:lineRule="auto"/>
+        <w:rPr>
+          <w:noProof/>
+          <w:sz w:val="24"/>
+          <w:szCs w:val="24"/>
+        </w:rPr>
+      </w:pPr>
+      <w:r>
+        <w:rPr>
+          <w:noProof/>
+          <w:sz w:val="24"/>
+          <w:szCs w:val="24"/>
+        </w:rPr>
+        <w:t>1. BatteryDataset.from_processed_csv()</w:t>
+      </w:r>
+    </w:p>
+    <w:p>
+      <w:pPr>
+        <w:spacing w:after="0" w:line="240" w:lineRule="auto"/>
+        <w:rPr>
+          <w:noProof/>
+          <w:sz w:val="24"/>
+          <w:szCs w:val="24"/>
+        </w:rPr>
+      </w:pPr>
+      <w:r>
+        <w:rPr>
+          <w:noProof/>
+          <w:sz w:val="24"/>
+          <w:szCs w:val="24"/>
+        </w:rPr>
+        <w:t>2. preserve is_observed</w:t>
+      </w:r>
+    </w:p>
+    <w:p>
+      <w:pPr>
+        <w:spacing w:after="0" w:line="240" w:lineRule="auto"/>
+        <w:rPr>
+          <w:noProof/>
+          <w:sz w:val="24"/>
+          <w:szCs w:val="24"/>
+        </w:rPr>
+      </w:pPr>
+      <w:r>
+        <w:rPr>
+          <w:noProof/>
+          <w:sz w:val="24"/>
+          <w:szCs w:val="24"/>
+        </w:rPr>
+        <w:t>3. processed-data metadata/source marker</w:t>
+      </w:r>
+    </w:p>
+    <w:p>
+      <w:pPr>
+        <w:spacing w:after="0" w:line="240" w:lineRule="auto"/>
+        <w:rPr>
+          <w:noProof/>
+          <w:sz w:val="24"/>
+          <w:szCs w:val="24"/>
+        </w:rPr>
+      </w:pPr>
+      <w:r>
+        <w:rPr>
+          <w:noProof/>
+          <w:sz w:val="24"/>
+          <w:szCs w:val="24"/>
+        </w:rPr>
+        <w:t>4. tests only</w:t>
+      </w:r>
+    </w:p>
+    <w:p>
+      <w:pPr>
+        <w:spacing w:after="0" w:line="240" w:lineRule="auto"/>
+        <w:rPr>
+          <w:noProof/>
+          <w:sz w:val="24"/>
+          <w:szCs w:val="24"/>
+        </w:rPr>
+      </w:pPr>
+      <w:r>
+        <w:rPr>
+          <w:noProof/>
+          <w:sz w:val="24"/>
+          <w:szCs w:val="24"/>
+        </w:rPr>
+        <w:t>5. no interpolation yet</w:t>
+      </w:r>
+    </w:p>
+    <w:p>
+      <w:pPr>
+        <w:spacing w:after="0" w:line="240" w:lineRule="auto"/>
+        <w:rPr>
+          <w:noProof/>
+          <w:sz w:val="24"/>
+          <w:szCs w:val="24"/>
+        </w:rPr>
+      </w:pPr>
+    </w:p>
+    <w:p>
+      <w:pPr>
+        <w:spacing w:after="0" w:line="240" w:lineRule="auto"/>
+        <w:rPr>
+          <w:noProof/>
+          <w:sz w:val="24"/>
+          <w:szCs w:val="24"/>
+        </w:rPr>
+      </w:pPr>
+    </w:p>
+    <w:p>
+      <w:pPr>
+        <w:spacing w:after="0" w:line="240" w:lineRule="auto"/>
+        <w:rPr>
+          <w:b/>
+          <w:bCs/>
+          <w:noProof/>
+          <w:sz w:val="32"/>
+          <w:szCs w:val="32"/>
+        </w:rPr>
+      </w:pPr>
+      <w:r>
+        <w:rPr>
+          <w:b/>
+          <w:bCs/>
+          <w:noProof/>
+          <w:sz w:val="32"/>
+          <w:szCs w:val="32"/>
+        </w:rPr>
+        <w:t>Milestone 2A.5</w:t>
+      </w:r>
+    </w:p>
+    <w:p>
+      <w:pPr>
+        <w:spacing w:after="0" w:line="240" w:lineRule="auto"/>
+        <w:rPr>
+          <w:b/>
+          <w:bCs/>
+          <w:noProof/>
+          <w:sz w:val="32"/>
+          <w:szCs w:val="32"/>
+        </w:rPr>
+      </w:pPr>
+    </w:p>
+    <w:p>
+      <w:pPr>
+        <w:spacing w:after="0" w:line="240" w:lineRule="auto"/>
+        <w:rPr>
+          <w:noProof/>
+          <w:sz w:val="24"/>
+          <w:szCs w:val="24"/>
+        </w:rPr>
+      </w:pPr>
+      <w:r>
+        <w:rPr>
+          <w:noProof/>
+          <w:sz w:val="24"/>
+          <w:szCs w:val="24"/>
+        </w:rPr>
+        <w:t>Train-only Temporal Preprocessing</w:t>
       </w:r>
     </w:p>
     <w:sectPr>
@@ -35102,7 +37271,6 @@
   <w:style w:type="character" w:default="1" w:styleId="VarsaylanParagrafYazTipi">
     <w:name w:val="Default Paragraph Font"/>
     <w:uiPriority w:val="1"/>
-    <w:semiHidden/>
     <w:unhideWhenUsed/>
   </w:style>
   <w:style w:type="table" w:default="1" w:styleId="NormalTablo">

--- a/docs/draft/roadmap.docx
+++ b/docs/draft/roadmap.docx
@@ -32470,18 +32470,6 @@
       <w:pPr>
         <w:spacing w:after="0" w:line="240" w:lineRule="auto"/>
         <w:rPr>
-          <w:b/>
-          <w:bCs/>
-          <w:noProof/>
-          <w:sz w:val="32"/>
-          <w:szCs w:val="32"/>
-        </w:rPr>
-      </w:pPr>
-    </w:p>
-    <w:p>
-      <w:pPr>
-        <w:spacing w:after="0" w:line="240" w:lineRule="auto"/>
-        <w:rPr>
           <w:noProof/>
           <w:sz w:val="24"/>
           <w:szCs w:val="24"/>
@@ -32494,6 +32482,4353 @@
           <w:szCs w:val="24"/>
         </w:rPr>
         <w:t>Train-only Temporal Preprocessing</w:t>
+      </w:r>
+    </w:p>
+    <w:p>
+      <w:pPr>
+        <w:spacing w:after="0" w:line="240" w:lineRule="auto"/>
+        <w:rPr>
+          <w:noProof/>
+          <w:sz w:val="24"/>
+          <w:szCs w:val="24"/>
+        </w:rPr>
+      </w:pPr>
+      <w:r>
+        <w:rPr>
+          <w:noProof/>
+          <w:sz w:val="24"/>
+          <w:szCs w:val="24"/>
+        </w:rPr>
+        <w:t>processed dataset</w:t>
+      </w:r>
+    </w:p>
+    <w:p>
+      <w:pPr>
+        <w:spacing w:after="0" w:line="240" w:lineRule="auto"/>
+        <w:rPr>
+          <w:noProof/>
+          <w:sz w:val="24"/>
+          <w:szCs w:val="24"/>
+        </w:rPr>
+      </w:pPr>
+      <w:r>
+        <w:rPr>
+          <w:noProof/>
+          <w:sz w:val="24"/>
+          <w:szCs w:val="24"/>
+        </w:rPr>
+        <w:t xml:space="preserve">      ↓</w:t>
+      </w:r>
+    </w:p>
+    <w:p>
+      <w:pPr>
+        <w:spacing w:after="0" w:line="240" w:lineRule="auto"/>
+        <w:rPr>
+          <w:noProof/>
+          <w:sz w:val="24"/>
+          <w:szCs w:val="24"/>
+        </w:rPr>
+      </w:pPr>
+      <w:r>
+        <w:rPr>
+          <w:noProof/>
+          <w:sz w:val="24"/>
+          <w:szCs w:val="24"/>
+        </w:rPr>
+        <w:t>holdout split</w:t>
+      </w:r>
+    </w:p>
+    <w:p>
+      <w:pPr>
+        <w:spacing w:after="0" w:line="240" w:lineRule="auto"/>
+        <w:rPr>
+          <w:noProof/>
+          <w:sz w:val="24"/>
+          <w:szCs w:val="24"/>
+        </w:rPr>
+      </w:pPr>
+      <w:r>
+        <w:rPr>
+          <w:noProof/>
+          <w:sz w:val="24"/>
+          <w:szCs w:val="24"/>
+        </w:rPr>
+        <w:t xml:space="preserve">      ↓</w:t>
+      </w:r>
+    </w:p>
+    <w:p>
+      <w:pPr>
+        <w:spacing w:after="0" w:line="240" w:lineRule="auto"/>
+        <w:rPr>
+          <w:noProof/>
+          <w:sz w:val="24"/>
+          <w:szCs w:val="24"/>
+        </w:rPr>
+      </w:pPr>
+      <w:r>
+        <w:rPr>
+          <w:noProof/>
+          <w:sz w:val="24"/>
+          <w:szCs w:val="24"/>
+        </w:rPr>
+        <w:t>training partition only</w:t>
+      </w:r>
+    </w:p>
+    <w:p>
+      <w:pPr>
+        <w:spacing w:after="0" w:line="240" w:lineRule="auto"/>
+        <w:rPr>
+          <w:noProof/>
+          <w:sz w:val="24"/>
+          <w:szCs w:val="24"/>
+        </w:rPr>
+      </w:pPr>
+      <w:r>
+        <w:rPr>
+          <w:noProof/>
+          <w:sz w:val="24"/>
+          <w:szCs w:val="24"/>
+        </w:rPr>
+        <w:t xml:space="preserve">      ↓</w:t>
+      </w:r>
+    </w:p>
+    <w:p>
+      <w:pPr>
+        <w:spacing w:after="0" w:line="240" w:lineRule="auto"/>
+        <w:rPr>
+          <w:noProof/>
+          <w:sz w:val="24"/>
+          <w:szCs w:val="24"/>
+        </w:rPr>
+      </w:pPr>
+      <w:r>
+        <w:rPr>
+          <w:noProof/>
+          <w:sz w:val="24"/>
+          <w:szCs w:val="24"/>
+        </w:rPr>
+        <w:t>TemporalPreprocessor</w:t>
+      </w:r>
+    </w:p>
+    <w:p>
+      <w:pPr>
+        <w:spacing w:after="0" w:line="240" w:lineRule="auto"/>
+        <w:rPr>
+          <w:noProof/>
+          <w:sz w:val="24"/>
+          <w:szCs w:val="24"/>
+        </w:rPr>
+      </w:pPr>
+      <w:r>
+        <w:rPr>
+          <w:noProof/>
+          <w:sz w:val="24"/>
+          <w:szCs w:val="24"/>
+        </w:rPr>
+        <w:t xml:space="preserve">      ↓</w:t>
+      </w:r>
+    </w:p>
+    <w:p>
+      <w:pPr>
+        <w:spacing w:after="0" w:line="240" w:lineRule="auto"/>
+        <w:rPr>
+          <w:noProof/>
+          <w:sz w:val="24"/>
+          <w:szCs w:val="24"/>
+        </w:rPr>
+      </w:pPr>
+      <w:r>
+        <w:rPr>
+          <w:noProof/>
+          <w:sz w:val="24"/>
+          <w:szCs w:val="24"/>
+        </w:rPr>
+        <w:t>interpolated training series</w:t>
+      </w:r>
+    </w:p>
+    <w:p>
+      <w:pPr>
+        <w:spacing w:after="0" w:line="240" w:lineRule="auto"/>
+        <w:rPr>
+          <w:noProof/>
+          <w:sz w:val="24"/>
+          <w:szCs w:val="24"/>
+        </w:rPr>
+      </w:pPr>
+      <w:r>
+        <w:rPr>
+          <w:noProof/>
+          <w:sz w:val="24"/>
+          <w:szCs w:val="24"/>
+        </w:rPr>
+        <w:t xml:space="preserve">      ↓</w:t>
+      </w:r>
+    </w:p>
+    <w:p>
+      <w:pPr>
+        <w:spacing w:after="0" w:line="240" w:lineRule="auto"/>
+        <w:rPr>
+          <w:noProof/>
+          <w:sz w:val="24"/>
+          <w:szCs w:val="24"/>
+        </w:rPr>
+      </w:pPr>
+      <w:r>
+        <w:rPr>
+          <w:noProof/>
+          <w:sz w:val="24"/>
+          <w:szCs w:val="24"/>
+        </w:rPr>
+        <w:t>model-specific preprocessing / fit</w:t>
+      </w:r>
+    </w:p>
+    <w:p>
+      <w:pPr>
+        <w:spacing w:after="0" w:line="240" w:lineRule="auto"/>
+        <w:rPr>
+          <w:noProof/>
+          <w:sz w:val="24"/>
+          <w:szCs w:val="24"/>
+        </w:rPr>
+      </w:pPr>
+    </w:p>
+    <w:p>
+      <w:pPr>
+        <w:spacing w:after="0" w:line="240" w:lineRule="auto"/>
+        <w:rPr>
+          <w:noProof/>
+          <w:sz w:val="24"/>
+          <w:szCs w:val="24"/>
+        </w:rPr>
+      </w:pPr>
+      <w:r>
+        <w:rPr>
+          <w:noProof/>
+          <w:sz w:val="24"/>
+          <w:szCs w:val="24"/>
+        </w:rPr>
+        <w:t>BatteryDataset</w:t>
+      </w:r>
+    </w:p>
+    <w:p>
+      <w:pPr>
+        <w:spacing w:after="0" w:line="240" w:lineRule="auto"/>
+        <w:rPr>
+          <w:noProof/>
+          <w:sz w:val="24"/>
+          <w:szCs w:val="24"/>
+        </w:rPr>
+      </w:pPr>
+      <w:r>
+        <w:rPr>
+          <w:noProof/>
+          <w:sz w:val="24"/>
+          <w:szCs w:val="24"/>
+        </w:rPr>
+        <w:t xml:space="preserve">      ↓</w:t>
+      </w:r>
+    </w:p>
+    <w:p>
+      <w:pPr>
+        <w:spacing w:after="0" w:line="240" w:lineRule="auto"/>
+        <w:rPr>
+          <w:noProof/>
+          <w:sz w:val="24"/>
+          <w:szCs w:val="24"/>
+        </w:rPr>
+      </w:pPr>
+      <w:r>
+        <w:rPr>
+          <w:noProof/>
+          <w:sz w:val="24"/>
+          <w:szCs w:val="24"/>
+        </w:rPr>
+        <w:t>TemporalPreprocessor.transform()</w:t>
+      </w:r>
+    </w:p>
+    <w:p>
+      <w:pPr>
+        <w:spacing w:after="0" w:line="240" w:lineRule="auto"/>
+        <w:rPr>
+          <w:noProof/>
+          <w:sz w:val="24"/>
+          <w:szCs w:val="24"/>
+        </w:rPr>
+      </w:pPr>
+      <w:r>
+        <w:rPr>
+          <w:noProof/>
+          <w:sz w:val="24"/>
+          <w:szCs w:val="24"/>
+        </w:rPr>
+        <w:t xml:space="preserve">      ↓</w:t>
+      </w:r>
+    </w:p>
+    <w:p>
+      <w:pPr>
+        <w:spacing w:after="0" w:line="240" w:lineRule="auto"/>
+        <w:rPr>
+          <w:noProof/>
+          <w:sz w:val="24"/>
+          <w:szCs w:val="24"/>
+        </w:rPr>
+      </w:pPr>
+      <w:r>
+        <w:rPr>
+          <w:noProof/>
+          <w:sz w:val="24"/>
+          <w:szCs w:val="24"/>
+        </w:rPr>
+        <w:t>new BatteryDataset</w:t>
+      </w:r>
+    </w:p>
+    <w:p>
+      <w:pPr>
+        <w:spacing w:after="0" w:line="240" w:lineRule="auto"/>
+        <w:rPr>
+          <w:b/>
+          <w:bCs/>
+          <w:noProof/>
+          <w:sz w:val="28"/>
+          <w:szCs w:val="28"/>
+        </w:rPr>
+      </w:pPr>
+      <w:r>
+        <w:rPr>
+          <w:b/>
+          <w:bCs/>
+          <w:noProof/>
+          <w:sz w:val="28"/>
+          <w:szCs w:val="28"/>
+        </w:rPr>
+        <w:t>Temporal Preprocessing</w:t>
+      </w:r>
+    </w:p>
+    <w:p>
+      <w:pPr>
+        <w:spacing w:after="0" w:line="240" w:lineRule="auto"/>
+        <w:rPr>
+          <w:noProof/>
+          <w:sz w:val="24"/>
+          <w:szCs w:val="24"/>
+        </w:rPr>
+      </w:pPr>
+    </w:p>
+    <w:p>
+      <w:pPr>
+        <w:spacing w:after="0" w:line="240" w:lineRule="auto"/>
+        <w:rPr>
+          <w:noProof/>
+          <w:sz w:val="24"/>
+          <w:szCs w:val="24"/>
+        </w:rPr>
+      </w:pPr>
+      <w:r>
+        <w:rPr>
+          <w:noProof/>
+          <w:sz w:val="24"/>
+          <w:szCs w:val="24"/>
+        </w:rPr>
+        <w:t>zenerestimation/</w:t>
+      </w:r>
+    </w:p>
+    <w:p>
+      <w:pPr>
+        <w:spacing w:after="0" w:line="240" w:lineRule="auto"/>
+        <w:rPr>
+          <w:noProof/>
+          <w:sz w:val="24"/>
+          <w:szCs w:val="24"/>
+        </w:rPr>
+      </w:pPr>
+      <w:r>
+        <w:rPr>
+          <w:noProof/>
+          <w:sz w:val="24"/>
+          <w:szCs w:val="24"/>
+        </w:rPr>
+        <w:t>│</w:t>
+      </w:r>
+    </w:p>
+    <w:p>
+      <w:pPr>
+        <w:spacing w:after="0" w:line="240" w:lineRule="auto"/>
+        <w:rPr>
+          <w:noProof/>
+          <w:sz w:val="24"/>
+          <w:szCs w:val="24"/>
+        </w:rPr>
+      </w:pPr>
+      <w:r>
+        <w:rPr>
+          <w:noProof/>
+          <w:sz w:val="24"/>
+          <w:szCs w:val="24"/>
+        </w:rPr>
+        <w:t>└── data/</w:t>
+      </w:r>
+    </w:p>
+    <w:p>
+      <w:pPr>
+        <w:spacing w:after="0" w:line="240" w:lineRule="auto"/>
+        <w:rPr>
+          <w:noProof/>
+          <w:sz w:val="24"/>
+          <w:szCs w:val="24"/>
+        </w:rPr>
+      </w:pPr>
+      <w:r>
+        <w:rPr>
+          <w:noProof/>
+          <w:sz w:val="24"/>
+          <w:szCs w:val="24"/>
+        </w:rPr>
+        <w:t xml:space="preserve">    │</w:t>
+      </w:r>
+    </w:p>
+    <w:p>
+      <w:pPr>
+        <w:spacing w:after="0" w:line="240" w:lineRule="auto"/>
+        <w:rPr>
+          <w:noProof/>
+          <w:sz w:val="24"/>
+          <w:szCs w:val="24"/>
+        </w:rPr>
+      </w:pPr>
+      <w:r>
+        <w:rPr>
+          <w:noProof/>
+          <w:sz w:val="24"/>
+          <w:szCs w:val="24"/>
+        </w:rPr>
+        <w:t xml:space="preserve">    </w:t>
+      </w:r>
+      <w:r>
+        <w:rPr>
+          <w:rFonts w:ascii="MS Gothic" w:eastAsia="MS Gothic" w:hAnsi="MS Gothic" w:cs="MS Gothic" w:hint="eastAsia"/>
+          <w:noProof/>
+          <w:sz w:val="24"/>
+          <w:szCs w:val="24"/>
+        </w:rPr>
+        <w:t>├</w:t>
+      </w:r>
+      <w:r>
+        <w:rPr>
+          <w:rFonts w:ascii="Calibri" w:hAnsi="Calibri" w:cs="Calibri"/>
+          <w:noProof/>
+          <w:sz w:val="24"/>
+          <w:szCs w:val="24"/>
+        </w:rPr>
+        <w:t>──</w:t>
+      </w:r>
+      <w:r>
+        <w:rPr>
+          <w:noProof/>
+          <w:sz w:val="24"/>
+          <w:szCs w:val="24"/>
+        </w:rPr>
+        <w:t xml:space="preserve"> __init__.py</w:t>
+      </w:r>
+    </w:p>
+    <w:p>
+      <w:pPr>
+        <w:spacing w:after="0" w:line="240" w:lineRule="auto"/>
+        <w:rPr>
+          <w:noProof/>
+          <w:sz w:val="24"/>
+          <w:szCs w:val="24"/>
+        </w:rPr>
+      </w:pPr>
+      <w:r>
+        <w:rPr>
+          <w:noProof/>
+          <w:sz w:val="24"/>
+          <w:szCs w:val="24"/>
+        </w:rPr>
+        <w:t xml:space="preserve">    │      └── exports BatteryDataset</w:t>
+      </w:r>
+    </w:p>
+    <w:p>
+      <w:pPr>
+        <w:spacing w:after="0" w:line="240" w:lineRule="auto"/>
+        <w:rPr>
+          <w:noProof/>
+          <w:sz w:val="24"/>
+          <w:szCs w:val="24"/>
+        </w:rPr>
+      </w:pPr>
+      <w:r>
+        <w:rPr>
+          <w:noProof/>
+          <w:sz w:val="24"/>
+          <w:szCs w:val="24"/>
+        </w:rPr>
+        <w:t xml:space="preserve">    │</w:t>
+      </w:r>
+    </w:p>
+    <w:p>
+      <w:pPr>
+        <w:spacing w:after="0" w:line="240" w:lineRule="auto"/>
+        <w:rPr>
+          <w:noProof/>
+          <w:sz w:val="24"/>
+          <w:szCs w:val="24"/>
+        </w:rPr>
+      </w:pPr>
+      <w:r>
+        <w:rPr>
+          <w:noProof/>
+          <w:sz w:val="24"/>
+          <w:szCs w:val="24"/>
+        </w:rPr>
+        <w:t xml:space="preserve">    </w:t>
+      </w:r>
+      <w:r>
+        <w:rPr>
+          <w:rFonts w:ascii="MS Gothic" w:eastAsia="MS Gothic" w:hAnsi="MS Gothic" w:cs="MS Gothic" w:hint="eastAsia"/>
+          <w:noProof/>
+          <w:sz w:val="24"/>
+          <w:szCs w:val="24"/>
+        </w:rPr>
+        <w:t>├</w:t>
+      </w:r>
+      <w:r>
+        <w:rPr>
+          <w:rFonts w:ascii="Calibri" w:hAnsi="Calibri" w:cs="Calibri"/>
+          <w:noProof/>
+          <w:sz w:val="24"/>
+          <w:szCs w:val="24"/>
+        </w:rPr>
+        <w:t>──</w:t>
+      </w:r>
+      <w:r>
+        <w:rPr>
+          <w:noProof/>
+          <w:sz w:val="24"/>
+          <w:szCs w:val="24"/>
+        </w:rPr>
+        <w:t xml:space="preserve"> dataset.py</w:t>
+      </w:r>
+    </w:p>
+    <w:p>
+      <w:pPr>
+        <w:spacing w:after="0" w:line="240" w:lineRule="auto"/>
+        <w:rPr>
+          <w:noProof/>
+          <w:sz w:val="24"/>
+          <w:szCs w:val="24"/>
+        </w:rPr>
+      </w:pPr>
+      <w:r>
+        <w:rPr>
+          <w:noProof/>
+          <w:sz w:val="24"/>
+          <w:szCs w:val="24"/>
+        </w:rPr>
+        <w:t xml:space="preserve">    │      └── BatteryDataset</w:t>
+      </w:r>
+    </w:p>
+    <w:p>
+      <w:pPr>
+        <w:spacing w:after="0" w:line="240" w:lineRule="auto"/>
+        <w:rPr>
+          <w:noProof/>
+          <w:sz w:val="24"/>
+          <w:szCs w:val="24"/>
+        </w:rPr>
+      </w:pPr>
+      <w:r>
+        <w:rPr>
+          <w:noProof/>
+          <w:sz w:val="24"/>
+          <w:szCs w:val="24"/>
+        </w:rPr>
+        <w:t xml:space="preserve">    │</w:t>
+      </w:r>
+    </w:p>
+    <w:p>
+      <w:pPr>
+        <w:spacing w:after="0" w:line="240" w:lineRule="auto"/>
+        <w:rPr>
+          <w:noProof/>
+          <w:sz w:val="24"/>
+          <w:szCs w:val="24"/>
+        </w:rPr>
+      </w:pPr>
+      <w:r>
+        <w:rPr>
+          <w:noProof/>
+          <w:sz w:val="24"/>
+          <w:szCs w:val="24"/>
+        </w:rPr>
+        <w:t xml:space="preserve">    └── preprocessing/</w:t>
+      </w:r>
+    </w:p>
+    <w:p>
+      <w:pPr>
+        <w:spacing w:after="0" w:line="240" w:lineRule="auto"/>
+        <w:rPr>
+          <w:noProof/>
+          <w:sz w:val="24"/>
+          <w:szCs w:val="24"/>
+        </w:rPr>
+      </w:pPr>
+      <w:r>
+        <w:rPr>
+          <w:noProof/>
+          <w:sz w:val="24"/>
+          <w:szCs w:val="24"/>
+        </w:rPr>
+        <w:t xml:space="preserve">           </w:t>
+      </w:r>
+      <w:r>
+        <w:rPr>
+          <w:rFonts w:ascii="MS Gothic" w:eastAsia="MS Gothic" w:hAnsi="MS Gothic" w:cs="MS Gothic" w:hint="eastAsia"/>
+          <w:noProof/>
+          <w:sz w:val="24"/>
+          <w:szCs w:val="24"/>
+        </w:rPr>
+        <w:t>├</w:t>
+      </w:r>
+      <w:r>
+        <w:rPr>
+          <w:rFonts w:ascii="Calibri" w:hAnsi="Calibri" w:cs="Calibri"/>
+          <w:noProof/>
+          <w:sz w:val="24"/>
+          <w:szCs w:val="24"/>
+        </w:rPr>
+        <w:t>──</w:t>
+      </w:r>
+      <w:r>
+        <w:rPr>
+          <w:noProof/>
+          <w:sz w:val="24"/>
+          <w:szCs w:val="24"/>
+        </w:rPr>
+        <w:t xml:space="preserve"> __init__.py</w:t>
+      </w:r>
+    </w:p>
+    <w:p>
+      <w:pPr>
+        <w:spacing w:after="0" w:line="240" w:lineRule="auto"/>
+        <w:rPr>
+          <w:noProof/>
+          <w:sz w:val="24"/>
+          <w:szCs w:val="24"/>
+        </w:rPr>
+      </w:pPr>
+      <w:r>
+        <w:rPr>
+          <w:noProof/>
+          <w:sz w:val="24"/>
+          <w:szCs w:val="24"/>
+        </w:rPr>
+        <w:t xml:space="preserve">           │      └── exports TemporalPreprocessor</w:t>
+      </w:r>
+    </w:p>
+    <w:p>
+      <w:pPr>
+        <w:spacing w:after="0" w:line="240" w:lineRule="auto"/>
+        <w:rPr>
+          <w:noProof/>
+          <w:sz w:val="24"/>
+          <w:szCs w:val="24"/>
+        </w:rPr>
+      </w:pPr>
+      <w:r>
+        <w:rPr>
+          <w:noProof/>
+          <w:sz w:val="24"/>
+          <w:szCs w:val="24"/>
+        </w:rPr>
+        <w:t xml:space="preserve">           │</w:t>
+      </w:r>
+    </w:p>
+    <w:p>
+      <w:pPr>
+        <w:spacing w:after="0" w:line="240" w:lineRule="auto"/>
+        <w:rPr>
+          <w:noProof/>
+          <w:sz w:val="24"/>
+          <w:szCs w:val="24"/>
+        </w:rPr>
+      </w:pPr>
+      <w:r>
+        <w:rPr>
+          <w:noProof/>
+          <w:sz w:val="24"/>
+          <w:szCs w:val="24"/>
+        </w:rPr>
+        <w:t xml:space="preserve">           └── temporal.py</w:t>
+      </w:r>
+    </w:p>
+    <w:p>
+      <w:pPr>
+        <w:spacing w:after="0" w:line="240" w:lineRule="auto"/>
+        <w:rPr>
+          <w:noProof/>
+          <w:sz w:val="24"/>
+          <w:szCs w:val="24"/>
+        </w:rPr>
+      </w:pPr>
+      <w:r>
+        <w:rPr>
+          <w:noProof/>
+          <w:sz w:val="24"/>
+          <w:szCs w:val="24"/>
+        </w:rPr>
+        <w:t xml:space="preserve">                  └── imports BatteryDataset</w:t>
+      </w:r>
+    </w:p>
+    <w:p>
+      <w:pPr>
+        <w:spacing w:after="0" w:line="240" w:lineRule="auto"/>
+        <w:rPr>
+          <w:noProof/>
+          <w:sz w:val="24"/>
+          <w:szCs w:val="24"/>
+        </w:rPr>
+      </w:pPr>
+    </w:p>
+    <w:p>
+      <w:pPr>
+        <w:spacing w:after="0" w:line="240" w:lineRule="auto"/>
+        <w:rPr>
+          <w:noProof/>
+          <w:sz w:val="24"/>
+          <w:szCs w:val="24"/>
+        </w:rPr>
+      </w:pPr>
+    </w:p>
+    <w:p>
+      <w:pPr>
+        <w:spacing w:after="0" w:line="240" w:lineRule="auto"/>
+        <w:rPr>
+          <w:b/>
+          <w:bCs/>
+          <w:noProof/>
+          <w:sz w:val="28"/>
+          <w:szCs w:val="28"/>
+        </w:rPr>
+      </w:pPr>
+      <w:r>
+        <w:rPr>
+          <w:b/>
+          <w:bCs/>
+          <w:noProof/>
+          <w:sz w:val="28"/>
+          <w:szCs w:val="28"/>
+        </w:rPr>
+        <w:t>Current 2A.5 status</w:t>
+      </w:r>
+    </w:p>
+    <w:p>
+      <w:pPr>
+        <w:spacing w:after="0" w:line="240" w:lineRule="auto"/>
+        <w:rPr>
+          <w:noProof/>
+          <w:sz w:val="24"/>
+          <w:szCs w:val="24"/>
+        </w:rPr>
+      </w:pPr>
+      <w:r>
+        <w:rPr>
+          <w:rFonts w:ascii="Segoe UI Symbol" w:hAnsi="Segoe UI Symbol" w:cs="Segoe UI Symbol"/>
+          <w:noProof/>
+          <w:sz w:val="24"/>
+          <w:szCs w:val="24"/>
+        </w:rPr>
+        <w:t>✓</w:t>
+      </w:r>
+      <w:r>
+        <w:rPr>
+          <w:noProof/>
+          <w:sz w:val="24"/>
+          <w:szCs w:val="24"/>
+        </w:rPr>
+        <w:t xml:space="preserve"> TemporalPreprocessor isolated from BatteryDataset</w:t>
+      </w:r>
+    </w:p>
+    <w:p>
+      <w:pPr>
+        <w:spacing w:after="0" w:line="240" w:lineRule="auto"/>
+        <w:rPr>
+          <w:noProof/>
+          <w:sz w:val="24"/>
+          <w:szCs w:val="24"/>
+        </w:rPr>
+      </w:pPr>
+      <w:r>
+        <w:rPr>
+          <w:rFonts w:ascii="Segoe UI Symbol" w:hAnsi="Segoe UI Symbol" w:cs="Segoe UI Symbol"/>
+          <w:noProof/>
+          <w:sz w:val="24"/>
+          <w:szCs w:val="24"/>
+        </w:rPr>
+        <w:t>✓</w:t>
+      </w:r>
+      <w:r>
+        <w:rPr>
+          <w:noProof/>
+          <w:sz w:val="24"/>
+          <w:szCs w:val="24"/>
+        </w:rPr>
+        <w:t xml:space="preserve"> linear interpolation of internal missing values</w:t>
+      </w:r>
+    </w:p>
+    <w:p>
+      <w:pPr>
+        <w:spacing w:after="0" w:line="240" w:lineRule="auto"/>
+        <w:rPr>
+          <w:noProof/>
+          <w:sz w:val="24"/>
+          <w:szCs w:val="24"/>
+        </w:rPr>
+      </w:pPr>
+      <w:r>
+        <w:rPr>
+          <w:rFonts w:ascii="Segoe UI Symbol" w:hAnsi="Segoe UI Symbol" w:cs="Segoe UI Symbol"/>
+          <w:noProof/>
+          <w:sz w:val="24"/>
+          <w:szCs w:val="24"/>
+        </w:rPr>
+        <w:t>✓</w:t>
+      </w:r>
+      <w:r>
+        <w:rPr>
+          <w:noProof/>
+          <w:sz w:val="24"/>
+          <w:szCs w:val="24"/>
+        </w:rPr>
+        <w:t xml:space="preserve"> explicit edge-gap policy</w:t>
+      </w:r>
+    </w:p>
+    <w:p>
+      <w:pPr>
+        <w:spacing w:after="0" w:line="240" w:lineRule="auto"/>
+        <w:rPr>
+          <w:noProof/>
+          <w:sz w:val="24"/>
+          <w:szCs w:val="24"/>
+        </w:rPr>
+      </w:pPr>
+      <w:r>
+        <w:rPr>
+          <w:rFonts w:ascii="Segoe UI Symbol" w:hAnsi="Segoe UI Symbol" w:cs="Segoe UI Symbol"/>
+          <w:noProof/>
+          <w:sz w:val="24"/>
+          <w:szCs w:val="24"/>
+        </w:rPr>
+        <w:t>✓</w:t>
+      </w:r>
+      <w:r>
+        <w:rPr>
+          <w:noProof/>
+          <w:sz w:val="24"/>
+          <w:szCs w:val="24"/>
+        </w:rPr>
+        <w:t xml:space="preserve"> is_observed provenance preserved</w:t>
+      </w:r>
+    </w:p>
+    <w:p>
+      <w:pPr>
+        <w:spacing w:after="0" w:line="240" w:lineRule="auto"/>
+        <w:rPr>
+          <w:noProof/>
+          <w:sz w:val="24"/>
+          <w:szCs w:val="24"/>
+        </w:rPr>
+      </w:pPr>
+      <w:r>
+        <w:rPr>
+          <w:rFonts w:ascii="Segoe UI Symbol" w:hAnsi="Segoe UI Symbol" w:cs="Segoe UI Symbol"/>
+          <w:noProof/>
+          <w:sz w:val="24"/>
+          <w:szCs w:val="24"/>
+        </w:rPr>
+        <w:t>✓</w:t>
+      </w:r>
+      <w:r>
+        <w:rPr>
+          <w:noProof/>
+          <w:sz w:val="24"/>
+          <w:szCs w:val="24"/>
+        </w:rPr>
+        <w:t xml:space="preserve"> original dataset remains unchanged</w:t>
+      </w:r>
+    </w:p>
+    <w:p>
+      <w:pPr>
+        <w:spacing w:after="0" w:line="240" w:lineRule="auto"/>
+        <w:rPr>
+          <w:noProof/>
+          <w:sz w:val="24"/>
+          <w:szCs w:val="24"/>
+        </w:rPr>
+      </w:pPr>
+      <w:r>
+        <w:rPr>
+          <w:rFonts w:ascii="Segoe UI Symbol" w:hAnsi="Segoe UI Symbol" w:cs="Segoe UI Symbol"/>
+          <w:noProof/>
+          <w:sz w:val="24"/>
+          <w:szCs w:val="24"/>
+        </w:rPr>
+        <w:t>✓</w:t>
+      </w:r>
+      <w:r>
+        <w:rPr>
+          <w:noProof/>
+          <w:sz w:val="24"/>
+          <w:szCs w:val="24"/>
+        </w:rPr>
+        <w:t xml:space="preserve"> dataset identity/provenance preserved</w:t>
+      </w:r>
+    </w:p>
+    <w:p>
+      <w:pPr>
+        <w:spacing w:after="0" w:line="240" w:lineRule="auto"/>
+        <w:rPr>
+          <w:noProof/>
+          <w:sz w:val="24"/>
+          <w:szCs w:val="24"/>
+        </w:rPr>
+      </w:pPr>
+      <w:r>
+        <w:rPr>
+          <w:rFonts w:ascii="Segoe UI Symbol" w:hAnsi="Segoe UI Symbol" w:cs="Segoe UI Symbol"/>
+          <w:noProof/>
+          <w:sz w:val="24"/>
+          <w:szCs w:val="24"/>
+        </w:rPr>
+        <w:t>✓</w:t>
+      </w:r>
+      <w:r>
+        <w:rPr>
+          <w:noProof/>
+          <w:sz w:val="24"/>
+          <w:szCs w:val="24"/>
+        </w:rPr>
+        <w:t xml:space="preserve"> validation/error handling</w:t>
+      </w:r>
+    </w:p>
+    <w:p>
+      <w:pPr>
+        <w:spacing w:after="0" w:line="240" w:lineRule="auto"/>
+        <w:rPr>
+          <w:noProof/>
+          <w:sz w:val="24"/>
+          <w:szCs w:val="24"/>
+        </w:rPr>
+      </w:pPr>
+      <w:r>
+        <w:rPr>
+          <w:rFonts w:ascii="Segoe UI Symbol" w:hAnsi="Segoe UI Symbol" w:cs="Segoe UI Symbol"/>
+          <w:noProof/>
+          <w:sz w:val="24"/>
+          <w:szCs w:val="24"/>
+        </w:rPr>
+        <w:t>✓</w:t>
+      </w:r>
+      <w:r>
+        <w:rPr>
+          <w:noProof/>
+          <w:sz w:val="24"/>
+          <w:szCs w:val="24"/>
+        </w:rPr>
+        <w:t xml:space="preserve"> fit_transform() contract</w:t>
+      </w:r>
+    </w:p>
+    <w:p>
+      <w:pPr>
+        <w:spacing w:after="0" w:line="240" w:lineRule="auto"/>
+        <w:rPr>
+          <w:noProof/>
+          <w:sz w:val="24"/>
+          <w:szCs w:val="24"/>
+        </w:rPr>
+      </w:pPr>
+      <w:r>
+        <w:rPr>
+          <w:rFonts w:ascii="Segoe UI Symbol" w:hAnsi="Segoe UI Symbol" w:cs="Segoe UI Symbol"/>
+          <w:noProof/>
+          <w:sz w:val="24"/>
+          <w:szCs w:val="24"/>
+        </w:rPr>
+        <w:t>✓</w:t>
+      </w:r>
+      <w:r>
+        <w:rPr>
+          <w:noProof/>
+          <w:sz w:val="24"/>
+          <w:szCs w:val="24"/>
+        </w:rPr>
+        <w:t xml:space="preserve"> 14 focused tests</w:t>
+      </w:r>
+    </w:p>
+    <w:p>
+      <w:pPr>
+        <w:spacing w:after="0" w:line="240" w:lineRule="auto"/>
+        <w:rPr>
+          <w:noProof/>
+          <w:sz w:val="24"/>
+          <w:szCs w:val="24"/>
+        </w:rPr>
+      </w:pPr>
+      <w:r>
+        <w:rPr>
+          <w:rFonts w:ascii="Segoe UI Symbol" w:hAnsi="Segoe UI Symbol" w:cs="Segoe UI Symbol"/>
+          <w:noProof/>
+          <w:sz w:val="24"/>
+          <w:szCs w:val="24"/>
+        </w:rPr>
+        <w:t>✓</w:t>
+      </w:r>
+      <w:r>
+        <w:rPr>
+          <w:noProof/>
+          <w:sz w:val="24"/>
+          <w:szCs w:val="24"/>
+        </w:rPr>
+        <w:t xml:space="preserve"> 338 full-suite tests</w:t>
+      </w:r>
+    </w:p>
+    <w:p>
+      <w:pPr>
+        <w:spacing w:after="0" w:line="240" w:lineRule="auto"/>
+        <w:rPr>
+          <w:noProof/>
+          <w:sz w:val="24"/>
+          <w:szCs w:val="24"/>
+        </w:rPr>
+      </w:pPr>
+    </w:p>
+    <w:p>
+      <w:pPr>
+        <w:spacing w:after="0" w:line="240" w:lineRule="auto"/>
+        <w:rPr>
+          <w:noProof/>
+          <w:sz w:val="24"/>
+          <w:szCs w:val="24"/>
+        </w:rPr>
+      </w:pPr>
+    </w:p>
+    <w:p>
+      <w:pPr>
+        <w:spacing w:after="0" w:line="240" w:lineRule="auto"/>
+        <w:rPr>
+          <w:noProof/>
+          <w:sz w:val="24"/>
+          <w:szCs w:val="24"/>
+        </w:rPr>
+      </w:pPr>
+    </w:p>
+    <w:p>
+      <w:pPr>
+        <w:spacing w:after="0" w:line="240" w:lineRule="auto"/>
+        <w:rPr>
+          <w:noProof/>
+          <w:sz w:val="24"/>
+          <w:szCs w:val="24"/>
+        </w:rPr>
+      </w:pPr>
+    </w:p>
+    <w:p>
+      <w:pPr>
+        <w:spacing w:after="0" w:line="240" w:lineRule="auto"/>
+        <w:rPr>
+          <w:noProof/>
+          <w:sz w:val="24"/>
+          <w:szCs w:val="24"/>
+        </w:rPr>
+      </w:pPr>
+    </w:p>
+    <w:p>
+      <w:pPr>
+        <w:spacing w:after="0" w:line="240" w:lineRule="auto"/>
+        <w:rPr>
+          <w:noProof/>
+          <w:sz w:val="24"/>
+          <w:szCs w:val="24"/>
+        </w:rPr>
+      </w:pPr>
+    </w:p>
+    <w:p>
+      <w:pPr>
+        <w:spacing w:after="0" w:line="240" w:lineRule="auto"/>
+        <w:rPr>
+          <w:noProof/>
+          <w:sz w:val="24"/>
+          <w:szCs w:val="24"/>
+        </w:rPr>
+      </w:pPr>
+    </w:p>
+    <w:p>
+      <w:pPr>
+        <w:spacing w:after="0" w:line="240" w:lineRule="auto"/>
+        <w:rPr>
+          <w:noProof/>
+          <w:sz w:val="24"/>
+          <w:szCs w:val="24"/>
+        </w:rPr>
+      </w:pPr>
+    </w:p>
+    <w:p>
+      <w:pPr>
+        <w:spacing w:after="0" w:line="240" w:lineRule="auto"/>
+        <w:rPr>
+          <w:noProof/>
+          <w:sz w:val="24"/>
+          <w:szCs w:val="24"/>
+        </w:rPr>
+      </w:pPr>
+    </w:p>
+    <w:p>
+      <w:pPr>
+        <w:spacing w:after="0" w:line="240" w:lineRule="auto"/>
+        <w:rPr>
+          <w:noProof/>
+          <w:sz w:val="24"/>
+          <w:szCs w:val="24"/>
+        </w:rPr>
+      </w:pPr>
+    </w:p>
+    <w:p>
+      <w:pPr>
+        <w:spacing w:after="0" w:line="240" w:lineRule="auto"/>
+        <w:rPr>
+          <w:noProof/>
+          <w:sz w:val="24"/>
+          <w:szCs w:val="24"/>
+        </w:rPr>
+      </w:pPr>
+    </w:p>
+    <w:p>
+      <w:pPr>
+        <w:spacing w:after="0" w:line="240" w:lineRule="auto"/>
+        <w:rPr>
+          <w:noProof/>
+          <w:sz w:val="24"/>
+          <w:szCs w:val="24"/>
+        </w:rPr>
+      </w:pPr>
+    </w:p>
+    <w:p>
+      <w:pPr>
+        <w:spacing w:after="0" w:line="240" w:lineRule="auto"/>
+        <w:rPr>
+          <w:b/>
+          <w:bCs/>
+          <w:noProof/>
+          <w:sz w:val="28"/>
+          <w:szCs w:val="28"/>
+          <w:u w:val="single"/>
+        </w:rPr>
+      </w:pPr>
+      <w:r>
+        <w:rPr>
+          <w:b/>
+          <w:bCs/>
+          <w:noProof/>
+          <w:sz w:val="28"/>
+          <w:szCs w:val="28"/>
+          <w:u w:val="single"/>
+        </w:rPr>
+        <w:lastRenderedPageBreak/>
+        <w:t>ForecastEvaluator</w:t>
+      </w:r>
+      <w:r>
+        <w:rPr>
+          <w:b/>
+          <w:bCs/>
+          <w:noProof/>
+          <w:sz w:val="28"/>
+          <w:szCs w:val="28"/>
+          <w:u w:val="single"/>
+        </w:rPr>
+        <w:t>:</w:t>
+      </w:r>
+    </w:p>
+    <w:p>
+      <w:pPr>
+        <w:spacing w:after="0" w:line="240" w:lineRule="auto"/>
+        <w:rPr>
+          <w:noProof/>
+          <w:sz w:val="24"/>
+          <w:szCs w:val="24"/>
+        </w:rPr>
+      </w:pPr>
+    </w:p>
+    <w:p>
+      <w:pPr>
+        <w:spacing w:after="0" w:line="240" w:lineRule="auto"/>
+        <w:rPr>
+          <w:noProof/>
+          <w:sz w:val="24"/>
+          <w:szCs w:val="24"/>
+        </w:rPr>
+      </w:pPr>
+      <w:r>
+        <w:rPr>
+          <w:noProof/>
+          <w:sz w:val="24"/>
+          <w:szCs w:val="24"/>
+        </w:rPr>
+        <w:t>BatteryDataset</w:t>
+      </w:r>
+    </w:p>
+    <w:p>
+      <w:pPr>
+        <w:spacing w:after="0" w:line="240" w:lineRule="auto"/>
+        <w:rPr>
+          <w:noProof/>
+          <w:sz w:val="24"/>
+          <w:szCs w:val="24"/>
+        </w:rPr>
+      </w:pPr>
+      <w:r>
+        <w:rPr>
+          <w:noProof/>
+          <w:sz w:val="24"/>
+          <w:szCs w:val="24"/>
+        </w:rPr>
+        <w:t xml:space="preserve">      ↓</w:t>
+      </w:r>
+    </w:p>
+    <w:p>
+      <w:pPr>
+        <w:spacing w:after="0" w:line="240" w:lineRule="auto"/>
+        <w:rPr>
+          <w:noProof/>
+          <w:sz w:val="24"/>
+          <w:szCs w:val="24"/>
+        </w:rPr>
+      </w:pPr>
+      <w:r>
+        <w:rPr>
+          <w:noProof/>
+          <w:sz w:val="24"/>
+          <w:szCs w:val="24"/>
+        </w:rPr>
+        <w:t>split_dataset()</w:t>
+      </w:r>
+    </w:p>
+    <w:p>
+      <w:pPr>
+        <w:spacing w:after="0" w:line="240" w:lineRule="auto"/>
+        <w:rPr>
+          <w:noProof/>
+          <w:sz w:val="24"/>
+          <w:szCs w:val="24"/>
+        </w:rPr>
+      </w:pPr>
+      <w:r>
+        <w:rPr>
+          <w:noProof/>
+          <w:sz w:val="24"/>
+          <w:szCs w:val="24"/>
+        </w:rPr>
+        <w:t xml:space="preserve">      ↓</w:t>
+      </w:r>
+    </w:p>
+    <w:p>
+      <w:pPr>
+        <w:spacing w:after="0" w:line="240" w:lineRule="auto"/>
+        <w:rPr>
+          <w:noProof/>
+          <w:sz w:val="24"/>
+          <w:szCs w:val="24"/>
+        </w:rPr>
+      </w:pPr>
+      <w:r>
+        <w:rPr>
+          <w:noProof/>
+          <w:sz w:val="24"/>
+          <w:szCs w:val="24"/>
+        </w:rPr>
+        <w:t>training BatteryDataset</w:t>
+      </w:r>
+    </w:p>
+    <w:p>
+      <w:pPr>
+        <w:spacing w:after="0" w:line="240" w:lineRule="auto"/>
+        <w:rPr>
+          <w:noProof/>
+          <w:sz w:val="24"/>
+          <w:szCs w:val="24"/>
+        </w:rPr>
+      </w:pPr>
+      <w:r>
+        <w:rPr>
+          <w:noProof/>
+          <w:sz w:val="24"/>
+          <w:szCs w:val="24"/>
+        </w:rPr>
+        <w:t xml:space="preserve">      ↓</w:t>
+      </w:r>
+    </w:p>
+    <w:p>
+      <w:pPr>
+        <w:spacing w:after="0" w:line="240" w:lineRule="auto"/>
+        <w:rPr>
+          <w:noProof/>
+          <w:sz w:val="24"/>
+          <w:szCs w:val="24"/>
+        </w:rPr>
+      </w:pPr>
+      <w:r>
+        <w:rPr>
+          <w:noProof/>
+          <w:sz w:val="24"/>
+          <w:szCs w:val="24"/>
+        </w:rPr>
+        <w:t>model.fit(training)</w:t>
+      </w:r>
+    </w:p>
+    <w:p>
+      <w:pPr>
+        <w:spacing w:after="0" w:line="240" w:lineRule="auto"/>
+        <w:rPr>
+          <w:noProof/>
+          <w:sz w:val="24"/>
+          <w:szCs w:val="24"/>
+        </w:rPr>
+      </w:pPr>
+    </w:p>
+    <w:p>
+      <w:pPr>
+        <w:spacing w:after="0" w:line="240" w:lineRule="auto"/>
+        <w:rPr>
+          <w:noProof/>
+          <w:sz w:val="24"/>
+          <w:szCs w:val="24"/>
+        </w:rPr>
+      </w:pPr>
+    </w:p>
+    <w:p>
+      <w:pPr>
+        <w:spacing w:after="0" w:line="240" w:lineRule="auto"/>
+        <w:rPr>
+          <w:b/>
+          <w:bCs/>
+          <w:noProof/>
+          <w:sz w:val="28"/>
+          <w:szCs w:val="28"/>
+          <w:u w:val="single"/>
+        </w:rPr>
+      </w:pPr>
+      <w:r>
+        <w:rPr>
+          <w:b/>
+          <w:bCs/>
+          <w:noProof/>
+          <w:sz w:val="28"/>
+          <w:szCs w:val="28"/>
+          <w:u w:val="single"/>
+        </w:rPr>
+        <w:t>Planned</w:t>
+      </w:r>
+      <w:r>
+        <w:rPr>
+          <w:b/>
+          <w:bCs/>
+          <w:noProof/>
+          <w:sz w:val="28"/>
+          <w:szCs w:val="28"/>
+          <w:u w:val="single"/>
+        </w:rPr>
+        <w:t>:</w:t>
+      </w:r>
+    </w:p>
+    <w:p>
+      <w:pPr>
+        <w:spacing w:after="0" w:line="240" w:lineRule="auto"/>
+        <w:rPr>
+          <w:b/>
+          <w:bCs/>
+          <w:noProof/>
+          <w:sz w:val="28"/>
+          <w:szCs w:val="28"/>
+          <w:u w:val="single"/>
+        </w:rPr>
+      </w:pPr>
+      <w:r>
+        <w:rPr>
+          <w:b/>
+          <w:bCs/>
+          <w:noProof/>
+          <w:sz w:val="28"/>
+          <w:szCs w:val="28"/>
+          <w:u w:val="single"/>
+        </w:rPr>
+        <w:t>Milestone 2A.5 — Part 2</w:t>
+      </w:r>
+    </w:p>
+    <w:p>
+      <w:pPr>
+        <w:spacing w:after="0" w:line="240" w:lineRule="auto"/>
+        <w:rPr>
+          <w:b/>
+          <w:bCs/>
+          <w:noProof/>
+          <w:sz w:val="28"/>
+          <w:szCs w:val="28"/>
+          <w:u w:val="single"/>
+        </w:rPr>
+      </w:pPr>
+      <w:r>
+        <w:rPr>
+          <w:b/>
+          <w:bCs/>
+          <w:noProof/>
+          <w:sz w:val="28"/>
+          <w:szCs w:val="28"/>
+          <w:u w:val="single"/>
+        </w:rPr>
+        <w:t>Leakage-Safe Evaluation Integration</w:t>
+      </w:r>
+    </w:p>
+    <w:p>
+      <w:pPr>
+        <w:spacing w:after="0" w:line="240" w:lineRule="auto"/>
+        <w:rPr>
+          <w:noProof/>
+          <w:sz w:val="24"/>
+          <w:szCs w:val="24"/>
+        </w:rPr>
+      </w:pPr>
+    </w:p>
+    <w:p>
+      <w:pPr>
+        <w:spacing w:after="0" w:line="240" w:lineRule="auto"/>
+        <w:rPr>
+          <w:noProof/>
+          <w:sz w:val="24"/>
+          <w:szCs w:val="24"/>
+        </w:rPr>
+      </w:pPr>
+      <w:r>
+        <w:rPr>
+          <w:noProof/>
+          <w:sz w:val="24"/>
+          <w:szCs w:val="24"/>
+        </w:rPr>
+        <w:t>Canonical BatteryDataset</w:t>
+      </w:r>
+    </w:p>
+    <w:p>
+      <w:pPr>
+        <w:spacing w:after="0" w:line="240" w:lineRule="auto"/>
+        <w:rPr>
+          <w:noProof/>
+          <w:sz w:val="24"/>
+          <w:szCs w:val="24"/>
+        </w:rPr>
+      </w:pPr>
+      <w:r>
+        <w:rPr>
+          <w:noProof/>
+          <w:sz w:val="24"/>
+          <w:szCs w:val="24"/>
+        </w:rPr>
+        <w:t xml:space="preserve">          ↓</w:t>
+      </w:r>
+    </w:p>
+    <w:p>
+      <w:pPr>
+        <w:spacing w:after="0" w:line="240" w:lineRule="auto"/>
+        <w:rPr>
+          <w:noProof/>
+          <w:sz w:val="24"/>
+          <w:szCs w:val="24"/>
+        </w:rPr>
+      </w:pPr>
+      <w:r>
+        <w:rPr>
+          <w:noProof/>
+          <w:sz w:val="24"/>
+          <w:szCs w:val="24"/>
+        </w:rPr>
+        <w:t xml:space="preserve">     split_dataset()</w:t>
+      </w:r>
+    </w:p>
+    <w:p>
+      <w:pPr>
+        <w:spacing w:after="0" w:line="240" w:lineRule="auto"/>
+        <w:rPr>
+          <w:noProof/>
+          <w:sz w:val="24"/>
+          <w:szCs w:val="24"/>
+        </w:rPr>
+      </w:pPr>
+      <w:r>
+        <w:rPr>
+          <w:noProof/>
+          <w:sz w:val="24"/>
+          <w:szCs w:val="24"/>
+        </w:rPr>
+        <w:t xml:space="preserve">       ↙       ↘</w:t>
+      </w:r>
+    </w:p>
+    <w:p>
+      <w:pPr>
+        <w:spacing w:after="0" w:line="240" w:lineRule="auto"/>
+        <w:rPr>
+          <w:noProof/>
+          <w:sz w:val="24"/>
+          <w:szCs w:val="24"/>
+        </w:rPr>
+      </w:pPr>
+      <w:r>
+        <w:rPr>
+          <w:noProof/>
+          <w:sz w:val="24"/>
+          <w:szCs w:val="24"/>
+        </w:rPr>
+        <w:t xml:space="preserve">    TRAIN     HOLDOUT</w:t>
+      </w:r>
+    </w:p>
+    <w:p>
+      <w:pPr>
+        <w:spacing w:after="0" w:line="240" w:lineRule="auto"/>
+        <w:rPr>
+          <w:noProof/>
+          <w:sz w:val="24"/>
+          <w:szCs w:val="24"/>
+        </w:rPr>
+      </w:pPr>
+      <w:r>
+        <w:rPr>
+          <w:noProof/>
+          <w:sz w:val="24"/>
+          <w:szCs w:val="24"/>
+        </w:rPr>
+        <w:t xml:space="preserve">      │         </w:t>
+      </w:r>
+      <w:r>
+        <w:rPr>
+          <w:noProof/>
+          <w:sz w:val="24"/>
+          <w:szCs w:val="24"/>
+        </w:rPr>
+        <w:t xml:space="preserve">       </w:t>
+      </w:r>
+      <w:r>
+        <w:rPr>
+          <w:noProof/>
+          <w:sz w:val="24"/>
+          <w:szCs w:val="24"/>
+        </w:rPr>
+        <w:t xml:space="preserve"> </w:t>
+      </w:r>
+      <w:r>
+        <w:rPr>
+          <w:noProof/>
+          <w:sz w:val="24"/>
+          <w:szCs w:val="24"/>
+        </w:rPr>
+        <w:t xml:space="preserve">      </w:t>
+      </w:r>
+      <w:r>
+        <w:rPr>
+          <w:noProof/>
+          <w:sz w:val="24"/>
+          <w:szCs w:val="24"/>
+        </w:rPr>
+        <w:t>│</w:t>
+      </w:r>
+    </w:p>
+    <w:p>
+      <w:pPr>
+        <w:spacing w:after="0" w:line="240" w:lineRule="auto"/>
+        <w:rPr>
+          <w:noProof/>
+          <w:sz w:val="24"/>
+          <w:szCs w:val="24"/>
+        </w:rPr>
+      </w:pPr>
+      <w:r>
+        <w:rPr>
+          <w:noProof/>
+          <w:sz w:val="24"/>
+          <w:szCs w:val="24"/>
+        </w:rPr>
+        <w:t xml:space="preserve">      </w:t>
+      </w:r>
+      <w:r>
+        <w:rPr>
+          <w:rFonts w:ascii="Arial" w:hAnsi="Arial" w:cs="Arial"/>
+          <w:noProof/>
+          <w:sz w:val="24"/>
+          <w:szCs w:val="24"/>
+        </w:rPr>
+        <w:t>▼</w:t>
+      </w:r>
+      <w:r>
+        <w:rPr>
+          <w:noProof/>
+          <w:sz w:val="24"/>
+          <w:szCs w:val="24"/>
+        </w:rPr>
+        <w:t xml:space="preserve">        </w:t>
+      </w:r>
+      <w:r>
+        <w:rPr>
+          <w:noProof/>
+          <w:sz w:val="24"/>
+          <w:szCs w:val="24"/>
+        </w:rPr>
+        <w:t xml:space="preserve">     </w:t>
+      </w:r>
+      <w:r>
+        <w:rPr>
+          <w:noProof/>
+          <w:sz w:val="24"/>
+          <w:szCs w:val="24"/>
+        </w:rPr>
+        <w:t xml:space="preserve">  </w:t>
+      </w:r>
+      <w:r>
+        <w:rPr>
+          <w:noProof/>
+          <w:sz w:val="24"/>
+          <w:szCs w:val="24"/>
+        </w:rPr>
+        <w:t xml:space="preserve">      </w:t>
+      </w:r>
+      <w:r>
+        <w:rPr>
+          <w:rFonts w:ascii="Calibri" w:hAnsi="Calibri" w:cs="Calibri"/>
+          <w:noProof/>
+          <w:sz w:val="24"/>
+          <w:szCs w:val="24"/>
+        </w:rPr>
+        <w:t>│</w:t>
+      </w:r>
+    </w:p>
+    <w:p>
+      <w:pPr>
+        <w:spacing w:after="0" w:line="240" w:lineRule="auto"/>
+        <w:rPr>
+          <w:noProof/>
+          <w:sz w:val="24"/>
+          <w:szCs w:val="24"/>
+        </w:rPr>
+      </w:pPr>
+      <w:r>
+        <w:rPr>
+          <w:noProof/>
+          <w:sz w:val="24"/>
+          <w:szCs w:val="24"/>
+        </w:rPr>
+        <w:t>TemporalPreprocessor</w:t>
+      </w:r>
+    </w:p>
+    <w:p>
+      <w:pPr>
+        <w:spacing w:after="0" w:line="240" w:lineRule="auto"/>
+        <w:rPr>
+          <w:noProof/>
+          <w:sz w:val="24"/>
+          <w:szCs w:val="24"/>
+        </w:rPr>
+      </w:pPr>
+      <w:r>
+        <w:rPr>
+          <w:noProof/>
+          <w:sz w:val="24"/>
+          <w:szCs w:val="24"/>
+        </w:rPr>
+        <w:t xml:space="preserve">      │         </w:t>
+      </w:r>
+      <w:r>
+        <w:rPr>
+          <w:noProof/>
+          <w:sz w:val="24"/>
+          <w:szCs w:val="24"/>
+        </w:rPr>
+        <w:t xml:space="preserve">             </w:t>
+      </w:r>
+      <w:r>
+        <w:rPr>
+          <w:noProof/>
+          <w:sz w:val="24"/>
+          <w:szCs w:val="24"/>
+        </w:rPr>
+        <w:t xml:space="preserve"> │</w:t>
+      </w:r>
+    </w:p>
+    <w:p>
+      <w:pPr>
+        <w:spacing w:after="0" w:line="240" w:lineRule="auto"/>
+        <w:rPr>
+          <w:noProof/>
+          <w:sz w:val="24"/>
+          <w:szCs w:val="24"/>
+        </w:rPr>
+      </w:pPr>
+      <w:r>
+        <w:rPr>
+          <w:noProof/>
+          <w:sz w:val="24"/>
+          <w:szCs w:val="24"/>
+        </w:rPr>
+        <w:t xml:space="preserve">      </w:t>
+      </w:r>
+      <w:r>
+        <w:rPr>
+          <w:rFonts w:ascii="Arial" w:hAnsi="Arial" w:cs="Arial"/>
+          <w:noProof/>
+          <w:sz w:val="24"/>
+          <w:szCs w:val="24"/>
+        </w:rPr>
+        <w:t>▼</w:t>
+      </w:r>
+      <w:r>
+        <w:rPr>
+          <w:noProof/>
+          <w:sz w:val="24"/>
+          <w:szCs w:val="24"/>
+        </w:rPr>
+        <w:t xml:space="preserve">          </w:t>
+      </w:r>
+      <w:r>
+        <w:rPr>
+          <w:noProof/>
+          <w:sz w:val="24"/>
+          <w:szCs w:val="24"/>
+        </w:rPr>
+        <w:t xml:space="preserve">           </w:t>
+      </w:r>
+      <w:r>
+        <w:rPr>
+          <w:rFonts w:ascii="Calibri" w:hAnsi="Calibri" w:cs="Calibri"/>
+          <w:noProof/>
+          <w:sz w:val="24"/>
+          <w:szCs w:val="24"/>
+        </w:rPr>
+        <w:t>│</w:t>
+      </w:r>
+    </w:p>
+    <w:p>
+      <w:pPr>
+        <w:spacing w:after="0" w:line="240" w:lineRule="auto"/>
+        <w:rPr>
+          <w:noProof/>
+          <w:sz w:val="24"/>
+          <w:szCs w:val="24"/>
+        </w:rPr>
+      </w:pPr>
+      <w:r>
+        <w:rPr>
+          <w:noProof/>
+          <w:sz w:val="24"/>
+          <w:szCs w:val="24"/>
+        </w:rPr>
+        <w:t>prepared TRAIN   │</w:t>
+      </w:r>
+    </w:p>
+    <w:p>
+      <w:pPr>
+        <w:spacing w:after="0" w:line="240" w:lineRule="auto"/>
+        <w:rPr>
+          <w:noProof/>
+          <w:sz w:val="24"/>
+          <w:szCs w:val="24"/>
+        </w:rPr>
+      </w:pPr>
+      <w:r>
+        <w:rPr>
+          <w:noProof/>
+          <w:sz w:val="24"/>
+          <w:szCs w:val="24"/>
+        </w:rPr>
+        <w:t xml:space="preserve">      │          </w:t>
+      </w:r>
+      <w:r>
+        <w:rPr>
+          <w:noProof/>
+          <w:sz w:val="24"/>
+          <w:szCs w:val="24"/>
+        </w:rPr>
+        <w:t xml:space="preserve">              </w:t>
+      </w:r>
+      <w:r>
+        <w:rPr>
+          <w:noProof/>
+          <w:sz w:val="24"/>
+          <w:szCs w:val="24"/>
+        </w:rPr>
+        <w:t>│</w:t>
+      </w:r>
+    </w:p>
+    <w:p>
+      <w:pPr>
+        <w:spacing w:after="0" w:line="240" w:lineRule="auto"/>
+        <w:rPr>
+          <w:noProof/>
+          <w:sz w:val="24"/>
+          <w:szCs w:val="24"/>
+        </w:rPr>
+      </w:pPr>
+      <w:r>
+        <w:rPr>
+          <w:noProof/>
+          <w:sz w:val="24"/>
+          <w:szCs w:val="24"/>
+        </w:rPr>
+        <w:t xml:space="preserve">      </w:t>
+      </w:r>
+      <w:r>
+        <w:rPr>
+          <w:rFonts w:ascii="Arial" w:hAnsi="Arial" w:cs="Arial"/>
+          <w:noProof/>
+          <w:sz w:val="24"/>
+          <w:szCs w:val="24"/>
+        </w:rPr>
+        <w:t>▼</w:t>
+      </w:r>
+      <w:r>
+        <w:rPr>
+          <w:noProof/>
+          <w:sz w:val="24"/>
+          <w:szCs w:val="24"/>
+        </w:rPr>
+        <w:t xml:space="preserve">          </w:t>
+      </w:r>
+      <w:r>
+        <w:rPr>
+          <w:noProof/>
+          <w:sz w:val="24"/>
+          <w:szCs w:val="24"/>
+        </w:rPr>
+        <w:t xml:space="preserve">            </w:t>
+      </w:r>
+      <w:r>
+        <w:rPr>
+          <w:rFonts w:ascii="Calibri" w:hAnsi="Calibri" w:cs="Calibri"/>
+          <w:noProof/>
+          <w:sz w:val="24"/>
+          <w:szCs w:val="24"/>
+        </w:rPr>
+        <w:t>│</w:t>
+      </w:r>
+    </w:p>
+    <w:p>
+      <w:pPr>
+        <w:spacing w:after="0" w:line="240" w:lineRule="auto"/>
+        <w:rPr>
+          <w:noProof/>
+          <w:sz w:val="24"/>
+          <w:szCs w:val="24"/>
+        </w:rPr>
+      </w:pPr>
+      <w:r>
+        <w:rPr>
+          <w:noProof/>
+          <w:sz w:val="24"/>
+          <w:szCs w:val="24"/>
+        </w:rPr>
+        <w:t xml:space="preserve">   model.fit()   </w:t>
+      </w:r>
+      <w:r>
+        <w:rPr>
+          <w:noProof/>
+          <w:sz w:val="24"/>
+          <w:szCs w:val="24"/>
+        </w:rPr>
+        <w:t xml:space="preserve">       </w:t>
+      </w:r>
+      <w:r>
+        <w:rPr>
+          <w:noProof/>
+          <w:sz w:val="24"/>
+          <w:szCs w:val="24"/>
+        </w:rPr>
+        <w:t>│</w:t>
+      </w:r>
+    </w:p>
+    <w:p>
+      <w:pPr>
+        <w:spacing w:after="0" w:line="240" w:lineRule="auto"/>
+        <w:rPr>
+          <w:noProof/>
+          <w:sz w:val="24"/>
+          <w:szCs w:val="24"/>
+        </w:rPr>
+      </w:pPr>
+      <w:r>
+        <w:rPr>
+          <w:noProof/>
+          <w:sz w:val="24"/>
+          <w:szCs w:val="24"/>
+        </w:rPr>
+        <w:t xml:space="preserve">      │          </w:t>
+      </w:r>
+      <w:r>
+        <w:rPr>
+          <w:noProof/>
+          <w:sz w:val="24"/>
+          <w:szCs w:val="24"/>
+        </w:rPr>
+        <w:t xml:space="preserve">              </w:t>
+      </w:r>
+      <w:r>
+        <w:rPr>
+          <w:noProof/>
+          <w:sz w:val="24"/>
+          <w:szCs w:val="24"/>
+        </w:rPr>
+        <w:t>│</w:t>
+      </w:r>
+    </w:p>
+    <w:p>
+      <w:pPr>
+        <w:spacing w:after="0" w:line="240" w:lineRule="auto"/>
+        <w:rPr>
+          <w:noProof/>
+          <w:sz w:val="24"/>
+          <w:szCs w:val="24"/>
+        </w:rPr>
+      </w:pPr>
+      <w:r>
+        <w:rPr>
+          <w:noProof/>
+          <w:sz w:val="24"/>
+          <w:szCs w:val="24"/>
+        </w:rPr>
+        <w:t xml:space="preserve">      └──────</w:t>
+      </w:r>
+      <w:r>
+        <w:rPr>
+          <w:rFonts w:ascii="MS Gothic" w:eastAsia="MS Gothic" w:hAnsi="MS Gothic" w:cs="MS Gothic" w:hint="eastAsia"/>
+          <w:noProof/>
+          <w:sz w:val="24"/>
+          <w:szCs w:val="24"/>
+        </w:rPr>
+        <w:t>┬</w:t>
+      </w:r>
+      <w:r>
+        <w:rPr>
+          <w:rFonts w:ascii="Calibri" w:hAnsi="Calibri" w:cs="Calibri"/>
+          <w:noProof/>
+          <w:sz w:val="24"/>
+          <w:szCs w:val="24"/>
+        </w:rPr>
+        <w:t>───┘</w:t>
+      </w:r>
+    </w:p>
+    <w:p>
+      <w:pPr>
+        <w:spacing w:after="0" w:line="240" w:lineRule="auto"/>
+        <w:rPr>
+          <w:noProof/>
+          <w:sz w:val="24"/>
+          <w:szCs w:val="24"/>
+        </w:rPr>
+      </w:pPr>
+      <w:r>
+        <w:rPr>
+          <w:noProof/>
+          <w:sz w:val="24"/>
+          <w:szCs w:val="24"/>
+        </w:rPr>
+        <w:t xml:space="preserve">             </w:t>
+      </w:r>
+      <w:r>
+        <w:rPr>
+          <w:noProof/>
+          <w:sz w:val="24"/>
+          <w:szCs w:val="24"/>
+        </w:rPr>
+        <w:t xml:space="preserve">        </w:t>
+      </w:r>
+      <w:r>
+        <w:rPr>
+          <w:rFonts w:ascii="Arial" w:hAnsi="Arial" w:cs="Arial"/>
+          <w:noProof/>
+          <w:sz w:val="24"/>
+          <w:szCs w:val="24"/>
+        </w:rPr>
+        <w:t>▼</w:t>
+      </w:r>
+    </w:p>
+    <w:p>
+      <w:pPr>
+        <w:spacing w:after="0" w:line="240" w:lineRule="auto"/>
+        <w:rPr>
+          <w:noProof/>
+          <w:sz w:val="24"/>
+          <w:szCs w:val="24"/>
+        </w:rPr>
+      </w:pPr>
+      <w:r>
+        <w:rPr>
+          <w:noProof/>
+          <w:sz w:val="24"/>
+          <w:szCs w:val="24"/>
+        </w:rPr>
+        <w:t xml:space="preserve">       model.predict()</w:t>
+      </w:r>
+    </w:p>
+    <w:p>
+      <w:pPr>
+        <w:spacing w:after="0" w:line="240" w:lineRule="auto"/>
+        <w:rPr>
+          <w:noProof/>
+          <w:sz w:val="24"/>
+          <w:szCs w:val="24"/>
+        </w:rPr>
+      </w:pPr>
+      <w:r>
+        <w:rPr>
+          <w:noProof/>
+          <w:sz w:val="24"/>
+          <w:szCs w:val="24"/>
+        </w:rPr>
+        <w:t xml:space="preserve">             </w:t>
+      </w:r>
+      <w:r>
+        <w:rPr>
+          <w:noProof/>
+          <w:sz w:val="24"/>
+          <w:szCs w:val="24"/>
+        </w:rPr>
+        <w:t xml:space="preserve">        </w:t>
+      </w:r>
+      <w:r>
+        <w:rPr>
+          <w:noProof/>
+          <w:sz w:val="24"/>
+          <w:szCs w:val="24"/>
+        </w:rPr>
+        <w:t>│</w:t>
+      </w:r>
+    </w:p>
+    <w:p>
+      <w:pPr>
+        <w:spacing w:after="0" w:line="240" w:lineRule="auto"/>
+        <w:rPr>
+          <w:noProof/>
+          <w:sz w:val="24"/>
+          <w:szCs w:val="24"/>
+        </w:rPr>
+      </w:pPr>
+      <w:r>
+        <w:rPr>
+          <w:noProof/>
+          <w:sz w:val="24"/>
+          <w:szCs w:val="24"/>
+        </w:rPr>
+        <w:t xml:space="preserve">             </w:t>
+      </w:r>
+      <w:r>
+        <w:rPr>
+          <w:noProof/>
+          <w:sz w:val="24"/>
+          <w:szCs w:val="24"/>
+        </w:rPr>
+        <w:t xml:space="preserve">       </w:t>
+      </w:r>
+      <w:r>
+        <w:rPr>
+          <w:rFonts w:ascii="Arial" w:hAnsi="Arial" w:cs="Arial"/>
+          <w:noProof/>
+          <w:sz w:val="24"/>
+          <w:szCs w:val="24"/>
+        </w:rPr>
+        <w:t>▼</w:t>
+      </w:r>
+    </w:p>
+    <w:p>
+      <w:pPr>
+        <w:spacing w:after="0" w:line="240" w:lineRule="auto"/>
+        <w:rPr>
+          <w:noProof/>
+          <w:sz w:val="24"/>
+          <w:szCs w:val="24"/>
+        </w:rPr>
+      </w:pPr>
+      <w:r>
+        <w:rPr>
+          <w:noProof/>
+          <w:sz w:val="24"/>
+          <w:szCs w:val="24"/>
+        </w:rPr>
+        <w:t xml:space="preserve">       EvaluationResult</w:t>
+      </w:r>
+    </w:p>
+    <w:p>
+      <w:pPr>
+        <w:spacing w:after="0" w:line="240" w:lineRule="auto"/>
+        <w:rPr>
+          <w:noProof/>
+          <w:sz w:val="24"/>
+          <w:szCs w:val="24"/>
+        </w:rPr>
+      </w:pPr>
+    </w:p>
+    <w:p>
+      <w:pPr>
+        <w:spacing w:after="0" w:line="240" w:lineRule="auto"/>
+        <w:rPr>
+          <w:b/>
+          <w:bCs/>
+          <w:noProof/>
+          <w:sz w:val="24"/>
+          <w:szCs w:val="24"/>
+          <w:u w:val="single"/>
+        </w:rPr>
+      </w:pPr>
+      <w:r>
+        <w:rPr>
+          <w:b/>
+          <w:bCs/>
+          <w:noProof/>
+          <w:sz w:val="24"/>
+          <w:szCs w:val="24"/>
+          <w:u w:val="single"/>
+        </w:rPr>
+        <w:t>The critical invariant is:</w:t>
+      </w:r>
+    </w:p>
+    <w:p>
+      <w:pPr>
+        <w:spacing w:after="0" w:line="240" w:lineRule="auto"/>
+        <w:rPr>
+          <w:noProof/>
+          <w:sz w:val="24"/>
+          <w:szCs w:val="24"/>
+        </w:rPr>
+      </w:pPr>
+      <w:r>
+        <w:rPr>
+          <w:noProof/>
+          <w:sz w:val="24"/>
+          <w:szCs w:val="24"/>
+        </w:rPr>
+        <w:t>The validation/holdout partition must never be passed to TemporalPreprocessor before model prediction.</w:t>
+      </w:r>
+    </w:p>
+    <w:p>
+      <w:pPr>
+        <w:spacing w:after="0" w:line="240" w:lineRule="auto"/>
+        <w:rPr>
+          <w:noProof/>
+          <w:sz w:val="24"/>
+          <w:szCs w:val="24"/>
+        </w:rPr>
+      </w:pPr>
+    </w:p>
+    <w:p>
+      <w:pPr>
+        <w:spacing w:after="0" w:line="240" w:lineRule="auto"/>
+        <w:rPr>
+          <w:noProof/>
+          <w:sz w:val="24"/>
+          <w:szCs w:val="24"/>
+        </w:rPr>
+      </w:pPr>
+    </w:p>
+    <w:p>
+      <w:pPr>
+        <w:spacing w:after="0" w:line="240" w:lineRule="auto"/>
+        <w:rPr>
+          <w:noProof/>
+          <w:sz w:val="24"/>
+          <w:szCs w:val="24"/>
+        </w:rPr>
+      </w:pPr>
+    </w:p>
+    <w:p>
+      <w:pPr>
+        <w:spacing w:after="0" w:line="240" w:lineRule="auto"/>
+        <w:rPr>
+          <w:noProof/>
+          <w:sz w:val="24"/>
+          <w:szCs w:val="24"/>
+        </w:rPr>
+      </w:pPr>
+    </w:p>
+    <w:p>
+      <w:pPr>
+        <w:spacing w:after="0" w:line="240" w:lineRule="auto"/>
+        <w:rPr>
+          <w:noProof/>
+          <w:sz w:val="24"/>
+          <w:szCs w:val="24"/>
+        </w:rPr>
+      </w:pPr>
+    </w:p>
+    <w:p>
+      <w:pPr>
+        <w:spacing w:after="0" w:line="240" w:lineRule="auto"/>
+        <w:rPr>
+          <w:b/>
+          <w:bCs/>
+          <w:noProof/>
+          <w:sz w:val="28"/>
+          <w:szCs w:val="28"/>
+          <w:u w:val="single"/>
+        </w:rPr>
+      </w:pPr>
+      <w:r>
+        <w:rPr>
+          <w:b/>
+          <w:bCs/>
+          <w:noProof/>
+          <w:sz w:val="28"/>
+          <w:szCs w:val="28"/>
+          <w:u w:val="single"/>
+        </w:rPr>
+        <w:t>E</w:t>
+      </w:r>
+      <w:r>
+        <w:rPr>
+          <w:b/>
+          <w:bCs/>
+          <w:noProof/>
+          <w:sz w:val="28"/>
+          <w:szCs w:val="28"/>
+          <w:u w:val="single"/>
+        </w:rPr>
+        <w:t>nforced framework contract</w:t>
+      </w:r>
+      <w:r>
+        <w:rPr>
+          <w:b/>
+          <w:bCs/>
+          <w:noProof/>
+          <w:sz w:val="28"/>
+          <w:szCs w:val="28"/>
+          <w:u w:val="single"/>
+        </w:rPr>
+        <w:t>:</w:t>
+      </w:r>
+    </w:p>
+    <w:p>
+      <w:pPr>
+        <w:spacing w:after="0" w:line="240" w:lineRule="auto"/>
+        <w:rPr>
+          <w:noProof/>
+          <w:sz w:val="24"/>
+          <w:szCs w:val="24"/>
+        </w:rPr>
+      </w:pPr>
+    </w:p>
+    <w:p>
+      <w:pPr>
+        <w:spacing w:after="0" w:line="240" w:lineRule="auto"/>
+        <w:rPr>
+          <w:noProof/>
+          <w:sz w:val="24"/>
+          <w:szCs w:val="24"/>
+        </w:rPr>
+      </w:pPr>
+      <w:r>
+        <w:rPr>
+          <w:noProof/>
+          <w:sz w:val="24"/>
+          <w:szCs w:val="24"/>
+        </w:rPr>
+        <w:t>1. preprocessing happens after the split</w:t>
+      </w:r>
+    </w:p>
+    <w:p>
+      <w:pPr>
+        <w:spacing w:after="0" w:line="240" w:lineRule="auto"/>
+        <w:rPr>
+          <w:noProof/>
+          <w:sz w:val="24"/>
+          <w:szCs w:val="24"/>
+        </w:rPr>
+      </w:pPr>
+      <w:r>
+        <w:rPr>
+          <w:noProof/>
+          <w:sz w:val="24"/>
+          <w:szCs w:val="24"/>
+        </w:rPr>
+        <w:t>2. only training rows reach the preprocessor</w:t>
+      </w:r>
+    </w:p>
+    <w:p>
+      <w:pPr>
+        <w:spacing w:after="0" w:line="240" w:lineRule="auto"/>
+        <w:rPr>
+          <w:noProof/>
+          <w:sz w:val="24"/>
+          <w:szCs w:val="24"/>
+        </w:rPr>
+      </w:pPr>
+      <w:r>
+        <w:rPr>
+          <w:noProof/>
+          <w:sz w:val="24"/>
+          <w:szCs w:val="24"/>
+        </w:rPr>
+        <w:t>3. holdout actual values remain unchanged</w:t>
+      </w:r>
+    </w:p>
+    <w:p>
+      <w:pPr>
+        <w:spacing w:after="0" w:line="240" w:lineRule="auto"/>
+        <w:rPr>
+          <w:noProof/>
+          <w:sz w:val="24"/>
+          <w:szCs w:val="24"/>
+        </w:rPr>
+      </w:pPr>
+      <w:r>
+        <w:rPr>
+          <w:noProof/>
+          <w:sz w:val="24"/>
+          <w:szCs w:val="24"/>
+        </w:rPr>
+        <w:t>4. a training missing period is filled</w:t>
+      </w:r>
+    </w:p>
+    <w:p>
+      <w:pPr>
+        <w:spacing w:after="0" w:line="240" w:lineRule="auto"/>
+        <w:rPr>
+          <w:noProof/>
+          <w:sz w:val="24"/>
+          <w:szCs w:val="24"/>
+        </w:rPr>
+      </w:pPr>
+      <w:r>
+        <w:rPr>
+          <w:noProof/>
+          <w:sz w:val="24"/>
+          <w:szCs w:val="24"/>
+        </w:rPr>
+        <w:t>5. the original canonical dataset remains unchanged</w:t>
+      </w:r>
+    </w:p>
+    <w:p>
+      <w:pPr>
+        <w:spacing w:after="0" w:line="240" w:lineRule="auto"/>
+        <w:rPr>
+          <w:noProof/>
+          <w:sz w:val="24"/>
+          <w:szCs w:val="24"/>
+        </w:rPr>
+      </w:pPr>
+      <w:r>
+        <w:rPr>
+          <w:noProof/>
+          <w:sz w:val="24"/>
+          <w:szCs w:val="24"/>
+        </w:rPr>
+        <w:t>6. evaluation still works without a preprocessor</w:t>
+      </w:r>
+    </w:p>
+    <w:p>
+      <w:pPr>
+        <w:spacing w:after="0" w:line="240" w:lineRule="auto"/>
+        <w:rPr>
+          <w:noProof/>
+          <w:sz w:val="24"/>
+          <w:szCs w:val="24"/>
+        </w:rPr>
+      </w:pPr>
+      <w:r>
+        <w:rPr>
+          <w:noProof/>
+          <w:sz w:val="24"/>
+          <w:szCs w:val="24"/>
+        </w:rPr>
+        <w:t>7. existing ARIMA evaluation remains backward-compatible</w:t>
+      </w:r>
+    </w:p>
+    <w:p>
+      <w:pPr>
+        <w:spacing w:after="0" w:line="240" w:lineRule="auto"/>
+        <w:rPr>
+          <w:b/>
+          <w:bCs/>
+          <w:noProof/>
+          <w:sz w:val="24"/>
+          <w:szCs w:val="24"/>
+        </w:rPr>
+      </w:pPr>
+    </w:p>
+    <w:p>
+      <w:pPr>
+        <w:spacing w:after="0" w:line="240" w:lineRule="auto"/>
+        <w:rPr>
+          <w:b/>
+          <w:bCs/>
+          <w:noProof/>
+          <w:sz w:val="28"/>
+          <w:szCs w:val="28"/>
+          <w:u w:val="single"/>
+        </w:rPr>
+      </w:pPr>
+      <w:r>
+        <w:rPr>
+          <w:b/>
+          <w:bCs/>
+          <w:noProof/>
+          <w:sz w:val="28"/>
+          <w:szCs w:val="28"/>
+          <w:u w:val="single"/>
+        </w:rPr>
+        <w:t>Leakage-Safe Evaluation Integration</w:t>
+      </w:r>
+      <w:r>
+        <w:rPr>
+          <w:b/>
+          <w:bCs/>
+          <w:noProof/>
+          <w:sz w:val="28"/>
+          <w:szCs w:val="28"/>
+          <w:u w:val="single"/>
+        </w:rPr>
+        <w:t>:</w:t>
+      </w:r>
+    </w:p>
+    <w:p>
+      <w:pPr>
+        <w:spacing w:after="0" w:line="240" w:lineRule="auto"/>
+        <w:rPr>
+          <w:noProof/>
+          <w:sz w:val="24"/>
+          <w:szCs w:val="24"/>
+        </w:rPr>
+      </w:pPr>
+    </w:p>
+    <w:p>
+      <w:pPr>
+        <w:spacing w:after="0" w:line="240" w:lineRule="auto"/>
+        <w:rPr>
+          <w:noProof/>
+          <w:sz w:val="24"/>
+          <w:szCs w:val="24"/>
+        </w:rPr>
+      </w:pPr>
+      <w:r>
+        <w:rPr>
+          <w:noProof/>
+          <w:sz w:val="24"/>
+          <w:szCs w:val="24"/>
+        </w:rPr>
+        <w:t>canonical dataset</w:t>
+      </w:r>
+    </w:p>
+    <w:p>
+      <w:pPr>
+        <w:spacing w:after="0" w:line="240" w:lineRule="auto"/>
+        <w:rPr>
+          <w:noProof/>
+          <w:sz w:val="24"/>
+          <w:szCs w:val="24"/>
+        </w:rPr>
+      </w:pPr>
+      <w:r>
+        <w:rPr>
+          <w:noProof/>
+          <w:sz w:val="24"/>
+          <w:szCs w:val="24"/>
+        </w:rPr>
+        <w:t xml:space="preserve">      ↓</w:t>
+      </w:r>
+    </w:p>
+    <w:p>
+      <w:pPr>
+        <w:spacing w:after="0" w:line="240" w:lineRule="auto"/>
+        <w:rPr>
+          <w:noProof/>
+          <w:sz w:val="24"/>
+          <w:szCs w:val="24"/>
+        </w:rPr>
+      </w:pPr>
+      <w:r>
+        <w:rPr>
+          <w:noProof/>
+          <w:sz w:val="24"/>
+          <w:szCs w:val="24"/>
+        </w:rPr>
+        <w:t>split train / holdout</w:t>
+      </w:r>
+    </w:p>
+    <w:p>
+      <w:pPr>
+        <w:spacing w:after="0" w:line="240" w:lineRule="auto"/>
+        <w:rPr>
+          <w:noProof/>
+          <w:sz w:val="24"/>
+          <w:szCs w:val="24"/>
+        </w:rPr>
+      </w:pPr>
+      <w:r>
+        <w:rPr>
+          <w:noProof/>
+          <w:sz w:val="24"/>
+          <w:szCs w:val="24"/>
+        </w:rPr>
+        <w:t xml:space="preserve">      ↓</w:t>
+      </w:r>
+    </w:p>
+    <w:p>
+      <w:pPr>
+        <w:spacing w:after="0" w:line="240" w:lineRule="auto"/>
+        <w:rPr>
+          <w:noProof/>
+          <w:sz w:val="24"/>
+          <w:szCs w:val="24"/>
+        </w:rPr>
+      </w:pPr>
+      <w:r>
+        <w:rPr>
+          <w:noProof/>
+          <w:sz w:val="24"/>
+          <w:szCs w:val="24"/>
+        </w:rPr>
+        <w:t>preprocess TRAIN only</w:t>
+      </w:r>
+    </w:p>
+    <w:p>
+      <w:pPr>
+        <w:spacing w:after="0" w:line="240" w:lineRule="auto"/>
+        <w:rPr>
+          <w:noProof/>
+          <w:sz w:val="24"/>
+          <w:szCs w:val="24"/>
+        </w:rPr>
+      </w:pPr>
+      <w:r>
+        <w:rPr>
+          <w:noProof/>
+          <w:sz w:val="24"/>
+          <w:szCs w:val="24"/>
+        </w:rPr>
+        <w:t xml:space="preserve">      ↓</w:t>
+      </w:r>
+    </w:p>
+    <w:p>
+      <w:pPr>
+        <w:spacing w:after="0" w:line="240" w:lineRule="auto"/>
+        <w:rPr>
+          <w:noProof/>
+          <w:sz w:val="24"/>
+          <w:szCs w:val="24"/>
+        </w:rPr>
+      </w:pPr>
+      <w:r>
+        <w:rPr>
+          <w:noProof/>
+          <w:sz w:val="24"/>
+          <w:szCs w:val="24"/>
+        </w:rPr>
+        <w:t>model.fit(prepared_train)</w:t>
+      </w:r>
+    </w:p>
+    <w:p>
+      <w:pPr>
+        <w:spacing w:after="0" w:line="240" w:lineRule="auto"/>
+        <w:rPr>
+          <w:noProof/>
+          <w:sz w:val="24"/>
+          <w:szCs w:val="24"/>
+        </w:rPr>
+      </w:pPr>
+      <w:r>
+        <w:rPr>
+          <w:noProof/>
+          <w:sz w:val="24"/>
+          <w:szCs w:val="24"/>
+        </w:rPr>
+        <w:t xml:space="preserve">      ↓</w:t>
+      </w:r>
+    </w:p>
+    <w:p>
+      <w:pPr>
+        <w:spacing w:after="0" w:line="240" w:lineRule="auto"/>
+        <w:rPr>
+          <w:noProof/>
+          <w:sz w:val="24"/>
+          <w:szCs w:val="24"/>
+        </w:rPr>
+      </w:pPr>
+      <w:r>
+        <w:rPr>
+          <w:noProof/>
+          <w:sz w:val="24"/>
+          <w:szCs w:val="24"/>
+        </w:rPr>
+        <w:t>model.predict(holdout_steps)</w:t>
+      </w:r>
+    </w:p>
+    <w:p>
+      <w:pPr>
+        <w:spacing w:after="0" w:line="240" w:lineRule="auto"/>
+        <w:rPr>
+          <w:noProof/>
+          <w:sz w:val="24"/>
+          <w:szCs w:val="24"/>
+        </w:rPr>
+      </w:pPr>
+      <w:r>
+        <w:rPr>
+          <w:noProof/>
+          <w:sz w:val="24"/>
+          <w:szCs w:val="24"/>
+        </w:rPr>
+        <w:t xml:space="preserve">      ↓</w:t>
+      </w:r>
+    </w:p>
+    <w:p>
+      <w:pPr>
+        <w:spacing w:after="0" w:line="240" w:lineRule="auto"/>
+        <w:rPr>
+          <w:noProof/>
+          <w:sz w:val="24"/>
+          <w:szCs w:val="24"/>
+        </w:rPr>
+      </w:pPr>
+      <w:r>
+        <w:rPr>
+          <w:noProof/>
+          <w:sz w:val="24"/>
+          <w:szCs w:val="24"/>
+        </w:rPr>
+        <w:t>compare against untouched holdout</w:t>
+      </w:r>
+    </w:p>
+    <w:p>
+      <w:pPr>
+        <w:spacing w:after="0" w:line="240" w:lineRule="auto"/>
+        <w:rPr>
+          <w:noProof/>
+          <w:sz w:val="24"/>
+          <w:szCs w:val="24"/>
+        </w:rPr>
+      </w:pPr>
+    </w:p>
+    <w:p>
+      <w:pPr>
+        <w:spacing w:after="0" w:line="240" w:lineRule="auto"/>
+        <w:rPr>
+          <w:noProof/>
+          <w:sz w:val="24"/>
+          <w:szCs w:val="24"/>
+        </w:rPr>
+      </w:pPr>
+      <w:r>
+        <w:rPr>
+          <w:rFonts w:ascii="Segoe UI Symbol" w:hAnsi="Segoe UI Symbol" w:cs="Segoe UI Symbol"/>
+          <w:noProof/>
+          <w:sz w:val="24"/>
+          <w:szCs w:val="24"/>
+        </w:rPr>
+        <w:t>✓</w:t>
+      </w:r>
+      <w:r>
+        <w:rPr>
+          <w:noProof/>
+          <w:sz w:val="24"/>
+          <w:szCs w:val="24"/>
+        </w:rPr>
+        <w:t xml:space="preserve"> evaluator accepts optional preprocessor</w:t>
+      </w:r>
+    </w:p>
+    <w:p>
+      <w:pPr>
+        <w:spacing w:after="0" w:line="240" w:lineRule="auto"/>
+        <w:rPr>
+          <w:noProof/>
+          <w:sz w:val="24"/>
+          <w:szCs w:val="24"/>
+        </w:rPr>
+      </w:pPr>
+      <w:r>
+        <w:rPr>
+          <w:rFonts w:ascii="Segoe UI Symbol" w:hAnsi="Segoe UI Symbol" w:cs="Segoe UI Symbol"/>
+          <w:noProof/>
+          <w:sz w:val="24"/>
+          <w:szCs w:val="24"/>
+        </w:rPr>
+        <w:t>✓</w:t>
+      </w:r>
+      <w:r>
+        <w:rPr>
+          <w:noProof/>
+          <w:sz w:val="24"/>
+          <w:szCs w:val="24"/>
+        </w:rPr>
+        <w:t xml:space="preserve"> default remains preprocessor=None</w:t>
+      </w:r>
+    </w:p>
+    <w:p>
+      <w:pPr>
+        <w:spacing w:after="0" w:line="240" w:lineRule="auto"/>
+        <w:rPr>
+          <w:noProof/>
+          <w:sz w:val="24"/>
+          <w:szCs w:val="24"/>
+        </w:rPr>
+      </w:pPr>
+      <w:r>
+        <w:rPr>
+          <w:rFonts w:ascii="Segoe UI Symbol" w:hAnsi="Segoe UI Symbol" w:cs="Segoe UI Symbol"/>
+          <w:noProof/>
+          <w:sz w:val="24"/>
+          <w:szCs w:val="24"/>
+        </w:rPr>
+        <w:t>✓</w:t>
+      </w:r>
+      <w:r>
+        <w:rPr>
+          <w:noProof/>
+          <w:sz w:val="24"/>
+          <w:szCs w:val="24"/>
+        </w:rPr>
+        <w:t xml:space="preserve"> split happens before preprocessing</w:t>
+      </w:r>
+    </w:p>
+    <w:p>
+      <w:pPr>
+        <w:spacing w:after="0" w:line="240" w:lineRule="auto"/>
+        <w:rPr>
+          <w:noProof/>
+          <w:sz w:val="24"/>
+          <w:szCs w:val="24"/>
+        </w:rPr>
+      </w:pPr>
+      <w:r>
+        <w:rPr>
+          <w:rFonts w:ascii="Segoe UI Symbol" w:hAnsi="Segoe UI Symbol" w:cs="Segoe UI Symbol"/>
+          <w:noProof/>
+          <w:sz w:val="24"/>
+          <w:szCs w:val="24"/>
+        </w:rPr>
+        <w:t>✓</w:t>
+      </w:r>
+      <w:r>
+        <w:rPr>
+          <w:noProof/>
+          <w:sz w:val="24"/>
+          <w:szCs w:val="24"/>
+        </w:rPr>
+        <w:t xml:space="preserve"> preprocessor sees training partition only</w:t>
+      </w:r>
+    </w:p>
+    <w:p>
+      <w:pPr>
+        <w:spacing w:after="0" w:line="240" w:lineRule="auto"/>
+        <w:rPr>
+          <w:noProof/>
+          <w:sz w:val="24"/>
+          <w:szCs w:val="24"/>
+        </w:rPr>
+      </w:pPr>
+      <w:r>
+        <w:rPr>
+          <w:rFonts w:ascii="Segoe UI Symbol" w:hAnsi="Segoe UI Symbol" w:cs="Segoe UI Symbol"/>
+          <w:noProof/>
+          <w:sz w:val="24"/>
+          <w:szCs w:val="24"/>
+        </w:rPr>
+        <w:t>✓</w:t>
+      </w:r>
+      <w:r>
+        <w:rPr>
+          <w:noProof/>
+          <w:sz w:val="24"/>
+          <w:szCs w:val="24"/>
+        </w:rPr>
+        <w:t xml:space="preserve"> holdout values cannot influence training interpolation</w:t>
+      </w:r>
+    </w:p>
+    <w:p>
+      <w:pPr>
+        <w:spacing w:after="0" w:line="240" w:lineRule="auto"/>
+        <w:rPr>
+          <w:noProof/>
+          <w:sz w:val="24"/>
+          <w:szCs w:val="24"/>
+        </w:rPr>
+      </w:pPr>
+      <w:r>
+        <w:rPr>
+          <w:rFonts w:ascii="Segoe UI Symbol" w:hAnsi="Segoe UI Symbol" w:cs="Segoe UI Symbol"/>
+          <w:noProof/>
+          <w:sz w:val="24"/>
+          <w:szCs w:val="24"/>
+        </w:rPr>
+        <w:t>✓</w:t>
+      </w:r>
+      <w:r>
+        <w:rPr>
+          <w:noProof/>
+          <w:sz w:val="24"/>
+          <w:szCs w:val="24"/>
+        </w:rPr>
+        <w:t xml:space="preserve"> model.fit() receives prepared training data</w:t>
+      </w:r>
+    </w:p>
+    <w:p>
+      <w:pPr>
+        <w:spacing w:after="0" w:line="240" w:lineRule="auto"/>
+        <w:rPr>
+          <w:noProof/>
+          <w:sz w:val="24"/>
+          <w:szCs w:val="24"/>
+        </w:rPr>
+      </w:pPr>
+      <w:r>
+        <w:rPr>
+          <w:rFonts w:ascii="Segoe UI Symbol" w:hAnsi="Segoe UI Symbol" w:cs="Segoe UI Symbol"/>
+          <w:noProof/>
+          <w:sz w:val="24"/>
+          <w:szCs w:val="24"/>
+        </w:rPr>
+        <w:t>✓</w:t>
+      </w:r>
+      <w:r>
+        <w:rPr>
+          <w:noProof/>
+          <w:sz w:val="24"/>
+          <w:szCs w:val="24"/>
+        </w:rPr>
+        <w:t xml:space="preserve"> holdout actual values remain untouched</w:t>
+      </w:r>
+    </w:p>
+    <w:p>
+      <w:pPr>
+        <w:spacing w:after="0" w:line="240" w:lineRule="auto"/>
+        <w:rPr>
+          <w:noProof/>
+          <w:sz w:val="24"/>
+          <w:szCs w:val="24"/>
+        </w:rPr>
+      </w:pPr>
+      <w:r>
+        <w:rPr>
+          <w:rFonts w:ascii="Segoe UI Symbol" w:hAnsi="Segoe UI Symbol" w:cs="Segoe UI Symbol"/>
+          <w:noProof/>
+          <w:sz w:val="24"/>
+          <w:szCs w:val="24"/>
+        </w:rPr>
+        <w:t>✓</w:t>
+      </w:r>
+      <w:r>
+        <w:rPr>
+          <w:noProof/>
+          <w:sz w:val="24"/>
+          <w:szCs w:val="24"/>
+        </w:rPr>
+        <w:t xml:space="preserve"> original canonical dataset remains untouched</w:t>
+      </w:r>
+    </w:p>
+    <w:p>
+      <w:pPr>
+        <w:spacing w:after="0" w:line="240" w:lineRule="auto"/>
+        <w:rPr>
+          <w:noProof/>
+          <w:sz w:val="24"/>
+          <w:szCs w:val="24"/>
+        </w:rPr>
+      </w:pPr>
+      <w:r>
+        <w:rPr>
+          <w:rFonts w:ascii="Segoe UI Symbol" w:hAnsi="Segoe UI Symbol" w:cs="Segoe UI Symbol"/>
+          <w:noProof/>
+          <w:sz w:val="24"/>
+          <w:szCs w:val="24"/>
+        </w:rPr>
+        <w:t>✓</w:t>
+      </w:r>
+      <w:r>
+        <w:rPr>
+          <w:noProof/>
+          <w:sz w:val="24"/>
+          <w:szCs w:val="24"/>
+        </w:rPr>
+        <w:t xml:space="preserve"> is_observed provenance survives interpolation</w:t>
+      </w:r>
+    </w:p>
+    <w:p>
+      <w:pPr>
+        <w:spacing w:after="0" w:line="240" w:lineRule="auto"/>
+        <w:rPr>
+          <w:noProof/>
+          <w:sz w:val="24"/>
+          <w:szCs w:val="24"/>
+        </w:rPr>
+      </w:pPr>
+      <w:r>
+        <w:rPr>
+          <w:rFonts w:ascii="Segoe UI Symbol" w:hAnsi="Segoe UI Symbol" w:cs="Segoe UI Symbol"/>
+          <w:noProof/>
+          <w:sz w:val="24"/>
+          <w:szCs w:val="24"/>
+        </w:rPr>
+        <w:t>✓</w:t>
+      </w:r>
+      <w:r>
+        <w:rPr>
+          <w:noProof/>
+          <w:sz w:val="24"/>
+          <w:szCs w:val="24"/>
+        </w:rPr>
+        <w:t xml:space="preserve"> legacy evaluator behavior remains supported</w:t>
+      </w:r>
+    </w:p>
+    <w:p>
+      <w:pPr>
+        <w:spacing w:after="0" w:line="240" w:lineRule="auto"/>
+        <w:rPr>
+          <w:noProof/>
+          <w:sz w:val="24"/>
+          <w:szCs w:val="24"/>
+        </w:rPr>
+      </w:pPr>
+      <w:r>
+        <w:rPr>
+          <w:rFonts w:ascii="Segoe UI Symbol" w:hAnsi="Segoe UI Symbol" w:cs="Segoe UI Symbol"/>
+          <w:noProof/>
+          <w:sz w:val="24"/>
+          <w:szCs w:val="24"/>
+        </w:rPr>
+        <w:t>✓</w:t>
+      </w:r>
+      <w:r>
+        <w:rPr>
+          <w:noProof/>
+          <w:sz w:val="24"/>
+          <w:szCs w:val="24"/>
+        </w:rPr>
+        <w:t xml:space="preserve"> complete existing suite remains green</w:t>
+      </w:r>
+    </w:p>
+    <w:p>
+      <w:pPr>
+        <w:spacing w:after="0" w:line="240" w:lineRule="auto"/>
+        <w:rPr>
+          <w:b/>
+          <w:bCs/>
+          <w:noProof/>
+          <w:sz w:val="28"/>
+          <w:szCs w:val="28"/>
+          <w:u w:val="single"/>
+        </w:rPr>
+      </w:pPr>
+      <w:r>
+        <w:rPr>
+          <w:b/>
+          <w:bCs/>
+          <w:noProof/>
+          <w:sz w:val="28"/>
+          <w:szCs w:val="28"/>
+          <w:u w:val="single"/>
+        </w:rPr>
+        <w:lastRenderedPageBreak/>
+        <w:t>ForecastEvaluator</w:t>
+      </w:r>
+      <w:r>
+        <w:rPr>
+          <w:b/>
+          <w:bCs/>
+          <w:noProof/>
+          <w:sz w:val="28"/>
+          <w:szCs w:val="28"/>
+          <w:u w:val="single"/>
+        </w:rPr>
+        <w:t>:</w:t>
+      </w:r>
+    </w:p>
+    <w:p>
+      <w:pPr>
+        <w:spacing w:after="0" w:line="240" w:lineRule="auto"/>
+        <w:rPr>
+          <w:noProof/>
+          <w:sz w:val="24"/>
+          <w:szCs w:val="24"/>
+        </w:rPr>
+      </w:pPr>
+    </w:p>
+    <w:p>
+      <w:pPr>
+        <w:spacing w:after="0" w:line="240" w:lineRule="auto"/>
+        <w:rPr>
+          <w:noProof/>
+          <w:sz w:val="24"/>
+          <w:szCs w:val="24"/>
+        </w:rPr>
+      </w:pPr>
+      <w:r>
+        <w:rPr>
+          <w:noProof/>
+          <w:sz w:val="24"/>
+          <w:szCs w:val="24"/>
+        </w:rPr>
+        <w:t>BatteryDataset</w:t>
+      </w:r>
+    </w:p>
+    <w:p>
+      <w:pPr>
+        <w:spacing w:after="0" w:line="240" w:lineRule="auto"/>
+        <w:rPr>
+          <w:noProof/>
+          <w:sz w:val="24"/>
+          <w:szCs w:val="24"/>
+        </w:rPr>
+      </w:pPr>
+      <w:r>
+        <w:rPr>
+          <w:noProof/>
+          <w:sz w:val="24"/>
+          <w:szCs w:val="24"/>
+        </w:rPr>
+        <w:t xml:space="preserve">      ↓</w:t>
+      </w:r>
+    </w:p>
+    <w:p>
+      <w:pPr>
+        <w:spacing w:after="0" w:line="240" w:lineRule="auto"/>
+        <w:rPr>
+          <w:noProof/>
+          <w:sz w:val="24"/>
+          <w:szCs w:val="24"/>
+        </w:rPr>
+      </w:pPr>
+      <w:r>
+        <w:rPr>
+          <w:noProof/>
+          <w:sz w:val="24"/>
+          <w:szCs w:val="24"/>
+        </w:rPr>
+        <w:t>validate dataset/model</w:t>
+      </w:r>
+    </w:p>
+    <w:p>
+      <w:pPr>
+        <w:spacing w:after="0" w:line="240" w:lineRule="auto"/>
+        <w:rPr>
+          <w:noProof/>
+          <w:sz w:val="24"/>
+          <w:szCs w:val="24"/>
+        </w:rPr>
+      </w:pPr>
+      <w:r>
+        <w:rPr>
+          <w:noProof/>
+          <w:sz w:val="24"/>
+          <w:szCs w:val="24"/>
+        </w:rPr>
+        <w:t xml:space="preserve">      ↓</w:t>
+      </w:r>
+    </w:p>
+    <w:p>
+      <w:pPr>
+        <w:spacing w:after="0" w:line="240" w:lineRule="auto"/>
+        <w:rPr>
+          <w:noProof/>
+          <w:sz w:val="24"/>
+          <w:szCs w:val="24"/>
+        </w:rPr>
+      </w:pPr>
+      <w:r>
+        <w:rPr>
+          <w:noProof/>
+          <w:sz w:val="24"/>
+          <w:szCs w:val="24"/>
+        </w:rPr>
+        <w:t>split holdout</w:t>
+      </w:r>
+    </w:p>
+    <w:p>
+      <w:pPr>
+        <w:spacing w:after="0" w:line="240" w:lineRule="auto"/>
+        <w:rPr>
+          <w:noProof/>
+          <w:sz w:val="24"/>
+          <w:szCs w:val="24"/>
+        </w:rPr>
+      </w:pPr>
+      <w:r>
+        <w:rPr>
+          <w:noProof/>
+          <w:sz w:val="24"/>
+          <w:szCs w:val="24"/>
+        </w:rPr>
+        <w:t xml:space="preserve">      ↓</w:t>
+      </w:r>
+    </w:p>
+    <w:p>
+      <w:pPr>
+        <w:spacing w:after="0" w:line="240" w:lineRule="auto"/>
+        <w:rPr>
+          <w:noProof/>
+          <w:sz w:val="24"/>
+          <w:szCs w:val="24"/>
+        </w:rPr>
+      </w:pPr>
+      <w:r>
+        <w:rPr>
+          <w:noProof/>
+          <w:sz w:val="24"/>
+          <w:szCs w:val="24"/>
+        </w:rPr>
+        <w:t>preprocess TRAIN only</w:t>
+      </w:r>
+    </w:p>
+    <w:p>
+      <w:pPr>
+        <w:spacing w:after="0" w:line="240" w:lineRule="auto"/>
+        <w:rPr>
+          <w:noProof/>
+          <w:sz w:val="24"/>
+          <w:szCs w:val="24"/>
+        </w:rPr>
+      </w:pPr>
+      <w:r>
+        <w:rPr>
+          <w:noProof/>
+          <w:sz w:val="24"/>
+          <w:szCs w:val="24"/>
+        </w:rPr>
+        <w:t xml:space="preserve">      ↓</w:t>
+      </w:r>
+    </w:p>
+    <w:p>
+      <w:pPr>
+        <w:spacing w:after="0" w:line="240" w:lineRule="auto"/>
+        <w:rPr>
+          <w:noProof/>
+          <w:sz w:val="24"/>
+          <w:szCs w:val="24"/>
+        </w:rPr>
+      </w:pPr>
+      <w:r>
+        <w:rPr>
+          <w:noProof/>
+          <w:sz w:val="24"/>
+          <w:szCs w:val="24"/>
+        </w:rPr>
+        <w:t>model.fit(train)</w:t>
+      </w:r>
+    </w:p>
+    <w:p>
+      <w:pPr>
+        <w:spacing w:after="0" w:line="240" w:lineRule="auto"/>
+        <w:rPr>
+          <w:noProof/>
+          <w:sz w:val="24"/>
+          <w:szCs w:val="24"/>
+        </w:rPr>
+      </w:pPr>
+      <w:r>
+        <w:rPr>
+          <w:noProof/>
+          <w:sz w:val="24"/>
+          <w:szCs w:val="24"/>
+        </w:rPr>
+        <w:t xml:space="preserve">      ↓</w:t>
+      </w:r>
+    </w:p>
+    <w:p>
+      <w:pPr>
+        <w:spacing w:after="0" w:line="240" w:lineRule="auto"/>
+        <w:rPr>
+          <w:noProof/>
+          <w:sz w:val="24"/>
+          <w:szCs w:val="24"/>
+        </w:rPr>
+      </w:pPr>
+      <w:r>
+        <w:rPr>
+          <w:noProof/>
+          <w:sz w:val="24"/>
+          <w:szCs w:val="24"/>
+        </w:rPr>
+        <w:t>model.predict(evaluation_steps)</w:t>
+      </w:r>
+    </w:p>
+    <w:p>
+      <w:pPr>
+        <w:spacing w:after="0" w:line="240" w:lineRule="auto"/>
+        <w:rPr>
+          <w:noProof/>
+          <w:sz w:val="24"/>
+          <w:szCs w:val="24"/>
+        </w:rPr>
+      </w:pPr>
+      <w:r>
+        <w:rPr>
+          <w:noProof/>
+          <w:sz w:val="24"/>
+          <w:szCs w:val="24"/>
+        </w:rPr>
+        <w:t xml:space="preserve">      ↓</w:t>
+      </w:r>
+    </w:p>
+    <w:p>
+      <w:pPr>
+        <w:spacing w:after="0" w:line="240" w:lineRule="auto"/>
+        <w:rPr>
+          <w:noProof/>
+          <w:sz w:val="24"/>
+          <w:szCs w:val="24"/>
+        </w:rPr>
+      </w:pPr>
+      <w:r>
+        <w:rPr>
+          <w:noProof/>
+          <w:sz w:val="24"/>
+          <w:szCs w:val="24"/>
+        </w:rPr>
+        <w:t>extract untouched holdout actuals</w:t>
+      </w:r>
+    </w:p>
+    <w:p>
+      <w:pPr>
+        <w:spacing w:after="0" w:line="240" w:lineRule="auto"/>
+        <w:rPr>
+          <w:noProof/>
+          <w:sz w:val="24"/>
+          <w:szCs w:val="24"/>
+        </w:rPr>
+      </w:pPr>
+      <w:r>
+        <w:rPr>
+          <w:noProof/>
+          <w:sz w:val="24"/>
+          <w:szCs w:val="24"/>
+        </w:rPr>
+        <w:t xml:space="preserve">      ↓</w:t>
+      </w:r>
+    </w:p>
+    <w:p>
+      <w:pPr>
+        <w:spacing w:after="0" w:line="240" w:lineRule="auto"/>
+        <w:rPr>
+          <w:noProof/>
+          <w:sz w:val="24"/>
+          <w:szCs w:val="24"/>
+        </w:rPr>
+      </w:pPr>
+      <w:r>
+        <w:rPr>
+          <w:noProof/>
+          <w:sz w:val="24"/>
+          <w:szCs w:val="24"/>
+        </w:rPr>
+        <w:t>calculate RMSE / MAE / MAPE</w:t>
+      </w:r>
+    </w:p>
+    <w:p>
+      <w:pPr>
+        <w:spacing w:after="0" w:line="240" w:lineRule="auto"/>
+        <w:rPr>
+          <w:noProof/>
+          <w:sz w:val="24"/>
+          <w:szCs w:val="24"/>
+        </w:rPr>
+      </w:pPr>
+      <w:r>
+        <w:rPr>
+          <w:noProof/>
+          <w:sz w:val="24"/>
+          <w:szCs w:val="24"/>
+        </w:rPr>
+        <w:t xml:space="preserve">      ↓</w:t>
+      </w:r>
+    </w:p>
+    <w:p>
+      <w:pPr>
+        <w:spacing w:after="0" w:line="240" w:lineRule="auto"/>
+        <w:rPr>
+          <w:noProof/>
+          <w:sz w:val="24"/>
+          <w:szCs w:val="24"/>
+        </w:rPr>
+      </w:pPr>
+      <w:r>
+        <w:rPr>
+          <w:noProof/>
+          <w:sz w:val="24"/>
+          <w:szCs w:val="24"/>
+        </w:rPr>
+        <w:t>EvaluationResult</w:t>
+      </w:r>
+    </w:p>
+    <w:p>
+      <w:pPr>
+        <w:spacing w:after="0" w:line="240" w:lineRule="auto"/>
+        <w:rPr>
+          <w:noProof/>
+          <w:sz w:val="24"/>
+          <w:szCs w:val="24"/>
+        </w:rPr>
+      </w:pPr>
+    </w:p>
+    <w:p>
+      <w:pPr>
+        <w:spacing w:after="0" w:line="240" w:lineRule="auto"/>
+        <w:rPr>
+          <w:noProof/>
+          <w:sz w:val="24"/>
+          <w:szCs w:val="24"/>
+        </w:rPr>
+      </w:pPr>
+    </w:p>
+    <w:p>
+      <w:pPr>
+        <w:spacing w:after="0" w:line="240" w:lineRule="auto"/>
+        <w:rPr>
+          <w:b/>
+          <w:bCs/>
+          <w:noProof/>
+          <w:sz w:val="28"/>
+          <w:szCs w:val="28"/>
+          <w:u w:val="single"/>
+        </w:rPr>
+      </w:pPr>
+      <w:r>
+        <w:rPr>
+          <w:b/>
+          <w:bCs/>
+          <w:noProof/>
+          <w:sz w:val="28"/>
+          <w:szCs w:val="28"/>
+          <w:u w:val="single"/>
+        </w:rPr>
+        <w:t>Sprint 12 Milestone 2B — Adaptive</w:t>
+      </w:r>
+      <w:r>
+        <w:rPr>
+          <w:b/>
+          <w:bCs/>
+          <w:noProof/>
+          <w:sz w:val="24"/>
+          <w:szCs w:val="24"/>
+        </w:rPr>
+        <w:t xml:space="preserve"> </w:t>
+      </w:r>
+      <w:r>
+        <w:rPr>
+          <w:b/>
+          <w:bCs/>
+          <w:noProof/>
+          <w:sz w:val="28"/>
+          <w:szCs w:val="28"/>
+          <w:u w:val="single"/>
+        </w:rPr>
+        <w:t>Kalman migration</w:t>
+      </w:r>
+    </w:p>
+    <w:p>
+      <w:pPr>
+        <w:spacing w:after="0" w:line="240" w:lineRule="auto"/>
+        <w:rPr>
+          <w:noProof/>
+          <w:sz w:val="24"/>
+          <w:szCs w:val="24"/>
+        </w:rPr>
+      </w:pPr>
+    </w:p>
+    <w:p>
+      <w:pPr>
+        <w:spacing w:after="0" w:line="240" w:lineRule="auto"/>
+        <w:rPr>
+          <w:noProof/>
+          <w:sz w:val="24"/>
+          <w:szCs w:val="24"/>
+        </w:rPr>
+      </w:pPr>
+      <w:r>
+        <w:rPr>
+          <w:noProof/>
+          <w:sz w:val="24"/>
+          <w:szCs w:val="24"/>
+        </w:rPr>
+        <w:t>BatteryDataset</w:t>
+      </w:r>
+    </w:p>
+    <w:p>
+      <w:pPr>
+        <w:spacing w:after="0" w:line="240" w:lineRule="auto"/>
+        <w:rPr>
+          <w:noProof/>
+          <w:sz w:val="24"/>
+          <w:szCs w:val="24"/>
+        </w:rPr>
+      </w:pPr>
+      <w:r>
+        <w:rPr>
+          <w:noProof/>
+          <w:sz w:val="24"/>
+          <w:szCs w:val="24"/>
+        </w:rPr>
+        <w:t xml:space="preserve">      ↓</w:t>
+      </w:r>
+    </w:p>
+    <w:p>
+      <w:pPr>
+        <w:spacing w:after="0" w:line="240" w:lineRule="auto"/>
+        <w:rPr>
+          <w:noProof/>
+          <w:sz w:val="24"/>
+          <w:szCs w:val="24"/>
+        </w:rPr>
+      </w:pPr>
+      <w:r>
+        <w:rPr>
+          <w:noProof/>
+          <w:sz w:val="24"/>
+          <w:szCs w:val="24"/>
+        </w:rPr>
+        <w:t>ForecastEvaluator</w:t>
+      </w:r>
+    </w:p>
+    <w:p>
+      <w:pPr>
+        <w:spacing w:after="0" w:line="240" w:lineRule="auto"/>
+        <w:rPr>
+          <w:noProof/>
+          <w:sz w:val="24"/>
+          <w:szCs w:val="24"/>
+        </w:rPr>
+      </w:pPr>
+      <w:r>
+        <w:rPr>
+          <w:noProof/>
+          <w:sz w:val="24"/>
+          <w:szCs w:val="24"/>
+        </w:rPr>
+        <w:t xml:space="preserve">      ↓</w:t>
+      </w:r>
+    </w:p>
+    <w:p>
+      <w:pPr>
+        <w:spacing w:after="0" w:line="240" w:lineRule="auto"/>
+        <w:rPr>
+          <w:noProof/>
+          <w:sz w:val="24"/>
+          <w:szCs w:val="24"/>
+        </w:rPr>
+      </w:pPr>
+      <w:r>
+        <w:rPr>
+          <w:noProof/>
+          <w:sz w:val="24"/>
+          <w:szCs w:val="24"/>
+        </w:rPr>
+        <w:t>TemporalPreprocessor(train only)</w:t>
+      </w:r>
+    </w:p>
+    <w:p>
+      <w:pPr>
+        <w:spacing w:after="0" w:line="240" w:lineRule="auto"/>
+        <w:rPr>
+          <w:noProof/>
+          <w:sz w:val="24"/>
+          <w:szCs w:val="24"/>
+        </w:rPr>
+      </w:pPr>
+      <w:r>
+        <w:rPr>
+          <w:noProof/>
+          <w:sz w:val="24"/>
+          <w:szCs w:val="24"/>
+        </w:rPr>
+        <w:t xml:space="preserve">      ↓</w:t>
+      </w:r>
+    </w:p>
+    <w:p>
+      <w:pPr>
+        <w:spacing w:after="0" w:line="240" w:lineRule="auto"/>
+        <w:rPr>
+          <w:noProof/>
+          <w:sz w:val="24"/>
+          <w:szCs w:val="24"/>
+        </w:rPr>
+      </w:pPr>
+      <w:r>
+        <w:rPr>
+          <w:noProof/>
+          <w:sz w:val="24"/>
+          <w:szCs w:val="24"/>
+        </w:rPr>
+        <w:t>AdaptiveKalmanFilter.fit()</w:t>
+      </w:r>
+    </w:p>
+    <w:p>
+      <w:pPr>
+        <w:spacing w:after="0" w:line="240" w:lineRule="auto"/>
+        <w:rPr>
+          <w:noProof/>
+          <w:sz w:val="24"/>
+          <w:szCs w:val="24"/>
+        </w:rPr>
+      </w:pPr>
+      <w:r>
+        <w:rPr>
+          <w:noProof/>
+          <w:sz w:val="24"/>
+          <w:szCs w:val="24"/>
+        </w:rPr>
+        <w:t xml:space="preserve">      ↓</w:t>
+      </w:r>
+    </w:p>
+    <w:p>
+      <w:pPr>
+        <w:spacing w:after="0" w:line="240" w:lineRule="auto"/>
+        <w:rPr>
+          <w:noProof/>
+          <w:sz w:val="24"/>
+          <w:szCs w:val="24"/>
+        </w:rPr>
+      </w:pPr>
+      <w:r>
+        <w:rPr>
+          <w:noProof/>
+          <w:sz w:val="24"/>
+          <w:szCs w:val="24"/>
+        </w:rPr>
+        <w:t>AdaptiveKalmanFilter.predict()</w:t>
+      </w:r>
+    </w:p>
+    <w:p>
+      <w:pPr>
+        <w:spacing w:after="0" w:line="240" w:lineRule="auto"/>
+        <w:rPr>
+          <w:noProof/>
+          <w:sz w:val="24"/>
+          <w:szCs w:val="24"/>
+        </w:rPr>
+      </w:pPr>
+      <w:r>
+        <w:rPr>
+          <w:noProof/>
+          <w:sz w:val="24"/>
+          <w:szCs w:val="24"/>
+        </w:rPr>
+        <w:t xml:space="preserve">      ↓</w:t>
+      </w:r>
+    </w:p>
+    <w:p>
+      <w:pPr>
+        <w:spacing w:after="0" w:line="240" w:lineRule="auto"/>
+        <w:rPr>
+          <w:noProof/>
+          <w:sz w:val="24"/>
+          <w:szCs w:val="24"/>
+        </w:rPr>
+      </w:pPr>
+      <w:r>
+        <w:rPr>
+          <w:noProof/>
+          <w:sz w:val="24"/>
+          <w:szCs w:val="24"/>
+        </w:rPr>
+        <w:t>EvaluationResult</w:t>
+      </w:r>
+    </w:p>
+    <w:p>
+      <w:pPr>
+        <w:spacing w:after="0" w:line="240" w:lineRule="auto"/>
+        <w:rPr>
+          <w:noProof/>
+          <w:sz w:val="24"/>
+          <w:szCs w:val="24"/>
+        </w:rPr>
+      </w:pPr>
+      <w:r>
+        <w:rPr>
+          <w:noProof/>
+          <w:sz w:val="24"/>
+          <w:szCs w:val="24"/>
+        </w:rPr>
+        <w:t xml:space="preserve">      ↓</w:t>
+      </w:r>
+    </w:p>
+    <w:p>
+      <w:pPr>
+        <w:spacing w:after="0" w:line="240" w:lineRule="auto"/>
+        <w:rPr>
+          <w:noProof/>
+          <w:sz w:val="24"/>
+          <w:szCs w:val="24"/>
+        </w:rPr>
+      </w:pPr>
+      <w:r>
+        <w:rPr>
+          <w:noProof/>
+          <w:sz w:val="24"/>
+          <w:szCs w:val="24"/>
+        </w:rPr>
+        <w:t>evaluation.json / comparison layer</w:t>
+      </w:r>
+    </w:p>
+    <w:p>
+      <w:pPr>
+        <w:spacing w:after="0" w:line="240" w:lineRule="auto"/>
+        <w:rPr>
+          <w:noProof/>
+          <w:sz w:val="24"/>
+          <w:szCs w:val="24"/>
+        </w:rPr>
+      </w:pPr>
+    </w:p>
+    <w:p>
+      <w:pPr>
+        <w:spacing w:after="0" w:line="240" w:lineRule="auto"/>
+        <w:rPr>
+          <w:noProof/>
+          <w:sz w:val="24"/>
+          <w:szCs w:val="24"/>
+        </w:rPr>
+      </w:pPr>
+    </w:p>
+    <w:p>
+      <w:pPr>
+        <w:spacing w:after="0" w:line="240" w:lineRule="auto"/>
+        <w:rPr>
+          <w:noProof/>
+          <w:sz w:val="24"/>
+          <w:szCs w:val="24"/>
+        </w:rPr>
+      </w:pPr>
+    </w:p>
+    <w:p>
+      <w:pPr>
+        <w:spacing w:after="0" w:line="240" w:lineRule="auto"/>
+        <w:rPr>
+          <w:noProof/>
+          <w:sz w:val="24"/>
+          <w:szCs w:val="24"/>
+        </w:rPr>
+      </w:pPr>
+    </w:p>
+    <w:p>
+      <w:pPr>
+        <w:spacing w:after="0" w:line="240" w:lineRule="auto"/>
+        <w:rPr>
+          <w:noProof/>
+          <w:sz w:val="24"/>
+          <w:szCs w:val="24"/>
+        </w:rPr>
+      </w:pPr>
+    </w:p>
+    <w:p>
+      <w:pPr>
+        <w:spacing w:after="0" w:line="240" w:lineRule="auto"/>
+        <w:rPr>
+          <w:noProof/>
+          <w:sz w:val="24"/>
+          <w:szCs w:val="24"/>
+        </w:rPr>
+      </w:pPr>
+    </w:p>
+    <w:p>
+      <w:pPr>
+        <w:spacing w:after="0" w:line="240" w:lineRule="auto"/>
+        <w:rPr>
+          <w:noProof/>
+          <w:sz w:val="24"/>
+          <w:szCs w:val="24"/>
+        </w:rPr>
+      </w:pPr>
+    </w:p>
+    <w:p>
+      <w:pPr>
+        <w:spacing w:after="0" w:line="240" w:lineRule="auto"/>
+        <w:rPr>
+          <w:noProof/>
+          <w:sz w:val="24"/>
+          <w:szCs w:val="24"/>
+        </w:rPr>
+      </w:pPr>
+    </w:p>
+    <w:p>
+      <w:pPr>
+        <w:spacing w:after="0" w:line="240" w:lineRule="auto"/>
+        <w:rPr>
+          <w:noProof/>
+          <w:sz w:val="24"/>
+          <w:szCs w:val="24"/>
+        </w:rPr>
+      </w:pPr>
+    </w:p>
+    <w:p>
+      <w:pPr>
+        <w:spacing w:after="0" w:line="240" w:lineRule="auto"/>
+        <w:rPr>
+          <w:noProof/>
+          <w:sz w:val="24"/>
+          <w:szCs w:val="24"/>
+        </w:rPr>
+      </w:pPr>
+    </w:p>
+    <w:p>
+      <w:pPr>
+        <w:spacing w:after="0" w:line="240" w:lineRule="auto"/>
+        <w:rPr>
+          <w:b/>
+          <w:bCs/>
+          <w:noProof/>
+          <w:sz w:val="28"/>
+          <w:szCs w:val="28"/>
+          <w:u w:val="single"/>
+        </w:rPr>
+      </w:pPr>
+      <w:r>
+        <w:rPr>
+          <w:b/>
+          <w:bCs/>
+          <w:noProof/>
+          <w:sz w:val="28"/>
+          <w:szCs w:val="28"/>
+          <w:u w:val="single"/>
+        </w:rPr>
+        <w:t>‘demo_kalman’</w:t>
+      </w:r>
+      <w:r>
+        <w:rPr>
+          <w:b/>
+          <w:bCs/>
+          <w:noProof/>
+          <w:sz w:val="28"/>
+          <w:szCs w:val="28"/>
+          <w:u w:val="single"/>
+        </w:rPr>
+        <w:t>:</w:t>
+      </w:r>
+    </w:p>
+    <w:p>
+      <w:pPr>
+        <w:spacing w:after="0" w:line="240" w:lineRule="auto"/>
+        <w:rPr>
+          <w:noProof/>
+          <w:sz w:val="24"/>
+          <w:szCs w:val="24"/>
+        </w:rPr>
+      </w:pPr>
+    </w:p>
+    <w:p>
+      <w:pPr>
+        <w:spacing w:after="0" w:line="240" w:lineRule="auto"/>
+        <w:rPr>
+          <w:noProof/>
+          <w:sz w:val="24"/>
+          <w:szCs w:val="24"/>
+        </w:rPr>
+      </w:pPr>
+      <w:r>
+        <w:rPr>
+          <w:noProof/>
+          <w:sz w:val="24"/>
+          <w:szCs w:val="24"/>
+        </w:rPr>
+        <w:t>dataset</w:t>
+      </w:r>
+    </w:p>
+    <w:p>
+      <w:pPr>
+        <w:spacing w:after="0" w:line="240" w:lineRule="auto"/>
+        <w:rPr>
+          <w:noProof/>
+          <w:sz w:val="24"/>
+          <w:szCs w:val="24"/>
+        </w:rPr>
+      </w:pPr>
+      <w:r>
+        <w:rPr>
+          <w:noProof/>
+          <w:sz w:val="24"/>
+          <w:szCs w:val="24"/>
+        </w:rPr>
+        <w:t>│</w:t>
+      </w:r>
+    </w:p>
+    <w:p>
+      <w:pPr>
+        <w:spacing w:after="0" w:line="240" w:lineRule="auto"/>
+        <w:rPr>
+          <w:noProof/>
+          <w:sz w:val="24"/>
+          <w:szCs w:val="24"/>
+        </w:rPr>
+      </w:pPr>
+      <w:r>
+        <w:rPr>
+          <w:rFonts w:ascii="MS Gothic" w:eastAsia="MS Gothic" w:hAnsi="MS Gothic" w:cs="MS Gothic" w:hint="eastAsia"/>
+          <w:noProof/>
+          <w:sz w:val="24"/>
+          <w:szCs w:val="24"/>
+        </w:rPr>
+        <w:t>├</w:t>
+      </w:r>
+      <w:r>
+        <w:rPr>
+          <w:rFonts w:ascii="Calibri" w:hAnsi="Calibri" w:cs="Calibri"/>
+          <w:noProof/>
+          <w:sz w:val="24"/>
+          <w:szCs w:val="24"/>
+        </w:rPr>
+        <w:t>──</w:t>
+      </w:r>
+      <w:r>
+        <w:rPr>
+          <w:noProof/>
+          <w:sz w:val="24"/>
+          <w:szCs w:val="24"/>
+        </w:rPr>
+        <w:t xml:space="preserve"> evaluation_model</w:t>
+      </w:r>
+    </w:p>
+    <w:p>
+      <w:pPr>
+        <w:spacing w:after="0" w:line="240" w:lineRule="auto"/>
+        <w:rPr>
+          <w:noProof/>
+          <w:sz w:val="24"/>
+          <w:szCs w:val="24"/>
+        </w:rPr>
+      </w:pPr>
+      <w:r>
+        <w:rPr>
+          <w:noProof/>
+          <w:sz w:val="24"/>
+          <w:szCs w:val="24"/>
+        </w:rPr>
+        <w:t>│      ↓</w:t>
+      </w:r>
+    </w:p>
+    <w:p>
+      <w:pPr>
+        <w:spacing w:after="0" w:line="240" w:lineRule="auto"/>
+        <w:rPr>
+          <w:noProof/>
+          <w:sz w:val="24"/>
+          <w:szCs w:val="24"/>
+        </w:rPr>
+      </w:pPr>
+      <w:r>
+        <w:rPr>
+          <w:noProof/>
+          <w:sz w:val="24"/>
+          <w:szCs w:val="24"/>
+        </w:rPr>
+        <w:t>│   ForecastEvaluator</w:t>
+      </w:r>
+    </w:p>
+    <w:p>
+      <w:pPr>
+        <w:spacing w:after="0" w:line="240" w:lineRule="auto"/>
+        <w:rPr>
+          <w:noProof/>
+          <w:sz w:val="24"/>
+          <w:szCs w:val="24"/>
+        </w:rPr>
+      </w:pPr>
+      <w:r>
+        <w:rPr>
+          <w:noProof/>
+          <w:sz w:val="24"/>
+          <w:szCs w:val="24"/>
+        </w:rPr>
+        <w:t>│      ↓</w:t>
+      </w:r>
+    </w:p>
+    <w:p>
+      <w:pPr>
+        <w:spacing w:after="0" w:line="240" w:lineRule="auto"/>
+        <w:rPr>
+          <w:noProof/>
+          <w:sz w:val="24"/>
+          <w:szCs w:val="24"/>
+        </w:rPr>
+      </w:pPr>
+      <w:r>
+        <w:rPr>
+          <w:noProof/>
+          <w:sz w:val="24"/>
+          <w:szCs w:val="24"/>
+        </w:rPr>
+        <w:t>│   train-only preprocessing</w:t>
+      </w:r>
+    </w:p>
+    <w:p>
+      <w:pPr>
+        <w:spacing w:after="0" w:line="240" w:lineRule="auto"/>
+        <w:rPr>
+          <w:noProof/>
+          <w:sz w:val="24"/>
+          <w:szCs w:val="24"/>
+        </w:rPr>
+      </w:pPr>
+      <w:r>
+        <w:rPr>
+          <w:noProof/>
+          <w:sz w:val="24"/>
+          <w:szCs w:val="24"/>
+        </w:rPr>
+        <w:t>│      ↓</w:t>
+      </w:r>
+    </w:p>
+    <w:p>
+      <w:pPr>
+        <w:spacing w:after="0" w:line="240" w:lineRule="auto"/>
+        <w:rPr>
+          <w:noProof/>
+          <w:sz w:val="24"/>
+          <w:szCs w:val="24"/>
+        </w:rPr>
+      </w:pPr>
+      <w:r>
+        <w:rPr>
+          <w:noProof/>
+          <w:sz w:val="24"/>
+          <w:szCs w:val="24"/>
+        </w:rPr>
+        <w:t>│   holdout evaluation</w:t>
+      </w:r>
+    </w:p>
+    <w:p>
+      <w:pPr>
+        <w:spacing w:after="0" w:line="240" w:lineRule="auto"/>
+        <w:rPr>
+          <w:noProof/>
+          <w:sz w:val="24"/>
+          <w:szCs w:val="24"/>
+        </w:rPr>
+      </w:pPr>
+      <w:r>
+        <w:rPr>
+          <w:noProof/>
+          <w:sz w:val="24"/>
+          <w:szCs w:val="24"/>
+        </w:rPr>
+        <w:t>│</w:t>
+      </w:r>
+    </w:p>
+    <w:p>
+      <w:pPr>
+        <w:spacing w:after="0" w:line="240" w:lineRule="auto"/>
+        <w:rPr>
+          <w:noProof/>
+          <w:sz w:val="24"/>
+          <w:szCs w:val="24"/>
+        </w:rPr>
+      </w:pPr>
+      <w:r>
+        <w:rPr>
+          <w:noProof/>
+          <w:sz w:val="24"/>
+          <w:szCs w:val="24"/>
+        </w:rPr>
+        <w:t>└── model</w:t>
+      </w:r>
+    </w:p>
+    <w:p>
+      <w:pPr>
+        <w:spacing w:after="0" w:line="240" w:lineRule="auto"/>
+        <w:rPr>
+          <w:noProof/>
+          <w:sz w:val="24"/>
+          <w:szCs w:val="24"/>
+        </w:rPr>
+      </w:pPr>
+      <w:r>
+        <w:rPr>
+          <w:noProof/>
+          <w:sz w:val="24"/>
+          <w:szCs w:val="24"/>
+        </w:rPr>
+        <w:t xml:space="preserve">       ↓</w:t>
+      </w:r>
+    </w:p>
+    <w:p>
+      <w:pPr>
+        <w:spacing w:after="0" w:line="240" w:lineRule="auto"/>
+        <w:rPr>
+          <w:noProof/>
+          <w:sz w:val="24"/>
+          <w:szCs w:val="24"/>
+        </w:rPr>
+      </w:pPr>
+      <w:r>
+        <w:rPr>
+          <w:noProof/>
+          <w:sz w:val="24"/>
+          <w:szCs w:val="24"/>
+        </w:rPr>
+        <w:t xml:space="preserve">   full-data preprocessing</w:t>
+      </w:r>
+    </w:p>
+    <w:p>
+      <w:pPr>
+        <w:spacing w:after="0" w:line="240" w:lineRule="auto"/>
+        <w:rPr>
+          <w:noProof/>
+          <w:sz w:val="24"/>
+          <w:szCs w:val="24"/>
+        </w:rPr>
+      </w:pPr>
+      <w:r>
+        <w:rPr>
+          <w:noProof/>
+          <w:sz w:val="24"/>
+          <w:szCs w:val="24"/>
+        </w:rPr>
+        <w:t xml:space="preserve">       ↓</w:t>
+      </w:r>
+    </w:p>
+    <w:p>
+      <w:pPr>
+        <w:spacing w:after="0" w:line="240" w:lineRule="auto"/>
+        <w:rPr>
+          <w:noProof/>
+          <w:sz w:val="24"/>
+          <w:szCs w:val="24"/>
+        </w:rPr>
+      </w:pPr>
+      <w:r>
+        <w:rPr>
+          <w:noProof/>
+          <w:sz w:val="24"/>
+          <w:szCs w:val="24"/>
+        </w:rPr>
+        <w:t xml:space="preserve">   final future forecast</w:t>
+      </w:r>
+    </w:p>
+    <w:p>
+      <w:pPr>
+        <w:spacing w:after="0" w:line="240" w:lineRule="auto"/>
+        <w:rPr>
+          <w:noProof/>
+          <w:sz w:val="24"/>
+          <w:szCs w:val="24"/>
+        </w:rPr>
+      </w:pPr>
+    </w:p>
+    <w:p>
+      <w:pPr>
+        <w:spacing w:after="0" w:line="240" w:lineRule="auto"/>
+        <w:rPr>
+          <w:noProof/>
+          <w:sz w:val="24"/>
+          <w:szCs w:val="24"/>
+        </w:rPr>
+      </w:pPr>
+    </w:p>
+    <w:p>
+      <w:pPr>
+        <w:spacing w:after="0" w:line="240" w:lineRule="auto"/>
+        <w:rPr>
+          <w:b/>
+          <w:bCs/>
+          <w:noProof/>
+          <w:sz w:val="24"/>
+          <w:szCs w:val="24"/>
+        </w:rPr>
+      </w:pPr>
+      <w:r>
+        <w:rPr>
+          <w:b/>
+          <w:bCs/>
+          <w:noProof/>
+          <w:sz w:val="24"/>
+          <w:szCs w:val="24"/>
+        </w:rPr>
+        <w:t>ReportWriter</w:t>
+      </w:r>
+    </w:p>
+    <w:p>
+      <w:pPr>
+        <w:spacing w:after="0" w:line="240" w:lineRule="auto"/>
+        <w:rPr>
+          <w:noProof/>
+          <w:sz w:val="24"/>
+          <w:szCs w:val="24"/>
+        </w:rPr>
+      </w:pPr>
+      <w:r>
+        <w:rPr>
+          <w:noProof/>
+          <w:sz w:val="24"/>
+          <w:szCs w:val="24"/>
+        </w:rPr>
+        <w:t xml:space="preserve">    → evaluation_result</w:t>
+      </w:r>
+    </w:p>
+    <w:p>
+      <w:pPr>
+        <w:spacing w:after="0" w:line="240" w:lineRule="auto"/>
+        <w:rPr>
+          <w:noProof/>
+          <w:sz w:val="24"/>
+          <w:szCs w:val="24"/>
+        </w:rPr>
+      </w:pPr>
+    </w:p>
+    <w:p>
+      <w:pPr>
+        <w:spacing w:after="0" w:line="240" w:lineRule="auto"/>
+        <w:rPr>
+          <w:b/>
+          <w:bCs/>
+          <w:noProof/>
+          <w:sz w:val="24"/>
+          <w:szCs w:val="24"/>
+        </w:rPr>
+      </w:pPr>
+      <w:r>
+        <w:rPr>
+          <w:b/>
+          <w:bCs/>
+          <w:noProof/>
+          <w:sz w:val="24"/>
+          <w:szCs w:val="24"/>
+        </w:rPr>
+        <w:t>ForecastPlot</w:t>
+      </w:r>
+    </w:p>
+    <w:p>
+      <w:pPr>
+        <w:spacing w:after="0" w:line="240" w:lineRule="auto"/>
+        <w:rPr>
+          <w:noProof/>
+          <w:sz w:val="24"/>
+          <w:szCs w:val="24"/>
+        </w:rPr>
+      </w:pPr>
+      <w:r>
+        <w:rPr>
+          <w:noProof/>
+          <w:sz w:val="24"/>
+          <w:szCs w:val="24"/>
+        </w:rPr>
+        <w:t xml:space="preserve">    → evaluation_payload</w:t>
+      </w:r>
+    </w:p>
+    <w:p>
+      <w:pPr>
+        <w:spacing w:after="0" w:line="240" w:lineRule="auto"/>
+        <w:rPr>
+          <w:noProof/>
+          <w:sz w:val="24"/>
+          <w:szCs w:val="24"/>
+        </w:rPr>
+      </w:pPr>
+    </w:p>
+    <w:p>
+      <w:pPr>
+        <w:spacing w:after="0" w:line="240" w:lineRule="auto"/>
+        <w:rPr>
+          <w:b/>
+          <w:bCs/>
+          <w:noProof/>
+          <w:sz w:val="24"/>
+          <w:szCs w:val="24"/>
+        </w:rPr>
+      </w:pPr>
+      <w:r>
+        <w:rPr>
+          <w:b/>
+          <w:bCs/>
+          <w:noProof/>
+          <w:sz w:val="24"/>
+          <w:szCs w:val="24"/>
+        </w:rPr>
+        <w:t>evaluation.json</w:t>
+      </w:r>
+    </w:p>
+    <w:p>
+      <w:pPr>
+        <w:spacing w:after="0" w:line="240" w:lineRule="auto"/>
+        <w:rPr>
+          <w:noProof/>
+          <w:sz w:val="24"/>
+          <w:szCs w:val="24"/>
+        </w:rPr>
+      </w:pPr>
+      <w:r>
+        <w:rPr>
+          <w:noProof/>
+          <w:sz w:val="24"/>
+          <w:szCs w:val="24"/>
+        </w:rPr>
+        <w:t xml:space="preserve">    → evaluation_payload</w:t>
+      </w:r>
+    </w:p>
+    <w:p>
+      <w:pPr>
+        <w:spacing w:after="0" w:line="240" w:lineRule="auto"/>
+        <w:rPr>
+          <w:noProof/>
+          <w:sz w:val="24"/>
+          <w:szCs w:val="24"/>
+        </w:rPr>
+      </w:pPr>
+    </w:p>
+    <w:p>
+      <w:pPr>
+        <w:spacing w:after="0" w:line="240" w:lineRule="auto"/>
+        <w:rPr>
+          <w:noProof/>
+          <w:sz w:val="24"/>
+          <w:szCs w:val="24"/>
+        </w:rPr>
+      </w:pPr>
+    </w:p>
+    <w:p>
+      <w:pPr>
+        <w:spacing w:after="0" w:line="240" w:lineRule="auto"/>
+        <w:rPr>
+          <w:noProof/>
+          <w:sz w:val="24"/>
+          <w:szCs w:val="24"/>
+        </w:rPr>
+      </w:pPr>
+      <w:r>
+        <w:rPr>
+          <w:noProof/>
+          <w:sz w:val="24"/>
+          <w:szCs w:val="24"/>
+        </w:rPr>
+        <w:t>datasets/raw/</w:t>
+      </w:r>
+    </w:p>
+    <w:p>
+      <w:pPr>
+        <w:spacing w:after="0" w:line="240" w:lineRule="auto"/>
+        <w:rPr>
+          <w:noProof/>
+          <w:sz w:val="24"/>
+          <w:szCs w:val="24"/>
+        </w:rPr>
+      </w:pPr>
+      <w:r>
+        <w:rPr>
+          <w:noProof/>
+          <w:sz w:val="24"/>
+          <w:szCs w:val="24"/>
+        </w:rPr>
+        <w:t xml:space="preserve">    + SmartDatasetLoader</w:t>
+      </w:r>
+    </w:p>
+    <w:p>
+      <w:pPr>
+        <w:spacing w:after="0" w:line="240" w:lineRule="auto"/>
+        <w:rPr>
+          <w:noProof/>
+          <w:sz w:val="24"/>
+          <w:szCs w:val="24"/>
+        </w:rPr>
+      </w:pPr>
+      <w:r>
+        <w:rPr>
+          <w:noProof/>
+          <w:sz w:val="24"/>
+          <w:szCs w:val="24"/>
+        </w:rPr>
+        <w:t xml:space="preserve">        ↓</w:t>
+      </w:r>
+    </w:p>
+    <w:p>
+      <w:pPr>
+        <w:spacing w:after="0" w:line="240" w:lineRule="auto"/>
+        <w:rPr>
+          <w:b/>
+          <w:bCs/>
+          <w:noProof/>
+          <w:sz w:val="24"/>
+          <w:szCs w:val="24"/>
+        </w:rPr>
+      </w:pPr>
+      <w:r>
+        <w:rPr>
+          <w:b/>
+          <w:bCs/>
+          <w:noProof/>
+          <w:sz w:val="24"/>
+          <w:szCs w:val="24"/>
+        </w:rPr>
+        <w:t>BatteryDataset(df)</w:t>
+      </w:r>
+    </w:p>
+    <w:p>
+      <w:pPr>
+        <w:spacing w:after="0" w:line="240" w:lineRule="auto"/>
+        <w:rPr>
+          <w:noProof/>
+          <w:sz w:val="24"/>
+          <w:szCs w:val="24"/>
+        </w:rPr>
+      </w:pPr>
+    </w:p>
+    <w:p>
+      <w:pPr>
+        <w:spacing w:after="0" w:line="240" w:lineRule="auto"/>
+        <w:rPr>
+          <w:noProof/>
+          <w:sz w:val="24"/>
+          <w:szCs w:val="24"/>
+        </w:rPr>
+      </w:pPr>
+      <w:r>
+        <w:rPr>
+          <w:noProof/>
+          <w:sz w:val="24"/>
+          <w:szCs w:val="24"/>
+        </w:rPr>
+        <w:t>becomes</w:t>
+      </w:r>
+    </w:p>
+    <w:p>
+      <w:pPr>
+        <w:spacing w:after="0" w:line="240" w:lineRule="auto"/>
+        <w:rPr>
+          <w:noProof/>
+          <w:sz w:val="24"/>
+          <w:szCs w:val="24"/>
+        </w:rPr>
+      </w:pPr>
+    </w:p>
+    <w:p>
+      <w:pPr>
+        <w:spacing w:after="0" w:line="240" w:lineRule="auto"/>
+        <w:rPr>
+          <w:noProof/>
+          <w:sz w:val="24"/>
+          <w:szCs w:val="24"/>
+        </w:rPr>
+      </w:pPr>
+      <w:r>
+        <w:rPr>
+          <w:noProof/>
+          <w:sz w:val="24"/>
+          <w:szCs w:val="24"/>
+        </w:rPr>
+        <w:t>datasets/processed/</w:t>
+      </w:r>
+    </w:p>
+    <w:p>
+      <w:pPr>
+        <w:spacing w:after="0" w:line="240" w:lineRule="auto"/>
+        <w:rPr>
+          <w:b/>
+          <w:bCs/>
+          <w:noProof/>
+          <w:sz w:val="24"/>
+          <w:szCs w:val="24"/>
+        </w:rPr>
+      </w:pPr>
+      <w:r>
+        <w:rPr>
+          <w:b/>
+          <w:bCs/>
+          <w:noProof/>
+          <w:sz w:val="24"/>
+          <w:szCs w:val="24"/>
+        </w:rPr>
+        <w:t xml:space="preserve">    + BatteryDataset.from_processed_csv()</w:t>
       </w:r>
     </w:p>
     <w:sectPr>

--- a/docs/draft/roadmap.docx
+++ b/docs/draft/roadmap.docx
@@ -496,7 +496,6 @@
           <w:szCs w:val="32"/>
         </w:rPr>
       </w:pPr>
-      <w:proofErr w:type="spellStart"/>
       <w:r>
         <w:rPr>
           <w:sz w:val="32"/>
@@ -505,7 +504,6 @@
         </w:rPr>
         <w:t>ForecastPipeline</w:t>
       </w:r>
-      <w:proofErr w:type="spellEnd"/>
     </w:p>
     <w:p>
       <w:pPr>
@@ -33634,9 +33632,168 @@
           <w:u w:val="single"/>
         </w:rPr>
         <w:lastRenderedPageBreak/>
-        <w:t>ForecastEvaluator</w:t>
-      </w:r>
-      <w:r>
+        <w:t>ForecastEvaluator:</w:t>
+      </w:r>
+    </w:p>
+    <w:p>
+      <w:pPr>
+        <w:spacing w:after="0" w:line="240" w:lineRule="auto"/>
+        <w:rPr>
+          <w:noProof/>
+          <w:sz w:val="24"/>
+          <w:szCs w:val="24"/>
+        </w:rPr>
+      </w:pPr>
+    </w:p>
+    <w:p>
+      <w:pPr>
+        <w:spacing w:after="0" w:line="240" w:lineRule="auto"/>
+        <w:rPr>
+          <w:noProof/>
+          <w:sz w:val="24"/>
+          <w:szCs w:val="24"/>
+        </w:rPr>
+      </w:pPr>
+      <w:r>
+        <w:rPr>
+          <w:noProof/>
+          <w:sz w:val="24"/>
+          <w:szCs w:val="24"/>
+        </w:rPr>
+        <w:t>BatteryDataset</w:t>
+      </w:r>
+    </w:p>
+    <w:p>
+      <w:pPr>
+        <w:spacing w:after="0" w:line="240" w:lineRule="auto"/>
+        <w:rPr>
+          <w:noProof/>
+          <w:sz w:val="24"/>
+          <w:szCs w:val="24"/>
+        </w:rPr>
+      </w:pPr>
+      <w:r>
+        <w:rPr>
+          <w:noProof/>
+          <w:sz w:val="24"/>
+          <w:szCs w:val="24"/>
+        </w:rPr>
+        <w:t xml:space="preserve">      ↓</w:t>
+      </w:r>
+    </w:p>
+    <w:p>
+      <w:pPr>
+        <w:spacing w:after="0" w:line="240" w:lineRule="auto"/>
+        <w:rPr>
+          <w:noProof/>
+          <w:sz w:val="24"/>
+          <w:szCs w:val="24"/>
+        </w:rPr>
+      </w:pPr>
+      <w:r>
+        <w:rPr>
+          <w:noProof/>
+          <w:sz w:val="24"/>
+          <w:szCs w:val="24"/>
+        </w:rPr>
+        <w:t>split_dataset()</w:t>
+      </w:r>
+    </w:p>
+    <w:p>
+      <w:pPr>
+        <w:spacing w:after="0" w:line="240" w:lineRule="auto"/>
+        <w:rPr>
+          <w:noProof/>
+          <w:sz w:val="24"/>
+          <w:szCs w:val="24"/>
+        </w:rPr>
+      </w:pPr>
+      <w:r>
+        <w:rPr>
+          <w:noProof/>
+          <w:sz w:val="24"/>
+          <w:szCs w:val="24"/>
+        </w:rPr>
+        <w:t xml:space="preserve">      ↓</w:t>
+      </w:r>
+    </w:p>
+    <w:p>
+      <w:pPr>
+        <w:spacing w:after="0" w:line="240" w:lineRule="auto"/>
+        <w:rPr>
+          <w:noProof/>
+          <w:sz w:val="24"/>
+          <w:szCs w:val="24"/>
+        </w:rPr>
+      </w:pPr>
+      <w:r>
+        <w:rPr>
+          <w:noProof/>
+          <w:sz w:val="24"/>
+          <w:szCs w:val="24"/>
+        </w:rPr>
+        <w:t>training BatteryDataset</w:t>
+      </w:r>
+    </w:p>
+    <w:p>
+      <w:pPr>
+        <w:spacing w:after="0" w:line="240" w:lineRule="auto"/>
+        <w:rPr>
+          <w:noProof/>
+          <w:sz w:val="24"/>
+          <w:szCs w:val="24"/>
+        </w:rPr>
+      </w:pPr>
+      <w:r>
+        <w:rPr>
+          <w:noProof/>
+          <w:sz w:val="24"/>
+          <w:szCs w:val="24"/>
+        </w:rPr>
+        <w:t xml:space="preserve">      ↓</w:t>
+      </w:r>
+    </w:p>
+    <w:p>
+      <w:pPr>
+        <w:spacing w:after="0" w:line="240" w:lineRule="auto"/>
+        <w:rPr>
+          <w:noProof/>
+          <w:sz w:val="24"/>
+          <w:szCs w:val="24"/>
+        </w:rPr>
+      </w:pPr>
+      <w:r>
+        <w:rPr>
+          <w:noProof/>
+          <w:sz w:val="24"/>
+          <w:szCs w:val="24"/>
+        </w:rPr>
+        <w:t>model.fit(training)</w:t>
+      </w:r>
+    </w:p>
+    <w:p>
+      <w:pPr>
+        <w:spacing w:after="0" w:line="240" w:lineRule="auto"/>
+        <w:rPr>
+          <w:noProof/>
+          <w:sz w:val="24"/>
+          <w:szCs w:val="24"/>
+        </w:rPr>
+      </w:pPr>
+    </w:p>
+    <w:p>
+      <w:pPr>
+        <w:spacing w:after="0" w:line="240" w:lineRule="auto"/>
+        <w:rPr>
+          <w:noProof/>
+          <w:sz w:val="24"/>
+          <w:szCs w:val="24"/>
+        </w:rPr>
+      </w:pPr>
+    </w:p>
+    <w:p>
+      <w:pPr>
+        <w:spacing w:after="0" w:line="240" w:lineRule="auto"/>
         <w:rPr>
           <w:b/>
           <w:bCs/>
@@ -33645,6 +33802,27 @@
           <w:szCs w:val="28"/>
           <w:u w:val="single"/>
         </w:rPr>
+      </w:pPr>
+      <w:r>
+        <w:rPr>
+          <w:b/>
+          <w:bCs/>
+          <w:noProof/>
+          <w:sz w:val="28"/>
+          <w:szCs w:val="28"/>
+          <w:u w:val="single"/>
+        </w:rPr>
+        <w:t>Planned</w:t>
+      </w:r>
+      <w:r>
+        <w:rPr>
+          <w:b/>
+          <w:bCs/>
+          <w:noProof/>
+          <w:sz w:val="28"/>
+          <w:szCs w:val="28"/>
+          <w:u w:val="single"/>
+        </w:rPr>
         <w:t>:</w:t>
       </w:r>
     </w:p>
@@ -33652,162 +33830,6 @@
       <w:pPr>
         <w:spacing w:after="0" w:line="240" w:lineRule="auto"/>
         <w:rPr>
-          <w:noProof/>
-          <w:sz w:val="24"/>
-          <w:szCs w:val="24"/>
-        </w:rPr>
-      </w:pPr>
-    </w:p>
-    <w:p>
-      <w:pPr>
-        <w:spacing w:after="0" w:line="240" w:lineRule="auto"/>
-        <w:rPr>
-          <w:noProof/>
-          <w:sz w:val="24"/>
-          <w:szCs w:val="24"/>
-        </w:rPr>
-      </w:pPr>
-      <w:r>
-        <w:rPr>
-          <w:noProof/>
-          <w:sz w:val="24"/>
-          <w:szCs w:val="24"/>
-        </w:rPr>
-        <w:t>BatteryDataset</w:t>
-      </w:r>
-    </w:p>
-    <w:p>
-      <w:pPr>
-        <w:spacing w:after="0" w:line="240" w:lineRule="auto"/>
-        <w:rPr>
-          <w:noProof/>
-          <w:sz w:val="24"/>
-          <w:szCs w:val="24"/>
-        </w:rPr>
-      </w:pPr>
-      <w:r>
-        <w:rPr>
-          <w:noProof/>
-          <w:sz w:val="24"/>
-          <w:szCs w:val="24"/>
-        </w:rPr>
-        <w:t xml:space="preserve">      ↓</w:t>
-      </w:r>
-    </w:p>
-    <w:p>
-      <w:pPr>
-        <w:spacing w:after="0" w:line="240" w:lineRule="auto"/>
-        <w:rPr>
-          <w:noProof/>
-          <w:sz w:val="24"/>
-          <w:szCs w:val="24"/>
-        </w:rPr>
-      </w:pPr>
-      <w:r>
-        <w:rPr>
-          <w:noProof/>
-          <w:sz w:val="24"/>
-          <w:szCs w:val="24"/>
-        </w:rPr>
-        <w:t>split_dataset()</w:t>
-      </w:r>
-    </w:p>
-    <w:p>
-      <w:pPr>
-        <w:spacing w:after="0" w:line="240" w:lineRule="auto"/>
-        <w:rPr>
-          <w:noProof/>
-          <w:sz w:val="24"/>
-          <w:szCs w:val="24"/>
-        </w:rPr>
-      </w:pPr>
-      <w:r>
-        <w:rPr>
-          <w:noProof/>
-          <w:sz w:val="24"/>
-          <w:szCs w:val="24"/>
-        </w:rPr>
-        <w:t xml:space="preserve">      ↓</w:t>
-      </w:r>
-    </w:p>
-    <w:p>
-      <w:pPr>
-        <w:spacing w:after="0" w:line="240" w:lineRule="auto"/>
-        <w:rPr>
-          <w:noProof/>
-          <w:sz w:val="24"/>
-          <w:szCs w:val="24"/>
-        </w:rPr>
-      </w:pPr>
-      <w:r>
-        <w:rPr>
-          <w:noProof/>
-          <w:sz w:val="24"/>
-          <w:szCs w:val="24"/>
-        </w:rPr>
-        <w:t>training BatteryDataset</w:t>
-      </w:r>
-    </w:p>
-    <w:p>
-      <w:pPr>
-        <w:spacing w:after="0" w:line="240" w:lineRule="auto"/>
-        <w:rPr>
-          <w:noProof/>
-          <w:sz w:val="24"/>
-          <w:szCs w:val="24"/>
-        </w:rPr>
-      </w:pPr>
-      <w:r>
-        <w:rPr>
-          <w:noProof/>
-          <w:sz w:val="24"/>
-          <w:szCs w:val="24"/>
-        </w:rPr>
-        <w:t xml:space="preserve">      ↓</w:t>
-      </w:r>
-    </w:p>
-    <w:p>
-      <w:pPr>
-        <w:spacing w:after="0" w:line="240" w:lineRule="auto"/>
-        <w:rPr>
-          <w:noProof/>
-          <w:sz w:val="24"/>
-          <w:szCs w:val="24"/>
-        </w:rPr>
-      </w:pPr>
-      <w:r>
-        <w:rPr>
-          <w:noProof/>
-          <w:sz w:val="24"/>
-          <w:szCs w:val="24"/>
-        </w:rPr>
-        <w:t>model.fit(training)</w:t>
-      </w:r>
-    </w:p>
-    <w:p>
-      <w:pPr>
-        <w:spacing w:after="0" w:line="240" w:lineRule="auto"/>
-        <w:rPr>
-          <w:noProof/>
-          <w:sz w:val="24"/>
-          <w:szCs w:val="24"/>
-        </w:rPr>
-      </w:pPr>
-    </w:p>
-    <w:p>
-      <w:pPr>
-        <w:spacing w:after="0" w:line="240" w:lineRule="auto"/>
-        <w:rPr>
-          <w:noProof/>
-          <w:sz w:val="24"/>
-          <w:szCs w:val="24"/>
-        </w:rPr>
-      </w:pPr>
-    </w:p>
-    <w:p>
-      <w:pPr>
-        <w:spacing w:after="0" w:line="240" w:lineRule="auto"/>
-        <w:rPr>
           <w:b/>
           <w:bCs/>
           <w:noProof/>
@@ -33825,9 +33847,12 @@
           <w:szCs w:val="28"/>
           <w:u w:val="single"/>
         </w:rPr>
-        <w:t>Planned</w:t>
-      </w:r>
-      <w:r>
+        <w:t>Milestone 2A.5 — Part 2</w:t>
+      </w:r>
+    </w:p>
+    <w:p>
+      <w:pPr>
+        <w:spacing w:after="0" w:line="240" w:lineRule="auto"/>
         <w:rPr>
           <w:b/>
           <w:bCs/>
@@ -33836,12 +33861,8 @@
           <w:szCs w:val="28"/>
           <w:u w:val="single"/>
         </w:rPr>
-        <w:t>:</w:t>
-      </w:r>
-    </w:p>
-    <w:p>
-      <w:pPr>
-        <w:spacing w:after="0" w:line="240" w:lineRule="auto"/>
+      </w:pPr>
+      <w:r>
         <w:rPr>
           <w:b/>
           <w:bCs/>
@@ -33850,32 +33871,784 @@
           <w:szCs w:val="28"/>
           <w:u w:val="single"/>
         </w:rPr>
-      </w:pPr>
-      <w:r>
-        <w:rPr>
-          <w:b/>
-          <w:bCs/>
-          <w:noProof/>
-          <w:sz w:val="28"/>
-          <w:szCs w:val="28"/>
+        <w:t>Leakage-Safe Evaluation Integration</w:t>
+      </w:r>
+    </w:p>
+    <w:p>
+      <w:pPr>
+        <w:spacing w:after="0" w:line="240" w:lineRule="auto"/>
+        <w:rPr>
+          <w:noProof/>
+          <w:sz w:val="24"/>
+          <w:szCs w:val="24"/>
+        </w:rPr>
+      </w:pPr>
+    </w:p>
+    <w:p>
+      <w:pPr>
+        <w:spacing w:after="0" w:line="240" w:lineRule="auto"/>
+        <w:rPr>
+          <w:noProof/>
+          <w:sz w:val="24"/>
+          <w:szCs w:val="24"/>
+        </w:rPr>
+      </w:pPr>
+      <w:r>
+        <w:rPr>
+          <w:noProof/>
+          <w:sz w:val="24"/>
+          <w:szCs w:val="24"/>
+        </w:rPr>
+        <w:t>Canonical BatteryDataset</w:t>
+      </w:r>
+    </w:p>
+    <w:p>
+      <w:pPr>
+        <w:spacing w:after="0" w:line="240" w:lineRule="auto"/>
+        <w:rPr>
+          <w:noProof/>
+          <w:sz w:val="24"/>
+          <w:szCs w:val="24"/>
+        </w:rPr>
+      </w:pPr>
+      <w:r>
+        <w:rPr>
+          <w:noProof/>
+          <w:sz w:val="24"/>
+          <w:szCs w:val="24"/>
+        </w:rPr>
+        <w:t xml:space="preserve">          ↓</w:t>
+      </w:r>
+    </w:p>
+    <w:p>
+      <w:pPr>
+        <w:spacing w:after="0" w:line="240" w:lineRule="auto"/>
+        <w:rPr>
+          <w:noProof/>
+          <w:sz w:val="24"/>
+          <w:szCs w:val="24"/>
+        </w:rPr>
+      </w:pPr>
+      <w:r>
+        <w:rPr>
+          <w:noProof/>
+          <w:sz w:val="24"/>
+          <w:szCs w:val="24"/>
+        </w:rPr>
+        <w:t xml:space="preserve">     split_dataset()</w:t>
+      </w:r>
+    </w:p>
+    <w:p>
+      <w:pPr>
+        <w:spacing w:after="0" w:line="240" w:lineRule="auto"/>
+        <w:rPr>
+          <w:noProof/>
+          <w:sz w:val="24"/>
+          <w:szCs w:val="24"/>
+        </w:rPr>
+      </w:pPr>
+      <w:r>
+        <w:rPr>
+          <w:noProof/>
+          <w:sz w:val="24"/>
+          <w:szCs w:val="24"/>
+        </w:rPr>
+        <w:t xml:space="preserve">       ↙       ↘</w:t>
+      </w:r>
+    </w:p>
+    <w:p>
+      <w:pPr>
+        <w:spacing w:after="0" w:line="240" w:lineRule="auto"/>
+        <w:rPr>
+          <w:noProof/>
+          <w:sz w:val="24"/>
+          <w:szCs w:val="24"/>
+        </w:rPr>
+      </w:pPr>
+      <w:r>
+        <w:rPr>
+          <w:noProof/>
+          <w:sz w:val="24"/>
+          <w:szCs w:val="24"/>
+        </w:rPr>
+        <w:t xml:space="preserve">    TRAIN     HOLDOUT</w:t>
+      </w:r>
+    </w:p>
+    <w:p>
+      <w:pPr>
+        <w:spacing w:after="0" w:line="240" w:lineRule="auto"/>
+        <w:rPr>
+          <w:noProof/>
+          <w:sz w:val="24"/>
+          <w:szCs w:val="24"/>
+        </w:rPr>
+      </w:pPr>
+      <w:r>
+        <w:rPr>
+          <w:noProof/>
+          <w:sz w:val="24"/>
+          <w:szCs w:val="24"/>
+        </w:rPr>
+        <w:t xml:space="preserve">      │         </w:t>
+      </w:r>
+      <w:r>
+        <w:rPr>
+          <w:noProof/>
+          <w:sz w:val="24"/>
+          <w:szCs w:val="24"/>
+        </w:rPr>
+        <w:t xml:space="preserve">       </w:t>
+      </w:r>
+      <w:r>
+        <w:rPr>
+          <w:noProof/>
+          <w:sz w:val="24"/>
+          <w:szCs w:val="24"/>
+        </w:rPr>
+        <w:t xml:space="preserve"> </w:t>
+      </w:r>
+      <w:r>
+        <w:rPr>
+          <w:noProof/>
+          <w:sz w:val="24"/>
+          <w:szCs w:val="24"/>
+        </w:rPr>
+        <w:t xml:space="preserve">      </w:t>
+      </w:r>
+      <w:r>
+        <w:rPr>
+          <w:noProof/>
+          <w:sz w:val="24"/>
+          <w:szCs w:val="24"/>
+        </w:rPr>
+        <w:t>│</w:t>
+      </w:r>
+    </w:p>
+    <w:p>
+      <w:pPr>
+        <w:spacing w:after="0" w:line="240" w:lineRule="auto"/>
+        <w:rPr>
+          <w:noProof/>
+          <w:sz w:val="24"/>
+          <w:szCs w:val="24"/>
+        </w:rPr>
+      </w:pPr>
+      <w:r>
+        <w:rPr>
+          <w:noProof/>
+          <w:sz w:val="24"/>
+          <w:szCs w:val="24"/>
+        </w:rPr>
+        <w:t xml:space="preserve">      </w:t>
+      </w:r>
+      <w:r>
+        <w:rPr>
+          <w:rFonts w:ascii="Arial" w:hAnsi="Arial" w:cs="Arial"/>
+          <w:noProof/>
+          <w:sz w:val="24"/>
+          <w:szCs w:val="24"/>
+        </w:rPr>
+        <w:t>▼</w:t>
+      </w:r>
+      <w:r>
+        <w:rPr>
+          <w:noProof/>
+          <w:sz w:val="24"/>
+          <w:szCs w:val="24"/>
+        </w:rPr>
+        <w:t xml:space="preserve">        </w:t>
+      </w:r>
+      <w:r>
+        <w:rPr>
+          <w:noProof/>
+          <w:sz w:val="24"/>
+          <w:szCs w:val="24"/>
+        </w:rPr>
+        <w:t xml:space="preserve">     </w:t>
+      </w:r>
+      <w:r>
+        <w:rPr>
+          <w:noProof/>
+          <w:sz w:val="24"/>
+          <w:szCs w:val="24"/>
+        </w:rPr>
+        <w:t xml:space="preserve">  </w:t>
+      </w:r>
+      <w:r>
+        <w:rPr>
+          <w:noProof/>
+          <w:sz w:val="24"/>
+          <w:szCs w:val="24"/>
+        </w:rPr>
+        <w:t xml:space="preserve">      </w:t>
+      </w:r>
+      <w:r>
+        <w:rPr>
+          <w:rFonts w:ascii="Calibri" w:hAnsi="Calibri" w:cs="Calibri"/>
+          <w:noProof/>
+          <w:sz w:val="24"/>
+          <w:szCs w:val="24"/>
+        </w:rPr>
+        <w:t>│</w:t>
+      </w:r>
+    </w:p>
+    <w:p>
+      <w:pPr>
+        <w:spacing w:after="0" w:line="240" w:lineRule="auto"/>
+        <w:rPr>
+          <w:noProof/>
+          <w:sz w:val="24"/>
+          <w:szCs w:val="24"/>
+        </w:rPr>
+      </w:pPr>
+      <w:r>
+        <w:rPr>
+          <w:noProof/>
+          <w:sz w:val="24"/>
+          <w:szCs w:val="24"/>
+        </w:rPr>
+        <w:t>TemporalPreprocessor</w:t>
+      </w:r>
+    </w:p>
+    <w:p>
+      <w:pPr>
+        <w:spacing w:after="0" w:line="240" w:lineRule="auto"/>
+        <w:rPr>
+          <w:noProof/>
+          <w:sz w:val="24"/>
+          <w:szCs w:val="24"/>
+        </w:rPr>
+      </w:pPr>
+      <w:r>
+        <w:rPr>
+          <w:noProof/>
+          <w:sz w:val="24"/>
+          <w:szCs w:val="24"/>
+        </w:rPr>
+        <w:t xml:space="preserve">      │         </w:t>
+      </w:r>
+      <w:r>
+        <w:rPr>
+          <w:noProof/>
+          <w:sz w:val="24"/>
+          <w:szCs w:val="24"/>
+        </w:rPr>
+        <w:t xml:space="preserve">             </w:t>
+      </w:r>
+      <w:r>
+        <w:rPr>
+          <w:noProof/>
+          <w:sz w:val="24"/>
+          <w:szCs w:val="24"/>
+        </w:rPr>
+        <w:t xml:space="preserve"> │</w:t>
+      </w:r>
+    </w:p>
+    <w:p>
+      <w:pPr>
+        <w:spacing w:after="0" w:line="240" w:lineRule="auto"/>
+        <w:rPr>
+          <w:noProof/>
+          <w:sz w:val="24"/>
+          <w:szCs w:val="24"/>
+        </w:rPr>
+      </w:pPr>
+      <w:r>
+        <w:rPr>
+          <w:noProof/>
+          <w:sz w:val="24"/>
+          <w:szCs w:val="24"/>
+        </w:rPr>
+        <w:t xml:space="preserve">      </w:t>
+      </w:r>
+      <w:r>
+        <w:rPr>
+          <w:rFonts w:ascii="Arial" w:hAnsi="Arial" w:cs="Arial"/>
+          <w:noProof/>
+          <w:sz w:val="24"/>
+          <w:szCs w:val="24"/>
+        </w:rPr>
+        <w:t>▼</w:t>
+      </w:r>
+      <w:r>
+        <w:rPr>
+          <w:noProof/>
+          <w:sz w:val="24"/>
+          <w:szCs w:val="24"/>
+        </w:rPr>
+        <w:t xml:space="preserve">          </w:t>
+      </w:r>
+      <w:r>
+        <w:rPr>
+          <w:noProof/>
+          <w:sz w:val="24"/>
+          <w:szCs w:val="24"/>
+        </w:rPr>
+        <w:t xml:space="preserve">           </w:t>
+      </w:r>
+      <w:r>
+        <w:rPr>
+          <w:rFonts w:ascii="Calibri" w:hAnsi="Calibri" w:cs="Calibri"/>
+          <w:noProof/>
+          <w:sz w:val="24"/>
+          <w:szCs w:val="24"/>
+        </w:rPr>
+        <w:t>│</w:t>
+      </w:r>
+    </w:p>
+    <w:p>
+      <w:pPr>
+        <w:spacing w:after="0" w:line="240" w:lineRule="auto"/>
+        <w:rPr>
+          <w:noProof/>
+          <w:sz w:val="24"/>
+          <w:szCs w:val="24"/>
+        </w:rPr>
+      </w:pPr>
+      <w:r>
+        <w:rPr>
+          <w:noProof/>
+          <w:sz w:val="24"/>
+          <w:szCs w:val="24"/>
+        </w:rPr>
+        <w:t>prepared TRAIN   │</w:t>
+      </w:r>
+    </w:p>
+    <w:p>
+      <w:pPr>
+        <w:spacing w:after="0" w:line="240" w:lineRule="auto"/>
+        <w:rPr>
+          <w:noProof/>
+          <w:sz w:val="24"/>
+          <w:szCs w:val="24"/>
+        </w:rPr>
+      </w:pPr>
+      <w:r>
+        <w:rPr>
+          <w:noProof/>
+          <w:sz w:val="24"/>
+          <w:szCs w:val="24"/>
+        </w:rPr>
+        <w:t xml:space="preserve">      │          </w:t>
+      </w:r>
+      <w:r>
+        <w:rPr>
+          <w:noProof/>
+          <w:sz w:val="24"/>
+          <w:szCs w:val="24"/>
+        </w:rPr>
+        <w:t xml:space="preserve">              </w:t>
+      </w:r>
+      <w:r>
+        <w:rPr>
+          <w:noProof/>
+          <w:sz w:val="24"/>
+          <w:szCs w:val="24"/>
+        </w:rPr>
+        <w:t>│</w:t>
+      </w:r>
+    </w:p>
+    <w:p>
+      <w:pPr>
+        <w:spacing w:after="0" w:line="240" w:lineRule="auto"/>
+        <w:rPr>
+          <w:noProof/>
+          <w:sz w:val="24"/>
+          <w:szCs w:val="24"/>
+        </w:rPr>
+      </w:pPr>
+      <w:r>
+        <w:rPr>
+          <w:noProof/>
+          <w:sz w:val="24"/>
+          <w:szCs w:val="24"/>
+        </w:rPr>
+        <w:t xml:space="preserve">      </w:t>
+      </w:r>
+      <w:r>
+        <w:rPr>
+          <w:rFonts w:ascii="Arial" w:hAnsi="Arial" w:cs="Arial"/>
+          <w:noProof/>
+          <w:sz w:val="24"/>
+          <w:szCs w:val="24"/>
+        </w:rPr>
+        <w:t>▼</w:t>
+      </w:r>
+      <w:r>
+        <w:rPr>
+          <w:noProof/>
+          <w:sz w:val="24"/>
+          <w:szCs w:val="24"/>
+        </w:rPr>
+        <w:t xml:space="preserve">          </w:t>
+      </w:r>
+      <w:r>
+        <w:rPr>
+          <w:noProof/>
+          <w:sz w:val="24"/>
+          <w:szCs w:val="24"/>
+        </w:rPr>
+        <w:t xml:space="preserve">            </w:t>
+      </w:r>
+      <w:r>
+        <w:rPr>
+          <w:rFonts w:ascii="Calibri" w:hAnsi="Calibri" w:cs="Calibri"/>
+          <w:noProof/>
+          <w:sz w:val="24"/>
+          <w:szCs w:val="24"/>
+        </w:rPr>
+        <w:t>│</w:t>
+      </w:r>
+    </w:p>
+    <w:p>
+      <w:pPr>
+        <w:spacing w:after="0" w:line="240" w:lineRule="auto"/>
+        <w:rPr>
+          <w:noProof/>
+          <w:sz w:val="24"/>
+          <w:szCs w:val="24"/>
+        </w:rPr>
+      </w:pPr>
+      <w:r>
+        <w:rPr>
+          <w:noProof/>
+          <w:sz w:val="24"/>
+          <w:szCs w:val="24"/>
+        </w:rPr>
+        <w:t xml:space="preserve">   model.fit()   </w:t>
+      </w:r>
+      <w:r>
+        <w:rPr>
+          <w:noProof/>
+          <w:sz w:val="24"/>
+          <w:szCs w:val="24"/>
+        </w:rPr>
+        <w:t xml:space="preserve">       </w:t>
+      </w:r>
+      <w:r>
+        <w:rPr>
+          <w:noProof/>
+          <w:sz w:val="24"/>
+          <w:szCs w:val="24"/>
+        </w:rPr>
+        <w:t>│</w:t>
+      </w:r>
+    </w:p>
+    <w:p>
+      <w:pPr>
+        <w:spacing w:after="0" w:line="240" w:lineRule="auto"/>
+        <w:rPr>
+          <w:noProof/>
+          <w:sz w:val="24"/>
+          <w:szCs w:val="24"/>
+        </w:rPr>
+      </w:pPr>
+      <w:r>
+        <w:rPr>
+          <w:noProof/>
+          <w:sz w:val="24"/>
+          <w:szCs w:val="24"/>
+        </w:rPr>
+        <w:t xml:space="preserve">      │          </w:t>
+      </w:r>
+      <w:r>
+        <w:rPr>
+          <w:noProof/>
+          <w:sz w:val="24"/>
+          <w:szCs w:val="24"/>
+        </w:rPr>
+        <w:t xml:space="preserve">              </w:t>
+      </w:r>
+      <w:r>
+        <w:rPr>
+          <w:noProof/>
+          <w:sz w:val="24"/>
+          <w:szCs w:val="24"/>
+        </w:rPr>
+        <w:t>│</w:t>
+      </w:r>
+    </w:p>
+    <w:p>
+      <w:pPr>
+        <w:spacing w:after="0" w:line="240" w:lineRule="auto"/>
+        <w:rPr>
+          <w:noProof/>
+          <w:sz w:val="24"/>
+          <w:szCs w:val="24"/>
+        </w:rPr>
+      </w:pPr>
+      <w:r>
+        <w:rPr>
+          <w:noProof/>
+          <w:sz w:val="24"/>
+          <w:szCs w:val="24"/>
+        </w:rPr>
+        <w:t xml:space="preserve">      └──────</w:t>
+      </w:r>
+      <w:r>
+        <w:rPr>
+          <w:rFonts w:ascii="MS Gothic" w:eastAsia="MS Gothic" w:hAnsi="MS Gothic" w:cs="MS Gothic" w:hint="eastAsia"/>
+          <w:noProof/>
+          <w:sz w:val="24"/>
+          <w:szCs w:val="24"/>
+        </w:rPr>
+        <w:t>┬</w:t>
+      </w:r>
+      <w:r>
+        <w:rPr>
+          <w:rFonts w:ascii="Calibri" w:hAnsi="Calibri" w:cs="Calibri"/>
+          <w:noProof/>
+          <w:sz w:val="24"/>
+          <w:szCs w:val="24"/>
+        </w:rPr>
+        <w:t>───┘</w:t>
+      </w:r>
+    </w:p>
+    <w:p>
+      <w:pPr>
+        <w:spacing w:after="0" w:line="240" w:lineRule="auto"/>
+        <w:rPr>
+          <w:noProof/>
+          <w:sz w:val="24"/>
+          <w:szCs w:val="24"/>
+        </w:rPr>
+      </w:pPr>
+      <w:r>
+        <w:rPr>
+          <w:noProof/>
+          <w:sz w:val="24"/>
+          <w:szCs w:val="24"/>
+        </w:rPr>
+        <w:t xml:space="preserve">             </w:t>
+      </w:r>
+      <w:r>
+        <w:rPr>
+          <w:noProof/>
+          <w:sz w:val="24"/>
+          <w:szCs w:val="24"/>
+        </w:rPr>
+        <w:t xml:space="preserve">        </w:t>
+      </w:r>
+      <w:r>
+        <w:rPr>
+          <w:rFonts w:ascii="Arial" w:hAnsi="Arial" w:cs="Arial"/>
+          <w:noProof/>
+          <w:sz w:val="24"/>
+          <w:szCs w:val="24"/>
+        </w:rPr>
+        <w:t>▼</w:t>
+      </w:r>
+    </w:p>
+    <w:p>
+      <w:pPr>
+        <w:spacing w:after="0" w:line="240" w:lineRule="auto"/>
+        <w:rPr>
+          <w:noProof/>
+          <w:sz w:val="24"/>
+          <w:szCs w:val="24"/>
+        </w:rPr>
+      </w:pPr>
+      <w:r>
+        <w:rPr>
+          <w:noProof/>
+          <w:sz w:val="24"/>
+          <w:szCs w:val="24"/>
+        </w:rPr>
+        <w:t xml:space="preserve">       model.predict()</w:t>
+      </w:r>
+    </w:p>
+    <w:p>
+      <w:pPr>
+        <w:spacing w:after="0" w:line="240" w:lineRule="auto"/>
+        <w:rPr>
+          <w:noProof/>
+          <w:sz w:val="24"/>
+          <w:szCs w:val="24"/>
+        </w:rPr>
+      </w:pPr>
+      <w:r>
+        <w:rPr>
+          <w:noProof/>
+          <w:sz w:val="24"/>
+          <w:szCs w:val="24"/>
+        </w:rPr>
+        <w:t xml:space="preserve">             </w:t>
+      </w:r>
+      <w:r>
+        <w:rPr>
+          <w:noProof/>
+          <w:sz w:val="24"/>
+          <w:szCs w:val="24"/>
+        </w:rPr>
+        <w:t xml:space="preserve">        </w:t>
+      </w:r>
+      <w:r>
+        <w:rPr>
+          <w:noProof/>
+          <w:sz w:val="24"/>
+          <w:szCs w:val="24"/>
+        </w:rPr>
+        <w:t>│</w:t>
+      </w:r>
+    </w:p>
+    <w:p>
+      <w:pPr>
+        <w:spacing w:after="0" w:line="240" w:lineRule="auto"/>
+        <w:rPr>
+          <w:noProof/>
+          <w:sz w:val="24"/>
+          <w:szCs w:val="24"/>
+        </w:rPr>
+      </w:pPr>
+      <w:r>
+        <w:rPr>
+          <w:noProof/>
+          <w:sz w:val="24"/>
+          <w:szCs w:val="24"/>
+        </w:rPr>
+        <w:t xml:space="preserve">             </w:t>
+      </w:r>
+      <w:r>
+        <w:rPr>
+          <w:noProof/>
+          <w:sz w:val="24"/>
+          <w:szCs w:val="24"/>
+        </w:rPr>
+        <w:t xml:space="preserve">       </w:t>
+      </w:r>
+      <w:r>
+        <w:rPr>
+          <w:rFonts w:ascii="Arial" w:hAnsi="Arial" w:cs="Arial"/>
+          <w:noProof/>
+          <w:sz w:val="24"/>
+          <w:szCs w:val="24"/>
+        </w:rPr>
+        <w:t>▼</w:t>
+      </w:r>
+    </w:p>
+    <w:p>
+      <w:pPr>
+        <w:spacing w:after="0" w:line="240" w:lineRule="auto"/>
+        <w:rPr>
+          <w:noProof/>
+          <w:sz w:val="24"/>
+          <w:szCs w:val="24"/>
+        </w:rPr>
+      </w:pPr>
+      <w:r>
+        <w:rPr>
+          <w:noProof/>
+          <w:sz w:val="24"/>
+          <w:szCs w:val="24"/>
+        </w:rPr>
+        <w:t xml:space="preserve">       EvaluationResult</w:t>
+      </w:r>
+    </w:p>
+    <w:p>
+      <w:pPr>
+        <w:spacing w:after="0" w:line="240" w:lineRule="auto"/>
+        <w:rPr>
+          <w:noProof/>
+          <w:sz w:val="24"/>
+          <w:szCs w:val="24"/>
+        </w:rPr>
+      </w:pPr>
+    </w:p>
+    <w:p>
+      <w:pPr>
+        <w:spacing w:after="0" w:line="240" w:lineRule="auto"/>
+        <w:rPr>
+          <w:b/>
+          <w:bCs/>
+          <w:noProof/>
+          <w:sz w:val="24"/>
+          <w:szCs w:val="24"/>
           <w:u w:val="single"/>
         </w:rPr>
-        <w:t>Milestone 2A.5 — Part 2</w:t>
-      </w:r>
-    </w:p>
-    <w:p>
-      <w:pPr>
-        <w:spacing w:after="0" w:line="240" w:lineRule="auto"/>
-        <w:rPr>
-          <w:b/>
-          <w:bCs/>
-          <w:noProof/>
-          <w:sz w:val="28"/>
-          <w:szCs w:val="28"/>
+      </w:pPr>
+      <w:r>
+        <w:rPr>
+          <w:b/>
+          <w:bCs/>
+          <w:noProof/>
+          <w:sz w:val="24"/>
+          <w:szCs w:val="24"/>
           <w:u w:val="single"/>
         </w:rPr>
-      </w:pPr>
-      <w:r>
+        <w:t>The critical invariant is:</w:t>
+      </w:r>
+    </w:p>
+    <w:p>
+      <w:pPr>
+        <w:spacing w:after="0" w:line="240" w:lineRule="auto"/>
+        <w:rPr>
+          <w:noProof/>
+          <w:sz w:val="24"/>
+          <w:szCs w:val="24"/>
+        </w:rPr>
+      </w:pPr>
+      <w:r>
+        <w:rPr>
+          <w:noProof/>
+          <w:sz w:val="24"/>
+          <w:szCs w:val="24"/>
+        </w:rPr>
+        <w:t>The validation/holdout partition must never be passed to TemporalPreprocessor before model prediction.</w:t>
+      </w:r>
+    </w:p>
+    <w:p>
+      <w:pPr>
+        <w:spacing w:after="0" w:line="240" w:lineRule="auto"/>
+        <w:rPr>
+          <w:noProof/>
+          <w:sz w:val="24"/>
+          <w:szCs w:val="24"/>
+        </w:rPr>
+      </w:pPr>
+    </w:p>
+    <w:p>
+      <w:pPr>
+        <w:spacing w:after="0" w:line="240" w:lineRule="auto"/>
+        <w:rPr>
+          <w:noProof/>
+          <w:sz w:val="24"/>
+          <w:szCs w:val="24"/>
+        </w:rPr>
+      </w:pPr>
+    </w:p>
+    <w:p>
+      <w:pPr>
+        <w:spacing w:after="0" w:line="240" w:lineRule="auto"/>
+        <w:rPr>
+          <w:noProof/>
+          <w:sz w:val="24"/>
+          <w:szCs w:val="24"/>
+        </w:rPr>
+      </w:pPr>
+    </w:p>
+    <w:p>
+      <w:pPr>
+        <w:spacing w:after="0" w:line="240" w:lineRule="auto"/>
+        <w:rPr>
+          <w:noProof/>
+          <w:sz w:val="24"/>
+          <w:szCs w:val="24"/>
+        </w:rPr>
+      </w:pPr>
+    </w:p>
+    <w:p>
+      <w:pPr>
+        <w:spacing w:after="0" w:line="240" w:lineRule="auto"/>
+        <w:rPr>
+          <w:noProof/>
+          <w:sz w:val="24"/>
+          <w:szCs w:val="24"/>
+        </w:rPr>
+      </w:pPr>
+    </w:p>
+    <w:p>
+      <w:pPr>
+        <w:spacing w:after="0" w:line="240" w:lineRule="auto"/>
         <w:rPr>
           <w:b/>
           <w:bCs/>
@@ -33884,784 +34657,180 @@
           <w:szCs w:val="28"/>
           <w:u w:val="single"/>
         </w:rPr>
-        <w:t>Leakage-Safe Evaluation Integration</w:t>
-      </w:r>
-    </w:p>
-    <w:p>
-      <w:pPr>
-        <w:spacing w:after="0" w:line="240" w:lineRule="auto"/>
-        <w:rPr>
-          <w:noProof/>
-          <w:sz w:val="24"/>
-          <w:szCs w:val="24"/>
-        </w:rPr>
-      </w:pPr>
-    </w:p>
-    <w:p>
-      <w:pPr>
-        <w:spacing w:after="0" w:line="240" w:lineRule="auto"/>
-        <w:rPr>
-          <w:noProof/>
-          <w:sz w:val="24"/>
-          <w:szCs w:val="24"/>
-        </w:rPr>
-      </w:pPr>
-      <w:r>
-        <w:rPr>
-          <w:noProof/>
-          <w:sz w:val="24"/>
-          <w:szCs w:val="24"/>
-        </w:rPr>
-        <w:t>Canonical BatteryDataset</w:t>
-      </w:r>
-    </w:p>
-    <w:p>
-      <w:pPr>
-        <w:spacing w:after="0" w:line="240" w:lineRule="auto"/>
-        <w:rPr>
-          <w:noProof/>
-          <w:sz w:val="24"/>
-          <w:szCs w:val="24"/>
-        </w:rPr>
-      </w:pPr>
-      <w:r>
-        <w:rPr>
-          <w:noProof/>
-          <w:sz w:val="24"/>
-          <w:szCs w:val="24"/>
-        </w:rPr>
-        <w:t xml:space="preserve">          ↓</w:t>
-      </w:r>
-    </w:p>
-    <w:p>
-      <w:pPr>
-        <w:spacing w:after="0" w:line="240" w:lineRule="auto"/>
-        <w:rPr>
-          <w:noProof/>
-          <w:sz w:val="24"/>
-          <w:szCs w:val="24"/>
-        </w:rPr>
-      </w:pPr>
-      <w:r>
-        <w:rPr>
-          <w:noProof/>
-          <w:sz w:val="24"/>
-          <w:szCs w:val="24"/>
-        </w:rPr>
-        <w:t xml:space="preserve">     split_dataset()</w:t>
-      </w:r>
-    </w:p>
-    <w:p>
-      <w:pPr>
-        <w:spacing w:after="0" w:line="240" w:lineRule="auto"/>
-        <w:rPr>
-          <w:noProof/>
-          <w:sz w:val="24"/>
-          <w:szCs w:val="24"/>
-        </w:rPr>
-      </w:pPr>
-      <w:r>
-        <w:rPr>
-          <w:noProof/>
-          <w:sz w:val="24"/>
-          <w:szCs w:val="24"/>
-        </w:rPr>
-        <w:t xml:space="preserve">       ↙       ↘</w:t>
-      </w:r>
-    </w:p>
-    <w:p>
-      <w:pPr>
-        <w:spacing w:after="0" w:line="240" w:lineRule="auto"/>
-        <w:rPr>
-          <w:noProof/>
-          <w:sz w:val="24"/>
-          <w:szCs w:val="24"/>
-        </w:rPr>
-      </w:pPr>
-      <w:r>
-        <w:rPr>
-          <w:noProof/>
-          <w:sz w:val="24"/>
-          <w:szCs w:val="24"/>
-        </w:rPr>
-        <w:t xml:space="preserve">    TRAIN     HOLDOUT</w:t>
-      </w:r>
-    </w:p>
-    <w:p>
-      <w:pPr>
-        <w:spacing w:after="0" w:line="240" w:lineRule="auto"/>
-        <w:rPr>
-          <w:noProof/>
-          <w:sz w:val="24"/>
-          <w:szCs w:val="24"/>
-        </w:rPr>
-      </w:pPr>
-      <w:r>
-        <w:rPr>
-          <w:noProof/>
-          <w:sz w:val="24"/>
-          <w:szCs w:val="24"/>
-        </w:rPr>
-        <w:t xml:space="preserve">      │         </w:t>
-      </w:r>
-      <w:r>
-        <w:rPr>
-          <w:noProof/>
-          <w:sz w:val="24"/>
-          <w:szCs w:val="24"/>
-        </w:rPr>
-        <w:t xml:space="preserve">       </w:t>
-      </w:r>
-      <w:r>
-        <w:rPr>
-          <w:noProof/>
-          <w:sz w:val="24"/>
-          <w:szCs w:val="24"/>
-        </w:rPr>
-        <w:t xml:space="preserve"> </w:t>
-      </w:r>
-      <w:r>
-        <w:rPr>
-          <w:noProof/>
-          <w:sz w:val="24"/>
-          <w:szCs w:val="24"/>
-        </w:rPr>
-        <w:t xml:space="preserve">      </w:t>
-      </w:r>
-      <w:r>
-        <w:rPr>
-          <w:noProof/>
-          <w:sz w:val="24"/>
-          <w:szCs w:val="24"/>
-        </w:rPr>
-        <w:t>│</w:t>
-      </w:r>
-    </w:p>
-    <w:p>
-      <w:pPr>
-        <w:spacing w:after="0" w:line="240" w:lineRule="auto"/>
-        <w:rPr>
-          <w:noProof/>
-          <w:sz w:val="24"/>
-          <w:szCs w:val="24"/>
-        </w:rPr>
-      </w:pPr>
-      <w:r>
-        <w:rPr>
-          <w:noProof/>
-          <w:sz w:val="24"/>
-          <w:szCs w:val="24"/>
-        </w:rPr>
-        <w:t xml:space="preserve">      </w:t>
-      </w:r>
-      <w:r>
-        <w:rPr>
-          <w:rFonts w:ascii="Arial" w:hAnsi="Arial" w:cs="Arial"/>
-          <w:noProof/>
-          <w:sz w:val="24"/>
-          <w:szCs w:val="24"/>
-        </w:rPr>
-        <w:t>▼</w:t>
-      </w:r>
-      <w:r>
-        <w:rPr>
-          <w:noProof/>
-          <w:sz w:val="24"/>
-          <w:szCs w:val="24"/>
-        </w:rPr>
-        <w:t xml:space="preserve">        </w:t>
-      </w:r>
-      <w:r>
-        <w:rPr>
-          <w:noProof/>
-          <w:sz w:val="24"/>
-          <w:szCs w:val="24"/>
-        </w:rPr>
-        <w:t xml:space="preserve">     </w:t>
-      </w:r>
-      <w:r>
-        <w:rPr>
-          <w:noProof/>
-          <w:sz w:val="24"/>
-          <w:szCs w:val="24"/>
-        </w:rPr>
-        <w:t xml:space="preserve">  </w:t>
-      </w:r>
-      <w:r>
-        <w:rPr>
-          <w:noProof/>
-          <w:sz w:val="24"/>
-          <w:szCs w:val="24"/>
-        </w:rPr>
-        <w:t xml:space="preserve">      </w:t>
-      </w:r>
-      <w:r>
-        <w:rPr>
-          <w:rFonts w:ascii="Calibri" w:hAnsi="Calibri" w:cs="Calibri"/>
-          <w:noProof/>
-          <w:sz w:val="24"/>
-          <w:szCs w:val="24"/>
-        </w:rPr>
-        <w:t>│</w:t>
-      </w:r>
-    </w:p>
-    <w:p>
-      <w:pPr>
-        <w:spacing w:after="0" w:line="240" w:lineRule="auto"/>
-        <w:rPr>
-          <w:noProof/>
-          <w:sz w:val="24"/>
-          <w:szCs w:val="24"/>
-        </w:rPr>
-      </w:pPr>
-      <w:r>
-        <w:rPr>
-          <w:noProof/>
-          <w:sz w:val="24"/>
-          <w:szCs w:val="24"/>
-        </w:rPr>
-        <w:t>TemporalPreprocessor</w:t>
-      </w:r>
-    </w:p>
-    <w:p>
-      <w:pPr>
-        <w:spacing w:after="0" w:line="240" w:lineRule="auto"/>
-        <w:rPr>
-          <w:noProof/>
-          <w:sz w:val="24"/>
-          <w:szCs w:val="24"/>
-        </w:rPr>
-      </w:pPr>
-      <w:r>
-        <w:rPr>
-          <w:noProof/>
-          <w:sz w:val="24"/>
-          <w:szCs w:val="24"/>
-        </w:rPr>
-        <w:t xml:space="preserve">      │         </w:t>
-      </w:r>
-      <w:r>
-        <w:rPr>
-          <w:noProof/>
-          <w:sz w:val="24"/>
-          <w:szCs w:val="24"/>
-        </w:rPr>
-        <w:t xml:space="preserve">             </w:t>
-      </w:r>
-      <w:r>
-        <w:rPr>
-          <w:noProof/>
-          <w:sz w:val="24"/>
-          <w:szCs w:val="24"/>
-        </w:rPr>
-        <w:t xml:space="preserve"> │</w:t>
-      </w:r>
-    </w:p>
-    <w:p>
-      <w:pPr>
-        <w:spacing w:after="0" w:line="240" w:lineRule="auto"/>
-        <w:rPr>
-          <w:noProof/>
-          <w:sz w:val="24"/>
-          <w:szCs w:val="24"/>
-        </w:rPr>
-      </w:pPr>
-      <w:r>
-        <w:rPr>
-          <w:noProof/>
-          <w:sz w:val="24"/>
-          <w:szCs w:val="24"/>
-        </w:rPr>
-        <w:t xml:space="preserve">      </w:t>
-      </w:r>
-      <w:r>
-        <w:rPr>
-          <w:rFonts w:ascii="Arial" w:hAnsi="Arial" w:cs="Arial"/>
-          <w:noProof/>
-          <w:sz w:val="24"/>
-          <w:szCs w:val="24"/>
-        </w:rPr>
-        <w:t>▼</w:t>
-      </w:r>
-      <w:r>
-        <w:rPr>
-          <w:noProof/>
-          <w:sz w:val="24"/>
-          <w:szCs w:val="24"/>
-        </w:rPr>
-        <w:t xml:space="preserve">          </w:t>
-      </w:r>
-      <w:r>
-        <w:rPr>
-          <w:noProof/>
-          <w:sz w:val="24"/>
-          <w:szCs w:val="24"/>
-        </w:rPr>
-        <w:t xml:space="preserve">           </w:t>
-      </w:r>
-      <w:r>
-        <w:rPr>
-          <w:rFonts w:ascii="Calibri" w:hAnsi="Calibri" w:cs="Calibri"/>
-          <w:noProof/>
-          <w:sz w:val="24"/>
-          <w:szCs w:val="24"/>
-        </w:rPr>
-        <w:t>│</w:t>
-      </w:r>
-    </w:p>
-    <w:p>
-      <w:pPr>
-        <w:spacing w:after="0" w:line="240" w:lineRule="auto"/>
-        <w:rPr>
-          <w:noProof/>
-          <w:sz w:val="24"/>
-          <w:szCs w:val="24"/>
-        </w:rPr>
-      </w:pPr>
-      <w:r>
-        <w:rPr>
-          <w:noProof/>
-          <w:sz w:val="24"/>
-          <w:szCs w:val="24"/>
-        </w:rPr>
-        <w:t>prepared TRAIN   │</w:t>
-      </w:r>
-    </w:p>
-    <w:p>
-      <w:pPr>
-        <w:spacing w:after="0" w:line="240" w:lineRule="auto"/>
-        <w:rPr>
-          <w:noProof/>
-          <w:sz w:val="24"/>
-          <w:szCs w:val="24"/>
-        </w:rPr>
-      </w:pPr>
-      <w:r>
-        <w:rPr>
-          <w:noProof/>
-          <w:sz w:val="24"/>
-          <w:szCs w:val="24"/>
-        </w:rPr>
-        <w:t xml:space="preserve">      │          </w:t>
-      </w:r>
-      <w:r>
-        <w:rPr>
-          <w:noProof/>
-          <w:sz w:val="24"/>
-          <w:szCs w:val="24"/>
-        </w:rPr>
-        <w:t xml:space="preserve">              </w:t>
-      </w:r>
-      <w:r>
-        <w:rPr>
-          <w:noProof/>
-          <w:sz w:val="24"/>
-          <w:szCs w:val="24"/>
-        </w:rPr>
-        <w:t>│</w:t>
-      </w:r>
-    </w:p>
-    <w:p>
-      <w:pPr>
-        <w:spacing w:after="0" w:line="240" w:lineRule="auto"/>
-        <w:rPr>
-          <w:noProof/>
-          <w:sz w:val="24"/>
-          <w:szCs w:val="24"/>
-        </w:rPr>
-      </w:pPr>
-      <w:r>
-        <w:rPr>
-          <w:noProof/>
-          <w:sz w:val="24"/>
-          <w:szCs w:val="24"/>
-        </w:rPr>
-        <w:t xml:space="preserve">      </w:t>
-      </w:r>
-      <w:r>
-        <w:rPr>
-          <w:rFonts w:ascii="Arial" w:hAnsi="Arial" w:cs="Arial"/>
-          <w:noProof/>
-          <w:sz w:val="24"/>
-          <w:szCs w:val="24"/>
-        </w:rPr>
-        <w:t>▼</w:t>
-      </w:r>
-      <w:r>
-        <w:rPr>
-          <w:noProof/>
-          <w:sz w:val="24"/>
-          <w:szCs w:val="24"/>
-        </w:rPr>
-        <w:t xml:space="preserve">          </w:t>
-      </w:r>
-      <w:r>
-        <w:rPr>
-          <w:noProof/>
-          <w:sz w:val="24"/>
-          <w:szCs w:val="24"/>
-        </w:rPr>
-        <w:t xml:space="preserve">            </w:t>
-      </w:r>
-      <w:r>
-        <w:rPr>
-          <w:rFonts w:ascii="Calibri" w:hAnsi="Calibri" w:cs="Calibri"/>
-          <w:noProof/>
-          <w:sz w:val="24"/>
-          <w:szCs w:val="24"/>
-        </w:rPr>
-        <w:t>│</w:t>
-      </w:r>
-    </w:p>
-    <w:p>
-      <w:pPr>
-        <w:spacing w:after="0" w:line="240" w:lineRule="auto"/>
-        <w:rPr>
-          <w:noProof/>
-          <w:sz w:val="24"/>
-          <w:szCs w:val="24"/>
-        </w:rPr>
-      </w:pPr>
-      <w:r>
-        <w:rPr>
-          <w:noProof/>
-          <w:sz w:val="24"/>
-          <w:szCs w:val="24"/>
-        </w:rPr>
-        <w:t xml:space="preserve">   model.fit()   </w:t>
-      </w:r>
-      <w:r>
-        <w:rPr>
-          <w:noProof/>
-          <w:sz w:val="24"/>
-          <w:szCs w:val="24"/>
-        </w:rPr>
-        <w:t xml:space="preserve">       </w:t>
-      </w:r>
-      <w:r>
-        <w:rPr>
-          <w:noProof/>
-          <w:sz w:val="24"/>
-          <w:szCs w:val="24"/>
-        </w:rPr>
-        <w:t>│</w:t>
-      </w:r>
-    </w:p>
-    <w:p>
-      <w:pPr>
-        <w:spacing w:after="0" w:line="240" w:lineRule="auto"/>
-        <w:rPr>
-          <w:noProof/>
-          <w:sz w:val="24"/>
-          <w:szCs w:val="24"/>
-        </w:rPr>
-      </w:pPr>
-      <w:r>
-        <w:rPr>
-          <w:noProof/>
-          <w:sz w:val="24"/>
-          <w:szCs w:val="24"/>
-        </w:rPr>
-        <w:t xml:space="preserve">      │          </w:t>
-      </w:r>
-      <w:r>
-        <w:rPr>
-          <w:noProof/>
-          <w:sz w:val="24"/>
-          <w:szCs w:val="24"/>
-        </w:rPr>
-        <w:t xml:space="preserve">              </w:t>
-      </w:r>
-      <w:r>
-        <w:rPr>
-          <w:noProof/>
-          <w:sz w:val="24"/>
-          <w:szCs w:val="24"/>
-        </w:rPr>
-        <w:t>│</w:t>
-      </w:r>
-    </w:p>
-    <w:p>
-      <w:pPr>
-        <w:spacing w:after="0" w:line="240" w:lineRule="auto"/>
-        <w:rPr>
-          <w:noProof/>
-          <w:sz w:val="24"/>
-          <w:szCs w:val="24"/>
-        </w:rPr>
-      </w:pPr>
-      <w:r>
-        <w:rPr>
-          <w:noProof/>
-          <w:sz w:val="24"/>
-          <w:szCs w:val="24"/>
-        </w:rPr>
-        <w:t xml:space="preserve">      └──────</w:t>
-      </w:r>
-      <w:r>
-        <w:rPr>
-          <w:rFonts w:ascii="MS Gothic" w:eastAsia="MS Gothic" w:hAnsi="MS Gothic" w:cs="MS Gothic" w:hint="eastAsia"/>
-          <w:noProof/>
-          <w:sz w:val="24"/>
-          <w:szCs w:val="24"/>
-        </w:rPr>
-        <w:t>┬</w:t>
-      </w:r>
-      <w:r>
-        <w:rPr>
-          <w:rFonts w:ascii="Calibri" w:hAnsi="Calibri" w:cs="Calibri"/>
-          <w:noProof/>
-          <w:sz w:val="24"/>
-          <w:szCs w:val="24"/>
-        </w:rPr>
-        <w:t>───┘</w:t>
-      </w:r>
-    </w:p>
-    <w:p>
-      <w:pPr>
-        <w:spacing w:after="0" w:line="240" w:lineRule="auto"/>
-        <w:rPr>
-          <w:noProof/>
-          <w:sz w:val="24"/>
-          <w:szCs w:val="24"/>
-        </w:rPr>
-      </w:pPr>
-      <w:r>
-        <w:rPr>
-          <w:noProof/>
-          <w:sz w:val="24"/>
-          <w:szCs w:val="24"/>
-        </w:rPr>
-        <w:t xml:space="preserve">             </w:t>
-      </w:r>
-      <w:r>
-        <w:rPr>
-          <w:noProof/>
-          <w:sz w:val="24"/>
-          <w:szCs w:val="24"/>
-        </w:rPr>
-        <w:t xml:space="preserve">        </w:t>
-      </w:r>
-      <w:r>
-        <w:rPr>
-          <w:rFonts w:ascii="Arial" w:hAnsi="Arial" w:cs="Arial"/>
-          <w:noProof/>
-          <w:sz w:val="24"/>
-          <w:szCs w:val="24"/>
-        </w:rPr>
-        <w:t>▼</w:t>
-      </w:r>
-    </w:p>
-    <w:p>
-      <w:pPr>
-        <w:spacing w:after="0" w:line="240" w:lineRule="auto"/>
-        <w:rPr>
-          <w:noProof/>
-          <w:sz w:val="24"/>
-          <w:szCs w:val="24"/>
-        </w:rPr>
-      </w:pPr>
-      <w:r>
-        <w:rPr>
-          <w:noProof/>
-          <w:sz w:val="24"/>
-          <w:szCs w:val="24"/>
-        </w:rPr>
-        <w:t xml:space="preserve">       model.predict()</w:t>
-      </w:r>
-    </w:p>
-    <w:p>
-      <w:pPr>
-        <w:spacing w:after="0" w:line="240" w:lineRule="auto"/>
-        <w:rPr>
-          <w:noProof/>
-          <w:sz w:val="24"/>
-          <w:szCs w:val="24"/>
-        </w:rPr>
-      </w:pPr>
-      <w:r>
-        <w:rPr>
-          <w:noProof/>
-          <w:sz w:val="24"/>
-          <w:szCs w:val="24"/>
-        </w:rPr>
-        <w:t xml:space="preserve">             </w:t>
-      </w:r>
-      <w:r>
-        <w:rPr>
-          <w:noProof/>
-          <w:sz w:val="24"/>
-          <w:szCs w:val="24"/>
-        </w:rPr>
-        <w:t xml:space="preserve">        </w:t>
-      </w:r>
-      <w:r>
-        <w:rPr>
-          <w:noProof/>
-          <w:sz w:val="24"/>
-          <w:szCs w:val="24"/>
-        </w:rPr>
-        <w:t>│</w:t>
-      </w:r>
-    </w:p>
-    <w:p>
-      <w:pPr>
-        <w:spacing w:after="0" w:line="240" w:lineRule="auto"/>
-        <w:rPr>
-          <w:noProof/>
-          <w:sz w:val="24"/>
-          <w:szCs w:val="24"/>
-        </w:rPr>
-      </w:pPr>
-      <w:r>
-        <w:rPr>
-          <w:noProof/>
-          <w:sz w:val="24"/>
-          <w:szCs w:val="24"/>
-        </w:rPr>
-        <w:t xml:space="preserve">             </w:t>
-      </w:r>
-      <w:r>
-        <w:rPr>
-          <w:noProof/>
-          <w:sz w:val="24"/>
-          <w:szCs w:val="24"/>
-        </w:rPr>
-        <w:t xml:space="preserve">       </w:t>
-      </w:r>
-      <w:r>
-        <w:rPr>
-          <w:rFonts w:ascii="Arial" w:hAnsi="Arial" w:cs="Arial"/>
-          <w:noProof/>
-          <w:sz w:val="24"/>
-          <w:szCs w:val="24"/>
-        </w:rPr>
-        <w:t>▼</w:t>
-      </w:r>
-    </w:p>
-    <w:p>
-      <w:pPr>
-        <w:spacing w:after="0" w:line="240" w:lineRule="auto"/>
-        <w:rPr>
-          <w:noProof/>
-          <w:sz w:val="24"/>
-          <w:szCs w:val="24"/>
-        </w:rPr>
-      </w:pPr>
-      <w:r>
-        <w:rPr>
-          <w:noProof/>
-          <w:sz w:val="24"/>
-          <w:szCs w:val="24"/>
-        </w:rPr>
-        <w:t xml:space="preserve">       EvaluationResult</w:t>
-      </w:r>
-    </w:p>
-    <w:p>
-      <w:pPr>
-        <w:spacing w:after="0" w:line="240" w:lineRule="auto"/>
-        <w:rPr>
-          <w:noProof/>
-          <w:sz w:val="24"/>
-          <w:szCs w:val="24"/>
-        </w:rPr>
-      </w:pPr>
-    </w:p>
-    <w:p>
-      <w:pPr>
-        <w:spacing w:after="0" w:line="240" w:lineRule="auto"/>
-        <w:rPr>
-          <w:b/>
-          <w:bCs/>
-          <w:noProof/>
-          <w:sz w:val="24"/>
-          <w:szCs w:val="24"/>
+      </w:pPr>
+      <w:r>
+        <w:rPr>
+          <w:b/>
+          <w:bCs/>
+          <w:noProof/>
+          <w:sz w:val="28"/>
+          <w:szCs w:val="28"/>
           <w:u w:val="single"/>
         </w:rPr>
-      </w:pPr>
-      <w:r>
-        <w:rPr>
-          <w:b/>
-          <w:bCs/>
-          <w:noProof/>
-          <w:sz w:val="24"/>
-          <w:szCs w:val="24"/>
+        <w:t>Enforced framework contract:</w:t>
+      </w:r>
+    </w:p>
+    <w:p>
+      <w:pPr>
+        <w:spacing w:after="0" w:line="240" w:lineRule="auto"/>
+        <w:rPr>
+          <w:noProof/>
+          <w:sz w:val="24"/>
+          <w:szCs w:val="24"/>
+        </w:rPr>
+      </w:pPr>
+    </w:p>
+    <w:p>
+      <w:pPr>
+        <w:spacing w:after="0" w:line="240" w:lineRule="auto"/>
+        <w:rPr>
+          <w:noProof/>
+          <w:sz w:val="24"/>
+          <w:szCs w:val="24"/>
+        </w:rPr>
+      </w:pPr>
+      <w:r>
+        <w:rPr>
+          <w:noProof/>
+          <w:sz w:val="24"/>
+          <w:szCs w:val="24"/>
+        </w:rPr>
+        <w:t>1. preprocessing happens after the split</w:t>
+      </w:r>
+    </w:p>
+    <w:p>
+      <w:pPr>
+        <w:spacing w:after="0" w:line="240" w:lineRule="auto"/>
+        <w:rPr>
+          <w:noProof/>
+          <w:sz w:val="24"/>
+          <w:szCs w:val="24"/>
+        </w:rPr>
+      </w:pPr>
+      <w:r>
+        <w:rPr>
+          <w:noProof/>
+          <w:sz w:val="24"/>
+          <w:szCs w:val="24"/>
+        </w:rPr>
+        <w:t>2. only training rows reach the preprocessor</w:t>
+      </w:r>
+    </w:p>
+    <w:p>
+      <w:pPr>
+        <w:spacing w:after="0" w:line="240" w:lineRule="auto"/>
+        <w:rPr>
+          <w:noProof/>
+          <w:sz w:val="24"/>
+          <w:szCs w:val="24"/>
+        </w:rPr>
+      </w:pPr>
+      <w:r>
+        <w:rPr>
+          <w:noProof/>
+          <w:sz w:val="24"/>
+          <w:szCs w:val="24"/>
+        </w:rPr>
+        <w:t>3. holdout actual values remain unchanged</w:t>
+      </w:r>
+    </w:p>
+    <w:p>
+      <w:pPr>
+        <w:spacing w:after="0" w:line="240" w:lineRule="auto"/>
+        <w:rPr>
+          <w:noProof/>
+          <w:sz w:val="24"/>
+          <w:szCs w:val="24"/>
+        </w:rPr>
+      </w:pPr>
+      <w:r>
+        <w:rPr>
+          <w:noProof/>
+          <w:sz w:val="24"/>
+          <w:szCs w:val="24"/>
+        </w:rPr>
+        <w:t>4. a training missing period is filled</w:t>
+      </w:r>
+    </w:p>
+    <w:p>
+      <w:pPr>
+        <w:spacing w:after="0" w:line="240" w:lineRule="auto"/>
+        <w:rPr>
+          <w:noProof/>
+          <w:sz w:val="24"/>
+          <w:szCs w:val="24"/>
+        </w:rPr>
+      </w:pPr>
+      <w:r>
+        <w:rPr>
+          <w:noProof/>
+          <w:sz w:val="24"/>
+          <w:szCs w:val="24"/>
+        </w:rPr>
+        <w:t>5. the original canonical dataset remains unchanged</w:t>
+      </w:r>
+    </w:p>
+    <w:p>
+      <w:pPr>
+        <w:spacing w:after="0" w:line="240" w:lineRule="auto"/>
+        <w:rPr>
+          <w:noProof/>
+          <w:sz w:val="24"/>
+          <w:szCs w:val="24"/>
+        </w:rPr>
+      </w:pPr>
+      <w:r>
+        <w:rPr>
+          <w:noProof/>
+          <w:sz w:val="24"/>
+          <w:szCs w:val="24"/>
+        </w:rPr>
+        <w:t>6. evaluation still works without a preprocessor</w:t>
+      </w:r>
+    </w:p>
+    <w:p>
+      <w:pPr>
+        <w:spacing w:after="0" w:line="240" w:lineRule="auto"/>
+        <w:rPr>
+          <w:noProof/>
+          <w:sz w:val="24"/>
+          <w:szCs w:val="24"/>
+        </w:rPr>
+      </w:pPr>
+      <w:r>
+        <w:rPr>
+          <w:noProof/>
+          <w:sz w:val="24"/>
+          <w:szCs w:val="24"/>
+        </w:rPr>
+        <w:t>7. existing ARIMA evaluation remains backward-compatible</w:t>
+      </w:r>
+    </w:p>
+    <w:p>
+      <w:pPr>
+        <w:spacing w:after="0" w:line="240" w:lineRule="auto"/>
+        <w:rPr>
+          <w:b/>
+          <w:bCs/>
+          <w:noProof/>
+          <w:sz w:val="24"/>
+          <w:szCs w:val="24"/>
+        </w:rPr>
+      </w:pPr>
+    </w:p>
+    <w:p>
+      <w:pPr>
+        <w:spacing w:after="0" w:line="240" w:lineRule="auto"/>
+        <w:rPr>
+          <w:b/>
+          <w:bCs/>
+          <w:noProof/>
+          <w:sz w:val="28"/>
+          <w:szCs w:val="28"/>
           <w:u w:val="single"/>
         </w:rPr>
-        <w:t>The critical invariant is:</w:t>
-      </w:r>
-    </w:p>
-    <w:p>
-      <w:pPr>
-        <w:spacing w:after="0" w:line="240" w:lineRule="auto"/>
-        <w:rPr>
-          <w:noProof/>
-          <w:sz w:val="24"/>
-          <w:szCs w:val="24"/>
-        </w:rPr>
-      </w:pPr>
-      <w:r>
-        <w:rPr>
-          <w:noProof/>
-          <w:sz w:val="24"/>
-          <w:szCs w:val="24"/>
-        </w:rPr>
-        <w:t>The validation/holdout partition must never be passed to TemporalPreprocessor before model prediction.</w:t>
-      </w:r>
-    </w:p>
-    <w:p>
-      <w:pPr>
-        <w:spacing w:after="0" w:line="240" w:lineRule="auto"/>
-        <w:rPr>
-          <w:noProof/>
-          <w:sz w:val="24"/>
-          <w:szCs w:val="24"/>
-        </w:rPr>
-      </w:pPr>
-    </w:p>
-    <w:p>
-      <w:pPr>
-        <w:spacing w:after="0" w:line="240" w:lineRule="auto"/>
-        <w:rPr>
-          <w:noProof/>
-          <w:sz w:val="24"/>
-          <w:szCs w:val="24"/>
-        </w:rPr>
-      </w:pPr>
-    </w:p>
-    <w:p>
-      <w:pPr>
-        <w:spacing w:after="0" w:line="240" w:lineRule="auto"/>
-        <w:rPr>
-          <w:noProof/>
-          <w:sz w:val="24"/>
-          <w:szCs w:val="24"/>
-        </w:rPr>
-      </w:pPr>
-    </w:p>
-    <w:p>
-      <w:pPr>
-        <w:spacing w:after="0" w:line="240" w:lineRule="auto"/>
-        <w:rPr>
-          <w:noProof/>
-          <w:sz w:val="24"/>
-          <w:szCs w:val="24"/>
-        </w:rPr>
-      </w:pPr>
-    </w:p>
-    <w:p>
-      <w:pPr>
-        <w:spacing w:after="0" w:line="240" w:lineRule="auto"/>
-        <w:rPr>
-          <w:noProof/>
-          <w:sz w:val="24"/>
-          <w:szCs w:val="24"/>
-        </w:rPr>
-      </w:pPr>
-    </w:p>
-    <w:p>
-      <w:pPr>
-        <w:spacing w:after="0" w:line="240" w:lineRule="auto"/>
+      </w:pPr>
+      <w:r>
         <w:rPr>
           <w:b/>
           <w:bCs/>
@@ -34670,222 +34839,7 @@
           <w:szCs w:val="28"/>
           <w:u w:val="single"/>
         </w:rPr>
-      </w:pPr>
-      <w:r>
-        <w:rPr>
-          <w:b/>
-          <w:bCs/>
-          <w:noProof/>
-          <w:sz w:val="28"/>
-          <w:szCs w:val="28"/>
-          <w:u w:val="single"/>
-        </w:rPr>
-        <w:t>E</w:t>
-      </w:r>
-      <w:r>
-        <w:rPr>
-          <w:b/>
-          <w:bCs/>
-          <w:noProof/>
-          <w:sz w:val="28"/>
-          <w:szCs w:val="28"/>
-          <w:u w:val="single"/>
-        </w:rPr>
-        <w:t>nforced framework contract</w:t>
-      </w:r>
-      <w:r>
-        <w:rPr>
-          <w:b/>
-          <w:bCs/>
-          <w:noProof/>
-          <w:sz w:val="28"/>
-          <w:szCs w:val="28"/>
-          <w:u w:val="single"/>
-        </w:rPr>
-        <w:t>:</w:t>
-      </w:r>
-    </w:p>
-    <w:p>
-      <w:pPr>
-        <w:spacing w:after="0" w:line="240" w:lineRule="auto"/>
-        <w:rPr>
-          <w:noProof/>
-          <w:sz w:val="24"/>
-          <w:szCs w:val="24"/>
-        </w:rPr>
-      </w:pPr>
-    </w:p>
-    <w:p>
-      <w:pPr>
-        <w:spacing w:after="0" w:line="240" w:lineRule="auto"/>
-        <w:rPr>
-          <w:noProof/>
-          <w:sz w:val="24"/>
-          <w:szCs w:val="24"/>
-        </w:rPr>
-      </w:pPr>
-      <w:r>
-        <w:rPr>
-          <w:noProof/>
-          <w:sz w:val="24"/>
-          <w:szCs w:val="24"/>
-        </w:rPr>
-        <w:t>1. preprocessing happens after the split</w:t>
-      </w:r>
-    </w:p>
-    <w:p>
-      <w:pPr>
-        <w:spacing w:after="0" w:line="240" w:lineRule="auto"/>
-        <w:rPr>
-          <w:noProof/>
-          <w:sz w:val="24"/>
-          <w:szCs w:val="24"/>
-        </w:rPr>
-      </w:pPr>
-      <w:r>
-        <w:rPr>
-          <w:noProof/>
-          <w:sz w:val="24"/>
-          <w:szCs w:val="24"/>
-        </w:rPr>
-        <w:t>2. only training rows reach the preprocessor</w:t>
-      </w:r>
-    </w:p>
-    <w:p>
-      <w:pPr>
-        <w:spacing w:after="0" w:line="240" w:lineRule="auto"/>
-        <w:rPr>
-          <w:noProof/>
-          <w:sz w:val="24"/>
-          <w:szCs w:val="24"/>
-        </w:rPr>
-      </w:pPr>
-      <w:r>
-        <w:rPr>
-          <w:noProof/>
-          <w:sz w:val="24"/>
-          <w:szCs w:val="24"/>
-        </w:rPr>
-        <w:t>3. holdout actual values remain unchanged</w:t>
-      </w:r>
-    </w:p>
-    <w:p>
-      <w:pPr>
-        <w:spacing w:after="0" w:line="240" w:lineRule="auto"/>
-        <w:rPr>
-          <w:noProof/>
-          <w:sz w:val="24"/>
-          <w:szCs w:val="24"/>
-        </w:rPr>
-      </w:pPr>
-      <w:r>
-        <w:rPr>
-          <w:noProof/>
-          <w:sz w:val="24"/>
-          <w:szCs w:val="24"/>
-        </w:rPr>
-        <w:t>4. a training missing period is filled</w:t>
-      </w:r>
-    </w:p>
-    <w:p>
-      <w:pPr>
-        <w:spacing w:after="0" w:line="240" w:lineRule="auto"/>
-        <w:rPr>
-          <w:noProof/>
-          <w:sz w:val="24"/>
-          <w:szCs w:val="24"/>
-        </w:rPr>
-      </w:pPr>
-      <w:r>
-        <w:rPr>
-          <w:noProof/>
-          <w:sz w:val="24"/>
-          <w:szCs w:val="24"/>
-        </w:rPr>
-        <w:t>5. the original canonical dataset remains unchanged</w:t>
-      </w:r>
-    </w:p>
-    <w:p>
-      <w:pPr>
-        <w:spacing w:after="0" w:line="240" w:lineRule="auto"/>
-        <w:rPr>
-          <w:noProof/>
-          <w:sz w:val="24"/>
-          <w:szCs w:val="24"/>
-        </w:rPr>
-      </w:pPr>
-      <w:r>
-        <w:rPr>
-          <w:noProof/>
-          <w:sz w:val="24"/>
-          <w:szCs w:val="24"/>
-        </w:rPr>
-        <w:t>6. evaluation still works without a preprocessor</w:t>
-      </w:r>
-    </w:p>
-    <w:p>
-      <w:pPr>
-        <w:spacing w:after="0" w:line="240" w:lineRule="auto"/>
-        <w:rPr>
-          <w:noProof/>
-          <w:sz w:val="24"/>
-          <w:szCs w:val="24"/>
-        </w:rPr>
-      </w:pPr>
-      <w:r>
-        <w:rPr>
-          <w:noProof/>
-          <w:sz w:val="24"/>
-          <w:szCs w:val="24"/>
-        </w:rPr>
-        <w:t>7. existing ARIMA evaluation remains backward-compatible</w:t>
-      </w:r>
-    </w:p>
-    <w:p>
-      <w:pPr>
-        <w:spacing w:after="0" w:line="240" w:lineRule="auto"/>
-        <w:rPr>
-          <w:b/>
-          <w:bCs/>
-          <w:noProof/>
-          <w:sz w:val="24"/>
-          <w:szCs w:val="24"/>
-        </w:rPr>
-      </w:pPr>
-    </w:p>
-    <w:p>
-      <w:pPr>
-        <w:spacing w:after="0" w:line="240" w:lineRule="auto"/>
-        <w:rPr>
-          <w:b/>
-          <w:bCs/>
-          <w:noProof/>
-          <w:sz w:val="28"/>
-          <w:szCs w:val="28"/>
-          <w:u w:val="single"/>
-        </w:rPr>
-      </w:pPr>
-      <w:r>
-        <w:rPr>
-          <w:b/>
-          <w:bCs/>
-          <w:noProof/>
-          <w:sz w:val="28"/>
-          <w:szCs w:val="28"/>
-          <w:u w:val="single"/>
-        </w:rPr>
-        <w:t>Leakage-Safe Evaluation Integration</w:t>
-      </w:r>
-      <w:r>
-        <w:rPr>
-          <w:b/>
-          <w:bCs/>
-          <w:noProof/>
-          <w:sz w:val="28"/>
-          <w:szCs w:val="28"/>
-          <w:u w:val="single"/>
-        </w:rPr>
-        <w:t>:</w:t>
+        <w:t>Leakage-Safe Evaluation Integration:</w:t>
       </w:r>
     </w:p>
     <w:p>
@@ -36185,9 +36139,752 @@
           <w:szCs w:val="28"/>
           <w:u w:val="single"/>
         </w:rPr>
-        <w:t>‘demo_kalman’</w:t>
-      </w:r>
-      <w:r>
+        <w:t>‘demo_kalman’:</w:t>
+      </w:r>
+    </w:p>
+    <w:p>
+      <w:pPr>
+        <w:spacing w:after="0" w:line="240" w:lineRule="auto"/>
+        <w:rPr>
+          <w:noProof/>
+          <w:sz w:val="24"/>
+          <w:szCs w:val="24"/>
+        </w:rPr>
+      </w:pPr>
+    </w:p>
+    <w:p>
+      <w:pPr>
+        <w:spacing w:after="0" w:line="240" w:lineRule="auto"/>
+        <w:rPr>
+          <w:noProof/>
+          <w:sz w:val="24"/>
+          <w:szCs w:val="24"/>
+        </w:rPr>
+      </w:pPr>
+      <w:r>
+        <w:rPr>
+          <w:noProof/>
+          <w:sz w:val="24"/>
+          <w:szCs w:val="24"/>
+        </w:rPr>
+        <w:t>dataset</w:t>
+      </w:r>
+    </w:p>
+    <w:p>
+      <w:pPr>
+        <w:spacing w:after="0" w:line="240" w:lineRule="auto"/>
+        <w:rPr>
+          <w:noProof/>
+          <w:sz w:val="24"/>
+          <w:szCs w:val="24"/>
+        </w:rPr>
+      </w:pPr>
+      <w:r>
+        <w:rPr>
+          <w:noProof/>
+          <w:sz w:val="24"/>
+          <w:szCs w:val="24"/>
+        </w:rPr>
+        <w:t>│</w:t>
+      </w:r>
+    </w:p>
+    <w:p>
+      <w:pPr>
+        <w:spacing w:after="0" w:line="240" w:lineRule="auto"/>
+        <w:rPr>
+          <w:noProof/>
+          <w:sz w:val="24"/>
+          <w:szCs w:val="24"/>
+        </w:rPr>
+      </w:pPr>
+      <w:r>
+        <w:rPr>
+          <w:rFonts w:ascii="MS Gothic" w:eastAsia="MS Gothic" w:hAnsi="MS Gothic" w:cs="MS Gothic" w:hint="eastAsia"/>
+          <w:noProof/>
+          <w:sz w:val="24"/>
+          <w:szCs w:val="24"/>
+        </w:rPr>
+        <w:t>├</w:t>
+      </w:r>
+      <w:r>
+        <w:rPr>
+          <w:rFonts w:ascii="Calibri" w:hAnsi="Calibri" w:cs="Calibri"/>
+          <w:noProof/>
+          <w:sz w:val="24"/>
+          <w:szCs w:val="24"/>
+        </w:rPr>
+        <w:t>──</w:t>
+      </w:r>
+      <w:r>
+        <w:rPr>
+          <w:noProof/>
+          <w:sz w:val="24"/>
+          <w:szCs w:val="24"/>
+        </w:rPr>
+        <w:t xml:space="preserve"> evaluation_model</w:t>
+      </w:r>
+    </w:p>
+    <w:p>
+      <w:pPr>
+        <w:spacing w:after="0" w:line="240" w:lineRule="auto"/>
+        <w:rPr>
+          <w:noProof/>
+          <w:sz w:val="24"/>
+          <w:szCs w:val="24"/>
+        </w:rPr>
+      </w:pPr>
+      <w:r>
+        <w:rPr>
+          <w:noProof/>
+          <w:sz w:val="24"/>
+          <w:szCs w:val="24"/>
+        </w:rPr>
+        <w:t>│      ↓</w:t>
+      </w:r>
+    </w:p>
+    <w:p>
+      <w:pPr>
+        <w:spacing w:after="0" w:line="240" w:lineRule="auto"/>
+        <w:rPr>
+          <w:noProof/>
+          <w:sz w:val="24"/>
+          <w:szCs w:val="24"/>
+        </w:rPr>
+      </w:pPr>
+      <w:r>
+        <w:rPr>
+          <w:noProof/>
+          <w:sz w:val="24"/>
+          <w:szCs w:val="24"/>
+        </w:rPr>
+        <w:t>│   ForecastEvaluator</w:t>
+      </w:r>
+    </w:p>
+    <w:p>
+      <w:pPr>
+        <w:spacing w:after="0" w:line="240" w:lineRule="auto"/>
+        <w:rPr>
+          <w:noProof/>
+          <w:sz w:val="24"/>
+          <w:szCs w:val="24"/>
+        </w:rPr>
+      </w:pPr>
+      <w:r>
+        <w:rPr>
+          <w:noProof/>
+          <w:sz w:val="24"/>
+          <w:szCs w:val="24"/>
+        </w:rPr>
+        <w:t>│      ↓</w:t>
+      </w:r>
+    </w:p>
+    <w:p>
+      <w:pPr>
+        <w:spacing w:after="0" w:line="240" w:lineRule="auto"/>
+        <w:rPr>
+          <w:noProof/>
+          <w:sz w:val="24"/>
+          <w:szCs w:val="24"/>
+        </w:rPr>
+      </w:pPr>
+      <w:r>
+        <w:rPr>
+          <w:noProof/>
+          <w:sz w:val="24"/>
+          <w:szCs w:val="24"/>
+        </w:rPr>
+        <w:t>│   train-only preprocessing</w:t>
+      </w:r>
+    </w:p>
+    <w:p>
+      <w:pPr>
+        <w:spacing w:after="0" w:line="240" w:lineRule="auto"/>
+        <w:rPr>
+          <w:noProof/>
+          <w:sz w:val="24"/>
+          <w:szCs w:val="24"/>
+        </w:rPr>
+      </w:pPr>
+      <w:r>
+        <w:rPr>
+          <w:noProof/>
+          <w:sz w:val="24"/>
+          <w:szCs w:val="24"/>
+        </w:rPr>
+        <w:t>│      ↓</w:t>
+      </w:r>
+    </w:p>
+    <w:p>
+      <w:pPr>
+        <w:spacing w:after="0" w:line="240" w:lineRule="auto"/>
+        <w:rPr>
+          <w:noProof/>
+          <w:sz w:val="24"/>
+          <w:szCs w:val="24"/>
+        </w:rPr>
+      </w:pPr>
+      <w:r>
+        <w:rPr>
+          <w:noProof/>
+          <w:sz w:val="24"/>
+          <w:szCs w:val="24"/>
+        </w:rPr>
+        <w:t>│   holdout evaluation</w:t>
+      </w:r>
+    </w:p>
+    <w:p>
+      <w:pPr>
+        <w:spacing w:after="0" w:line="240" w:lineRule="auto"/>
+        <w:rPr>
+          <w:noProof/>
+          <w:sz w:val="24"/>
+          <w:szCs w:val="24"/>
+        </w:rPr>
+      </w:pPr>
+      <w:r>
+        <w:rPr>
+          <w:noProof/>
+          <w:sz w:val="24"/>
+          <w:szCs w:val="24"/>
+        </w:rPr>
+        <w:t>│</w:t>
+      </w:r>
+    </w:p>
+    <w:p>
+      <w:pPr>
+        <w:spacing w:after="0" w:line="240" w:lineRule="auto"/>
+        <w:rPr>
+          <w:noProof/>
+          <w:sz w:val="24"/>
+          <w:szCs w:val="24"/>
+        </w:rPr>
+      </w:pPr>
+      <w:r>
+        <w:rPr>
+          <w:noProof/>
+          <w:sz w:val="24"/>
+          <w:szCs w:val="24"/>
+        </w:rPr>
+        <w:t>└── model</w:t>
+      </w:r>
+    </w:p>
+    <w:p>
+      <w:pPr>
+        <w:spacing w:after="0" w:line="240" w:lineRule="auto"/>
+        <w:rPr>
+          <w:noProof/>
+          <w:sz w:val="24"/>
+          <w:szCs w:val="24"/>
+        </w:rPr>
+      </w:pPr>
+      <w:r>
+        <w:rPr>
+          <w:noProof/>
+          <w:sz w:val="24"/>
+          <w:szCs w:val="24"/>
+        </w:rPr>
+        <w:t xml:space="preserve">       ↓</w:t>
+      </w:r>
+    </w:p>
+    <w:p>
+      <w:pPr>
+        <w:spacing w:after="0" w:line="240" w:lineRule="auto"/>
+        <w:rPr>
+          <w:noProof/>
+          <w:sz w:val="24"/>
+          <w:szCs w:val="24"/>
+        </w:rPr>
+      </w:pPr>
+      <w:r>
+        <w:rPr>
+          <w:noProof/>
+          <w:sz w:val="24"/>
+          <w:szCs w:val="24"/>
+        </w:rPr>
+        <w:t xml:space="preserve">   full-data preprocessing</w:t>
+      </w:r>
+    </w:p>
+    <w:p>
+      <w:pPr>
+        <w:spacing w:after="0" w:line="240" w:lineRule="auto"/>
+        <w:rPr>
+          <w:noProof/>
+          <w:sz w:val="24"/>
+          <w:szCs w:val="24"/>
+        </w:rPr>
+      </w:pPr>
+      <w:r>
+        <w:rPr>
+          <w:noProof/>
+          <w:sz w:val="24"/>
+          <w:szCs w:val="24"/>
+        </w:rPr>
+        <w:t xml:space="preserve">       ↓</w:t>
+      </w:r>
+    </w:p>
+    <w:p>
+      <w:pPr>
+        <w:spacing w:after="0" w:line="240" w:lineRule="auto"/>
+        <w:rPr>
+          <w:noProof/>
+          <w:sz w:val="24"/>
+          <w:szCs w:val="24"/>
+        </w:rPr>
+      </w:pPr>
+      <w:r>
+        <w:rPr>
+          <w:noProof/>
+          <w:sz w:val="24"/>
+          <w:szCs w:val="24"/>
+        </w:rPr>
+        <w:t xml:space="preserve">   final future forecast</w:t>
+      </w:r>
+    </w:p>
+    <w:p>
+      <w:pPr>
+        <w:spacing w:after="0" w:line="240" w:lineRule="auto"/>
+        <w:rPr>
+          <w:noProof/>
+          <w:sz w:val="24"/>
+          <w:szCs w:val="24"/>
+        </w:rPr>
+      </w:pPr>
+    </w:p>
+    <w:p>
+      <w:pPr>
+        <w:spacing w:after="0" w:line="240" w:lineRule="auto"/>
+        <w:rPr>
+          <w:noProof/>
+          <w:sz w:val="24"/>
+          <w:szCs w:val="24"/>
+        </w:rPr>
+      </w:pPr>
+    </w:p>
+    <w:p>
+      <w:pPr>
+        <w:spacing w:after="0" w:line="240" w:lineRule="auto"/>
+        <w:rPr>
+          <w:b/>
+          <w:bCs/>
+          <w:noProof/>
+          <w:sz w:val="24"/>
+          <w:szCs w:val="24"/>
+        </w:rPr>
+      </w:pPr>
+      <w:r>
+        <w:rPr>
+          <w:b/>
+          <w:bCs/>
+          <w:noProof/>
+          <w:sz w:val="24"/>
+          <w:szCs w:val="24"/>
+        </w:rPr>
+        <w:t>ReportWriter</w:t>
+      </w:r>
+    </w:p>
+    <w:p>
+      <w:pPr>
+        <w:spacing w:after="0" w:line="240" w:lineRule="auto"/>
+        <w:rPr>
+          <w:noProof/>
+          <w:sz w:val="24"/>
+          <w:szCs w:val="24"/>
+        </w:rPr>
+      </w:pPr>
+      <w:r>
+        <w:rPr>
+          <w:noProof/>
+          <w:sz w:val="24"/>
+          <w:szCs w:val="24"/>
+        </w:rPr>
+        <w:t xml:space="preserve">    → evaluation_result</w:t>
+      </w:r>
+    </w:p>
+    <w:p>
+      <w:pPr>
+        <w:spacing w:after="0" w:line="240" w:lineRule="auto"/>
+        <w:rPr>
+          <w:noProof/>
+          <w:sz w:val="24"/>
+          <w:szCs w:val="24"/>
+        </w:rPr>
+      </w:pPr>
+    </w:p>
+    <w:p>
+      <w:pPr>
+        <w:spacing w:after="0" w:line="240" w:lineRule="auto"/>
+        <w:rPr>
+          <w:b/>
+          <w:bCs/>
+          <w:noProof/>
+          <w:sz w:val="24"/>
+          <w:szCs w:val="24"/>
+        </w:rPr>
+      </w:pPr>
+      <w:r>
+        <w:rPr>
+          <w:b/>
+          <w:bCs/>
+          <w:noProof/>
+          <w:sz w:val="24"/>
+          <w:szCs w:val="24"/>
+        </w:rPr>
+        <w:t>ForecastPlot</w:t>
+      </w:r>
+    </w:p>
+    <w:p>
+      <w:pPr>
+        <w:spacing w:after="0" w:line="240" w:lineRule="auto"/>
+        <w:rPr>
+          <w:noProof/>
+          <w:sz w:val="24"/>
+          <w:szCs w:val="24"/>
+        </w:rPr>
+      </w:pPr>
+      <w:r>
+        <w:rPr>
+          <w:noProof/>
+          <w:sz w:val="24"/>
+          <w:szCs w:val="24"/>
+        </w:rPr>
+        <w:t xml:space="preserve">    → evaluation_payload</w:t>
+      </w:r>
+    </w:p>
+    <w:p>
+      <w:pPr>
+        <w:spacing w:after="0" w:line="240" w:lineRule="auto"/>
+        <w:rPr>
+          <w:noProof/>
+          <w:sz w:val="24"/>
+          <w:szCs w:val="24"/>
+        </w:rPr>
+      </w:pPr>
+    </w:p>
+    <w:p>
+      <w:pPr>
+        <w:spacing w:after="0" w:line="240" w:lineRule="auto"/>
+        <w:rPr>
+          <w:b/>
+          <w:bCs/>
+          <w:noProof/>
+          <w:sz w:val="24"/>
+          <w:szCs w:val="24"/>
+        </w:rPr>
+      </w:pPr>
+      <w:r>
+        <w:rPr>
+          <w:b/>
+          <w:bCs/>
+          <w:noProof/>
+          <w:sz w:val="24"/>
+          <w:szCs w:val="24"/>
+        </w:rPr>
+        <w:t>evaluation.json</w:t>
+      </w:r>
+    </w:p>
+    <w:p>
+      <w:pPr>
+        <w:spacing w:after="0" w:line="240" w:lineRule="auto"/>
+        <w:rPr>
+          <w:noProof/>
+          <w:sz w:val="24"/>
+          <w:szCs w:val="24"/>
+        </w:rPr>
+      </w:pPr>
+      <w:r>
+        <w:rPr>
+          <w:noProof/>
+          <w:sz w:val="24"/>
+          <w:szCs w:val="24"/>
+        </w:rPr>
+        <w:t xml:space="preserve">    → evaluation_payload</w:t>
+      </w:r>
+    </w:p>
+    <w:p>
+      <w:pPr>
+        <w:spacing w:after="0" w:line="240" w:lineRule="auto"/>
+        <w:rPr>
+          <w:noProof/>
+          <w:sz w:val="24"/>
+          <w:szCs w:val="24"/>
+        </w:rPr>
+      </w:pPr>
+    </w:p>
+    <w:p>
+      <w:pPr>
+        <w:spacing w:after="0" w:line="240" w:lineRule="auto"/>
+        <w:rPr>
+          <w:noProof/>
+          <w:sz w:val="24"/>
+          <w:szCs w:val="24"/>
+        </w:rPr>
+      </w:pPr>
+    </w:p>
+    <w:p>
+      <w:pPr>
+        <w:spacing w:after="0" w:line="240" w:lineRule="auto"/>
+        <w:rPr>
+          <w:noProof/>
+          <w:sz w:val="24"/>
+          <w:szCs w:val="24"/>
+        </w:rPr>
+      </w:pPr>
+      <w:r>
+        <w:rPr>
+          <w:noProof/>
+          <w:sz w:val="24"/>
+          <w:szCs w:val="24"/>
+        </w:rPr>
+        <w:t>datasets/raw/</w:t>
+      </w:r>
+    </w:p>
+    <w:p>
+      <w:pPr>
+        <w:spacing w:after="0" w:line="240" w:lineRule="auto"/>
+        <w:rPr>
+          <w:noProof/>
+          <w:sz w:val="24"/>
+          <w:szCs w:val="24"/>
+        </w:rPr>
+      </w:pPr>
+      <w:r>
+        <w:rPr>
+          <w:noProof/>
+          <w:sz w:val="24"/>
+          <w:szCs w:val="24"/>
+        </w:rPr>
+        <w:t xml:space="preserve">    + SmartDatasetLoader</w:t>
+      </w:r>
+    </w:p>
+    <w:p>
+      <w:pPr>
+        <w:spacing w:after="0" w:line="240" w:lineRule="auto"/>
+        <w:rPr>
+          <w:noProof/>
+          <w:sz w:val="24"/>
+          <w:szCs w:val="24"/>
+        </w:rPr>
+      </w:pPr>
+      <w:r>
+        <w:rPr>
+          <w:noProof/>
+          <w:sz w:val="24"/>
+          <w:szCs w:val="24"/>
+        </w:rPr>
+        <w:t xml:space="preserve">        ↓</w:t>
+      </w:r>
+    </w:p>
+    <w:p>
+      <w:pPr>
+        <w:spacing w:after="0" w:line="240" w:lineRule="auto"/>
+        <w:rPr>
+          <w:b/>
+          <w:bCs/>
+          <w:noProof/>
+          <w:sz w:val="24"/>
+          <w:szCs w:val="24"/>
+        </w:rPr>
+      </w:pPr>
+      <w:r>
+        <w:rPr>
+          <w:b/>
+          <w:bCs/>
+          <w:noProof/>
+          <w:sz w:val="24"/>
+          <w:szCs w:val="24"/>
+        </w:rPr>
+        <w:t>BatteryDataset(df)</w:t>
+      </w:r>
+    </w:p>
+    <w:p>
+      <w:pPr>
+        <w:spacing w:after="0" w:line="240" w:lineRule="auto"/>
+        <w:rPr>
+          <w:noProof/>
+          <w:sz w:val="24"/>
+          <w:szCs w:val="24"/>
+        </w:rPr>
+      </w:pPr>
+    </w:p>
+    <w:p>
+      <w:pPr>
+        <w:spacing w:after="0" w:line="240" w:lineRule="auto"/>
+        <w:rPr>
+          <w:noProof/>
+          <w:sz w:val="24"/>
+          <w:szCs w:val="24"/>
+        </w:rPr>
+      </w:pPr>
+      <w:r>
+        <w:rPr>
+          <w:noProof/>
+          <w:sz w:val="24"/>
+          <w:szCs w:val="24"/>
+        </w:rPr>
+        <w:t>becomes</w:t>
+      </w:r>
+    </w:p>
+    <w:p>
+      <w:pPr>
+        <w:spacing w:after="0" w:line="240" w:lineRule="auto"/>
+        <w:rPr>
+          <w:noProof/>
+          <w:sz w:val="24"/>
+          <w:szCs w:val="24"/>
+        </w:rPr>
+      </w:pPr>
+    </w:p>
+    <w:p>
+      <w:pPr>
+        <w:spacing w:after="0" w:line="240" w:lineRule="auto"/>
+        <w:rPr>
+          <w:noProof/>
+          <w:sz w:val="24"/>
+          <w:szCs w:val="24"/>
+        </w:rPr>
+      </w:pPr>
+      <w:r>
+        <w:rPr>
+          <w:noProof/>
+          <w:sz w:val="24"/>
+          <w:szCs w:val="24"/>
+        </w:rPr>
+        <w:t>datasets/processed/</w:t>
+      </w:r>
+    </w:p>
+    <w:p>
+      <w:pPr>
+        <w:spacing w:after="0" w:line="240" w:lineRule="auto"/>
+        <w:rPr>
+          <w:b/>
+          <w:bCs/>
+          <w:noProof/>
+          <w:sz w:val="24"/>
+          <w:szCs w:val="24"/>
+        </w:rPr>
+      </w:pPr>
+      <w:r>
+        <w:rPr>
+          <w:b/>
+          <w:bCs/>
+          <w:noProof/>
+          <w:sz w:val="24"/>
+          <w:szCs w:val="24"/>
+        </w:rPr>
+        <w:t xml:space="preserve">    + BatteryDataset.from_processed_csv()</w:t>
+      </w:r>
+    </w:p>
+    <w:p>
+      <w:pPr>
+        <w:spacing w:after="0" w:line="240" w:lineRule="auto"/>
+        <w:rPr>
+          <w:b/>
+          <w:bCs/>
+          <w:noProof/>
+          <w:sz w:val="24"/>
+          <w:szCs w:val="24"/>
+        </w:rPr>
+      </w:pPr>
+    </w:p>
+    <w:p>
+      <w:pPr>
+        <w:spacing w:after="0" w:line="240" w:lineRule="auto"/>
+        <w:rPr>
+          <w:b/>
+          <w:bCs/>
+          <w:noProof/>
+          <w:sz w:val="24"/>
+          <w:szCs w:val="24"/>
+        </w:rPr>
+      </w:pPr>
+    </w:p>
+    <w:p>
+      <w:pPr>
+        <w:spacing w:after="0" w:line="240" w:lineRule="auto"/>
+        <w:rPr>
+          <w:b/>
+          <w:bCs/>
+          <w:noProof/>
+          <w:sz w:val="24"/>
+          <w:szCs w:val="24"/>
+        </w:rPr>
+      </w:pPr>
+    </w:p>
+    <w:p>
+      <w:pPr>
+        <w:spacing w:after="0" w:line="240" w:lineRule="auto"/>
+        <w:rPr>
+          <w:b/>
+          <w:bCs/>
+          <w:noProof/>
+          <w:sz w:val="24"/>
+          <w:szCs w:val="24"/>
+        </w:rPr>
+      </w:pPr>
+    </w:p>
+    <w:p>
+      <w:pPr>
+        <w:spacing w:after="0" w:line="240" w:lineRule="auto"/>
+        <w:rPr>
+          <w:b/>
+          <w:bCs/>
+          <w:noProof/>
+          <w:sz w:val="24"/>
+          <w:szCs w:val="24"/>
+        </w:rPr>
+      </w:pPr>
+    </w:p>
+    <w:p>
+      <w:pPr>
+        <w:spacing w:after="0" w:line="240" w:lineRule="auto"/>
+        <w:rPr>
+          <w:b/>
+          <w:bCs/>
+          <w:noProof/>
+          <w:sz w:val="24"/>
+          <w:szCs w:val="24"/>
+        </w:rPr>
+      </w:pPr>
+    </w:p>
+    <w:p>
+      <w:pPr>
+        <w:spacing w:after="0" w:line="240" w:lineRule="auto"/>
+        <w:rPr>
+          <w:b/>
+          <w:bCs/>
+          <w:noProof/>
+          <w:sz w:val="24"/>
+          <w:szCs w:val="24"/>
+        </w:rPr>
+      </w:pPr>
+    </w:p>
+    <w:p>
+      <w:pPr>
+        <w:spacing w:after="0" w:line="240" w:lineRule="auto"/>
+        <w:rPr>
+          <w:b/>
+          <w:bCs/>
+          <w:noProof/>
+          <w:sz w:val="24"/>
+          <w:szCs w:val="24"/>
+        </w:rPr>
+      </w:pPr>
+    </w:p>
+    <w:p>
+      <w:pPr>
+        <w:spacing w:after="0" w:line="240" w:lineRule="auto"/>
+        <w:rPr>
+          <w:b/>
+          <w:bCs/>
+          <w:noProof/>
+          <w:sz w:val="24"/>
+          <w:szCs w:val="24"/>
+        </w:rPr>
+      </w:pPr>
+    </w:p>
+    <w:p>
+      <w:pPr>
+        <w:spacing w:after="0" w:line="240" w:lineRule="auto"/>
         <w:rPr>
           <w:b/>
           <w:bCs/>
@@ -36196,6 +36893,474 @@
           <w:szCs w:val="28"/>
           <w:u w:val="single"/>
         </w:rPr>
+      </w:pPr>
+      <w:r>
+        <w:rPr>
+          <w:b/>
+          <w:bCs/>
+          <w:noProof/>
+          <w:sz w:val="28"/>
+          <w:szCs w:val="28"/>
+          <w:u w:val="single"/>
+        </w:rPr>
+        <w:lastRenderedPageBreak/>
+        <w:t>‘demo_</w:t>
+      </w:r>
+      <w:r>
+        <w:rPr>
+          <w:b/>
+          <w:bCs/>
+          <w:noProof/>
+          <w:sz w:val="28"/>
+          <w:szCs w:val="28"/>
+          <w:u w:val="single"/>
+        </w:rPr>
+        <w:t>arima</w:t>
+      </w:r>
+      <w:r>
+        <w:rPr>
+          <w:b/>
+          <w:bCs/>
+          <w:noProof/>
+          <w:sz w:val="28"/>
+          <w:szCs w:val="28"/>
+          <w:u w:val="single"/>
+        </w:rPr>
+        <w:t>’:</w:t>
+      </w:r>
+    </w:p>
+    <w:p>
+      <w:pPr>
+        <w:spacing w:after="0" w:line="240" w:lineRule="auto"/>
+        <w:rPr>
+          <w:b/>
+          <w:bCs/>
+          <w:noProof/>
+          <w:sz w:val="24"/>
+          <w:szCs w:val="24"/>
+        </w:rPr>
+      </w:pPr>
+    </w:p>
+    <w:p>
+      <w:pPr>
+        <w:spacing w:after="0" w:line="240" w:lineRule="auto"/>
+        <w:rPr>
+          <w:noProof/>
+          <w:sz w:val="24"/>
+          <w:szCs w:val="24"/>
+        </w:rPr>
+      </w:pPr>
+      <w:r>
+        <w:rPr>
+          <w:noProof/>
+          <w:sz w:val="24"/>
+          <w:szCs w:val="24"/>
+        </w:rPr>
+        <w:t>processed dataset</w:t>
+      </w:r>
+    </w:p>
+    <w:p>
+      <w:pPr>
+        <w:spacing w:after="0" w:line="240" w:lineRule="auto"/>
+        <w:rPr>
+          <w:noProof/>
+          <w:sz w:val="24"/>
+          <w:szCs w:val="24"/>
+        </w:rPr>
+      </w:pPr>
+      <w:r>
+        <w:rPr>
+          <w:noProof/>
+          <w:sz w:val="24"/>
+          <w:szCs w:val="24"/>
+        </w:rPr>
+        <w:t xml:space="preserve">      ↓</w:t>
+      </w:r>
+    </w:p>
+    <w:p>
+      <w:pPr>
+        <w:spacing w:after="0" w:line="240" w:lineRule="auto"/>
+        <w:rPr>
+          <w:noProof/>
+          <w:sz w:val="24"/>
+          <w:szCs w:val="24"/>
+        </w:rPr>
+      </w:pPr>
+      <w:r>
+        <w:rPr>
+          <w:noProof/>
+          <w:sz w:val="24"/>
+          <w:szCs w:val="24"/>
+        </w:rPr>
+        <w:t>BatteryDataset.from_processed_csv()</w:t>
+      </w:r>
+    </w:p>
+    <w:p>
+      <w:pPr>
+        <w:spacing w:after="0" w:line="240" w:lineRule="auto"/>
+        <w:rPr>
+          <w:noProof/>
+          <w:sz w:val="24"/>
+          <w:szCs w:val="24"/>
+        </w:rPr>
+      </w:pPr>
+      <w:r>
+        <w:rPr>
+          <w:noProof/>
+          <w:sz w:val="24"/>
+          <w:szCs w:val="24"/>
+        </w:rPr>
+        <w:t xml:space="preserve">      │</w:t>
+      </w:r>
+    </w:p>
+    <w:p>
+      <w:pPr>
+        <w:spacing w:after="0" w:line="240" w:lineRule="auto"/>
+        <w:rPr>
+          <w:noProof/>
+          <w:sz w:val="24"/>
+          <w:szCs w:val="24"/>
+        </w:rPr>
+      </w:pPr>
+      <w:r>
+        <w:rPr>
+          <w:noProof/>
+          <w:sz w:val="24"/>
+          <w:szCs w:val="24"/>
+        </w:rPr>
+        <w:t xml:space="preserve">      </w:t>
+      </w:r>
+      <w:r>
+        <w:rPr>
+          <w:rFonts w:ascii="MS Gothic" w:eastAsia="MS Gothic" w:hAnsi="MS Gothic" w:cs="MS Gothic" w:hint="eastAsia"/>
+          <w:noProof/>
+          <w:sz w:val="24"/>
+          <w:szCs w:val="24"/>
+        </w:rPr>
+        <w:t>├</w:t>
+      </w:r>
+      <w:r>
+        <w:rPr>
+          <w:rFonts w:ascii="Calibri" w:hAnsi="Calibri" w:cs="Calibri"/>
+          <w:noProof/>
+          <w:sz w:val="24"/>
+          <w:szCs w:val="24"/>
+        </w:rPr>
+        <w:t>──</w:t>
+      </w:r>
+      <w:r>
+        <w:rPr>
+          <w:noProof/>
+          <w:sz w:val="24"/>
+          <w:szCs w:val="24"/>
+        </w:rPr>
+        <w:t xml:space="preserve"> ForecastEvaluator</w:t>
+      </w:r>
+    </w:p>
+    <w:p>
+      <w:pPr>
+        <w:spacing w:after="0" w:line="240" w:lineRule="auto"/>
+        <w:rPr>
+          <w:noProof/>
+          <w:sz w:val="24"/>
+          <w:szCs w:val="24"/>
+        </w:rPr>
+      </w:pPr>
+      <w:r>
+        <w:rPr>
+          <w:noProof/>
+          <w:sz w:val="24"/>
+          <w:szCs w:val="24"/>
+        </w:rPr>
+        <w:t xml:space="preserve">      │       ↓</w:t>
+      </w:r>
+    </w:p>
+    <w:p>
+      <w:pPr>
+        <w:spacing w:after="0" w:line="240" w:lineRule="auto"/>
+        <w:rPr>
+          <w:noProof/>
+          <w:sz w:val="24"/>
+          <w:szCs w:val="24"/>
+        </w:rPr>
+      </w:pPr>
+      <w:r>
+        <w:rPr>
+          <w:noProof/>
+          <w:sz w:val="24"/>
+          <w:szCs w:val="24"/>
+        </w:rPr>
+        <w:t xml:space="preserve">      │   split train / holdout</w:t>
+      </w:r>
+    </w:p>
+    <w:p>
+      <w:pPr>
+        <w:spacing w:after="0" w:line="240" w:lineRule="auto"/>
+        <w:rPr>
+          <w:noProof/>
+          <w:sz w:val="24"/>
+          <w:szCs w:val="24"/>
+        </w:rPr>
+      </w:pPr>
+      <w:r>
+        <w:rPr>
+          <w:noProof/>
+          <w:sz w:val="24"/>
+          <w:szCs w:val="24"/>
+        </w:rPr>
+        <w:t xml:space="preserve">      │       ↓</w:t>
+      </w:r>
+    </w:p>
+    <w:p>
+      <w:pPr>
+        <w:spacing w:after="0" w:line="240" w:lineRule="auto"/>
+        <w:rPr>
+          <w:noProof/>
+          <w:sz w:val="24"/>
+          <w:szCs w:val="24"/>
+        </w:rPr>
+      </w:pPr>
+      <w:r>
+        <w:rPr>
+          <w:noProof/>
+          <w:sz w:val="24"/>
+          <w:szCs w:val="24"/>
+        </w:rPr>
+        <w:t xml:space="preserve">      │   TemporalPreprocessor(train only)</w:t>
+      </w:r>
+    </w:p>
+    <w:p>
+      <w:pPr>
+        <w:spacing w:after="0" w:line="240" w:lineRule="auto"/>
+        <w:rPr>
+          <w:noProof/>
+          <w:sz w:val="24"/>
+          <w:szCs w:val="24"/>
+        </w:rPr>
+      </w:pPr>
+      <w:r>
+        <w:rPr>
+          <w:noProof/>
+          <w:sz w:val="24"/>
+          <w:szCs w:val="24"/>
+        </w:rPr>
+        <w:t xml:space="preserve">      │       ↓</w:t>
+      </w:r>
+    </w:p>
+    <w:p>
+      <w:pPr>
+        <w:spacing w:after="0" w:line="240" w:lineRule="auto"/>
+        <w:rPr>
+          <w:noProof/>
+          <w:sz w:val="24"/>
+          <w:szCs w:val="24"/>
+        </w:rPr>
+      </w:pPr>
+      <w:r>
+        <w:rPr>
+          <w:noProof/>
+          <w:sz w:val="24"/>
+          <w:szCs w:val="24"/>
+        </w:rPr>
+        <w:t xml:space="preserve">      │   ARIMAForecaster.fit(train)</w:t>
+      </w:r>
+    </w:p>
+    <w:p>
+      <w:pPr>
+        <w:spacing w:after="0" w:line="240" w:lineRule="auto"/>
+        <w:rPr>
+          <w:noProof/>
+          <w:sz w:val="24"/>
+          <w:szCs w:val="24"/>
+        </w:rPr>
+      </w:pPr>
+      <w:r>
+        <w:rPr>
+          <w:noProof/>
+          <w:sz w:val="24"/>
+          <w:szCs w:val="24"/>
+        </w:rPr>
+        <w:t xml:space="preserve">      │       ↓</w:t>
+      </w:r>
+    </w:p>
+    <w:p>
+      <w:pPr>
+        <w:spacing w:after="0" w:line="240" w:lineRule="auto"/>
+        <w:rPr>
+          <w:noProof/>
+          <w:sz w:val="24"/>
+          <w:szCs w:val="24"/>
+        </w:rPr>
+      </w:pPr>
+      <w:r>
+        <w:rPr>
+          <w:noProof/>
+          <w:sz w:val="24"/>
+          <w:szCs w:val="24"/>
+        </w:rPr>
+        <w:t xml:space="preserve">      │   ARIMAForecaster.predict(steps)</w:t>
+      </w:r>
+    </w:p>
+    <w:p>
+      <w:pPr>
+        <w:spacing w:after="0" w:line="240" w:lineRule="auto"/>
+        <w:rPr>
+          <w:noProof/>
+          <w:sz w:val="24"/>
+          <w:szCs w:val="24"/>
+        </w:rPr>
+      </w:pPr>
+      <w:r>
+        <w:rPr>
+          <w:noProof/>
+          <w:sz w:val="24"/>
+          <w:szCs w:val="24"/>
+        </w:rPr>
+        <w:t xml:space="preserve">      │</w:t>
+      </w:r>
+    </w:p>
+    <w:p>
+      <w:pPr>
+        <w:spacing w:after="0" w:line="240" w:lineRule="auto"/>
+        <w:rPr>
+          <w:noProof/>
+          <w:sz w:val="24"/>
+          <w:szCs w:val="24"/>
+        </w:rPr>
+      </w:pPr>
+      <w:r>
+        <w:rPr>
+          <w:noProof/>
+          <w:sz w:val="24"/>
+          <w:szCs w:val="24"/>
+        </w:rPr>
+        <w:t xml:space="preserve">      └── TemporalPreprocessor(full dataset)</w:t>
+      </w:r>
+    </w:p>
+    <w:p>
+      <w:pPr>
+        <w:spacing w:after="0" w:line="240" w:lineRule="auto"/>
+        <w:rPr>
+          <w:noProof/>
+          <w:sz w:val="24"/>
+          <w:szCs w:val="24"/>
+        </w:rPr>
+      </w:pPr>
+      <w:r>
+        <w:rPr>
+          <w:noProof/>
+          <w:sz w:val="24"/>
+          <w:szCs w:val="24"/>
+        </w:rPr>
+        <w:t xml:space="preserve">              ↓</w:t>
+      </w:r>
+    </w:p>
+    <w:p>
+      <w:pPr>
+        <w:spacing w:after="0" w:line="240" w:lineRule="auto"/>
+        <w:rPr>
+          <w:noProof/>
+          <w:sz w:val="24"/>
+          <w:szCs w:val="24"/>
+        </w:rPr>
+      </w:pPr>
+      <w:r>
+        <w:rPr>
+          <w:noProof/>
+          <w:sz w:val="24"/>
+          <w:szCs w:val="24"/>
+        </w:rPr>
+        <w:t xml:space="preserve">          fresh ARIMAForecaster</w:t>
+      </w:r>
+    </w:p>
+    <w:p>
+      <w:pPr>
+        <w:spacing w:after="0" w:line="240" w:lineRule="auto"/>
+        <w:rPr>
+          <w:noProof/>
+          <w:sz w:val="24"/>
+          <w:szCs w:val="24"/>
+        </w:rPr>
+      </w:pPr>
+      <w:r>
+        <w:rPr>
+          <w:noProof/>
+          <w:sz w:val="24"/>
+          <w:szCs w:val="24"/>
+        </w:rPr>
+        <w:t xml:space="preserve">              ↓</w:t>
+      </w:r>
+    </w:p>
+    <w:p>
+      <w:pPr>
+        <w:spacing w:after="0" w:line="240" w:lineRule="auto"/>
+        <w:rPr>
+          <w:noProof/>
+          <w:sz w:val="24"/>
+          <w:szCs w:val="24"/>
+        </w:rPr>
+      </w:pPr>
+      <w:r>
+        <w:rPr>
+          <w:noProof/>
+          <w:sz w:val="24"/>
+          <w:szCs w:val="24"/>
+        </w:rPr>
+        <w:t xml:space="preserve">          final future forecast</w:t>
+      </w:r>
+    </w:p>
+    <w:p>
+      <w:pPr>
+        <w:spacing w:after="0" w:line="240" w:lineRule="auto"/>
+        <w:rPr>
+          <w:noProof/>
+          <w:sz w:val="24"/>
+          <w:szCs w:val="24"/>
+        </w:rPr>
+      </w:pPr>
+    </w:p>
+    <w:p>
+      <w:pPr>
+        <w:spacing w:after="0" w:line="240" w:lineRule="auto"/>
+        <w:rPr>
+          <w:noProof/>
+          <w:sz w:val="24"/>
+          <w:szCs w:val="24"/>
+        </w:rPr>
+      </w:pPr>
+    </w:p>
+    <w:p>
+      <w:pPr>
+        <w:spacing w:after="0" w:line="240" w:lineRule="auto"/>
+        <w:rPr>
+          <w:b/>
+          <w:bCs/>
+          <w:noProof/>
+          <w:sz w:val="28"/>
+          <w:szCs w:val="28"/>
+          <w:u w:val="single"/>
+        </w:rPr>
+      </w:pPr>
+      <w:r>
+        <w:rPr>
+          <w:b/>
+          <w:bCs/>
+          <w:noProof/>
+          <w:sz w:val="28"/>
+          <w:szCs w:val="28"/>
+          <w:u w:val="single"/>
+        </w:rPr>
+        <w:t>Dataset Architecture</w:t>
+      </w:r>
+      <w:r>
+        <w:rPr>
+          <w:b/>
+          <w:bCs/>
+          <w:noProof/>
+          <w:sz w:val="28"/>
+          <w:szCs w:val="28"/>
+          <w:u w:val="single"/>
+        </w:rPr>
         <w:t>:</w:t>
       </w:r>
     </w:p>
@@ -36224,493 +37389,736 @@
           <w:sz w:val="24"/>
           <w:szCs w:val="24"/>
         </w:rPr>
-        <w:t>dataset</w:t>
-      </w:r>
-    </w:p>
-    <w:p>
-      <w:pPr>
-        <w:spacing w:after="0" w:line="240" w:lineRule="auto"/>
-        <w:rPr>
-          <w:noProof/>
-          <w:sz w:val="24"/>
-          <w:szCs w:val="24"/>
-        </w:rPr>
-      </w:pPr>
-      <w:r>
-        <w:rPr>
-          <w:noProof/>
-          <w:sz w:val="24"/>
-          <w:szCs w:val="24"/>
-        </w:rPr>
-        <w:t>│</w:t>
-      </w:r>
-    </w:p>
-    <w:p>
-      <w:pPr>
-        <w:spacing w:after="0" w:line="240" w:lineRule="auto"/>
-        <w:rPr>
-          <w:noProof/>
-          <w:sz w:val="24"/>
-          <w:szCs w:val="24"/>
-        </w:rPr>
-      </w:pPr>
-      <w:r>
-        <w:rPr>
-          <w:rFonts w:ascii="MS Gothic" w:eastAsia="MS Gothic" w:hAnsi="MS Gothic" w:cs="MS Gothic" w:hint="eastAsia"/>
-          <w:noProof/>
-          <w:sz w:val="24"/>
-          <w:szCs w:val="24"/>
-        </w:rPr>
-        <w:t>├</w:t>
-      </w:r>
-      <w:r>
-        <w:rPr>
-          <w:rFonts w:ascii="Calibri" w:hAnsi="Calibri" w:cs="Calibri"/>
-          <w:noProof/>
-          <w:sz w:val="24"/>
-          <w:szCs w:val="24"/>
-        </w:rPr>
-        <w:t>──</w:t>
-      </w:r>
-      <w:r>
-        <w:rPr>
-          <w:noProof/>
-          <w:sz w:val="24"/>
-          <w:szCs w:val="24"/>
-        </w:rPr>
-        <w:t xml:space="preserve"> evaluation_model</w:t>
-      </w:r>
-    </w:p>
-    <w:p>
-      <w:pPr>
-        <w:spacing w:after="0" w:line="240" w:lineRule="auto"/>
-        <w:rPr>
-          <w:noProof/>
-          <w:sz w:val="24"/>
-          <w:szCs w:val="24"/>
-        </w:rPr>
-      </w:pPr>
-      <w:r>
-        <w:rPr>
-          <w:noProof/>
-          <w:sz w:val="24"/>
-          <w:szCs w:val="24"/>
-        </w:rPr>
-        <w:t>│      ↓</w:t>
-      </w:r>
-    </w:p>
-    <w:p>
-      <w:pPr>
-        <w:spacing w:after="0" w:line="240" w:lineRule="auto"/>
-        <w:rPr>
-          <w:noProof/>
-          <w:sz w:val="24"/>
-          <w:szCs w:val="24"/>
-        </w:rPr>
-      </w:pPr>
-      <w:r>
-        <w:rPr>
-          <w:noProof/>
-          <w:sz w:val="24"/>
-          <w:szCs w:val="24"/>
-        </w:rPr>
-        <w:t>│   ForecastEvaluator</w:t>
-      </w:r>
-    </w:p>
-    <w:p>
-      <w:pPr>
-        <w:spacing w:after="0" w:line="240" w:lineRule="auto"/>
-        <w:rPr>
-          <w:noProof/>
-          <w:sz w:val="24"/>
-          <w:szCs w:val="24"/>
-        </w:rPr>
-      </w:pPr>
-      <w:r>
-        <w:rPr>
-          <w:noProof/>
-          <w:sz w:val="24"/>
-          <w:szCs w:val="24"/>
-        </w:rPr>
-        <w:t>│      ↓</w:t>
-      </w:r>
-    </w:p>
-    <w:p>
-      <w:pPr>
-        <w:spacing w:after="0" w:line="240" w:lineRule="auto"/>
-        <w:rPr>
-          <w:noProof/>
-          <w:sz w:val="24"/>
-          <w:szCs w:val="24"/>
-        </w:rPr>
-      </w:pPr>
-      <w:r>
-        <w:rPr>
-          <w:noProof/>
-          <w:sz w:val="24"/>
-          <w:szCs w:val="24"/>
-        </w:rPr>
-        <w:t>│   train-only preprocessing</w:t>
-      </w:r>
-    </w:p>
-    <w:p>
-      <w:pPr>
-        <w:spacing w:after="0" w:line="240" w:lineRule="auto"/>
-        <w:rPr>
-          <w:noProof/>
-          <w:sz w:val="24"/>
-          <w:szCs w:val="24"/>
-        </w:rPr>
-      </w:pPr>
-      <w:r>
-        <w:rPr>
-          <w:noProof/>
-          <w:sz w:val="24"/>
-          <w:szCs w:val="24"/>
-        </w:rPr>
-        <w:t>│      ↓</w:t>
-      </w:r>
-    </w:p>
-    <w:p>
-      <w:pPr>
-        <w:spacing w:after="0" w:line="240" w:lineRule="auto"/>
-        <w:rPr>
-          <w:noProof/>
-          <w:sz w:val="24"/>
-          <w:szCs w:val="24"/>
-        </w:rPr>
-      </w:pPr>
-      <w:r>
-        <w:rPr>
-          <w:noProof/>
-          <w:sz w:val="24"/>
-          <w:szCs w:val="24"/>
-        </w:rPr>
-        <w:t>│   holdout evaluation</w:t>
-      </w:r>
-    </w:p>
-    <w:p>
-      <w:pPr>
-        <w:spacing w:after="0" w:line="240" w:lineRule="auto"/>
-        <w:rPr>
-          <w:noProof/>
-          <w:sz w:val="24"/>
-          <w:szCs w:val="24"/>
-        </w:rPr>
-      </w:pPr>
-      <w:r>
-        <w:rPr>
-          <w:noProof/>
-          <w:sz w:val="24"/>
-          <w:szCs w:val="24"/>
-        </w:rPr>
-        <w:t>│</w:t>
-      </w:r>
-    </w:p>
-    <w:p>
-      <w:pPr>
-        <w:spacing w:after="0" w:line="240" w:lineRule="auto"/>
-        <w:rPr>
-          <w:noProof/>
-          <w:sz w:val="24"/>
-          <w:szCs w:val="24"/>
-        </w:rPr>
-      </w:pPr>
-      <w:r>
-        <w:rPr>
-          <w:noProof/>
-          <w:sz w:val="24"/>
-          <w:szCs w:val="24"/>
-        </w:rPr>
-        <w:t>└── model</w:t>
-      </w:r>
-    </w:p>
-    <w:p>
-      <w:pPr>
-        <w:spacing w:after="0" w:line="240" w:lineRule="auto"/>
-        <w:rPr>
-          <w:noProof/>
-          <w:sz w:val="24"/>
-          <w:szCs w:val="24"/>
-        </w:rPr>
-      </w:pPr>
-      <w:r>
-        <w:rPr>
-          <w:noProof/>
-          <w:sz w:val="24"/>
-          <w:szCs w:val="24"/>
-        </w:rPr>
-        <w:t xml:space="preserve">       ↓</w:t>
-      </w:r>
-    </w:p>
-    <w:p>
-      <w:pPr>
-        <w:spacing w:after="0" w:line="240" w:lineRule="auto"/>
-        <w:rPr>
-          <w:noProof/>
-          <w:sz w:val="24"/>
-          <w:szCs w:val="24"/>
-        </w:rPr>
-      </w:pPr>
-      <w:r>
-        <w:rPr>
-          <w:noProof/>
-          <w:sz w:val="24"/>
-          <w:szCs w:val="24"/>
-        </w:rPr>
-        <w:t xml:space="preserve">   full-data preprocessing</w:t>
-      </w:r>
-    </w:p>
-    <w:p>
-      <w:pPr>
-        <w:spacing w:after="0" w:line="240" w:lineRule="auto"/>
-        <w:rPr>
-          <w:noProof/>
-          <w:sz w:val="24"/>
-          <w:szCs w:val="24"/>
-        </w:rPr>
-      </w:pPr>
-      <w:r>
-        <w:rPr>
-          <w:noProof/>
-          <w:sz w:val="24"/>
-          <w:szCs w:val="24"/>
-        </w:rPr>
-        <w:t xml:space="preserve">       ↓</w:t>
-      </w:r>
-    </w:p>
-    <w:p>
-      <w:pPr>
-        <w:spacing w:after="0" w:line="240" w:lineRule="auto"/>
-        <w:rPr>
-          <w:noProof/>
-          <w:sz w:val="24"/>
-          <w:szCs w:val="24"/>
-        </w:rPr>
-      </w:pPr>
-      <w:r>
-        <w:rPr>
-          <w:noProof/>
-          <w:sz w:val="24"/>
-          <w:szCs w:val="24"/>
-        </w:rPr>
-        <w:t xml:space="preserve">   final future forecast</w:t>
-      </w:r>
-    </w:p>
-    <w:p>
-      <w:pPr>
-        <w:spacing w:after="0" w:line="240" w:lineRule="auto"/>
-        <w:rPr>
-          <w:noProof/>
-          <w:sz w:val="24"/>
-          <w:szCs w:val="24"/>
-        </w:rPr>
-      </w:pPr>
-    </w:p>
-    <w:p>
-      <w:pPr>
-        <w:spacing w:after="0" w:line="240" w:lineRule="auto"/>
-        <w:rPr>
-          <w:noProof/>
-          <w:sz w:val="24"/>
-          <w:szCs w:val="24"/>
-        </w:rPr>
-      </w:pPr>
-    </w:p>
-    <w:p>
-      <w:pPr>
-        <w:spacing w:after="0" w:line="240" w:lineRule="auto"/>
-        <w:rPr>
-          <w:b/>
-          <w:bCs/>
-          <w:noProof/>
-          <w:sz w:val="24"/>
-          <w:szCs w:val="24"/>
-        </w:rPr>
-      </w:pPr>
-      <w:r>
-        <w:rPr>
-          <w:b/>
-          <w:bCs/>
-          <w:noProof/>
-          <w:sz w:val="24"/>
-          <w:szCs w:val="24"/>
-        </w:rPr>
-        <w:t>ReportWriter</w:t>
-      </w:r>
-    </w:p>
-    <w:p>
-      <w:pPr>
-        <w:spacing w:after="0" w:line="240" w:lineRule="auto"/>
-        <w:rPr>
-          <w:noProof/>
-          <w:sz w:val="24"/>
-          <w:szCs w:val="24"/>
-        </w:rPr>
-      </w:pPr>
-      <w:r>
-        <w:rPr>
-          <w:noProof/>
-          <w:sz w:val="24"/>
-          <w:szCs w:val="24"/>
-        </w:rPr>
-        <w:t xml:space="preserve">    → evaluation_result</w:t>
-      </w:r>
-    </w:p>
-    <w:p>
-      <w:pPr>
-        <w:spacing w:after="0" w:line="240" w:lineRule="auto"/>
-        <w:rPr>
-          <w:noProof/>
-          <w:sz w:val="24"/>
-          <w:szCs w:val="24"/>
-        </w:rPr>
-      </w:pPr>
-    </w:p>
-    <w:p>
-      <w:pPr>
-        <w:spacing w:after="0" w:line="240" w:lineRule="auto"/>
-        <w:rPr>
-          <w:b/>
-          <w:bCs/>
-          <w:noProof/>
-          <w:sz w:val="24"/>
-          <w:szCs w:val="24"/>
-        </w:rPr>
-      </w:pPr>
-      <w:r>
-        <w:rPr>
-          <w:b/>
-          <w:bCs/>
-          <w:noProof/>
-          <w:sz w:val="24"/>
-          <w:szCs w:val="24"/>
-        </w:rPr>
-        <w:t>ForecastPlot</w:t>
-      </w:r>
-    </w:p>
-    <w:p>
-      <w:pPr>
-        <w:spacing w:after="0" w:line="240" w:lineRule="auto"/>
-        <w:rPr>
-          <w:noProof/>
-          <w:sz w:val="24"/>
-          <w:szCs w:val="24"/>
-        </w:rPr>
-      </w:pPr>
-      <w:r>
-        <w:rPr>
-          <w:noProof/>
-          <w:sz w:val="24"/>
-          <w:szCs w:val="24"/>
-        </w:rPr>
-        <w:t xml:space="preserve">    → evaluation_payload</w:t>
-      </w:r>
-    </w:p>
-    <w:p>
-      <w:pPr>
-        <w:spacing w:after="0" w:line="240" w:lineRule="auto"/>
-        <w:rPr>
-          <w:noProof/>
-          <w:sz w:val="24"/>
-          <w:szCs w:val="24"/>
-        </w:rPr>
-      </w:pPr>
-    </w:p>
-    <w:p>
-      <w:pPr>
-        <w:spacing w:after="0" w:line="240" w:lineRule="auto"/>
-        <w:rPr>
-          <w:b/>
-          <w:bCs/>
-          <w:noProof/>
-          <w:sz w:val="24"/>
-          <w:szCs w:val="24"/>
-        </w:rPr>
-      </w:pPr>
-      <w:r>
-        <w:rPr>
-          <w:b/>
-          <w:bCs/>
-          <w:noProof/>
-          <w:sz w:val="24"/>
-          <w:szCs w:val="24"/>
-        </w:rPr>
-        <w:t>evaluation.json</w:t>
-      </w:r>
-    </w:p>
-    <w:p>
-      <w:pPr>
-        <w:spacing w:after="0" w:line="240" w:lineRule="auto"/>
-        <w:rPr>
-          <w:noProof/>
-          <w:sz w:val="24"/>
-          <w:szCs w:val="24"/>
-        </w:rPr>
-      </w:pPr>
-      <w:r>
-        <w:rPr>
-          <w:noProof/>
-          <w:sz w:val="24"/>
-          <w:szCs w:val="24"/>
-        </w:rPr>
-        <w:t xml:space="preserve">    → evaluation_payload</w:t>
-      </w:r>
-    </w:p>
-    <w:p>
-      <w:pPr>
-        <w:spacing w:after="0" w:line="240" w:lineRule="auto"/>
-        <w:rPr>
-          <w:noProof/>
-          <w:sz w:val="24"/>
-          <w:szCs w:val="24"/>
-        </w:rPr>
-      </w:pPr>
-    </w:p>
-    <w:p>
-      <w:pPr>
-        <w:spacing w:after="0" w:line="240" w:lineRule="auto"/>
-        <w:rPr>
-          <w:noProof/>
-          <w:sz w:val="24"/>
-          <w:szCs w:val="24"/>
-        </w:rPr>
-      </w:pPr>
-    </w:p>
-    <w:p>
-      <w:pPr>
-        <w:spacing w:after="0" w:line="240" w:lineRule="auto"/>
-        <w:rPr>
-          <w:noProof/>
-          <w:sz w:val="24"/>
-          <w:szCs w:val="24"/>
-        </w:rPr>
-      </w:pPr>
-      <w:r>
-        <w:rPr>
-          <w:noProof/>
-          <w:sz w:val="24"/>
-          <w:szCs w:val="24"/>
-        </w:rPr>
-        <w:t>datasets/raw/</w:t>
-      </w:r>
-    </w:p>
-    <w:p>
-      <w:pPr>
-        <w:spacing w:after="0" w:line="240" w:lineRule="auto"/>
-        <w:rPr>
-          <w:noProof/>
-          <w:sz w:val="24"/>
-          <w:szCs w:val="24"/>
-        </w:rPr>
-      </w:pPr>
-      <w:r>
-        <w:rPr>
-          <w:noProof/>
-          <w:sz w:val="24"/>
-          <w:szCs w:val="24"/>
-        </w:rPr>
-        <w:t xml:space="preserve">    + SmartDatasetLoader</w:t>
+        <w:t>ARIMAForecaster.predict()</w:t>
+      </w:r>
+    </w:p>
+    <w:p>
+      <w:pPr>
+        <w:spacing w:after="0" w:line="240" w:lineRule="auto"/>
+        <w:rPr>
+          <w:noProof/>
+          <w:sz w:val="24"/>
+          <w:szCs w:val="24"/>
+        </w:rPr>
+      </w:pPr>
+      <w:r>
+        <w:rPr>
+          <w:noProof/>
+          <w:sz w:val="24"/>
+          <w:szCs w:val="24"/>
+        </w:rPr>
+        <w:t xml:space="preserve">        │</w:t>
+      </w:r>
+    </w:p>
+    <w:p>
+      <w:pPr>
+        <w:spacing w:after="0" w:line="240" w:lineRule="auto"/>
+        <w:rPr>
+          <w:noProof/>
+          <w:sz w:val="24"/>
+          <w:szCs w:val="24"/>
+        </w:rPr>
+      </w:pPr>
+      <w:r>
+        <w:rPr>
+          <w:noProof/>
+          <w:sz w:val="24"/>
+          <w:szCs w:val="24"/>
+        </w:rPr>
+        <w:t xml:space="preserve">        └── BatteryDataset.forecast_dates()</w:t>
+      </w:r>
+    </w:p>
+    <w:p>
+      <w:pPr>
+        <w:spacing w:after="0" w:line="240" w:lineRule="auto"/>
+        <w:rPr>
+          <w:noProof/>
+          <w:sz w:val="24"/>
+          <w:szCs w:val="24"/>
+        </w:rPr>
+      </w:pPr>
+    </w:p>
+    <w:p>
+      <w:pPr>
+        <w:spacing w:after="0" w:line="240" w:lineRule="auto"/>
+        <w:rPr>
+          <w:noProof/>
+          <w:sz w:val="24"/>
+          <w:szCs w:val="24"/>
+        </w:rPr>
+      </w:pPr>
+      <w:r>
+        <w:rPr>
+          <w:noProof/>
+          <w:sz w:val="24"/>
+          <w:szCs w:val="24"/>
+        </w:rPr>
+        <w:t>KalmanForecaster.predict()</w:t>
+      </w:r>
+    </w:p>
+    <w:p>
+      <w:pPr>
+        <w:spacing w:after="0" w:line="240" w:lineRule="auto"/>
+        <w:rPr>
+          <w:noProof/>
+          <w:sz w:val="24"/>
+          <w:szCs w:val="24"/>
+        </w:rPr>
+      </w:pPr>
+      <w:r>
+        <w:rPr>
+          <w:noProof/>
+          <w:sz w:val="24"/>
+          <w:szCs w:val="24"/>
+        </w:rPr>
+        <w:t xml:space="preserve">        │</w:t>
+      </w:r>
+    </w:p>
+    <w:p>
+      <w:pPr>
+        <w:spacing w:after="0" w:line="240" w:lineRule="auto"/>
+        <w:rPr>
+          <w:noProof/>
+          <w:sz w:val="24"/>
+          <w:szCs w:val="24"/>
+        </w:rPr>
+      </w:pPr>
+      <w:r>
+        <w:rPr>
+          <w:noProof/>
+          <w:sz w:val="24"/>
+          <w:szCs w:val="24"/>
+        </w:rPr>
+        <w:t xml:space="preserve">        └── BatteryDataset.forecast_dates()</w:t>
+      </w:r>
+    </w:p>
+    <w:p>
+      <w:pPr>
+        <w:spacing w:after="0" w:line="240" w:lineRule="auto"/>
+        <w:rPr>
+          <w:noProof/>
+          <w:sz w:val="24"/>
+          <w:szCs w:val="24"/>
+        </w:rPr>
+      </w:pPr>
+    </w:p>
+    <w:p>
+      <w:pPr>
+        <w:spacing w:after="0" w:line="240" w:lineRule="auto"/>
+        <w:rPr>
+          <w:noProof/>
+          <w:sz w:val="24"/>
+          <w:szCs w:val="24"/>
+        </w:rPr>
+      </w:pPr>
+    </w:p>
+    <w:p>
+      <w:pPr>
+        <w:spacing w:after="0" w:line="240" w:lineRule="auto"/>
+        <w:rPr>
+          <w:noProof/>
+          <w:sz w:val="24"/>
+          <w:szCs w:val="24"/>
+        </w:rPr>
+      </w:pPr>
+    </w:p>
+    <w:p>
+      <w:pPr>
+        <w:spacing w:after="0" w:line="240" w:lineRule="auto"/>
+        <w:rPr>
+          <w:noProof/>
+          <w:sz w:val="24"/>
+          <w:szCs w:val="24"/>
+        </w:rPr>
+      </w:pPr>
+    </w:p>
+    <w:p>
+      <w:pPr>
+        <w:spacing w:after="0" w:line="240" w:lineRule="auto"/>
+        <w:rPr>
+          <w:noProof/>
+          <w:sz w:val="24"/>
+          <w:szCs w:val="24"/>
+        </w:rPr>
+      </w:pPr>
+    </w:p>
+    <w:p>
+      <w:pPr>
+        <w:spacing w:after="0" w:line="240" w:lineRule="auto"/>
+        <w:rPr>
+          <w:noProof/>
+          <w:sz w:val="24"/>
+          <w:szCs w:val="24"/>
+        </w:rPr>
+      </w:pPr>
+    </w:p>
+    <w:p>
+      <w:pPr>
+        <w:spacing w:after="0" w:line="240" w:lineRule="auto"/>
+        <w:rPr>
+          <w:noProof/>
+          <w:sz w:val="24"/>
+          <w:szCs w:val="24"/>
+        </w:rPr>
+      </w:pPr>
+    </w:p>
+    <w:p>
+      <w:pPr>
+        <w:spacing w:after="0" w:line="240" w:lineRule="auto"/>
+        <w:rPr>
+          <w:noProof/>
+          <w:sz w:val="24"/>
+          <w:szCs w:val="24"/>
+        </w:rPr>
+      </w:pPr>
+    </w:p>
+    <w:p>
+      <w:pPr>
+        <w:spacing w:after="0" w:line="240" w:lineRule="auto"/>
+        <w:rPr>
+          <w:noProof/>
+          <w:sz w:val="24"/>
+          <w:szCs w:val="24"/>
+        </w:rPr>
+      </w:pPr>
+    </w:p>
+    <w:p>
+      <w:pPr>
+        <w:spacing w:after="0" w:line="240" w:lineRule="auto"/>
+        <w:rPr>
+          <w:noProof/>
+          <w:sz w:val="24"/>
+          <w:szCs w:val="24"/>
+        </w:rPr>
+      </w:pPr>
+    </w:p>
+    <w:p>
+      <w:pPr>
+        <w:spacing w:after="0" w:line="240" w:lineRule="auto"/>
+        <w:rPr>
+          <w:noProof/>
+          <w:sz w:val="24"/>
+          <w:szCs w:val="24"/>
+        </w:rPr>
+      </w:pPr>
+    </w:p>
+    <w:p>
+      <w:pPr>
+        <w:spacing w:after="0" w:line="240" w:lineRule="auto"/>
+        <w:rPr>
+          <w:noProof/>
+          <w:sz w:val="24"/>
+          <w:szCs w:val="24"/>
+        </w:rPr>
+      </w:pPr>
+    </w:p>
+    <w:p>
+      <w:pPr>
+        <w:spacing w:after="0" w:line="240" w:lineRule="auto"/>
+        <w:rPr>
+          <w:noProof/>
+          <w:sz w:val="24"/>
+          <w:szCs w:val="24"/>
+        </w:rPr>
+      </w:pPr>
+    </w:p>
+    <w:p>
+      <w:pPr>
+        <w:spacing w:after="0" w:line="240" w:lineRule="auto"/>
+        <w:rPr>
+          <w:noProof/>
+          <w:sz w:val="24"/>
+          <w:szCs w:val="24"/>
+        </w:rPr>
+      </w:pPr>
+    </w:p>
+    <w:p>
+      <w:pPr>
+        <w:spacing w:after="0" w:line="240" w:lineRule="auto"/>
+        <w:rPr>
+          <w:b/>
+          <w:bCs/>
+          <w:noProof/>
+          <w:sz w:val="28"/>
+          <w:szCs w:val="28"/>
+          <w:u w:val="single"/>
+        </w:rPr>
+      </w:pPr>
+      <w:r>
+        <w:rPr>
+          <w:b/>
+          <w:bCs/>
+          <w:noProof/>
+          <w:sz w:val="28"/>
+          <w:szCs w:val="28"/>
+          <w:u w:val="single"/>
+        </w:rPr>
+        <w:t>‘demo_arima’:</w:t>
+      </w:r>
+    </w:p>
+    <w:p>
+      <w:pPr>
+        <w:spacing w:after="0" w:line="240" w:lineRule="auto"/>
+        <w:rPr>
+          <w:noProof/>
+          <w:sz w:val="24"/>
+          <w:szCs w:val="24"/>
+        </w:rPr>
+      </w:pPr>
+    </w:p>
+    <w:p>
+      <w:pPr>
+        <w:spacing w:after="0" w:line="240" w:lineRule="auto"/>
+        <w:rPr>
+          <w:b/>
+          <w:bCs/>
+          <w:noProof/>
+          <w:sz w:val="24"/>
+          <w:szCs w:val="24"/>
+        </w:rPr>
+      </w:pPr>
+      <w:r>
+        <w:rPr>
+          <w:b/>
+          <w:bCs/>
+          <w:noProof/>
+          <w:sz w:val="24"/>
+          <w:szCs w:val="24"/>
+        </w:rPr>
+        <w:t>EVALUATION</w:t>
+      </w:r>
+    </w:p>
+    <w:p>
+      <w:pPr>
+        <w:spacing w:after="0" w:line="240" w:lineRule="auto"/>
+        <w:rPr>
+          <w:noProof/>
+          <w:sz w:val="24"/>
+          <w:szCs w:val="24"/>
+        </w:rPr>
+      </w:pPr>
+    </w:p>
+    <w:p>
+      <w:pPr>
+        <w:spacing w:after="0" w:line="240" w:lineRule="auto"/>
+        <w:rPr>
+          <w:noProof/>
+          <w:sz w:val="24"/>
+          <w:szCs w:val="24"/>
+        </w:rPr>
+      </w:pPr>
+      <w:r>
+        <w:rPr>
+          <w:noProof/>
+          <w:sz w:val="24"/>
+          <w:szCs w:val="24"/>
+        </w:rPr>
+        <w:t>processed dataset</w:t>
+      </w:r>
+    </w:p>
+    <w:p>
+      <w:pPr>
+        <w:spacing w:after="0" w:line="240" w:lineRule="auto"/>
+        <w:rPr>
+          <w:noProof/>
+          <w:sz w:val="24"/>
+          <w:szCs w:val="24"/>
+        </w:rPr>
+      </w:pPr>
+      <w:r>
+        <w:rPr>
+          <w:noProof/>
+          <w:sz w:val="24"/>
+          <w:szCs w:val="24"/>
+        </w:rPr>
+        <w:t xml:space="preserve">      ↓</w:t>
+      </w:r>
+    </w:p>
+    <w:p>
+      <w:pPr>
+        <w:spacing w:after="0" w:line="240" w:lineRule="auto"/>
+        <w:rPr>
+          <w:noProof/>
+          <w:sz w:val="24"/>
+          <w:szCs w:val="24"/>
+        </w:rPr>
+      </w:pPr>
+      <w:r>
+        <w:rPr>
+          <w:noProof/>
+          <w:sz w:val="24"/>
+          <w:szCs w:val="24"/>
+        </w:rPr>
+        <w:t>ForecastEvaluator</w:t>
+      </w:r>
+    </w:p>
+    <w:p>
+      <w:pPr>
+        <w:spacing w:after="0" w:line="240" w:lineRule="auto"/>
+        <w:rPr>
+          <w:noProof/>
+          <w:sz w:val="24"/>
+          <w:szCs w:val="24"/>
+        </w:rPr>
+      </w:pPr>
+      <w:r>
+        <w:rPr>
+          <w:noProof/>
+          <w:sz w:val="24"/>
+          <w:szCs w:val="24"/>
+        </w:rPr>
+        <w:t xml:space="preserve">      ↓</w:t>
+      </w:r>
+    </w:p>
+    <w:p>
+      <w:pPr>
+        <w:spacing w:after="0" w:line="240" w:lineRule="auto"/>
+        <w:rPr>
+          <w:noProof/>
+          <w:sz w:val="24"/>
+          <w:szCs w:val="24"/>
+        </w:rPr>
+      </w:pPr>
+      <w:r>
+        <w:rPr>
+          <w:noProof/>
+          <w:sz w:val="24"/>
+          <w:szCs w:val="24"/>
+        </w:rPr>
+        <w:t>split first</w:t>
+      </w:r>
+    </w:p>
+    <w:p>
+      <w:pPr>
+        <w:spacing w:after="0" w:line="240" w:lineRule="auto"/>
+        <w:rPr>
+          <w:noProof/>
+          <w:sz w:val="24"/>
+          <w:szCs w:val="24"/>
+        </w:rPr>
+      </w:pPr>
+      <w:r>
+        <w:rPr>
+          <w:noProof/>
+          <w:sz w:val="24"/>
+          <w:szCs w:val="24"/>
+        </w:rPr>
+        <w:t xml:space="preserve">      ↓</w:t>
+      </w:r>
+    </w:p>
+    <w:p>
+      <w:pPr>
+        <w:spacing w:after="0" w:line="240" w:lineRule="auto"/>
+        <w:rPr>
+          <w:noProof/>
+          <w:sz w:val="24"/>
+          <w:szCs w:val="24"/>
+        </w:rPr>
+      </w:pPr>
+      <w:r>
+        <w:rPr>
+          <w:noProof/>
+          <w:sz w:val="24"/>
+          <w:szCs w:val="24"/>
+        </w:rPr>
+        <w:t>preprocess training only</w:t>
+      </w:r>
+    </w:p>
+    <w:p>
+      <w:pPr>
+        <w:spacing w:after="0" w:line="240" w:lineRule="auto"/>
+        <w:rPr>
+          <w:noProof/>
+          <w:sz w:val="24"/>
+          <w:szCs w:val="24"/>
+        </w:rPr>
+      </w:pPr>
+      <w:r>
+        <w:rPr>
+          <w:noProof/>
+          <w:sz w:val="24"/>
+          <w:szCs w:val="24"/>
+        </w:rPr>
+        <w:t xml:space="preserve">      ↓</w:t>
+      </w:r>
+    </w:p>
+    <w:p>
+      <w:pPr>
+        <w:spacing w:after="0" w:line="240" w:lineRule="auto"/>
+        <w:rPr>
+          <w:noProof/>
+          <w:sz w:val="24"/>
+          <w:szCs w:val="24"/>
+        </w:rPr>
+      </w:pPr>
+      <w:r>
+        <w:rPr>
+          <w:noProof/>
+          <w:sz w:val="24"/>
+          <w:szCs w:val="24"/>
+        </w:rPr>
+        <w:t>ARIMA</w:t>
+      </w:r>
+    </w:p>
+    <w:p>
+      <w:pPr>
+        <w:spacing w:after="0" w:line="240" w:lineRule="auto"/>
+        <w:rPr>
+          <w:noProof/>
+          <w:sz w:val="24"/>
+          <w:szCs w:val="24"/>
+        </w:rPr>
+      </w:pPr>
+    </w:p>
+    <w:p>
+      <w:pPr>
+        <w:spacing w:after="0" w:line="240" w:lineRule="auto"/>
+        <w:rPr>
+          <w:noProof/>
+          <w:sz w:val="24"/>
+          <w:szCs w:val="24"/>
+        </w:rPr>
+      </w:pPr>
+    </w:p>
+    <w:p>
+      <w:pPr>
+        <w:spacing w:after="0" w:line="240" w:lineRule="auto"/>
+        <w:rPr>
+          <w:b/>
+          <w:bCs/>
+          <w:noProof/>
+          <w:sz w:val="24"/>
+          <w:szCs w:val="24"/>
+        </w:rPr>
+      </w:pPr>
+      <w:r>
+        <w:rPr>
+          <w:b/>
+          <w:bCs/>
+          <w:noProof/>
+          <w:sz w:val="24"/>
+          <w:szCs w:val="24"/>
+        </w:rPr>
+        <w:t>FINAL FORECAST</w:t>
+      </w:r>
+    </w:p>
+    <w:p>
+      <w:pPr>
+        <w:spacing w:after="0" w:line="240" w:lineRule="auto"/>
+        <w:rPr>
+          <w:noProof/>
+          <w:sz w:val="24"/>
+          <w:szCs w:val="24"/>
+        </w:rPr>
+      </w:pPr>
+    </w:p>
+    <w:p>
+      <w:pPr>
+        <w:spacing w:after="0" w:line="240" w:lineRule="auto"/>
+        <w:rPr>
+          <w:noProof/>
+          <w:sz w:val="24"/>
+          <w:szCs w:val="24"/>
+        </w:rPr>
+      </w:pPr>
+      <w:r>
+        <w:rPr>
+          <w:noProof/>
+          <w:sz w:val="24"/>
+          <w:szCs w:val="24"/>
+        </w:rPr>
+        <w:t>processed dataset</w:t>
+      </w:r>
+    </w:p>
+    <w:p>
+      <w:pPr>
+        <w:spacing w:after="0" w:line="240" w:lineRule="auto"/>
+        <w:rPr>
+          <w:noProof/>
+          <w:sz w:val="24"/>
+          <w:szCs w:val="24"/>
+        </w:rPr>
+      </w:pPr>
+      <w:r>
+        <w:rPr>
+          <w:noProof/>
+          <w:sz w:val="24"/>
+          <w:szCs w:val="24"/>
+        </w:rPr>
+        <w:t xml:space="preserve">      ↓</w:t>
+      </w:r>
+    </w:p>
+    <w:p>
+      <w:pPr>
+        <w:spacing w:after="0" w:line="240" w:lineRule="auto"/>
+        <w:rPr>
+          <w:noProof/>
+          <w:sz w:val="24"/>
+          <w:szCs w:val="24"/>
+        </w:rPr>
+      </w:pPr>
+      <w:r>
+        <w:rPr>
+          <w:noProof/>
+          <w:sz w:val="24"/>
+          <w:szCs w:val="24"/>
+        </w:rPr>
+        <w:t>TemporalPreprocessor(full history)</w:t>
+      </w:r>
+    </w:p>
+    <w:p>
+      <w:pPr>
+        <w:spacing w:after="0" w:line="240" w:lineRule="auto"/>
+        <w:rPr>
+          <w:noProof/>
+          <w:sz w:val="24"/>
+          <w:szCs w:val="24"/>
+        </w:rPr>
+      </w:pPr>
+      <w:r>
+        <w:rPr>
+          <w:noProof/>
+          <w:sz w:val="24"/>
+          <w:szCs w:val="24"/>
+        </w:rPr>
+        <w:t xml:space="preserve">      ↓</w:t>
+      </w:r>
+    </w:p>
+    <w:p>
+      <w:pPr>
+        <w:spacing w:after="0" w:line="240" w:lineRule="auto"/>
+        <w:rPr>
+          <w:noProof/>
+          <w:sz w:val="24"/>
+          <w:szCs w:val="24"/>
+        </w:rPr>
+      </w:pPr>
+      <w:r>
+        <w:rPr>
+          <w:noProof/>
+          <w:sz w:val="24"/>
+          <w:szCs w:val="24"/>
+        </w:rPr>
+        <w:t>ARIMA</w:t>
+      </w:r>
+    </w:p>
+    <w:p>
+      <w:pPr>
+        <w:spacing w:after="0" w:line="240" w:lineRule="auto"/>
+        <w:rPr>
+          <w:noProof/>
+          <w:sz w:val="24"/>
+          <w:szCs w:val="24"/>
+        </w:rPr>
+      </w:pPr>
+      <w:r>
+        <w:rPr>
+          <w:noProof/>
+          <w:sz w:val="24"/>
+          <w:szCs w:val="24"/>
+        </w:rPr>
+        <w:t xml:space="preserve">      ↓</w:t>
+      </w:r>
+    </w:p>
+    <w:p>
+      <w:pPr>
+        <w:spacing w:after="0" w:line="240" w:lineRule="auto"/>
+        <w:rPr>
+          <w:noProof/>
+          <w:sz w:val="24"/>
+          <w:szCs w:val="24"/>
+        </w:rPr>
+      </w:pPr>
+      <w:r>
+        <w:rPr>
+          <w:noProof/>
+          <w:sz w:val="24"/>
+          <w:szCs w:val="24"/>
+        </w:rPr>
+        <w:t>future forecast</w:t>
+      </w:r>
+    </w:p>
+    <w:p>
+      <w:pPr>
+        <w:spacing w:after="0" w:line="240" w:lineRule="auto"/>
+        <w:rPr>
+          <w:noProof/>
+          <w:sz w:val="24"/>
+          <w:szCs w:val="24"/>
+        </w:rPr>
+      </w:pPr>
+    </w:p>
+    <w:p>
+      <w:pPr>
+        <w:spacing w:after="0" w:line="240" w:lineRule="auto"/>
+        <w:rPr>
+          <w:noProof/>
+          <w:sz w:val="24"/>
+          <w:szCs w:val="24"/>
+        </w:rPr>
+      </w:pPr>
+    </w:p>
+    <w:p>
+      <w:pPr>
+        <w:spacing w:after="0" w:line="240" w:lineRule="auto"/>
+        <w:rPr>
+          <w:b/>
+          <w:bCs/>
+          <w:noProof/>
+          <w:sz w:val="28"/>
+          <w:szCs w:val="28"/>
+          <w:u w:val="single"/>
+        </w:rPr>
+      </w:pPr>
+      <w:r>
+        <w:rPr>
+          <w:b/>
+          <w:bCs/>
+          <w:noProof/>
+          <w:sz w:val="28"/>
+          <w:szCs w:val="28"/>
+          <w:u w:val="single"/>
+        </w:rPr>
+        <w:t>“110” Dataset</w:t>
+      </w:r>
+      <w:r>
+        <w:rPr>
+          <w:b/>
+          <w:bCs/>
+          <w:noProof/>
+          <w:sz w:val="28"/>
+          <w:szCs w:val="28"/>
+          <w:u w:val="single"/>
+        </w:rPr>
+        <w:t>:</w:t>
+      </w:r>
+    </w:p>
+    <w:p>
+      <w:pPr>
+        <w:spacing w:after="0" w:line="240" w:lineRule="auto"/>
+        <w:rPr>
+          <w:noProof/>
+          <w:sz w:val="24"/>
+          <w:szCs w:val="24"/>
+        </w:rPr>
+      </w:pPr>
+    </w:p>
+    <w:p>
+      <w:pPr>
+        <w:spacing w:after="0" w:line="240" w:lineRule="auto"/>
+        <w:rPr>
+          <w:noProof/>
+          <w:sz w:val="24"/>
+          <w:szCs w:val="24"/>
+        </w:rPr>
+      </w:pPr>
+      <w:r>
+        <w:rPr>
+          <w:noProof/>
+          <w:sz w:val="24"/>
+          <w:szCs w:val="24"/>
+        </w:rPr>
+        <w:t>original full dataset</w:t>
       </w:r>
     </w:p>
     <w:p>
@@ -36735,100 +38143,90 @@
       <w:pPr>
         <w:spacing w:after="0" w:line="240" w:lineRule="auto"/>
         <w:rPr>
-          <w:b/>
-          <w:bCs/>
-          <w:noProof/>
-          <w:sz w:val="24"/>
-          <w:szCs w:val="24"/>
-        </w:rPr>
-      </w:pPr>
-      <w:r>
-        <w:rPr>
-          <w:b/>
-          <w:bCs/>
-          <w:noProof/>
-          <w:sz w:val="24"/>
-          <w:szCs w:val="24"/>
-        </w:rPr>
-        <w:t>BatteryDataset(df)</w:t>
-      </w:r>
-    </w:p>
-    <w:p>
-      <w:pPr>
-        <w:spacing w:after="0" w:line="240" w:lineRule="auto"/>
-        <w:rPr>
-          <w:noProof/>
-          <w:sz w:val="24"/>
-          <w:szCs w:val="24"/>
-        </w:rPr>
-      </w:pPr>
-    </w:p>
-    <w:p>
-      <w:pPr>
-        <w:spacing w:after="0" w:line="240" w:lineRule="auto"/>
-        <w:rPr>
-          <w:noProof/>
-          <w:sz w:val="24"/>
-          <w:szCs w:val="24"/>
-        </w:rPr>
-      </w:pPr>
-      <w:r>
-        <w:rPr>
-          <w:noProof/>
-          <w:sz w:val="24"/>
-          <w:szCs w:val="24"/>
-        </w:rPr>
-        <w:t>becomes</w:t>
-      </w:r>
-    </w:p>
-    <w:p>
-      <w:pPr>
-        <w:spacing w:after="0" w:line="240" w:lineRule="auto"/>
-        <w:rPr>
-          <w:noProof/>
-          <w:sz w:val="24"/>
-          <w:szCs w:val="24"/>
-        </w:rPr>
-      </w:pPr>
-    </w:p>
-    <w:p>
-      <w:pPr>
-        <w:spacing w:after="0" w:line="240" w:lineRule="auto"/>
-        <w:rPr>
-          <w:noProof/>
-          <w:sz w:val="24"/>
-          <w:szCs w:val="24"/>
-        </w:rPr>
-      </w:pPr>
-      <w:r>
-        <w:rPr>
-          <w:noProof/>
-          <w:sz w:val="24"/>
-          <w:szCs w:val="24"/>
-        </w:rPr>
-        <w:t>datasets/processed/</w:t>
-      </w:r>
-    </w:p>
-    <w:p>
-      <w:pPr>
-        <w:spacing w:after="0" w:line="240" w:lineRule="auto"/>
-        <w:rPr>
-          <w:b/>
-          <w:bCs/>
-          <w:noProof/>
-          <w:sz w:val="24"/>
-          <w:szCs w:val="24"/>
-        </w:rPr>
-      </w:pPr>
-      <w:r>
-        <w:rPr>
-          <w:b/>
-          <w:bCs/>
-          <w:noProof/>
-          <w:sz w:val="24"/>
-          <w:szCs w:val="24"/>
-        </w:rPr>
-        <w:t xml:space="preserve">    + BatteryDataset.from_processed_csv()</w:t>
+          <w:noProof/>
+          <w:sz w:val="24"/>
+          <w:szCs w:val="24"/>
+        </w:rPr>
+      </w:pPr>
+      <w:r>
+        <w:rPr>
+          <w:noProof/>
+          <w:sz w:val="24"/>
+          <w:szCs w:val="24"/>
+        </w:rPr>
+        <w:t>optional evaluation endpoint</w:t>
+      </w:r>
+    </w:p>
+    <w:p>
+      <w:pPr>
+        <w:spacing w:after="0" w:line="240" w:lineRule="auto"/>
+        <w:rPr>
+          <w:noProof/>
+          <w:sz w:val="24"/>
+          <w:szCs w:val="24"/>
+        </w:rPr>
+      </w:pPr>
+      <w:r>
+        <w:rPr>
+          <w:noProof/>
+          <w:sz w:val="24"/>
+          <w:szCs w:val="24"/>
+        </w:rPr>
+        <w:t xml:space="preserve">        ↓</w:t>
+      </w:r>
+    </w:p>
+    <w:p>
+      <w:pPr>
+        <w:spacing w:after="0" w:line="240" w:lineRule="auto"/>
+        <w:rPr>
+          <w:noProof/>
+          <w:sz w:val="24"/>
+          <w:szCs w:val="24"/>
+        </w:rPr>
+      </w:pPr>
+      <w:r>
+        <w:rPr>
+          <w:noProof/>
+          <w:sz w:val="24"/>
+          <w:szCs w:val="24"/>
+        </w:rPr>
+        <w:t>holdout split</w:t>
+      </w:r>
+    </w:p>
+    <w:p>
+      <w:pPr>
+        <w:spacing w:after="0" w:line="240" w:lineRule="auto"/>
+        <w:rPr>
+          <w:noProof/>
+          <w:sz w:val="24"/>
+          <w:szCs w:val="24"/>
+        </w:rPr>
+      </w:pPr>
+      <w:r>
+        <w:rPr>
+          <w:noProof/>
+          <w:sz w:val="24"/>
+          <w:szCs w:val="24"/>
+        </w:rPr>
+        <w:t xml:space="preserve">        ↓</w:t>
+      </w:r>
+    </w:p>
+    <w:p>
+      <w:pPr>
+        <w:spacing w:after="0" w:line="240" w:lineRule="auto"/>
+        <w:rPr>
+          <w:noProof/>
+          <w:sz w:val="24"/>
+          <w:szCs w:val="24"/>
+        </w:rPr>
+      </w:pPr>
+      <w:r>
+        <w:rPr>
+          <w:noProof/>
+          <w:sz w:val="24"/>
+          <w:szCs w:val="24"/>
+        </w:rPr>
+        <w:t>preprocess training only</w:t>
       </w:r>
     </w:p>
     <w:sectPr>
@@ -41606,6 +43004,7 @@
   <w:style w:type="character" w:default="1" w:styleId="VarsaylanParagrafYazTipi">
     <w:name w:val="Default Paragraph Font"/>
     <w:uiPriority w:val="1"/>
+    <w:semiHidden/>
     <w:unhideWhenUsed/>
   </w:style>
   <w:style w:type="table" w:default="1" w:styleId="NormalTablo">
